--- a/docs/course-design/赵文彪-飞跃.docx
+++ b/docs/course-design/赵文彪-飞跃.docx
@@ -103,214 +103,360 @@
         </w:rPr>
       </w:r>
     </w:p>
-    <w:p>
-      <w:pPr>
+    <w:tbl>
+      <w:tblPr>
+        <w:tblW w:type="dxa" w:w="7371"/>
         <w:jc w:val="center"/>
-        <w:spacing w:line="360" w:lineRule="auto"/>
-      </w:pPr>
-      <w:r>
-        <w:rPr>
-          <w:rFonts w:ascii="Times New Roman" w:hAnsi="Times New Roman" w:eastAsia="宋体"/>
-          <w:b w:val="0"/>
-          <w:color w:val="000000"/>
-          <w:sz w:val="32"/>
-          <w:u w:val="none"/>
-        </w:rPr>
-        <w:t>题　　目：</w:t>
-      </w:r>
-      <w:r>
-        <w:rPr>
-          <w:rFonts w:ascii="Times New Roman" w:hAnsi="Times New Roman" w:eastAsia="宋体"/>
-          <w:b w:val="0"/>
-          <w:color w:val="000000"/>
-          <w:sz w:val="32"/>
-          <w:u w:val="single"/>
-        </w:rPr>
-        <w:t xml:space="preserve">　新疆大学飞跃手册（xju-feiyue）　</w:t>
-      </w:r>
-    </w:p>
-    <w:p>
-      <w:pPr>
-        <w:jc w:val="center"/>
-        <w:spacing w:line="360" w:lineRule="auto"/>
-      </w:pPr>
-      <w:r>
-        <w:rPr>
-          <w:rFonts w:ascii="Times New Roman" w:hAnsi="Times New Roman" w:eastAsia="宋体"/>
-          <w:b w:val="0"/>
-          <w:color w:val="000000"/>
-          <w:sz w:val="32"/>
-          <w:u w:val="none"/>
-        </w:rPr>
-        <w:t>团　　队：</w:t>
-      </w:r>
-      <w:r>
-        <w:rPr>
-          <w:rFonts w:ascii="Times New Roman" w:hAnsi="Times New Roman" w:eastAsia="宋体"/>
-          <w:b w:val="0"/>
-          <w:color w:val="000000"/>
-          <w:sz w:val="32"/>
-          <w:u w:val="single"/>
-        </w:rPr>
-        <w:t xml:space="preserve">　　　　　　　　　　</w:t>
-      </w:r>
-    </w:p>
-    <w:p>
-      <w:pPr>
-        <w:jc w:val="center"/>
-        <w:spacing w:line="360" w:lineRule="auto"/>
-      </w:pPr>
-      <w:r>
-        <w:rPr>
-          <w:rFonts w:ascii="Times New Roman" w:hAnsi="Times New Roman" w:eastAsia="宋体"/>
-          <w:b w:val="0"/>
-          <w:color w:val="000000"/>
-          <w:sz w:val="32"/>
-          <w:u w:val="none"/>
-        </w:rPr>
-        <w:t>姓　　名：</w:t>
-      </w:r>
-      <w:r>
-        <w:rPr>
-          <w:rFonts w:ascii="Times New Roman" w:hAnsi="Times New Roman" w:eastAsia="宋体"/>
-          <w:b w:val="0"/>
-          <w:color w:val="000000"/>
-          <w:sz w:val="32"/>
-          <w:u w:val="single"/>
-        </w:rPr>
-        <w:t xml:space="preserve">　　　赵文彪　　　　</w:t>
-      </w:r>
-    </w:p>
-    <w:p>
-      <w:pPr>
-        <w:jc w:val="center"/>
-        <w:spacing w:line="360" w:lineRule="auto"/>
-      </w:pPr>
-      <w:r>
-        <w:rPr>
-          <w:rFonts w:ascii="Times New Roman" w:hAnsi="Times New Roman" w:eastAsia="宋体"/>
-          <w:b w:val="0"/>
-          <w:color w:val="000000"/>
-          <w:sz w:val="32"/>
-          <w:u w:val="none"/>
-        </w:rPr>
-        <w:t xml:space="preserve">　　　　：</w:t>
-      </w:r>
-      <w:r>
-        <w:rPr>
-          <w:rFonts w:ascii="Times New Roman" w:hAnsi="Times New Roman" w:eastAsia="宋体"/>
-          <w:b w:val="0"/>
-          <w:color w:val="000000"/>
-          <w:sz w:val="32"/>
-          <w:u w:val="single"/>
-        </w:rPr>
-        <w:t xml:space="preserve">　　　　　　　　　　</w:t>
-      </w:r>
-    </w:p>
-    <w:p>
-      <w:pPr>
-        <w:jc w:val="center"/>
-        <w:spacing w:line="360" w:lineRule="auto"/>
-      </w:pPr>
-      <w:r>
-        <w:rPr>
-          <w:rFonts w:ascii="Times New Roman" w:hAnsi="Times New Roman" w:eastAsia="宋体"/>
-          <w:b w:val="0"/>
-          <w:color w:val="000000"/>
-          <w:sz w:val="32"/>
-          <w:u w:val="none"/>
-        </w:rPr>
-        <w:t>所在学院：</w:t>
-      </w:r>
-      <w:r>
-        <w:rPr>
-          <w:rFonts w:ascii="Times New Roman" w:hAnsi="Times New Roman" w:eastAsia="宋体"/>
-          <w:b w:val="0"/>
-          <w:color w:val="000000"/>
-          <w:sz w:val="32"/>
-          <w:u w:val="single"/>
-        </w:rPr>
-        <w:t xml:space="preserve">　计算机科学与技术学院　</w:t>
-      </w:r>
-    </w:p>
-    <w:p>
-      <w:pPr>
-        <w:jc w:val="center"/>
-        <w:spacing w:line="360" w:lineRule="auto"/>
-      </w:pPr>
-      <w:r>
-        <w:rPr>
-          <w:rFonts w:ascii="Times New Roman" w:hAnsi="Times New Roman" w:eastAsia="宋体"/>
-          <w:b w:val="0"/>
-          <w:color w:val="000000"/>
-          <w:sz w:val="32"/>
-          <w:u w:val="none"/>
-        </w:rPr>
-        <w:t>班　　级：</w:t>
-      </w:r>
-      <w:r>
-        <w:rPr>
-          <w:rFonts w:ascii="Times New Roman" w:hAnsi="Times New Roman" w:eastAsia="宋体"/>
-          <w:b w:val="0"/>
-          <w:color w:val="000000"/>
-          <w:sz w:val="32"/>
-          <w:u w:val="single"/>
-        </w:rPr>
-        <w:t xml:space="preserve">　　　　　　　　　　</w:t>
-      </w:r>
-    </w:p>
-    <w:p>
-      <w:pPr>
-        <w:jc w:val="center"/>
-        <w:spacing w:line="360" w:lineRule="auto"/>
-      </w:pPr>
-      <w:r>
-        <w:rPr>
-          <w:rFonts w:ascii="Times New Roman" w:hAnsi="Times New Roman" w:eastAsia="宋体"/>
-          <w:b w:val="0"/>
-          <w:color w:val="000000"/>
-          <w:sz w:val="32"/>
-          <w:u w:val="none"/>
-        </w:rPr>
-        <w:t>指导教师：</w:t>
-      </w:r>
-      <w:r>
-        <w:rPr>
-          <w:rFonts w:ascii="Times New Roman" w:hAnsi="Times New Roman" w:eastAsia="宋体"/>
-          <w:b w:val="0"/>
-          <w:color w:val="000000"/>
-          <w:sz w:val="32"/>
-          <w:u w:val="single"/>
-        </w:rPr>
-        <w:t xml:space="preserve">　　买合木提·买买提　　</w:t>
-      </w:r>
-    </w:p>
-    <w:p>
-      <w:pPr>
-        <w:jc w:val="center"/>
-        <w:spacing w:line="360" w:lineRule="auto"/>
-      </w:pPr>
-      <w:r>
-        <w:rPr>
-          <w:rFonts w:ascii="Times New Roman" w:hAnsi="Times New Roman" w:eastAsia="宋体"/>
-          <w:b w:val="0"/>
-          <w:color w:val="000000"/>
-          <w:sz w:val="32"/>
-          <w:u w:val="none"/>
-        </w:rPr>
-        <w:t>职　　称：</w:t>
-      </w:r>
-      <w:r>
-        <w:rPr>
-          <w:rFonts w:ascii="Times New Roman" w:hAnsi="Times New Roman" w:eastAsia="宋体"/>
-          <w:b w:val="0"/>
-          <w:color w:val="000000"/>
-          <w:sz w:val="32"/>
-          <w:u w:val="single"/>
-        </w:rPr>
-        <w:t xml:space="preserve">　　　高级实验师　　　　</w:t>
-      </w:r>
-    </w:p>
+        <w:tblLook w:firstColumn="1" w:firstRow="1" w:lastColumn="0" w:lastRow="0" w:noHBand="0" w:noVBand="1" w:val="04A0"/>
+        <w:tblLayout w:type="fixed"/>
+        <w:tblBorders>
+          <w:top w:val="nil"/>
+          <w:left w:val="nil"/>
+          <w:bottom w:val="nil"/>
+          <w:right w:val="nil"/>
+          <w:insideH w:val="nil"/>
+          <w:insideV w:val="nil"/>
+        </w:tblBorders>
+      </w:tblPr>
+      <w:tblGrid>
+        <w:gridCol w:w="4156"/>
+        <w:gridCol w:w="4156"/>
+      </w:tblGrid>
+      <w:tr>
+        <w:trPr>
+          <w:trHeight w:val="408" w:hRule="atLeast"/>
+        </w:trPr>
+        <w:tc>
+          <w:tcPr>
+            <w:tcW w:type="dxa" w:w="1757"/>
+            <w:vAlign w:val="center"/>
+          </w:tcPr>
+          <w:p>
+            <w:pPr>
+              <w:spacing w:before="0" w:after="0" w:line="240" w:lineRule="auto"/>
+              <w:jc w:val="right"/>
+            </w:pPr>
+            <w:r>
+              <w:rPr>
+                <w:rFonts w:ascii="Times New Roman" w:hAnsi="Times New Roman" w:eastAsia="宋体"/>
+                <w:b w:val="0"/>
+                <w:sz w:val="28"/>
+              </w:rPr>
+              <w:t>题　　目：</w:t>
+            </w:r>
+          </w:p>
+        </w:tc>
+        <w:tc>
+          <w:tcPr>
+            <w:tcW w:type="dxa" w:w="5613"/>
+            <w:vAlign w:val="center"/>
+            <w:tcBorders>
+              <w:bottom w:val="single" w:sz="8" w:space="0" w:color="000000"/>
+            </w:tcBorders>
+          </w:tcPr>
+          <w:p>
+            <w:pPr>
+              <w:spacing w:before="0" w:after="0" w:line="240" w:lineRule="auto"/>
+              <w:jc w:val="center"/>
+            </w:pPr>
+            <w:r>
+              <w:rPr>
+                <w:rFonts w:ascii="Times New Roman" w:hAnsi="Times New Roman" w:eastAsia="宋体"/>
+                <w:b w:val="0"/>
+                <w:sz w:val="28"/>
+              </w:rPr>
+              <w:t>新疆大学飞跃手册（xju-feiyue）</w:t>
+            </w:r>
+          </w:p>
+        </w:tc>
+      </w:tr>
+      <w:tr>
+        <w:trPr>
+          <w:trHeight w:val="408" w:hRule="atLeast"/>
+        </w:trPr>
+        <w:tc>
+          <w:tcPr>
+            <w:tcW w:type="dxa" w:w="1757"/>
+            <w:vAlign w:val="center"/>
+          </w:tcPr>
+          <w:p>
+            <w:pPr>
+              <w:spacing w:before="0" w:after="0" w:line="240" w:lineRule="auto"/>
+              <w:jc w:val="right"/>
+            </w:pPr>
+            <w:r>
+              <w:rPr>
+                <w:rFonts w:ascii="Times New Roman" w:hAnsi="Times New Roman" w:eastAsia="宋体"/>
+                <w:b w:val="0"/>
+                <w:sz w:val="28"/>
+              </w:rPr>
+              <w:t>团　　队：</w:t>
+            </w:r>
+          </w:p>
+        </w:tc>
+        <w:tc>
+          <w:tcPr>
+            <w:tcW w:type="dxa" w:w="5613"/>
+            <w:vAlign w:val="center"/>
+            <w:tcBorders>
+              <w:bottom w:val="single" w:sz="8" w:space="0" w:color="000000"/>
+            </w:tcBorders>
+          </w:tcPr>
+          <w:p>
+            <w:pPr>
+              <w:spacing w:before="0" w:after="0" w:line="240" w:lineRule="auto"/>
+              <w:jc w:val="center"/>
+            </w:pPr>
+            <w:r>
+              <w:rPr>
+                <w:rFonts w:ascii="Times New Roman" w:hAnsi="Times New Roman" w:eastAsia="宋体"/>
+                <w:b w:val="0"/>
+                <w:sz w:val="28"/>
+              </w:rPr>
+            </w:r>
+          </w:p>
+        </w:tc>
+      </w:tr>
+      <w:tr>
+        <w:trPr>
+          <w:trHeight w:val="408" w:hRule="atLeast"/>
+        </w:trPr>
+        <w:tc>
+          <w:tcPr>
+            <w:tcW w:type="dxa" w:w="1757"/>
+            <w:vAlign w:val="center"/>
+          </w:tcPr>
+          <w:p>
+            <w:pPr>
+              <w:spacing w:before="0" w:after="0" w:line="240" w:lineRule="auto"/>
+              <w:jc w:val="right"/>
+            </w:pPr>
+            <w:r>
+              <w:rPr>
+                <w:rFonts w:ascii="Times New Roman" w:hAnsi="Times New Roman" w:eastAsia="宋体"/>
+                <w:b w:val="0"/>
+                <w:sz w:val="28"/>
+              </w:rPr>
+              <w:t>姓　　名：</w:t>
+            </w:r>
+          </w:p>
+        </w:tc>
+        <w:tc>
+          <w:tcPr>
+            <w:tcW w:type="dxa" w:w="5613"/>
+            <w:vAlign w:val="center"/>
+            <w:tcBorders>
+              <w:bottom w:val="single" w:sz="8" w:space="0" w:color="000000"/>
+            </w:tcBorders>
+          </w:tcPr>
+          <w:p>
+            <w:pPr>
+              <w:spacing w:before="0" w:after="0" w:line="240" w:lineRule="auto"/>
+              <w:jc w:val="center"/>
+            </w:pPr>
+            <w:r>
+              <w:rPr>
+                <w:rFonts w:ascii="Times New Roman" w:hAnsi="Times New Roman" w:eastAsia="宋体"/>
+                <w:b w:val="0"/>
+                <w:sz w:val="28"/>
+              </w:rPr>
+              <w:t>赵文彪</w:t>
+            </w:r>
+          </w:p>
+        </w:tc>
+      </w:tr>
+      <w:tr>
+        <w:trPr>
+          <w:trHeight w:val="408" w:hRule="atLeast"/>
+        </w:trPr>
+        <w:tc>
+          <w:tcPr>
+            <w:tcW w:type="dxa" w:w="1757"/>
+            <w:vAlign w:val="center"/>
+          </w:tcPr>
+          <w:p>
+            <w:pPr>
+              <w:spacing w:before="0" w:after="0" w:line="240" w:lineRule="auto"/>
+              <w:jc w:val="right"/>
+            </w:pPr>
+            <w:r>
+              <w:rPr>
+                <w:rFonts w:ascii="Times New Roman" w:hAnsi="Times New Roman" w:eastAsia="宋体"/>
+                <w:b w:val="0"/>
+                <w:sz w:val="28"/>
+              </w:rPr>
+              <w:t>所在学院：</w:t>
+            </w:r>
+          </w:p>
+        </w:tc>
+        <w:tc>
+          <w:tcPr>
+            <w:tcW w:type="dxa" w:w="5613"/>
+            <w:vAlign w:val="center"/>
+            <w:tcBorders>
+              <w:bottom w:val="single" w:sz="8" w:space="0" w:color="000000"/>
+            </w:tcBorders>
+          </w:tcPr>
+          <w:p>
+            <w:pPr>
+              <w:spacing w:before="0" w:after="0" w:line="240" w:lineRule="auto"/>
+              <w:jc w:val="center"/>
+            </w:pPr>
+            <w:r>
+              <w:rPr>
+                <w:rFonts w:ascii="Times New Roman" w:hAnsi="Times New Roman" w:eastAsia="宋体"/>
+                <w:b w:val="0"/>
+                <w:sz w:val="28"/>
+              </w:rPr>
+              <w:t>计算机科学与技术学院</w:t>
+            </w:r>
+          </w:p>
+        </w:tc>
+      </w:tr>
+      <w:tr>
+        <w:trPr>
+          <w:trHeight w:val="408" w:hRule="atLeast"/>
+        </w:trPr>
+        <w:tc>
+          <w:tcPr>
+            <w:tcW w:type="dxa" w:w="1757"/>
+            <w:vAlign w:val="center"/>
+          </w:tcPr>
+          <w:p>
+            <w:pPr>
+              <w:spacing w:before="0" w:after="0" w:line="240" w:lineRule="auto"/>
+              <w:jc w:val="right"/>
+            </w:pPr>
+            <w:r>
+              <w:rPr>
+                <w:rFonts w:ascii="Times New Roman" w:hAnsi="Times New Roman" w:eastAsia="宋体"/>
+                <w:b w:val="0"/>
+                <w:sz w:val="28"/>
+              </w:rPr>
+              <w:t>班　　级：</w:t>
+            </w:r>
+          </w:p>
+        </w:tc>
+        <w:tc>
+          <w:tcPr>
+            <w:tcW w:type="dxa" w:w="5613"/>
+            <w:vAlign w:val="center"/>
+            <w:tcBorders>
+              <w:bottom w:val="single" w:sz="8" w:space="0" w:color="000000"/>
+            </w:tcBorders>
+          </w:tcPr>
+          <w:p>
+            <w:pPr>
+              <w:spacing w:before="0" w:after="0" w:line="240" w:lineRule="auto"/>
+              <w:jc w:val="center"/>
+            </w:pPr>
+            <w:r>
+              <w:rPr>
+                <w:rFonts w:ascii="Times New Roman" w:hAnsi="Times New Roman" w:eastAsia="宋体"/>
+                <w:b w:val="0"/>
+                <w:sz w:val="28"/>
+              </w:rPr>
+            </w:r>
+          </w:p>
+        </w:tc>
+      </w:tr>
+      <w:tr>
+        <w:trPr>
+          <w:trHeight w:val="408" w:hRule="atLeast"/>
+        </w:trPr>
+        <w:tc>
+          <w:tcPr>
+            <w:tcW w:type="dxa" w:w="1757"/>
+            <w:vAlign w:val="center"/>
+          </w:tcPr>
+          <w:p>
+            <w:pPr>
+              <w:spacing w:before="0" w:after="0" w:line="240" w:lineRule="auto"/>
+              <w:jc w:val="right"/>
+            </w:pPr>
+            <w:r>
+              <w:rPr>
+                <w:rFonts w:ascii="Times New Roman" w:hAnsi="Times New Roman" w:eastAsia="宋体"/>
+                <w:b w:val="0"/>
+                <w:sz w:val="28"/>
+              </w:rPr>
+              <w:t>指导教师：</w:t>
+            </w:r>
+          </w:p>
+        </w:tc>
+        <w:tc>
+          <w:tcPr>
+            <w:tcW w:type="dxa" w:w="5613"/>
+            <w:vAlign w:val="center"/>
+            <w:tcBorders>
+              <w:bottom w:val="single" w:sz="8" w:space="0" w:color="000000"/>
+            </w:tcBorders>
+          </w:tcPr>
+          <w:p>
+            <w:pPr>
+              <w:spacing w:before="0" w:after="0" w:line="240" w:lineRule="auto"/>
+              <w:jc w:val="center"/>
+            </w:pPr>
+            <w:r>
+              <w:rPr>
+                <w:rFonts w:ascii="Times New Roman" w:hAnsi="Times New Roman" w:eastAsia="宋体"/>
+                <w:b w:val="0"/>
+                <w:sz w:val="28"/>
+              </w:rPr>
+              <w:t>买合木提·买买提</w:t>
+            </w:r>
+          </w:p>
+        </w:tc>
+      </w:tr>
+      <w:tr>
+        <w:trPr>
+          <w:trHeight w:val="408" w:hRule="atLeast"/>
+        </w:trPr>
+        <w:tc>
+          <w:tcPr>
+            <w:tcW w:type="dxa" w:w="1757"/>
+            <w:vAlign w:val="center"/>
+          </w:tcPr>
+          <w:p>
+            <w:pPr>
+              <w:spacing w:before="0" w:after="0" w:line="240" w:lineRule="auto"/>
+              <w:jc w:val="right"/>
+            </w:pPr>
+            <w:r>
+              <w:rPr>
+                <w:rFonts w:ascii="Times New Roman" w:hAnsi="Times New Roman" w:eastAsia="宋体"/>
+                <w:b w:val="0"/>
+                <w:sz w:val="28"/>
+              </w:rPr>
+              <w:t>职　　称：</w:t>
+            </w:r>
+          </w:p>
+        </w:tc>
+        <w:tc>
+          <w:tcPr>
+            <w:tcW w:type="dxa" w:w="5613"/>
+            <w:vAlign w:val="center"/>
+            <w:tcBorders>
+              <w:bottom w:val="single" w:sz="8" w:space="0" w:color="000000"/>
+            </w:tcBorders>
+          </w:tcPr>
+          <w:p>
+            <w:pPr>
+              <w:spacing w:before="0" w:after="0" w:line="240" w:lineRule="auto"/>
+              <w:jc w:val="center"/>
+            </w:pPr>
+            <w:r>
+              <w:rPr>
+                <w:rFonts w:ascii="Times New Roman" w:hAnsi="Times New Roman" w:eastAsia="宋体"/>
+                <w:b w:val="0"/>
+                <w:sz w:val="28"/>
+              </w:rPr>
+              <w:t>高级实验师</w:t>
+            </w:r>
+          </w:p>
+        </w:tc>
+      </w:tr>
+    </w:tbl>
     <w:p>
       <w:pPr>
         <w:spacing w:line="360" w:lineRule="auto"/>
@@ -1474,6 +1620,11 @@
         </w:tc>
       </w:tr>
     </w:tbl>
+    <w:p>
+      <w:r>
+        <w:br w:type="page"/>
+      </w:r>
+    </w:p>
     <w:p>
       <w:pPr>
         <w:jc w:val="center"/>

--- a/docs/course-design/赵文彪-飞跃.docx
+++ b/docs/course-design/赵文彪-飞跃.docx
@@ -10790,233 +10790,1886 @@
     <w:p>
       <w:pPr>
         <w:pStyle w:val="Heading2"/>
-      </w:pPr>
-      <w:r>
-        <w:t>1 引言</w:t>
-      </w:r>
-    </w:p>
-    <w:p>
-      <w:pPr>
-        <w:spacing w:line="360" w:lineRule="auto"/>
-        <w:ind w:firstLineChars="200" w:firstLine="480"/>
+        <w:spacing w:before="240" w:after="120" w:line="276" w:lineRule="auto"/>
+        <w:jc w:val="left"/>
       </w:pPr>
       <w:r>
         <w:rPr>
           <w:rFonts w:ascii="Times New Roman" w:hAnsi="Times New Roman" w:eastAsia="宋体"/>
           <w:b w:val="0"/>
-          <w:color w:val="808080"/>
-          <w:sz w:val="24"/>
-          <w:u w:val="none"/>
+          <w:sz w:val="30"/>
         </w:rPr>
-        <w:t>【待填】编写目的、背景、定义、参考资料。</w:t>
+        <w:t>1 引言</w:t>
       </w:r>
     </w:p>
     <w:p>
       <w:pPr>
-        <w:pStyle w:val="Heading2"/>
-      </w:pPr>
-      <w:r>
-        <w:t>2 项目概述</w:t>
-      </w:r>
-    </w:p>
-    <w:p>
-      <w:pPr>
-        <w:pStyle w:val="Heading3"/>
-      </w:pPr>
-      <w:r>
-        <w:t>2.1 工作内容</w:t>
-      </w:r>
-    </w:p>
-    <w:p>
-      <w:pPr>
-        <w:pStyle w:val="Heading3"/>
-      </w:pPr>
-      <w:r>
-        <w:t>2.2 主要参加人员</w:t>
-      </w:r>
-    </w:p>
-    <w:p>
-      <w:pPr>
-        <w:pStyle w:val="Heading3"/>
-      </w:pPr>
-      <w:r>
-        <w:t>2.3 产品</w:t>
-      </w:r>
-    </w:p>
-    <w:p>
-      <w:pPr>
-        <w:spacing w:line="360" w:lineRule="auto"/>
-        <w:ind w:firstLineChars="200" w:firstLine="480"/>
+        <w:spacing w:before="0" w:after="0" w:line="360" w:lineRule="auto"/>
+        <w:jc w:val="left"/>
       </w:pPr>
       <w:r>
         <w:rPr>
           <w:rFonts w:ascii="Times New Roman" w:hAnsi="Times New Roman" w:eastAsia="宋体"/>
           <w:b w:val="0"/>
-          <w:color w:val="808080"/>
           <w:sz w:val="24"/>
-          <w:u w:val="none"/>
         </w:rPr>
-        <w:t>【待填】程序/文档/服务/非移交产品清单。</w:t>
+        <w:t>本系统开发计划用于明确新疆大学飞跃手册项目在课程周期内的开发顺序、人员分工、阶段产物、进度安排和支持条件。计划覆盖从开发环境熟悉、需求分析、概要设计、详细设计到编码实现与测试的全过程，作为后续章节编写、代码实现和验收检查的共同依据。</w:t>
       </w:r>
     </w:p>
     <w:p>
       <w:pPr>
-        <w:pStyle w:val="Heading3"/>
-      </w:pPr>
-      <w:r>
-        <w:t>2.4 验收标准</w:t>
-      </w:r>
-    </w:p>
-    <w:p>
-      <w:pPr>
-        <w:pStyle w:val="Heading3"/>
-      </w:pPr>
-      <w:r>
-        <w:t>2.5 完成项目的最迟期限</w:t>
-      </w:r>
-    </w:p>
-    <w:p>
-      <w:pPr>
-        <w:pStyle w:val="Heading3"/>
-      </w:pPr>
-      <w:r>
-        <w:t>2.6 本计划的批准者和批准日期</w:t>
-      </w:r>
-    </w:p>
-    <w:p>
-      <w:pPr>
-        <w:pStyle w:val="Heading2"/>
-      </w:pPr>
-      <w:r>
-        <w:t>3 实施计划</w:t>
-      </w:r>
-    </w:p>
-    <w:p>
-      <w:pPr>
-        <w:pStyle w:val="Heading3"/>
-      </w:pPr>
-      <w:r>
-        <w:t>3.1 工作任务的分解与人员分工</w:t>
-      </w:r>
-    </w:p>
-    <w:p>
-      <w:pPr>
-        <w:spacing w:line="360" w:lineRule="auto"/>
-        <w:ind w:firstLineChars="200" w:firstLine="480"/>
+        <w:spacing w:before="0" w:after="0" w:line="360" w:lineRule="auto"/>
+        <w:jc w:val="left"/>
       </w:pPr>
       <w:r>
         <w:rPr>
           <w:rFonts w:ascii="Times New Roman" w:hAnsi="Times New Roman" w:eastAsia="宋体"/>
           <w:b w:val="0"/>
-          <w:color w:val="808080"/>
           <w:sz w:val="24"/>
-          <w:u w:val="none"/>
         </w:rPr>
-        <w:t>【待填】按模块分解到人，建议用表格。</w:t>
+        <w:t>本计划中的 AI 开发工具主要指 CodeArts、Claude Code 等辅助编码与项目管理工具；Tailscale 指用于远程组网与设备互联的工具；tmux、ssh 自动化 AI 开发工作流指在远程会话中保持持续开发环境、执行命令和同步状态的工作方式；WSL 指 Windows Subsystem for Linux，用于在本地模拟服务器端部署与测试。</w:t>
       </w:r>
     </w:p>
     <w:p>
       <w:pPr>
-        <w:pStyle w:val="Heading3"/>
-      </w:pPr>
-      <w:r>
-        <w:t>3.2 接口人员</w:t>
-      </w:r>
-    </w:p>
-    <w:p>
-      <w:pPr>
-        <w:pStyle w:val="Heading3"/>
-      </w:pPr>
-      <w:r>
-        <w:t>3.3 进度</w:t>
-      </w:r>
-    </w:p>
-    <w:p>
-      <w:pPr>
-        <w:spacing w:line="360" w:lineRule="auto"/>
-        <w:ind w:firstLineChars="200" w:firstLine="480"/>
+        <w:pStyle w:val="Heading2"/>
+        <w:spacing w:before="240" w:after="120" w:line="276" w:lineRule="auto"/>
+        <w:jc w:val="left"/>
       </w:pPr>
       <w:r>
         <w:rPr>
           <w:rFonts w:ascii="Times New Roman" w:hAnsi="Times New Roman" w:eastAsia="宋体"/>
           <w:b w:val="0"/>
-          <w:color w:val="808080"/>
-          <w:sz w:val="24"/>
-          <w:u w:val="none"/>
+          <w:sz w:val="30"/>
         </w:rPr>
-        <w:t>【待填】甘特图或进度三线表（表 3-1）。</w:t>
+        <w:t>2 项目概述</w:t>
       </w:r>
     </w:p>
     <w:p>
       <w:pPr>
         <w:pStyle w:val="Heading3"/>
-      </w:pPr>
-      <w:r>
-        <w:t>3.4 预算</w:t>
-      </w:r>
-    </w:p>
-    <w:p>
-      <w:pPr>
-        <w:spacing w:line="360" w:lineRule="auto"/>
-        <w:ind w:firstLineChars="200" w:firstLine="480"/>
+        <w:spacing w:before="120" w:after="60" w:line="276" w:lineRule="auto"/>
+        <w:jc w:val="left"/>
       </w:pPr>
       <w:r>
         <w:rPr>
           <w:rFonts w:ascii="Times New Roman" w:hAnsi="Times New Roman" w:eastAsia="宋体"/>
           <w:b w:val="0"/>
-          <w:color w:val="808080"/>
-          <w:sz w:val="24"/>
-          <w:u w:val="none"/>
+          <w:sz w:val="28"/>
         </w:rPr>
-        <w:t>【待填】与第二章 6.1 口径一致。</w:t>
+        <w:t>2.1 工作内容</w:t>
       </w:r>
     </w:p>
     <w:p>
       <w:pPr>
-        <w:pStyle w:val="Heading3"/>
-      </w:pPr>
-      <w:r>
-        <w:t>3.5 关键问题</w:t>
+        <w:spacing w:before="0" w:after="0" w:line="360" w:lineRule="auto"/>
+        <w:jc w:val="left"/>
+      </w:pPr>
+      <w:r>
+        <w:rPr>
+          <w:rFonts w:ascii="Times New Roman" w:hAnsi="Times New Roman" w:eastAsia="宋体"/>
+          <w:b w:val="0"/>
+          <w:sz w:val="24"/>
+        </w:rPr>
+        <w:t>项目工作按时间顺序推进。2026 年 7 月 4 日，项目组集中熟悉 CodeArts、Claude Code 等 AI 开发工具，熟悉 Tailscale 远程组网工具，了解 tmux、ssh 自动化 AI 开发工作流，并在 WSL 本地环境模拟服务器端测试部署流程。2026 年 7 月 5 日至 7 月 6 日，项目组围绕四个业务模块并行完成需求分析、概要设计、详细设计、编码实现与测试材料整理。</w:t>
       </w:r>
     </w:p>
     <w:p>
       <w:pPr>
-        <w:pStyle w:val="Heading2"/>
-      </w:pPr>
-      <w:r>
-        <w:t>4 支持条件</w:t>
+        <w:spacing w:before="0" w:after="0" w:line="360" w:lineRule="auto"/>
+        <w:jc w:val="left"/>
+      </w:pPr>
+      <w:r>
+        <w:rPr>
+          <w:rFonts w:ascii="Times New Roman" w:hAnsi="Times New Roman" w:eastAsia="宋体"/>
+          <w:b w:val="0"/>
+          <w:sz w:val="24"/>
+        </w:rPr>
+        <w:t>四个业务模块分别为：笔记系统（写作、展示、评论、点赞）、资料库与教务学分自查、导师/院校库与 CCF 会议截稿、管理后台与鉴权/班级空间/小组协作。各模块均需形成第 4 章需求、第 5 章概要、第 6 章详细设计和第 7 章测试所需的图表、叙述表、核心代码和测试要点。</w:t>
       </w:r>
     </w:p>
     <w:p>
       <w:pPr>
         <w:pStyle w:val="Heading3"/>
-      </w:pPr>
-      <w:r>
-        <w:t>4.1 计算机系统支持</w:t>
+        <w:spacing w:before="120" w:after="60" w:line="276" w:lineRule="auto"/>
+        <w:jc w:val="left"/>
+      </w:pPr>
+      <w:r>
+        <w:rPr>
+          <w:rFonts w:ascii="Times New Roman" w:hAnsi="Times New Roman" w:eastAsia="宋体"/>
+          <w:b w:val="0"/>
+          <w:sz w:val="28"/>
+        </w:rPr>
+        <w:t>2.2 主要参加人员</w:t>
       </w:r>
     </w:p>
     <w:p>
       <w:pPr>
-        <w:pStyle w:val="Heading3"/>
-      </w:pPr>
-      <w:r>
-        <w:t>4.2 需由用户承担的工作</w:t>
+        <w:spacing w:before="0" w:after="0" w:line="360" w:lineRule="auto"/>
+        <w:jc w:val="left"/>
+      </w:pPr>
+      <w:r>
+        <w:rPr>
+          <w:rFonts w:ascii="Times New Roman" w:hAnsi="Times New Roman" w:eastAsia="宋体"/>
+          <w:b w:val="0"/>
+          <w:sz w:val="24"/>
+        </w:rPr>
+        <w:t>小组成员为：组长赵文彪；组员丁水悦、王艺婷、石建华、陶语涵（组员按姓氏笔画排序）。组长负责总体方案、开发工作流、模块集成、文档统稿与关键设计复核；组员按业务域分模块完成需求、设计、实现和测试材料。</w:t>
       </w:r>
     </w:p>
     <w:p>
       <w:pPr>
         <w:pStyle w:val="Heading3"/>
-      </w:pPr>
-      <w:r>
-        <w:t>4.3 由外单位提供的条件</w:t>
+        <w:spacing w:before="120" w:after="60" w:line="276" w:lineRule="auto"/>
+        <w:jc w:val="left"/>
+      </w:pPr>
+      <w:r>
+        <w:rPr>
+          <w:rFonts w:ascii="Times New Roman" w:hAnsi="Times New Roman" w:eastAsia="宋体"/>
+          <w:b w:val="0"/>
+          <w:sz w:val="28"/>
+        </w:rPr>
+        <w:t>2.3 产品</w:t>
       </w:r>
     </w:p>
     <w:p>
       <w:pPr>
+        <w:spacing w:before="0" w:after="0" w:line="360" w:lineRule="auto"/>
+        <w:jc w:val="left"/>
+      </w:pPr>
+      <w:r>
+        <w:rPr>
+          <w:rFonts w:ascii="Times New Roman" w:hAnsi="Times New Roman" w:eastAsia="宋体"/>
+          <w:b w:val="0"/>
+          <w:sz w:val="24"/>
+        </w:rPr>
+        <w:t>软件产品包括飞跃手册 Web 系统、后端 API 服务、数据库结构、浏览器端教务导入脚本或扩展、资料上传与预览能力、导师/会议只读数据挂载能力、管理后台与班级空间功能。文档产品包括需求分析、概要设计、详细设计、测试报告、用户操作手册、总结与附录材料。</w:t>
+      </w:r>
+    </w:p>
+    <w:p>
+      <w:pPr>
+        <w:spacing w:before="0" w:after="0" w:line="360" w:lineRule="auto"/>
+        <w:jc w:val="left"/>
+      </w:pPr>
+      <w:r>
+        <w:rPr>
+          <w:rFonts w:ascii="Times New Roman" w:hAnsi="Times New Roman" w:eastAsia="宋体"/>
+          <w:b w:val="0"/>
+          <w:sz w:val="24"/>
+        </w:rPr>
+        <w:t>不作为独立移交产品的内容包括临时调试脚本、本地缓存、个人开发环境配置和仅用于一次性验证的中间数据。</w:t>
+      </w:r>
+    </w:p>
+    <w:p>
+      <w:pPr>
+        <w:pStyle w:val="Heading3"/>
+        <w:spacing w:before="120" w:after="60" w:line="276" w:lineRule="auto"/>
+        <w:jc w:val="left"/>
+      </w:pPr>
+      <w:r>
+        <w:rPr>
+          <w:rFonts w:ascii="Times New Roman" w:hAnsi="Times New Roman" w:eastAsia="宋体"/>
+          <w:b w:val="0"/>
+          <w:sz w:val="28"/>
+        </w:rPr>
+        <w:t>2.4 验收标准</w:t>
+      </w:r>
+    </w:p>
+    <w:p>
+      <w:pPr>
+        <w:spacing w:before="0" w:after="0" w:line="360" w:lineRule="auto"/>
+        <w:jc w:val="left"/>
+      </w:pPr>
+      <w:r>
+        <w:rPr>
+          <w:rFonts w:ascii="Times New Roman" w:hAnsi="Times New Roman" w:eastAsia="宋体"/>
+          <w:b w:val="0"/>
+          <w:sz w:val="24"/>
+        </w:rPr>
+        <w:t>验收标准包括：核心页面可访问，主要业务流程可演示；四个模块均完成需求用例、数据流图或用例图、概要设计说明、详细设计图和测试用例；关键安全要求得到体现，包括成绩单 PDF 不落服务器、上传文件白名单与魔数校验、用户权限控制和 AI 调用降级；课程文档中的图表、代码片段和测试说明与实际模块保持一致。</w:t>
+      </w:r>
+    </w:p>
+    <w:p>
+      <w:pPr>
+        <w:pStyle w:val="Heading3"/>
+        <w:spacing w:before="120" w:after="60" w:line="276" w:lineRule="auto"/>
+        <w:jc w:val="left"/>
+      </w:pPr>
+      <w:r>
+        <w:rPr>
+          <w:rFonts w:ascii="Times New Roman" w:hAnsi="Times New Roman" w:eastAsia="宋体"/>
+          <w:b w:val="0"/>
+          <w:sz w:val="28"/>
+        </w:rPr>
+        <w:t>2.5 完成项目的最迟期限</w:t>
+      </w:r>
+    </w:p>
+    <w:p>
+      <w:pPr>
+        <w:spacing w:before="0" w:after="0" w:line="360" w:lineRule="auto"/>
+        <w:jc w:val="left"/>
+      </w:pPr>
+      <w:r>
+        <w:rPr>
+          <w:rFonts w:ascii="Times New Roman" w:hAnsi="Times New Roman" w:eastAsia="宋体"/>
+          <w:b w:val="0"/>
+          <w:sz w:val="24"/>
+        </w:rPr>
+        <w:t>项目核心开发、测试和模块文档计划于 2026 年 7 月 6 日完成；课程论文、目录更新、排版检查和提交材料计划于 2026 年 7 月 9 日前完成。</w:t>
+      </w:r>
+    </w:p>
+    <w:p>
+      <w:pPr>
+        <w:pStyle w:val="Heading3"/>
+        <w:spacing w:before="120" w:after="60" w:line="276" w:lineRule="auto"/>
+        <w:jc w:val="left"/>
+      </w:pPr>
+      <w:r>
+        <w:rPr>
+          <w:rFonts w:ascii="Times New Roman" w:hAnsi="Times New Roman" w:eastAsia="宋体"/>
+          <w:b w:val="0"/>
+          <w:sz w:val="28"/>
+        </w:rPr>
+        <w:t>2.6 本计划的批准者和批准日期</w:t>
+      </w:r>
+    </w:p>
+    <w:p>
+      <w:pPr>
+        <w:spacing w:before="0" w:after="0" w:line="360" w:lineRule="auto"/>
+        <w:jc w:val="left"/>
+      </w:pPr>
+      <w:r>
+        <w:rPr>
+          <w:rFonts w:ascii="Times New Roman" w:hAnsi="Times New Roman" w:eastAsia="宋体"/>
+          <w:b w:val="0"/>
+          <w:sz w:val="24"/>
+        </w:rPr>
+        <w:t>本计划由项目组制定，组长赵文彪负责执行跟踪，指导教师买合木提·买买提审阅。计划制定日期为 2026 年 7 月 4 日。</w:t>
+      </w:r>
+    </w:p>
+    <w:p>
+      <w:pPr>
         <w:pStyle w:val="Heading2"/>
-      </w:pPr>
-      <w:r>
+        <w:spacing w:before="240" w:after="120" w:line="276" w:lineRule="auto"/>
+        <w:jc w:val="left"/>
+      </w:pPr>
+      <w:r>
+        <w:rPr>
+          <w:rFonts w:ascii="Times New Roman" w:hAnsi="Times New Roman" w:eastAsia="宋体"/>
+          <w:b w:val="0"/>
+          <w:sz w:val="30"/>
+        </w:rPr>
+        <w:t>3 实施计划</w:t>
+      </w:r>
+    </w:p>
+    <w:p>
+      <w:pPr>
+        <w:pStyle w:val="Heading3"/>
+        <w:spacing w:before="120" w:after="60" w:line="276" w:lineRule="auto"/>
+        <w:jc w:val="left"/>
+      </w:pPr>
+      <w:r>
+        <w:rPr>
+          <w:rFonts w:ascii="Times New Roman" w:hAnsi="Times New Roman" w:eastAsia="宋体"/>
+          <w:b w:val="0"/>
+          <w:sz w:val="28"/>
+        </w:rPr>
+        <w:t>3.1 工作任务的分解与人员分工</w:t>
+      </w:r>
+    </w:p>
+    <w:p>
+      <w:pPr>
+        <w:spacing w:before="0" w:after="0" w:line="360" w:lineRule="auto"/>
+        <w:jc w:val="left"/>
+      </w:pPr>
+      <w:r>
+        <w:rPr>
+          <w:rFonts w:ascii="Times New Roman" w:hAnsi="Times New Roman" w:eastAsia="宋体"/>
+          <w:b w:val="0"/>
+          <w:sz w:val="24"/>
+        </w:rPr>
+        <w:t>模块分工遵循“业务域负责、组长统筹复核”的原则。第 5 章概要设计中涉及功能-程序映射、物理结构和 E-R 图的部分，因课程复习覆盖有限，先由各模块负责人形成初稿，再由组长统一复核，保证术语、图例、数据表和接口边界一致。</w:t>
+      </w:r>
+    </w:p>
+    <w:p>
+      <w:pPr>
+        <w:pStyle w:val="表题"/>
+        <w:spacing w:before="120" w:after="60" w:line="276" w:lineRule="auto"/>
+        <w:jc w:val="center"/>
+      </w:pPr>
+      <w:r>
+        <w:rPr>
+          <w:rFonts w:ascii="Times New Roman" w:hAnsi="Times New Roman" w:eastAsia="宋体"/>
+          <w:b/>
+          <w:sz w:val="21"/>
+        </w:rPr>
+        <w:t>表3-1　模块分工与文档产出</w:t>
+      </w:r>
+    </w:p>
+    <w:tbl>
+      <w:tblPr>
+        <w:tblW w:type="dxa" w:w="8312"/>
+        <w:tblLayout w:type="fixed"/>
+        <w:tblLook w:firstColumn="1" w:firstRow="1" w:lastColumn="0" w:lastRow="0" w:noHBand="0" w:noVBand="1" w:val="04A0"/>
+        <w:tblBorders>
+          <w:top w:val="single" w:sz="12" w:color="000000"/>
+          <w:bottom w:val="single" w:sz="12" w:color="000000"/>
+          <w:left w:val="nil"/>
+          <w:right w:val="nil"/>
+          <w:insideH w:val="nil"/>
+          <w:insideV w:val="nil"/>
+        </w:tblBorders>
+      </w:tblPr>
+      <w:tblGrid>
+        <w:gridCol w:w="831"/>
+        <w:gridCol w:w="1912"/>
+        <w:gridCol w:w="1829"/>
+        <w:gridCol w:w="2494"/>
+        <w:gridCol w:w="1246"/>
+      </w:tblGrid>
+      <w:tr>
+        <w:trPr>
+          <w:trHeight w:val="430" w:hRule="atLeast"/>
+        </w:trPr>
+        <w:tc>
+          <w:tcPr>
+            <w:tcW w:type="dxa" w:w="831"/>
+            <w:tcMar>
+              <w:top w:w="65" w:type="dxa"/>
+              <w:start w:w="80" w:type="dxa"/>
+              <w:bottom w:w="65" w:type="dxa"/>
+              <w:end w:w="80" w:type="dxa"/>
+            </w:tcMar>
+            <w:vAlign w:val="center"/>
+            <w:shd w:fill="EDEDED" w:val="clear"/>
+            <w:tcBorders>
+              <w:bottom w:val="single" w:sz="8" w:color="000000" w:space="0"/>
+            </w:tcBorders>
+          </w:tcPr>
+          <w:p>
+            <w:pPr>
+              <w:spacing w:before="0" w:after="0" w:line="276" w:lineRule="auto"/>
+              <w:jc w:val="center"/>
+            </w:pPr>
+            <w:r>
+              <w:rPr>
+                <w:rFonts w:ascii="Times New Roman" w:hAnsi="Times New Roman" w:eastAsia="宋体"/>
+                <w:b/>
+                <w:sz w:val="21"/>
+              </w:rPr>
+              <w:t>负责人</w:t>
+            </w:r>
+          </w:p>
+        </w:tc>
+        <w:tc>
+          <w:tcPr>
+            <w:tcW w:type="dxa" w:w="1912"/>
+            <w:tcMar>
+              <w:top w:w="65" w:type="dxa"/>
+              <w:start w:w="80" w:type="dxa"/>
+              <w:bottom w:w="65" w:type="dxa"/>
+              <w:end w:w="80" w:type="dxa"/>
+            </w:tcMar>
+            <w:vAlign w:val="center"/>
+            <w:shd w:fill="EDEDED" w:val="clear"/>
+            <w:tcBorders>
+              <w:bottom w:val="single" w:sz="8" w:color="000000" w:space="0"/>
+            </w:tcBorders>
+          </w:tcPr>
+          <w:p>
+            <w:pPr>
+              <w:spacing w:before="0" w:after="0" w:line="276" w:lineRule="auto"/>
+              <w:jc w:val="center"/>
+            </w:pPr>
+            <w:r>
+              <w:rPr>
+                <w:rFonts w:ascii="Times New Roman" w:hAnsi="Times New Roman" w:eastAsia="宋体"/>
+                <w:b/>
+                <w:sz w:val="21"/>
+              </w:rPr>
+              <w:t>模块域</w:t>
+            </w:r>
+          </w:p>
+        </w:tc>
+        <w:tc>
+          <w:tcPr>
+            <w:tcW w:type="dxa" w:w="1829"/>
+            <w:tcMar>
+              <w:top w:w="65" w:type="dxa"/>
+              <w:start w:w="80" w:type="dxa"/>
+              <w:bottom w:w="65" w:type="dxa"/>
+              <w:end w:w="80" w:type="dxa"/>
+            </w:tcMar>
+            <w:vAlign w:val="center"/>
+            <w:shd w:fill="EDEDED" w:val="clear"/>
+            <w:tcBorders>
+              <w:bottom w:val="single" w:sz="8" w:color="000000" w:space="0"/>
+            </w:tcBorders>
+          </w:tcPr>
+          <w:p>
+            <w:pPr>
+              <w:spacing w:before="0" w:after="0" w:line="276" w:lineRule="auto"/>
+              <w:jc w:val="center"/>
+            </w:pPr>
+            <w:r>
+              <w:rPr>
+                <w:rFonts w:ascii="Times New Roman" w:hAnsi="Times New Roman" w:eastAsia="宋体"/>
+                <w:b/>
+                <w:sz w:val="21"/>
+              </w:rPr>
+              <w:t>需求产出</w:t>
+            </w:r>
+          </w:p>
+        </w:tc>
+        <w:tc>
+          <w:tcPr>
+            <w:tcW w:type="dxa" w:w="2494"/>
+            <w:tcMar>
+              <w:top w:w="65" w:type="dxa"/>
+              <w:start w:w="80" w:type="dxa"/>
+              <w:bottom w:w="65" w:type="dxa"/>
+              <w:end w:w="80" w:type="dxa"/>
+            </w:tcMar>
+            <w:vAlign w:val="center"/>
+            <w:shd w:fill="EDEDED" w:val="clear"/>
+            <w:tcBorders>
+              <w:bottom w:val="single" w:sz="8" w:color="000000" w:space="0"/>
+            </w:tcBorders>
+          </w:tcPr>
+          <w:p>
+            <w:pPr>
+              <w:spacing w:before="0" w:after="0" w:line="276" w:lineRule="auto"/>
+              <w:jc w:val="center"/>
+            </w:pPr>
+            <w:r>
+              <w:rPr>
+                <w:rFonts w:ascii="Times New Roman" w:hAnsi="Times New Roman" w:eastAsia="宋体"/>
+                <w:b/>
+                <w:sz w:val="21"/>
+              </w:rPr>
+              <w:t>设计产出</w:t>
+            </w:r>
+          </w:p>
+        </w:tc>
+        <w:tc>
+          <w:tcPr>
+            <w:tcW w:type="dxa" w:w="1246"/>
+            <w:tcMar>
+              <w:top w:w="65" w:type="dxa"/>
+              <w:start w:w="80" w:type="dxa"/>
+              <w:bottom w:w="65" w:type="dxa"/>
+              <w:end w:w="80" w:type="dxa"/>
+            </w:tcMar>
+            <w:vAlign w:val="center"/>
+            <w:shd w:fill="EDEDED" w:val="clear"/>
+            <w:tcBorders>
+              <w:bottom w:val="single" w:sz="8" w:color="000000" w:space="0"/>
+            </w:tcBorders>
+          </w:tcPr>
+          <w:p>
+            <w:pPr>
+              <w:spacing w:before="0" w:after="0" w:line="276" w:lineRule="auto"/>
+              <w:jc w:val="center"/>
+            </w:pPr>
+            <w:r>
+              <w:rPr>
+                <w:rFonts w:ascii="Times New Roman" w:hAnsi="Times New Roman" w:eastAsia="宋体"/>
+                <w:b/>
+                <w:sz w:val="21"/>
+              </w:rPr>
+              <w:t>测试重点</w:t>
+            </w:r>
+          </w:p>
+        </w:tc>
+      </w:tr>
+      <w:tr>
+        <w:trPr>
+          <w:trHeight w:val="430" w:hRule="atLeast"/>
+        </w:trPr>
+        <w:tc>
+          <w:tcPr>
+            <w:tcW w:type="dxa" w:w="831"/>
+            <w:tcMar>
+              <w:top w:w="65" w:type="dxa"/>
+              <w:start w:w="80" w:type="dxa"/>
+              <w:bottom w:w="65" w:type="dxa"/>
+              <w:end w:w="80" w:type="dxa"/>
+            </w:tcMar>
+            <w:vAlign w:val="center"/>
+          </w:tcPr>
+          <w:p>
+            <w:pPr>
+              <w:spacing w:before="0" w:after="0" w:line="276" w:lineRule="auto"/>
+              <w:jc w:val="center"/>
+            </w:pPr>
+            <w:r>
+              <w:rPr>
+                <w:rFonts w:ascii="Times New Roman" w:hAnsi="Times New Roman" w:eastAsia="宋体"/>
+                <w:sz w:val="21"/>
+              </w:rPr>
+              <w:t>赵文彪</w:t>
+            </w:r>
+          </w:p>
+        </w:tc>
+        <w:tc>
+          <w:tcPr>
+            <w:tcW w:type="dxa" w:w="1912"/>
+            <w:tcMar>
+              <w:top w:w="65" w:type="dxa"/>
+              <w:start w:w="80" w:type="dxa"/>
+              <w:bottom w:w="65" w:type="dxa"/>
+              <w:end w:w="80" w:type="dxa"/>
+            </w:tcMar>
+            <w:vAlign w:val="center"/>
+          </w:tcPr>
+          <w:p>
+            <w:pPr>
+              <w:spacing w:before="0" w:after="0" w:line="276" w:lineRule="auto"/>
+              <w:jc w:val="left"/>
+            </w:pPr>
+            <w:r>
+              <w:rPr>
+                <w:rFonts w:ascii="Times New Roman" w:hAnsi="Times New Roman" w:eastAsia="宋体"/>
+                <w:sz w:val="21"/>
+              </w:rPr>
+              <w:t>统筹集成与开发工作流</w:t>
+            </w:r>
+          </w:p>
+        </w:tc>
+        <w:tc>
+          <w:tcPr>
+            <w:tcW w:type="dxa" w:w="1829"/>
+            <w:tcMar>
+              <w:top w:w="65" w:type="dxa"/>
+              <w:start w:w="80" w:type="dxa"/>
+              <w:bottom w:w="65" w:type="dxa"/>
+              <w:end w:w="80" w:type="dxa"/>
+            </w:tcMar>
+            <w:vAlign w:val="center"/>
+          </w:tcPr>
+          <w:p>
+            <w:pPr>
+              <w:spacing w:before="0" w:after="0" w:line="276" w:lineRule="auto"/>
+              <w:jc w:val="left"/>
+            </w:pPr>
+            <w:r>
+              <w:rPr>
+                <w:rFonts w:ascii="Times New Roman" w:hAnsi="Times New Roman" w:eastAsia="宋体"/>
+                <w:sz w:val="21"/>
+              </w:rPr>
+              <w:t>总需求边界、进度与接口协调</w:t>
+            </w:r>
+          </w:p>
+        </w:tc>
+        <w:tc>
+          <w:tcPr>
+            <w:tcW w:type="dxa" w:w="2494"/>
+            <w:tcMar>
+              <w:top w:w="65" w:type="dxa"/>
+              <w:start w:w="80" w:type="dxa"/>
+              <w:bottom w:w="65" w:type="dxa"/>
+              <w:end w:w="80" w:type="dxa"/>
+            </w:tcMar>
+            <w:vAlign w:val="center"/>
+          </w:tcPr>
+          <w:p>
+            <w:pPr>
+              <w:spacing w:before="0" w:after="0" w:line="276" w:lineRule="auto"/>
+              <w:jc w:val="left"/>
+            </w:pPr>
+            <w:r>
+              <w:rPr>
+                <w:rFonts w:ascii="Times New Roman" w:hAnsi="Times New Roman" w:eastAsia="宋体"/>
+                <w:sz w:val="21"/>
+              </w:rPr>
+              <w:t>全局结构复核、文档统稿、部署方案</w:t>
+            </w:r>
+          </w:p>
+        </w:tc>
+        <w:tc>
+          <w:tcPr>
+            <w:tcW w:type="dxa" w:w="1246"/>
+            <w:tcMar>
+              <w:top w:w="65" w:type="dxa"/>
+              <w:start w:w="80" w:type="dxa"/>
+              <w:bottom w:w="65" w:type="dxa"/>
+              <w:end w:w="80" w:type="dxa"/>
+            </w:tcMar>
+            <w:vAlign w:val="center"/>
+          </w:tcPr>
+          <w:p>
+            <w:pPr>
+              <w:spacing w:before="0" w:after="0" w:line="276" w:lineRule="auto"/>
+              <w:jc w:val="left"/>
+            </w:pPr>
+            <w:r>
+              <w:rPr>
+                <w:rFonts w:ascii="Times New Roman" w:hAnsi="Times New Roman" w:eastAsia="宋体"/>
+                <w:sz w:val="21"/>
+              </w:rPr>
+              <w:t>集成演示、回归检查</w:t>
+            </w:r>
+          </w:p>
+        </w:tc>
+      </w:tr>
+      <w:tr>
+        <w:trPr>
+          <w:trHeight w:val="430" w:hRule="atLeast"/>
+        </w:trPr>
+        <w:tc>
+          <w:tcPr>
+            <w:tcW w:type="dxa" w:w="831"/>
+            <w:tcMar>
+              <w:top w:w="65" w:type="dxa"/>
+              <w:start w:w="80" w:type="dxa"/>
+              <w:bottom w:w="65" w:type="dxa"/>
+              <w:end w:w="80" w:type="dxa"/>
+            </w:tcMar>
+            <w:vAlign w:val="center"/>
+          </w:tcPr>
+          <w:p>
+            <w:pPr>
+              <w:spacing w:before="0" w:after="0" w:line="276" w:lineRule="auto"/>
+              <w:jc w:val="center"/>
+            </w:pPr>
+            <w:r>
+              <w:rPr>
+                <w:rFonts w:ascii="Times New Roman" w:hAnsi="Times New Roman" w:eastAsia="宋体"/>
+                <w:sz w:val="21"/>
+              </w:rPr>
+              <w:t>陶语涵</w:t>
+            </w:r>
+          </w:p>
+        </w:tc>
+        <w:tc>
+          <w:tcPr>
+            <w:tcW w:type="dxa" w:w="1912"/>
+            <w:tcMar>
+              <w:top w:w="65" w:type="dxa"/>
+              <w:start w:w="80" w:type="dxa"/>
+              <w:bottom w:w="65" w:type="dxa"/>
+              <w:end w:w="80" w:type="dxa"/>
+            </w:tcMar>
+            <w:vAlign w:val="center"/>
+          </w:tcPr>
+          <w:p>
+            <w:pPr>
+              <w:spacing w:before="0" w:after="0" w:line="276" w:lineRule="auto"/>
+              <w:jc w:val="left"/>
+            </w:pPr>
+            <w:r>
+              <w:rPr>
+                <w:rFonts w:ascii="Times New Roman" w:hAnsi="Times New Roman" w:eastAsia="宋体"/>
+                <w:sz w:val="21"/>
+              </w:rPr>
+              <w:t>笔记系统、评论点赞</w:t>
+            </w:r>
+          </w:p>
+        </w:tc>
+        <w:tc>
+          <w:tcPr>
+            <w:tcW w:type="dxa" w:w="1829"/>
+            <w:tcMar>
+              <w:top w:w="65" w:type="dxa"/>
+              <w:start w:w="80" w:type="dxa"/>
+              <w:bottom w:w="65" w:type="dxa"/>
+              <w:end w:w="80" w:type="dxa"/>
+            </w:tcMar>
+            <w:vAlign w:val="center"/>
+          </w:tcPr>
+          <w:p>
+            <w:pPr>
+              <w:spacing w:before="0" w:after="0" w:line="276" w:lineRule="auto"/>
+              <w:jc w:val="left"/>
+            </w:pPr>
+            <w:r>
+              <w:rPr>
+                <w:rFonts w:ascii="Times New Roman" w:hAnsi="Times New Roman" w:eastAsia="宋体"/>
+                <w:sz w:val="21"/>
+              </w:rPr>
+              <w:t>匿名访客、注册用户；7 个用例</w:t>
+            </w:r>
+          </w:p>
+        </w:tc>
+        <w:tc>
+          <w:tcPr>
+            <w:tcW w:type="dxa" w:w="2494"/>
+            <w:tcMar>
+              <w:top w:w="65" w:type="dxa"/>
+              <w:start w:w="80" w:type="dxa"/>
+              <w:bottom w:w="65" w:type="dxa"/>
+              <w:end w:w="80" w:type="dxa"/>
+            </w:tcMar>
+            <w:vAlign w:val="center"/>
+          </w:tcPr>
+          <w:p>
+            <w:pPr>
+              <w:spacing w:before="0" w:after="0" w:line="276" w:lineRule="auto"/>
+              <w:jc w:val="left"/>
+            </w:pPr>
+            <w:r>
+              <w:rPr>
+                <w:rFonts w:ascii="Times New Roman" w:hAnsi="Times New Roman" w:eastAsia="宋体"/>
+                <w:sz w:val="21"/>
+              </w:rPr>
+              <w:t>Note/Draft/Like/Comment；类图、顺序图、状态图</w:t>
+            </w:r>
+          </w:p>
+        </w:tc>
+        <w:tc>
+          <w:tcPr>
+            <w:tcW w:type="dxa" w:w="1246"/>
+            <w:tcMar>
+              <w:top w:w="65" w:type="dxa"/>
+              <w:start w:w="80" w:type="dxa"/>
+              <w:bottom w:w="65" w:type="dxa"/>
+              <w:end w:w="80" w:type="dxa"/>
+            </w:tcMar>
+            <w:vAlign w:val="center"/>
+          </w:tcPr>
+          <w:p>
+            <w:pPr>
+              <w:spacing w:before="0" w:after="0" w:line="276" w:lineRule="auto"/>
+              <w:jc w:val="left"/>
+            </w:pPr>
+            <w:r>
+              <w:rPr>
+                <w:rFonts w:ascii="Times New Roman" w:hAnsi="Times New Roman" w:eastAsia="宋体"/>
+                <w:sz w:val="21"/>
+              </w:rPr>
+              <w:t>发布路径、AI 降级、点赞幂等</w:t>
+            </w:r>
+          </w:p>
+        </w:tc>
+      </w:tr>
+      <w:tr>
+        <w:trPr>
+          <w:trHeight w:val="430" w:hRule="atLeast"/>
+        </w:trPr>
+        <w:tc>
+          <w:tcPr>
+            <w:tcW w:type="dxa" w:w="831"/>
+            <w:tcMar>
+              <w:top w:w="65" w:type="dxa"/>
+              <w:start w:w="80" w:type="dxa"/>
+              <w:bottom w:w="65" w:type="dxa"/>
+              <w:end w:w="80" w:type="dxa"/>
+            </w:tcMar>
+            <w:vAlign w:val="center"/>
+          </w:tcPr>
+          <w:p>
+            <w:pPr>
+              <w:spacing w:before="0" w:after="0" w:line="276" w:lineRule="auto"/>
+              <w:jc w:val="center"/>
+            </w:pPr>
+            <w:r>
+              <w:rPr>
+                <w:rFonts w:ascii="Times New Roman" w:hAnsi="Times New Roman" w:eastAsia="宋体"/>
+                <w:sz w:val="21"/>
+              </w:rPr>
+              <w:t>丁水悦</w:t>
+            </w:r>
+          </w:p>
+        </w:tc>
+        <w:tc>
+          <w:tcPr>
+            <w:tcW w:type="dxa" w:w="1912"/>
+            <w:tcMar>
+              <w:top w:w="65" w:type="dxa"/>
+              <w:start w:w="80" w:type="dxa"/>
+              <w:bottom w:w="65" w:type="dxa"/>
+              <w:end w:w="80" w:type="dxa"/>
+            </w:tcMar>
+            <w:vAlign w:val="center"/>
+          </w:tcPr>
+          <w:p>
+            <w:pPr>
+              <w:spacing w:before="0" w:after="0" w:line="276" w:lineRule="auto"/>
+              <w:jc w:val="left"/>
+            </w:pPr>
+            <w:r>
+              <w:rPr>
+                <w:rFonts w:ascii="Times New Roman" w:hAnsi="Times New Roman" w:eastAsia="宋体"/>
+                <w:sz w:val="21"/>
+              </w:rPr>
+              <w:t>资料库、教务学分自查</w:t>
+            </w:r>
+          </w:p>
+        </w:tc>
+        <w:tc>
+          <w:tcPr>
+            <w:tcW w:type="dxa" w:w="1829"/>
+            <w:tcMar>
+              <w:top w:w="65" w:type="dxa"/>
+              <w:start w:w="80" w:type="dxa"/>
+              <w:bottom w:w="65" w:type="dxa"/>
+              <w:end w:w="80" w:type="dxa"/>
+            </w:tcMar>
+            <w:vAlign w:val="center"/>
+          </w:tcPr>
+          <w:p>
+            <w:pPr>
+              <w:spacing w:before="0" w:after="0" w:line="276" w:lineRule="auto"/>
+              <w:jc w:val="left"/>
+            </w:pPr>
+            <w:r>
+              <w:rPr>
+                <w:rFonts w:ascii="Times New Roman" w:hAnsi="Times New Roman" w:eastAsia="宋体"/>
+                <w:sz w:val="21"/>
+              </w:rPr>
+              <w:t>注册用户、管理员；8 个用例</w:t>
+            </w:r>
+          </w:p>
+        </w:tc>
+        <w:tc>
+          <w:tcPr>
+            <w:tcW w:type="dxa" w:w="2494"/>
+            <w:tcMar>
+              <w:top w:w="65" w:type="dxa"/>
+              <w:start w:w="80" w:type="dxa"/>
+              <w:bottom w:w="65" w:type="dxa"/>
+              <w:end w:w="80" w:type="dxa"/>
+            </w:tcMar>
+            <w:vAlign w:val="center"/>
+          </w:tcPr>
+          <w:p>
+            <w:pPr>
+              <w:spacing w:before="0" w:after="0" w:line="276" w:lineRule="auto"/>
+              <w:jc w:val="left"/>
+            </w:pPr>
+            <w:r>
+              <w:rPr>
+                <w:rFonts w:ascii="Times New Roman" w:hAnsi="Times New Roman" w:eastAsia="宋体"/>
+                <w:sz w:val="21"/>
+              </w:rPr>
+              <w:t>MaterialResource/File/Notice；上传与成绩单流程</w:t>
+            </w:r>
+          </w:p>
+        </w:tc>
+        <w:tc>
+          <w:tcPr>
+            <w:tcW w:type="dxa" w:w="1246"/>
+            <w:tcMar>
+              <w:top w:w="65" w:type="dxa"/>
+              <w:start w:w="80" w:type="dxa"/>
+              <w:bottom w:w="65" w:type="dxa"/>
+              <w:end w:w="80" w:type="dxa"/>
+            </w:tcMar>
+            <w:vAlign w:val="center"/>
+          </w:tcPr>
+          <w:p>
+            <w:pPr>
+              <w:spacing w:before="0" w:after="0" w:line="276" w:lineRule="auto"/>
+              <w:jc w:val="left"/>
+            </w:pPr>
+            <w:r>
+              <w:rPr>
+                <w:rFonts w:ascii="Times New Roman" w:hAnsi="Times New Roman" w:eastAsia="宋体"/>
+                <w:sz w:val="21"/>
+              </w:rPr>
+              <w:t>50MB、魔数、PDF 不落盘、owner 权限</w:t>
+            </w:r>
+          </w:p>
+        </w:tc>
+      </w:tr>
+      <w:tr>
+        <w:trPr>
+          <w:trHeight w:val="430" w:hRule="atLeast"/>
+        </w:trPr>
+        <w:tc>
+          <w:tcPr>
+            <w:tcW w:type="dxa" w:w="831"/>
+            <w:tcMar>
+              <w:top w:w="65" w:type="dxa"/>
+              <w:start w:w="80" w:type="dxa"/>
+              <w:bottom w:w="65" w:type="dxa"/>
+              <w:end w:w="80" w:type="dxa"/>
+            </w:tcMar>
+            <w:vAlign w:val="center"/>
+          </w:tcPr>
+          <w:p>
+            <w:pPr>
+              <w:spacing w:before="0" w:after="0" w:line="276" w:lineRule="auto"/>
+              <w:jc w:val="center"/>
+            </w:pPr>
+            <w:r>
+              <w:rPr>
+                <w:rFonts w:ascii="Times New Roman" w:hAnsi="Times New Roman" w:eastAsia="宋体"/>
+                <w:sz w:val="21"/>
+              </w:rPr>
+              <w:t>王艺婷</w:t>
+            </w:r>
+          </w:p>
+        </w:tc>
+        <w:tc>
+          <w:tcPr>
+            <w:tcW w:type="dxa" w:w="1912"/>
+            <w:tcMar>
+              <w:top w:w="65" w:type="dxa"/>
+              <w:start w:w="80" w:type="dxa"/>
+              <w:bottom w:w="65" w:type="dxa"/>
+              <w:end w:w="80" w:type="dxa"/>
+            </w:tcMar>
+            <w:vAlign w:val="center"/>
+          </w:tcPr>
+          <w:p>
+            <w:pPr>
+              <w:spacing w:before="0" w:after="0" w:line="276" w:lineRule="auto"/>
+              <w:jc w:val="left"/>
+            </w:pPr>
+            <w:r>
+              <w:rPr>
+                <w:rFonts w:ascii="Times New Roman" w:hAnsi="Times New Roman" w:eastAsia="宋体"/>
+                <w:sz w:val="21"/>
+              </w:rPr>
+              <w:t>导师/院校库、CCF 会议</w:t>
+            </w:r>
+          </w:p>
+        </w:tc>
+        <w:tc>
+          <w:tcPr>
+            <w:tcW w:type="dxa" w:w="1829"/>
+            <w:tcMar>
+              <w:top w:w="65" w:type="dxa"/>
+              <w:start w:w="80" w:type="dxa"/>
+              <w:bottom w:w="65" w:type="dxa"/>
+              <w:end w:w="80" w:type="dxa"/>
+            </w:tcMar>
+            <w:vAlign w:val="center"/>
+          </w:tcPr>
+          <w:p>
+            <w:pPr>
+              <w:spacing w:before="0" w:after="0" w:line="276" w:lineRule="auto"/>
+              <w:jc w:val="left"/>
+            </w:pPr>
+            <w:r>
+              <w:rPr>
+                <w:rFonts w:ascii="Times New Roman" w:hAnsi="Times New Roman" w:eastAsia="宋体"/>
+                <w:sz w:val="21"/>
+              </w:rPr>
+              <w:t>匿名访客、外部系统、管理员；7 个用例</w:t>
+            </w:r>
+          </w:p>
+        </w:tc>
+        <w:tc>
+          <w:tcPr>
+            <w:tcW w:type="dxa" w:w="2494"/>
+            <w:tcMar>
+              <w:top w:w="65" w:type="dxa"/>
+              <w:start w:w="80" w:type="dxa"/>
+              <w:bottom w:w="65" w:type="dxa"/>
+              <w:end w:w="80" w:type="dxa"/>
+            </w:tcMar>
+            <w:vAlign w:val="center"/>
+          </w:tcPr>
+          <w:p>
+            <w:pPr>
+              <w:spacing w:before="0" w:after="0" w:line="276" w:lineRule="auto"/>
+              <w:jc w:val="left"/>
+            </w:pPr>
+            <w:r>
+              <w:rPr>
+                <w:rFonts w:ascii="Times New Roman" w:hAnsi="Times New Roman" w:eastAsia="宋体"/>
+                <w:sz w:val="21"/>
+              </w:rPr>
+              <w:t>只读库模型、外部数据 E-R、爬取降级流程</w:t>
+            </w:r>
+          </w:p>
+        </w:tc>
+        <w:tc>
+          <w:tcPr>
+            <w:tcW w:type="dxa" w:w="1246"/>
+            <w:tcMar>
+              <w:top w:w="65" w:type="dxa"/>
+              <w:start w:w="80" w:type="dxa"/>
+              <w:bottom w:w="65" w:type="dxa"/>
+              <w:end w:w="80" w:type="dxa"/>
+            </w:tcMar>
+            <w:vAlign w:val="center"/>
+          </w:tcPr>
+          <w:p>
+            <w:pPr>
+              <w:spacing w:before="0" w:after="0" w:line="276" w:lineRule="auto"/>
+              <w:jc w:val="left"/>
+            </w:pPr>
+            <w:r>
+              <w:rPr>
+                <w:rFonts w:ascii="Times New Roman" w:hAnsi="Times New Roman" w:eastAsia="宋体"/>
+                <w:sz w:val="21"/>
+              </w:rPr>
+              <w:t>拼音/首字母/CJK、closed 终态、降级兜底</w:t>
+            </w:r>
+          </w:p>
+        </w:tc>
+      </w:tr>
+      <w:tr>
+        <w:trPr>
+          <w:trHeight w:val="430" w:hRule="atLeast"/>
+        </w:trPr>
+        <w:tc>
+          <w:tcPr>
+            <w:tcW w:type="dxa" w:w="831"/>
+            <w:tcMar>
+              <w:top w:w="65" w:type="dxa"/>
+              <w:start w:w="80" w:type="dxa"/>
+              <w:bottom w:w="65" w:type="dxa"/>
+              <w:end w:w="80" w:type="dxa"/>
+            </w:tcMar>
+            <w:vAlign w:val="center"/>
+          </w:tcPr>
+          <w:p>
+            <w:pPr>
+              <w:spacing w:before="0" w:after="0" w:line="276" w:lineRule="auto"/>
+              <w:jc w:val="center"/>
+            </w:pPr>
+            <w:r>
+              <w:rPr>
+                <w:rFonts w:ascii="Times New Roman" w:hAnsi="Times New Roman" w:eastAsia="宋体"/>
+                <w:sz w:val="21"/>
+              </w:rPr>
+              <w:t>石建华</w:t>
+            </w:r>
+          </w:p>
+        </w:tc>
+        <w:tc>
+          <w:tcPr>
+            <w:tcW w:type="dxa" w:w="1912"/>
+            <w:tcMar>
+              <w:top w:w="65" w:type="dxa"/>
+              <w:start w:w="80" w:type="dxa"/>
+              <w:bottom w:w="65" w:type="dxa"/>
+              <w:end w:w="80" w:type="dxa"/>
+            </w:tcMar>
+            <w:vAlign w:val="center"/>
+          </w:tcPr>
+          <w:p>
+            <w:pPr>
+              <w:spacing w:before="0" w:after="0" w:line="276" w:lineRule="auto"/>
+              <w:jc w:val="left"/>
+            </w:pPr>
+            <w:r>
+              <w:rPr>
+                <w:rFonts w:ascii="Times New Roman" w:hAnsi="Times New Roman" w:eastAsia="宋体"/>
+                <w:sz w:val="21"/>
+              </w:rPr>
+              <w:t>管理后台、鉴权、班级空间</w:t>
+            </w:r>
+          </w:p>
+        </w:tc>
+        <w:tc>
+          <w:tcPr>
+            <w:tcW w:type="dxa" w:w="1829"/>
+            <w:tcMar>
+              <w:top w:w="65" w:type="dxa"/>
+              <w:start w:w="80" w:type="dxa"/>
+              <w:bottom w:w="65" w:type="dxa"/>
+              <w:end w:w="80" w:type="dxa"/>
+            </w:tcMar>
+            <w:vAlign w:val="center"/>
+          </w:tcPr>
+          <w:p>
+            <w:pPr>
+              <w:spacing w:before="0" w:after="0" w:line="276" w:lineRule="auto"/>
+              <w:jc w:val="left"/>
+            </w:pPr>
+            <w:r>
+              <w:rPr>
+                <w:rFonts w:ascii="Times New Roman" w:hAnsi="Times New Roman" w:eastAsia="宋体"/>
+                <w:sz w:val="21"/>
+              </w:rPr>
+              <w:t>注册用户、管理员、超级管理员；7 个用例</w:t>
+            </w:r>
+          </w:p>
+        </w:tc>
+        <w:tc>
+          <w:tcPr>
+            <w:tcW w:type="dxa" w:w="2494"/>
+            <w:tcMar>
+              <w:top w:w="65" w:type="dxa"/>
+              <w:start w:w="80" w:type="dxa"/>
+              <w:bottom w:w="65" w:type="dxa"/>
+              <w:end w:w="80" w:type="dxa"/>
+            </w:tcMar>
+            <w:vAlign w:val="center"/>
+          </w:tcPr>
+          <w:p>
+            <w:pPr>
+              <w:spacing w:before="0" w:after="0" w:line="276" w:lineRule="auto"/>
+              <w:jc w:val="left"/>
+            </w:pPr>
+            <w:r>
+              <w:rPr>
+                <w:rFonts w:ascii="Times New Roman" w:hAnsi="Times New Roman" w:eastAsia="宋体"/>
+                <w:sz w:val="21"/>
+              </w:rPr>
+              <w:t>11 张 ORM 表、三级角色、班级/小组流程</w:t>
+            </w:r>
+          </w:p>
+        </w:tc>
+        <w:tc>
+          <w:tcPr>
+            <w:tcW w:type="dxa" w:w="1246"/>
+            <w:tcMar>
+              <w:top w:w="65" w:type="dxa"/>
+              <w:start w:w="80" w:type="dxa"/>
+              <w:bottom w:w="65" w:type="dxa"/>
+              <w:end w:w="80" w:type="dxa"/>
+            </w:tcMar>
+            <w:vAlign w:val="center"/>
+          </w:tcPr>
+          <w:p>
+            <w:pPr>
+              <w:spacing w:before="0" w:after="0" w:line="276" w:lineRule="auto"/>
+              <w:jc w:val="left"/>
+            </w:pPr>
+            <w:r>
+              <w:rPr>
+                <w:rFonts w:ascii="Times New Roman" w:hAnsi="Times New Roman" w:eastAsia="宋体"/>
+                <w:sz w:val="21"/>
+              </w:rPr>
+              <w:t>权限边界、一人一组、审批并发、硬删级联</w:t>
+            </w:r>
+          </w:p>
+        </w:tc>
+      </w:tr>
+    </w:tbl>
+    <w:p>
+      <w:pPr>
+        <w:spacing w:before="0" w:after="0" w:line="360" w:lineRule="auto"/>
+        <w:jc w:val="left"/>
+      </w:pPr>
+      <w:r>
+        <w:rPr>
+          <w:rFonts w:ascii="Times New Roman" w:hAnsi="Times New Roman" w:eastAsia="宋体"/>
+          <w:b w:val="0"/>
+          <w:sz w:val="24"/>
+        </w:rPr>
+        <w:t>陶语涵负责笔记系统（写作、展示、评论、点赞）。模块范围包括 /write 与 /browse：/write 负责草稿、自动保存、发布、AI 润色和简介生成；/browse 负责信息流、详情页、锚点评论和点赞。需求阶段设置匿名访客和注册用户两类参与者，编写 7 个用例，绘制 1 张模块用例图和 1 张功能级 DFD，重点描述“草稿发布”“AI 选段润色”“锚点评论”三个核心用例。概要设计阶段说明 notes、drafts、interactions、ai 路由及 services 的功能-程序映射，物理结构聚焦 Note、Draft、Like、Comment 四张表，重点说明 Comment 的 anchor 三字段和 Like 的复合主键，并绘制局部 E-R 图。详细设计阶段绘制 1 张类图，4 张顺序图（草稿发布与 AI 摘要降级、AI 选段润色与 diff 渲染、AI 简介 SSE 三层降级、锚点评论回跳），1 张笔记生命周期状态图，2 张活动图（列表排序/标签/游标分页、前端 AI 流式三层降级），并贴出发布链路和 diff 分段核心代码。测试重点为唯一发布路径、AI 故障自动降级不阻断、点赞幂等。</w:t>
+      </w:r>
+    </w:p>
+    <w:p>
+      <w:pPr>
+        <w:spacing w:before="0" w:after="0" w:line="360" w:lineRule="auto"/>
+        <w:jc w:val="left"/>
+      </w:pPr>
+      <w:r>
+        <w:rPr>
+          <w:rFonts w:ascii="Times New Roman" w:hAnsi="Times New Roman" w:eastAsia="宋体"/>
+          <w:b w:val="0"/>
+          <w:sz w:val="24"/>
+        </w:rPr>
+        <w:t>丁水悦负责资料库与教务学分自查。模块范围包括 /materials 与 /credits：/materials 负责资料树、拖拽上传、在线预览和致谢公告；/credits 负责成绩单导入和学分自查。需求阶段以注册用户为主、管理员负责致谢公告，编写 8 个用例，绘制模块用例图和功能级 DFD，DFD 中必须标明“成绩单 PDF 中转、前端 pdf.js 本地解析、PDF 不落服务器”。核心用例为“拖拽上传”“教务一键导入自查”“文件树重排”。概要设计阶段说明 materials、uploads、transcript 的映射关系，物理结构包括 MaterialResource、MaterialFile（自引用树）、MaterialNotice（单例），外部接口写 jwxt 中转端点和浏览器端 pdf.js。详细设计阶段绘制 1 张类图，4 张顺序图（拖拽上传真实字节进度、文件树重排乐观更新与环路守卫、成绩单书签中转回传与轮询取件、成绩单本地解析生成报告），2 张状态图（上传任务状态、ImportPhase），3 张活动图（save_upload 校验流水线、projectDrop 环路守卫、parseTranscript 解析）。测试重点为 50MB 截断、魔数校验、同名自动重命名、PDF 全程不落盘、仅 owner 可删除。</w:t>
+      </w:r>
+    </w:p>
+    <w:p>
+      <w:pPr>
+        <w:spacing w:before="0" w:after="0" w:line="360" w:lineRule="auto"/>
+        <w:jc w:val="left"/>
+      </w:pPr>
+      <w:r>
+        <w:rPr>
+          <w:rFonts w:ascii="Times New Roman" w:hAnsi="Times New Roman" w:eastAsia="宋体"/>
+          <w:b w:val="0"/>
+          <w:sz w:val="24"/>
+        </w:rPr>
+        <w:t>王艺婷负责导师/院校库与 CCF 会议截稿。模块范围包括 /schools 和 /conferences：/schools 负责导师检索、分组和详情抽屉；/conferences 负责会议清单和时间轴。需求阶段设置匿名访客、外部系统和管理员三类参与者，编写 7 个用例，绘制模块用例图（必须画出“外部系统”参与者）和功能级 DFD（爬取、抽取、入库、只读查询），核心用例为“拼音模糊搜索”和“会议自动更新”。概要设计阶段说明 schools.sqlite 与 conferences.sqlite 为独立只读库，不走 ORM；绘制外部数据模型 E-R，覆盖 school、department、advisor、quota、evaluation、trace、conference 等表，注明 supervisor-claw 与 seed 管线产出、本模块只读挂载；外部接口写 ccfddl、DuckDuckGo 和 DeepSeek。详细设计阶段绘制数据模型/类图，3 张顺序图（导师融合搜索、会议自动更新三级降级、导师详情多表联合加载），1 张会议 crawl_state 状态图，2 张活动图（导师融合匹配、会议三级降级抓取）。测试重点为拼音、首字母、CJK 子串三种写法均命中，closed 终态不再抓取，爬取失败时能够降级兜底。</w:t>
+      </w:r>
+    </w:p>
+    <w:p>
+      <w:pPr>
+        <w:spacing w:before="0" w:after="0" w:line="360" w:lineRule="auto"/>
+        <w:jc w:val="left"/>
+      </w:pPr>
+      <w:r>
+        <w:rPr>
+          <w:rFonts w:ascii="Times New Roman" w:hAnsi="Times New Roman" w:eastAsia="宋体"/>
+          <w:b w:val="0"/>
+          <w:sz w:val="24"/>
+        </w:rPr>
+        <w:t>石建华负责管理后台、鉴权、班级空间与小组协作。模块范围包括 /admin、/auth 和 /class：/admin 负责用户、班级、登录审计和角色；/auth 负责登录与资料；/class 负责点名、小组和甘特任务。需求阶段设置注册用户、管理员、超级管理员三级参与者，编写 7 个用例，绘制全系统唯一一张三级 actor 均出现的模块用例图，并绘制登录审计、审批入组相关 DFD；核心用例为“超管硬删级联”“入组审批”“班委点名”。概要设计阶段负责最重的 ORM 物理结构，覆盖 User、StudentClass、LoginEvent、RollCall 两表、Group、GroupMember、GroupJoinRequest、GroupFile、GroupTask、GroupTaskAssignee 共 11 张表，并先形成本模块局部 E-R，供主编拼接全局 E-R。详细设计阶段绘制 1 张类图，4 张顺序图（登录与写审计、超管硬删账户多阶段级联清理、入组审批与同班其他待批联动拒绝、创建甘特任务校验负责人），3 张状态图（User.role、GroupJoinRequest.status、GroupTask.status），3 张活动图（三级角色与班委/组长复合权限判定、点名快照与迟到增量补签、硬删顺序敏感级联）。测试重点为不可自改、不可动超管、一人一活跃小组、审批并发再校验、硬删顺序颠倒会产生孤儿文件。</w:t>
+      </w:r>
+    </w:p>
+    <w:p>
+      <w:pPr>
+        <w:pStyle w:val="Heading3"/>
+        <w:spacing w:before="120" w:after="60" w:line="276" w:lineRule="auto"/>
+        <w:jc w:val="left"/>
+      </w:pPr>
+      <w:r>
+        <w:rPr>
+          <w:rFonts w:ascii="Times New Roman" w:hAnsi="Times New Roman" w:eastAsia="宋体"/>
+          <w:b w:val="0"/>
+          <w:sz w:val="28"/>
+        </w:rPr>
+        <w:t>3.2 接口人员</w:t>
+      </w:r>
+    </w:p>
+    <w:p>
+      <w:pPr>
+        <w:spacing w:before="0" w:after="0" w:line="360" w:lineRule="auto"/>
+        <w:jc w:val="left"/>
+      </w:pPr>
+      <w:r>
+        <w:rPr>
+          <w:rFonts w:ascii="Times New Roman" w:hAnsi="Times New Roman" w:eastAsia="宋体"/>
+          <w:b w:val="0"/>
+          <w:sz w:val="24"/>
+        </w:rPr>
+        <w:t>组长赵文彪作为接口协调人，负责统一路由命名、数据库命名、图表编号、术语和测试口径。各模块负责人分别对本模块与其他模块的接口负责：陶语涵负责笔记与 AI 接口边界；丁水悦负责资料上传、成绩单中转和 owner 权限边界；王艺婷负责只读库、爬虫与外部数据源边界；石建华负责鉴权、角色、班级和小组权限边界。</w:t>
+      </w:r>
+    </w:p>
+    <w:p>
+      <w:pPr>
+        <w:pStyle w:val="Heading3"/>
+        <w:spacing w:before="120" w:after="60" w:line="276" w:lineRule="auto"/>
+        <w:jc w:val="left"/>
+      </w:pPr>
+      <w:r>
+        <w:rPr>
+          <w:rFonts w:ascii="Times New Roman" w:hAnsi="Times New Roman" w:eastAsia="宋体"/>
+          <w:b w:val="0"/>
+          <w:sz w:val="28"/>
+        </w:rPr>
+        <w:t>3.3 进度</w:t>
+      </w:r>
+    </w:p>
+    <w:p>
+      <w:pPr>
+        <w:pStyle w:val="表题"/>
+        <w:spacing w:before="120" w:after="60" w:line="276" w:lineRule="auto"/>
+        <w:jc w:val="center"/>
+      </w:pPr>
+      <w:r>
+        <w:rPr>
+          <w:rFonts w:ascii="Times New Roman" w:hAnsi="Times New Roman" w:eastAsia="宋体"/>
+          <w:b/>
+          <w:sz w:val="21"/>
+        </w:rPr>
+        <w:t>表3-2　项目进度计划</w:t>
+      </w:r>
+    </w:p>
+    <w:tbl>
+      <w:tblPr>
+        <w:tblW w:type="dxa" w:w="8312"/>
+        <w:tblLayout w:type="fixed"/>
+        <w:tblLook w:firstColumn="1" w:firstRow="1" w:lastColumn="0" w:lastRow="0" w:noHBand="0" w:noVBand="1" w:val="04A0"/>
+        <w:tblBorders>
+          <w:top w:val="single" w:sz="12" w:color="000000"/>
+          <w:bottom w:val="single" w:sz="12" w:color="000000"/>
+          <w:left w:val="nil"/>
+          <w:right w:val="nil"/>
+          <w:insideH w:val="nil"/>
+          <w:insideV w:val="nil"/>
+        </w:tblBorders>
+      </w:tblPr>
+      <w:tblGrid>
+        <w:gridCol w:w="1164"/>
+        <w:gridCol w:w="4821"/>
+        <w:gridCol w:w="2327"/>
+      </w:tblGrid>
+      <w:tr>
+        <w:trPr>
+          <w:trHeight w:val="430" w:hRule="atLeast"/>
+        </w:trPr>
+        <w:tc>
+          <w:tcPr>
+            <w:tcW w:type="dxa" w:w="1164"/>
+            <w:tcMar>
+              <w:top w:w="65" w:type="dxa"/>
+              <w:start w:w="80" w:type="dxa"/>
+              <w:bottom w:w="65" w:type="dxa"/>
+              <w:end w:w="80" w:type="dxa"/>
+            </w:tcMar>
+            <w:vAlign w:val="center"/>
+            <w:shd w:fill="EDEDED" w:val="clear"/>
+            <w:tcBorders>
+              <w:bottom w:val="single" w:sz="8" w:color="000000" w:space="0"/>
+            </w:tcBorders>
+          </w:tcPr>
+          <w:p>
+            <w:pPr>
+              <w:spacing w:before="0" w:after="0" w:line="276" w:lineRule="auto"/>
+              <w:jc w:val="center"/>
+            </w:pPr>
+            <w:r>
+              <w:rPr>
+                <w:rFonts w:ascii="Times New Roman" w:hAnsi="Times New Roman" w:eastAsia="宋体"/>
+                <w:b/>
+                <w:sz w:val="21"/>
+              </w:rPr>
+              <w:t>日期</w:t>
+            </w:r>
+          </w:p>
+        </w:tc>
+        <w:tc>
+          <w:tcPr>
+            <w:tcW w:type="dxa" w:w="4821"/>
+            <w:tcMar>
+              <w:top w:w="65" w:type="dxa"/>
+              <w:start w:w="80" w:type="dxa"/>
+              <w:bottom w:w="65" w:type="dxa"/>
+              <w:end w:w="80" w:type="dxa"/>
+            </w:tcMar>
+            <w:vAlign w:val="center"/>
+            <w:shd w:fill="EDEDED" w:val="clear"/>
+            <w:tcBorders>
+              <w:bottom w:val="single" w:sz="8" w:color="000000" w:space="0"/>
+            </w:tcBorders>
+          </w:tcPr>
+          <w:p>
+            <w:pPr>
+              <w:spacing w:before="0" w:after="0" w:line="276" w:lineRule="auto"/>
+              <w:jc w:val="center"/>
+            </w:pPr>
+            <w:r>
+              <w:rPr>
+                <w:rFonts w:ascii="Times New Roman" w:hAnsi="Times New Roman" w:eastAsia="宋体"/>
+                <w:b/>
+                <w:sz w:val="21"/>
+              </w:rPr>
+              <w:t>主要任务</w:t>
+            </w:r>
+          </w:p>
+        </w:tc>
+        <w:tc>
+          <w:tcPr>
+            <w:tcW w:type="dxa" w:w="2327"/>
+            <w:tcMar>
+              <w:top w:w="65" w:type="dxa"/>
+              <w:start w:w="80" w:type="dxa"/>
+              <w:bottom w:w="65" w:type="dxa"/>
+              <w:end w:w="80" w:type="dxa"/>
+            </w:tcMar>
+            <w:vAlign w:val="center"/>
+            <w:shd w:fill="EDEDED" w:val="clear"/>
+            <w:tcBorders>
+              <w:bottom w:val="single" w:sz="8" w:color="000000" w:space="0"/>
+            </w:tcBorders>
+          </w:tcPr>
+          <w:p>
+            <w:pPr>
+              <w:spacing w:before="0" w:after="0" w:line="276" w:lineRule="auto"/>
+              <w:jc w:val="center"/>
+            </w:pPr>
+            <w:r>
+              <w:rPr>
+                <w:rFonts w:ascii="Times New Roman" w:hAnsi="Times New Roman" w:eastAsia="宋体"/>
+                <w:b/>
+                <w:sz w:val="21"/>
+              </w:rPr>
+              <w:t>阶段输出</w:t>
+            </w:r>
+          </w:p>
+        </w:tc>
+      </w:tr>
+      <w:tr>
+        <w:trPr>
+          <w:trHeight w:val="430" w:hRule="atLeast"/>
+        </w:trPr>
+        <w:tc>
+          <w:tcPr>
+            <w:tcW w:type="dxa" w:w="1164"/>
+            <w:tcMar>
+              <w:top w:w="65" w:type="dxa"/>
+              <w:start w:w="80" w:type="dxa"/>
+              <w:bottom w:w="65" w:type="dxa"/>
+              <w:end w:w="80" w:type="dxa"/>
+            </w:tcMar>
+            <w:vAlign w:val="center"/>
+          </w:tcPr>
+          <w:p>
+            <w:pPr>
+              <w:spacing w:before="0" w:after="0" w:line="276" w:lineRule="auto"/>
+              <w:jc w:val="center"/>
+            </w:pPr>
+            <w:r>
+              <w:rPr>
+                <w:rFonts w:ascii="Times New Roman" w:hAnsi="Times New Roman" w:eastAsia="宋体"/>
+                <w:sz w:val="21"/>
+              </w:rPr>
+              <w:t>7 月 4 日</w:t>
+            </w:r>
+          </w:p>
+        </w:tc>
+        <w:tc>
+          <w:tcPr>
+            <w:tcW w:type="dxa" w:w="4821"/>
+            <w:tcMar>
+              <w:top w:w="65" w:type="dxa"/>
+              <w:start w:w="80" w:type="dxa"/>
+              <w:bottom w:w="65" w:type="dxa"/>
+              <w:end w:w="80" w:type="dxa"/>
+            </w:tcMar>
+            <w:vAlign w:val="center"/>
+          </w:tcPr>
+          <w:p>
+            <w:pPr>
+              <w:spacing w:before="0" w:after="0" w:line="276" w:lineRule="auto"/>
+              <w:jc w:val="left"/>
+            </w:pPr>
+            <w:r>
+              <w:rPr>
+                <w:rFonts w:ascii="Times New Roman" w:hAnsi="Times New Roman" w:eastAsia="宋体"/>
+                <w:sz w:val="21"/>
+              </w:rPr>
+              <w:t>熟悉 CodeArts、Claude Code、Tailscale、tmux、ssh；在 WSL 模拟服务器端测试部署</w:t>
+            </w:r>
+          </w:p>
+        </w:tc>
+        <w:tc>
+          <w:tcPr>
+            <w:tcW w:type="dxa" w:w="2327"/>
+            <w:tcMar>
+              <w:top w:w="65" w:type="dxa"/>
+              <w:start w:w="80" w:type="dxa"/>
+              <w:bottom w:w="65" w:type="dxa"/>
+              <w:end w:w="80" w:type="dxa"/>
+            </w:tcMar>
+            <w:vAlign w:val="center"/>
+          </w:tcPr>
+          <w:p>
+            <w:pPr>
+              <w:spacing w:before="0" w:after="0" w:line="276" w:lineRule="auto"/>
+              <w:jc w:val="left"/>
+            </w:pPr>
+            <w:r>
+              <w:rPr>
+                <w:rFonts w:ascii="Times New Roman" w:hAnsi="Times New Roman" w:eastAsia="宋体"/>
+                <w:sz w:val="21"/>
+              </w:rPr>
+              <w:t>开发环境、远程工作流、部署验证记录</w:t>
+            </w:r>
+          </w:p>
+        </w:tc>
+      </w:tr>
+      <w:tr>
+        <w:trPr>
+          <w:trHeight w:val="430" w:hRule="atLeast"/>
+        </w:trPr>
+        <w:tc>
+          <w:tcPr>
+            <w:tcW w:type="dxa" w:w="1164"/>
+            <w:tcMar>
+              <w:top w:w="65" w:type="dxa"/>
+              <w:start w:w="80" w:type="dxa"/>
+              <w:bottom w:w="65" w:type="dxa"/>
+              <w:end w:w="80" w:type="dxa"/>
+            </w:tcMar>
+            <w:vAlign w:val="center"/>
+          </w:tcPr>
+          <w:p>
+            <w:pPr>
+              <w:spacing w:before="0" w:after="0" w:line="276" w:lineRule="auto"/>
+              <w:jc w:val="center"/>
+            </w:pPr>
+            <w:r>
+              <w:rPr>
+                <w:rFonts w:ascii="Times New Roman" w:hAnsi="Times New Roman" w:eastAsia="宋体"/>
+                <w:sz w:val="21"/>
+              </w:rPr>
+              <w:t>7 月 5 日</w:t>
+            </w:r>
+          </w:p>
+        </w:tc>
+        <w:tc>
+          <w:tcPr>
+            <w:tcW w:type="dxa" w:w="4821"/>
+            <w:tcMar>
+              <w:top w:w="65" w:type="dxa"/>
+              <w:start w:w="80" w:type="dxa"/>
+              <w:bottom w:w="65" w:type="dxa"/>
+              <w:end w:w="80" w:type="dxa"/>
+            </w:tcMar>
+            <w:vAlign w:val="center"/>
+          </w:tcPr>
+          <w:p>
+            <w:pPr>
+              <w:spacing w:before="0" w:after="0" w:line="276" w:lineRule="auto"/>
+              <w:jc w:val="left"/>
+            </w:pPr>
+            <w:r>
+              <w:rPr>
+                <w:rFonts w:ascii="Times New Roman" w:hAnsi="Times New Roman" w:eastAsia="宋体"/>
+                <w:sz w:val="21"/>
+              </w:rPr>
+              <w:t>按四个模块完成需求分析和概要设计初稿，列出用例、DFD、E-R 和接口边界</w:t>
+            </w:r>
+          </w:p>
+        </w:tc>
+        <w:tc>
+          <w:tcPr>
+            <w:tcW w:type="dxa" w:w="2327"/>
+            <w:tcMar>
+              <w:top w:w="65" w:type="dxa"/>
+              <w:start w:w="80" w:type="dxa"/>
+              <w:bottom w:w="65" w:type="dxa"/>
+              <w:end w:w="80" w:type="dxa"/>
+            </w:tcMar>
+            <w:vAlign w:val="center"/>
+          </w:tcPr>
+          <w:p>
+            <w:pPr>
+              <w:spacing w:before="0" w:after="0" w:line="276" w:lineRule="auto"/>
+              <w:jc w:val="left"/>
+            </w:pPr>
+            <w:r>
+              <w:rPr>
+                <w:rFonts w:ascii="Times New Roman" w:hAnsi="Times New Roman" w:eastAsia="宋体"/>
+                <w:sz w:val="21"/>
+              </w:rPr>
+              <w:t>第 4 章、第 5 章素材初稿</w:t>
+            </w:r>
+          </w:p>
+        </w:tc>
+      </w:tr>
+      <w:tr>
+        <w:trPr>
+          <w:trHeight w:val="430" w:hRule="atLeast"/>
+        </w:trPr>
+        <w:tc>
+          <w:tcPr>
+            <w:tcW w:type="dxa" w:w="1164"/>
+            <w:tcMar>
+              <w:top w:w="65" w:type="dxa"/>
+              <w:start w:w="80" w:type="dxa"/>
+              <w:bottom w:w="65" w:type="dxa"/>
+              <w:end w:w="80" w:type="dxa"/>
+            </w:tcMar>
+            <w:vAlign w:val="center"/>
+          </w:tcPr>
+          <w:p>
+            <w:pPr>
+              <w:spacing w:before="0" w:after="0" w:line="276" w:lineRule="auto"/>
+              <w:jc w:val="center"/>
+            </w:pPr>
+            <w:r>
+              <w:rPr>
+                <w:rFonts w:ascii="Times New Roman" w:hAnsi="Times New Roman" w:eastAsia="宋体"/>
+                <w:sz w:val="21"/>
+              </w:rPr>
+              <w:t>7 月 6 日</w:t>
+            </w:r>
+          </w:p>
+        </w:tc>
+        <w:tc>
+          <w:tcPr>
+            <w:tcW w:type="dxa" w:w="4821"/>
+            <w:tcMar>
+              <w:top w:w="65" w:type="dxa"/>
+              <w:start w:w="80" w:type="dxa"/>
+              <w:bottom w:w="65" w:type="dxa"/>
+              <w:end w:w="80" w:type="dxa"/>
+            </w:tcMar>
+            <w:vAlign w:val="center"/>
+          </w:tcPr>
+          <w:p>
+            <w:pPr>
+              <w:spacing w:before="0" w:after="0" w:line="276" w:lineRule="auto"/>
+              <w:jc w:val="left"/>
+            </w:pPr>
+            <w:r>
+              <w:rPr>
+                <w:rFonts w:ascii="Times New Roman" w:hAnsi="Times New Roman" w:eastAsia="宋体"/>
+                <w:sz w:val="21"/>
+              </w:rPr>
+              <w:t>完成详细设计、编码实现、模块测试和核心代码整理</w:t>
+            </w:r>
+          </w:p>
+        </w:tc>
+        <w:tc>
+          <w:tcPr>
+            <w:tcW w:type="dxa" w:w="2327"/>
+            <w:tcMar>
+              <w:top w:w="65" w:type="dxa"/>
+              <w:start w:w="80" w:type="dxa"/>
+              <w:bottom w:w="65" w:type="dxa"/>
+              <w:end w:w="80" w:type="dxa"/>
+            </w:tcMar>
+            <w:vAlign w:val="center"/>
+          </w:tcPr>
+          <w:p>
+            <w:pPr>
+              <w:spacing w:before="0" w:after="0" w:line="276" w:lineRule="auto"/>
+              <w:jc w:val="left"/>
+            </w:pPr>
+            <w:r>
+              <w:rPr>
+                <w:rFonts w:ascii="Times New Roman" w:hAnsi="Times New Roman" w:eastAsia="宋体"/>
+                <w:sz w:val="21"/>
+              </w:rPr>
+              <w:t>第 6 章、第 7 章素材；可演示系统</w:t>
+            </w:r>
+          </w:p>
+        </w:tc>
+      </w:tr>
+      <w:tr>
+        <w:trPr>
+          <w:trHeight w:val="430" w:hRule="atLeast"/>
+        </w:trPr>
+        <w:tc>
+          <w:tcPr>
+            <w:tcW w:type="dxa" w:w="1164"/>
+            <w:tcMar>
+              <w:top w:w="65" w:type="dxa"/>
+              <w:start w:w="80" w:type="dxa"/>
+              <w:bottom w:w="65" w:type="dxa"/>
+              <w:end w:w="80" w:type="dxa"/>
+            </w:tcMar>
+            <w:vAlign w:val="center"/>
+          </w:tcPr>
+          <w:p>
+            <w:pPr>
+              <w:spacing w:before="0" w:after="0" w:line="276" w:lineRule="auto"/>
+              <w:jc w:val="center"/>
+            </w:pPr>
+            <w:r>
+              <w:rPr>
+                <w:rFonts w:ascii="Times New Roman" w:hAnsi="Times New Roman" w:eastAsia="宋体"/>
+                <w:sz w:val="21"/>
+              </w:rPr>
+              <w:t>7 月 7-9 日</w:t>
+            </w:r>
+          </w:p>
+        </w:tc>
+        <w:tc>
+          <w:tcPr>
+            <w:tcW w:type="dxa" w:w="4821"/>
+            <w:tcMar>
+              <w:top w:w="65" w:type="dxa"/>
+              <w:start w:w="80" w:type="dxa"/>
+              <w:bottom w:w="65" w:type="dxa"/>
+              <w:end w:w="80" w:type="dxa"/>
+            </w:tcMar>
+            <w:vAlign w:val="center"/>
+          </w:tcPr>
+          <w:p>
+            <w:pPr>
+              <w:spacing w:before="0" w:after="0" w:line="276" w:lineRule="auto"/>
+              <w:jc w:val="left"/>
+            </w:pPr>
+            <w:r>
+              <w:rPr>
+                <w:rFonts w:ascii="Times New Roman" w:hAnsi="Times New Roman" w:eastAsia="宋体"/>
+                <w:sz w:val="21"/>
+              </w:rPr>
+              <w:t>文档汇总、图表复核、目录更新、排版检查和提交材料整理</w:t>
+            </w:r>
+          </w:p>
+        </w:tc>
+        <w:tc>
+          <w:tcPr>
+            <w:tcW w:type="dxa" w:w="2327"/>
+            <w:tcMar>
+              <w:top w:w="65" w:type="dxa"/>
+              <w:start w:w="80" w:type="dxa"/>
+              <w:bottom w:w="65" w:type="dxa"/>
+              <w:end w:w="80" w:type="dxa"/>
+            </w:tcMar>
+            <w:vAlign w:val="center"/>
+          </w:tcPr>
+          <w:p>
+            <w:pPr>
+              <w:spacing w:before="0" w:after="0" w:line="276" w:lineRule="auto"/>
+              <w:jc w:val="left"/>
+            </w:pPr>
+            <w:r>
+              <w:rPr>
+                <w:rFonts w:ascii="Times New Roman" w:hAnsi="Times New Roman" w:eastAsia="宋体"/>
+                <w:sz w:val="21"/>
+              </w:rPr>
+              <w:t>课程论文定稿与演示材料</w:t>
+            </w:r>
+          </w:p>
+        </w:tc>
+      </w:tr>
+    </w:tbl>
+    <w:p>
+      <w:pPr>
+        <w:pStyle w:val="Heading3"/>
+        <w:spacing w:before="120" w:after="60" w:line="276" w:lineRule="auto"/>
+        <w:jc w:val="left"/>
+      </w:pPr>
+      <w:r>
+        <w:rPr>
+          <w:rFonts w:ascii="Times New Roman" w:hAnsi="Times New Roman" w:eastAsia="宋体"/>
+          <w:b w:val="0"/>
+          <w:sz w:val="28"/>
+        </w:rPr>
+        <w:t>3.4 预算</w:t>
+      </w:r>
+    </w:p>
+    <w:p>
+      <w:pPr>
+        <w:spacing w:before="0" w:after="0" w:line="360" w:lineRule="auto"/>
+        <w:jc w:val="left"/>
+      </w:pPr>
+      <w:r>
+        <w:rPr>
+          <w:rFonts w:ascii="Times New Roman" w:hAnsi="Times New Roman" w:eastAsia="宋体"/>
+          <w:b w:val="0"/>
+          <w:sz w:val="24"/>
+        </w:rPr>
+        <w:t>预算沿用第二章 6.1 的支出口径。现金支出主要包括华为云轻量 VPS 和 DeepSeek API 按量调用；feiyue.selab.top 为 selab.top 子域，不单独产生注册年费；FastAPI、React、nginx、SQLite、Let's Encrypt、age 和 Hugging Face 免费额度不产生软件授权费用；开发人力为项目小组自筹投入，按折算工时统计，不作为实际现金支出。</w:t>
+      </w:r>
+    </w:p>
+    <w:p>
+      <w:pPr>
+        <w:pStyle w:val="Heading3"/>
+        <w:spacing w:before="120" w:after="60" w:line="276" w:lineRule="auto"/>
+        <w:jc w:val="left"/>
+      </w:pPr>
+      <w:r>
+        <w:rPr>
+          <w:rFonts w:ascii="Times New Roman" w:hAnsi="Times New Roman" w:eastAsia="宋体"/>
+          <w:b w:val="0"/>
+          <w:sz w:val="28"/>
+        </w:rPr>
+        <w:t>3.5 关键问题</w:t>
+      </w:r>
+    </w:p>
+    <w:p>
+      <w:pPr>
+        <w:spacing w:before="0" w:after="0" w:line="360" w:lineRule="auto"/>
+        <w:jc w:val="left"/>
+      </w:pPr>
+      <w:r>
+        <w:rPr>
+          <w:rFonts w:ascii="Times New Roman" w:hAnsi="Times New Roman" w:eastAsia="宋体"/>
+          <w:b w:val="0"/>
+          <w:sz w:val="24"/>
+        </w:rPr>
+        <w:t>关键问题包括：第一，项目周期短，需依靠模块化分工和每日合并复核控制进度；第二，第 5 章概要设计中的功能-程序映射、物理结构和 E-R 图需要统一复核，避免 AI 工具建议与软工课程要求不一致；第三，资料库和教务学分自查必须保证 PDF 不落服务器；第四，AI 相关接口必须设计降级和限流，避免上游故障或费用失控；第五，管理后台和班级空间权限复杂，必须通过测试覆盖角色边界、审批并发和硬删级联顺序。</w:t>
+      </w:r>
+    </w:p>
+    <w:p>
+      <w:pPr>
+        <w:pStyle w:val="Heading2"/>
+        <w:spacing w:before="240" w:after="120" w:line="276" w:lineRule="auto"/>
+        <w:jc w:val="left"/>
+      </w:pPr>
+      <w:r>
+        <w:rPr>
+          <w:rFonts w:ascii="Times New Roman" w:hAnsi="Times New Roman" w:eastAsia="宋体"/>
+          <w:b w:val="0"/>
+          <w:sz w:val="30"/>
+        </w:rPr>
+        <w:t>4 支持条件</w:t>
+      </w:r>
+    </w:p>
+    <w:p>
+      <w:pPr>
+        <w:pStyle w:val="Heading3"/>
+        <w:spacing w:before="120" w:after="60" w:line="276" w:lineRule="auto"/>
+        <w:jc w:val="left"/>
+      </w:pPr>
+      <w:r>
+        <w:rPr>
+          <w:rFonts w:ascii="Times New Roman" w:hAnsi="Times New Roman" w:eastAsia="宋体"/>
+          <w:b w:val="0"/>
+          <w:sz w:val="28"/>
+        </w:rPr>
+        <w:t>4.1 计算机系统支持</w:t>
+      </w:r>
+    </w:p>
+    <w:p>
+      <w:pPr>
+        <w:spacing w:before="0" w:after="0" w:line="360" w:lineRule="auto"/>
+        <w:jc w:val="left"/>
+      </w:pPr>
+      <w:r>
+        <w:rPr>
+          <w:rFonts w:ascii="Times New Roman" w:hAnsi="Times New Roman" w:eastAsia="宋体"/>
+          <w:b w:val="0"/>
+          <w:sz w:val="24"/>
+        </w:rPr>
+        <w:t>开发与测试需要一台本地开发机、一套 WSL 本地模拟环境、一台云服务器或等价测试环境，以及 Git、Python、Node.js、pnpm、uv、FastAPI、React、SQLite、nginx 等基础软件。远程协作和自动化开发使用 CodeArts、Claude Code、Tailscale、tmux 与 ssh；部署验证使用本地 WSL 和服务器端服务进程。</w:t>
+      </w:r>
+    </w:p>
+    <w:p>
+      <w:pPr>
+        <w:pStyle w:val="Heading3"/>
+        <w:spacing w:before="120" w:after="60" w:line="276" w:lineRule="auto"/>
+        <w:jc w:val="left"/>
+      </w:pPr>
+      <w:r>
+        <w:rPr>
+          <w:rFonts w:ascii="Times New Roman" w:hAnsi="Times New Roman" w:eastAsia="宋体"/>
+          <w:b w:val="0"/>
+          <w:sz w:val="28"/>
+        </w:rPr>
+        <w:t>4.2 需由用户承担的工作</w:t>
+      </w:r>
+    </w:p>
+    <w:p>
+      <w:pPr>
+        <w:spacing w:before="0" w:after="0" w:line="360" w:lineRule="auto"/>
+        <w:jc w:val="left"/>
+      </w:pPr>
+      <w:r>
+        <w:rPr>
+          <w:rFonts w:ascii="Times New Roman" w:hAnsi="Times New Roman" w:eastAsia="宋体"/>
+          <w:b w:val="0"/>
+          <w:sz w:val="24"/>
+        </w:rPr>
+        <w:t>项目组成员需按分工提供模块需求、图表、测试记录和核心代码说明；组长负责集成、复核、排版和提交。试用用户需提供真实使用反馈，必要时提供可脱敏的资料上传、浏览、学分自查和班级协作操作记录，用于修正需求与测试用例。</w:t>
+      </w:r>
+    </w:p>
+    <w:p>
+      <w:pPr>
+        <w:pStyle w:val="Heading3"/>
+        <w:spacing w:before="120" w:after="60" w:line="276" w:lineRule="auto"/>
+        <w:jc w:val="left"/>
+      </w:pPr>
+      <w:r>
+        <w:rPr>
+          <w:rFonts w:ascii="Times New Roman" w:hAnsi="Times New Roman" w:eastAsia="宋体"/>
+          <w:b w:val="0"/>
+          <w:sz w:val="28"/>
+        </w:rPr>
+        <w:t>4.3 由外单位提供的条件</w:t>
+      </w:r>
+    </w:p>
+    <w:p>
+      <w:pPr>
+        <w:spacing w:before="0" w:after="0" w:line="360" w:lineRule="auto"/>
+        <w:jc w:val="left"/>
+      </w:pPr>
+      <w:r>
+        <w:rPr>
+          <w:rFonts w:ascii="Times New Roman" w:hAnsi="Times New Roman" w:eastAsia="宋体"/>
+          <w:b w:val="0"/>
+          <w:sz w:val="24"/>
+        </w:rPr>
+        <w:t>外部条件包括学校教务系统提供学生本人可访问的成绩单页面，DeepSeek 提供 AI 接口，ccfddl、DuckDuckGo、supervisor-claw、xju-course-wiki 和 Notion 等数据源提供可导入或可查询的外部数据，云服务商提供 VPS、域名解析、HTTPS 证书申请和网络环境。所有外部访问均应遵守相应平台规则和学校管理要求。</w:t>
+      </w:r>
+    </w:p>
+    <w:p>
+      <w:pPr>
+        <w:pStyle w:val="Heading2"/>
+        <w:spacing w:before="240" w:after="120" w:line="276" w:lineRule="auto"/>
+        <w:jc w:val="left"/>
+      </w:pPr>
+      <w:r>
+        <w:rPr>
+          <w:rFonts w:ascii="Times New Roman" w:hAnsi="Times New Roman" w:eastAsia="宋体"/>
+          <w:b w:val="0"/>
+          <w:sz w:val="30"/>
+        </w:rPr>
         <w:t>5 专题计划要点</w:t>
+      </w:r>
+    </w:p>
+    <w:p>
+      <w:pPr>
+        <w:spacing w:before="0" w:after="0" w:line="360" w:lineRule="auto"/>
+        <w:jc w:val="left"/>
+      </w:pPr>
+      <w:r>
+        <w:rPr>
+          <w:rFonts w:ascii="Times New Roman" w:hAnsi="Times New Roman" w:eastAsia="宋体"/>
+          <w:b w:val="0"/>
+          <w:sz w:val="24"/>
+        </w:rPr>
+        <w:t>专题计划包括四项。第一，概要设计复核计划：各模块先按业务域形成概要设计初稿，组长统一复核程序映射、数据库表、E-R 图和接口边界。第二，图表计划：每个模块至少完成用例图或 DFD，并在详细设计中补齐类图、顺序图、状态图和活动图。第三，测试计划：围绕唯一发布路径、上传安全、PDF 不落盘、外部数据降级、权限边界和硬删级联等风险点设计测试用例。第四，隐私与安全计划：成绩单中转只短时暂存，上传文件执行白名单和魔数校验，AI 接口设计鉴权、限流、缓存和降级。</w:t>
       </w:r>
     </w:p>
     <w:p>

--- a/docs/course-design/赵文彪-飞跃.docx
+++ b/docs/course-design/赵文彪-飞跃.docx
@@ -10805,6 +10805,7 @@
     <w:p>
       <w:pPr>
         <w:spacing w:before="0" w:after="0" w:line="360" w:lineRule="auto"/>
+        <w:ind w:firstLine="480"/>
         <w:jc w:val="left"/>
       </w:pPr>
       <w:r>
@@ -10819,6 +10820,7 @@
     <w:p>
       <w:pPr>
         <w:spacing w:before="0" w:after="0" w:line="360" w:lineRule="auto"/>
+        <w:ind w:firstLine="480"/>
         <w:jc w:val="left"/>
       </w:pPr>
       <w:r>
@@ -10863,6 +10865,7 @@
     <w:p>
       <w:pPr>
         <w:spacing w:before="0" w:after="0" w:line="360" w:lineRule="auto"/>
+        <w:ind w:firstLine="480"/>
         <w:jc w:val="left"/>
       </w:pPr>
       <w:r>
@@ -10877,6 +10880,7 @@
     <w:p>
       <w:pPr>
         <w:spacing w:before="0" w:after="0" w:line="360" w:lineRule="auto"/>
+        <w:ind w:firstLine="480"/>
         <w:jc w:val="left"/>
       </w:pPr>
       <w:r>
@@ -10906,6 +10910,7 @@
     <w:p>
       <w:pPr>
         <w:spacing w:before="0" w:after="0" w:line="360" w:lineRule="auto"/>
+        <w:ind w:firstLine="480"/>
         <w:jc w:val="left"/>
       </w:pPr>
       <w:r>
@@ -10935,6 +10940,7 @@
     <w:p>
       <w:pPr>
         <w:spacing w:before="0" w:after="0" w:line="360" w:lineRule="auto"/>
+        <w:ind w:firstLine="480"/>
         <w:jc w:val="left"/>
       </w:pPr>
       <w:r>
@@ -10949,6 +10955,7 @@
     <w:p>
       <w:pPr>
         <w:spacing w:before="0" w:after="0" w:line="360" w:lineRule="auto"/>
+        <w:ind w:firstLine="480"/>
         <w:jc w:val="left"/>
       </w:pPr>
       <w:r>
@@ -10978,6 +10985,7 @@
     <w:p>
       <w:pPr>
         <w:spacing w:before="0" w:after="0" w:line="360" w:lineRule="auto"/>
+        <w:ind w:firstLine="480"/>
         <w:jc w:val="left"/>
       </w:pPr>
       <w:r>
@@ -11007,6 +11015,7 @@
     <w:p>
       <w:pPr>
         <w:spacing w:before="0" w:after="0" w:line="360" w:lineRule="auto"/>
+        <w:ind w:firstLine="480"/>
         <w:jc w:val="left"/>
       </w:pPr>
       <w:r>
@@ -11036,6 +11045,7 @@
     <w:p>
       <w:pPr>
         <w:spacing w:before="0" w:after="0" w:line="360" w:lineRule="auto"/>
+        <w:ind w:firstLine="480"/>
         <w:jc w:val="left"/>
       </w:pPr>
       <w:r>
@@ -11080,6 +11090,7 @@
     <w:p>
       <w:pPr>
         <w:spacing w:before="0" w:after="0" w:line="360" w:lineRule="auto"/>
+        <w:ind w:firstLine="480"/>
         <w:jc w:val="left"/>
       </w:pPr>
       <w:r>
@@ -11121,11 +11132,9 @@
         </w:tblBorders>
       </w:tblPr>
       <w:tblGrid>
-        <w:gridCol w:w="831"/>
-        <w:gridCol w:w="1912"/>
-        <w:gridCol w:w="1829"/>
+        <w:gridCol w:w="997"/>
         <w:gridCol w:w="2494"/>
-        <w:gridCol w:w="1246"/>
+        <w:gridCol w:w="4821"/>
       </w:tblGrid>
       <w:tr>
         <w:trPr>
@@ -11133,14 +11142,14 @@
         </w:trPr>
         <w:tc>
           <w:tcPr>
-            <w:tcW w:type="dxa" w:w="831"/>
+            <w:tcW w:type="dxa" w:w="997"/>
+            <w:vAlign w:val="center"/>
             <w:tcMar>
               <w:top w:w="65" w:type="dxa"/>
               <w:start w:w="80" w:type="dxa"/>
               <w:bottom w:w="65" w:type="dxa"/>
               <w:end w:w="80" w:type="dxa"/>
             </w:tcMar>
-            <w:vAlign w:val="center"/>
             <w:shd w:fill="EDEDED" w:val="clear"/>
             <w:tcBorders>
               <w:bottom w:val="single" w:sz="8" w:color="000000" w:space="0"/>
@@ -11163,14 +11172,14 @@
         </w:tc>
         <w:tc>
           <w:tcPr>
-            <w:tcW w:type="dxa" w:w="1912"/>
+            <w:tcW w:type="dxa" w:w="2494"/>
+            <w:vAlign w:val="center"/>
             <w:tcMar>
               <w:top w:w="65" w:type="dxa"/>
               <w:start w:w="80" w:type="dxa"/>
               <w:bottom w:w="65" w:type="dxa"/>
               <w:end w:w="80" w:type="dxa"/>
             </w:tcMar>
-            <w:vAlign w:val="center"/>
             <w:shd w:fill="EDEDED" w:val="clear"/>
             <w:tcBorders>
               <w:bottom w:val="single" w:sz="8" w:color="000000" w:space="0"/>
@@ -11193,14 +11202,14 @@
         </w:tc>
         <w:tc>
           <w:tcPr>
-            <w:tcW w:type="dxa" w:w="1829"/>
+            <w:tcW w:type="dxa" w:w="4821"/>
+            <w:vAlign w:val="center"/>
             <w:tcMar>
               <w:top w:w="65" w:type="dxa"/>
               <w:start w:w="80" w:type="dxa"/>
               <w:bottom w:w="65" w:type="dxa"/>
               <w:end w:w="80" w:type="dxa"/>
             </w:tcMar>
-            <w:vAlign w:val="center"/>
             <w:shd w:fill="EDEDED" w:val="clear"/>
             <w:tcBorders>
               <w:bottom w:val="single" w:sz="8" w:color="000000" w:space="0"/>
@@ -11217,67 +11226,7 @@
                 <w:b/>
                 <w:sz w:val="21"/>
               </w:rPr>
-              <w:t>需求产出</w:t>
-            </w:r>
-          </w:p>
-        </w:tc>
-        <w:tc>
-          <w:tcPr>
-            <w:tcW w:type="dxa" w:w="2494"/>
-            <w:tcMar>
-              <w:top w:w="65" w:type="dxa"/>
-              <w:start w:w="80" w:type="dxa"/>
-              <w:bottom w:w="65" w:type="dxa"/>
-              <w:end w:w="80" w:type="dxa"/>
-            </w:tcMar>
-            <w:vAlign w:val="center"/>
-            <w:shd w:fill="EDEDED" w:val="clear"/>
-            <w:tcBorders>
-              <w:bottom w:val="single" w:sz="8" w:color="000000" w:space="0"/>
-            </w:tcBorders>
-          </w:tcPr>
-          <w:p>
-            <w:pPr>
-              <w:spacing w:before="0" w:after="0" w:line="276" w:lineRule="auto"/>
-              <w:jc w:val="center"/>
-            </w:pPr>
-            <w:r>
-              <w:rPr>
-                <w:rFonts w:ascii="Times New Roman" w:hAnsi="Times New Roman" w:eastAsia="宋体"/>
-                <w:b/>
-                <w:sz w:val="21"/>
-              </w:rPr>
-              <w:t>设计产出</w:t>
-            </w:r>
-          </w:p>
-        </w:tc>
-        <w:tc>
-          <w:tcPr>
-            <w:tcW w:type="dxa" w:w="1246"/>
-            <w:tcMar>
-              <w:top w:w="65" w:type="dxa"/>
-              <w:start w:w="80" w:type="dxa"/>
-              <w:bottom w:w="65" w:type="dxa"/>
-              <w:end w:w="80" w:type="dxa"/>
-            </w:tcMar>
-            <w:vAlign w:val="center"/>
-            <w:shd w:fill="EDEDED" w:val="clear"/>
-            <w:tcBorders>
-              <w:bottom w:val="single" w:sz="8" w:color="000000" w:space="0"/>
-            </w:tcBorders>
-          </w:tcPr>
-          <w:p>
-            <w:pPr>
-              <w:spacing w:before="0" w:after="0" w:line="276" w:lineRule="auto"/>
-              <w:jc w:val="center"/>
-            </w:pPr>
-            <w:r>
-              <w:rPr>
-                <w:rFonts w:ascii="Times New Roman" w:hAnsi="Times New Roman" w:eastAsia="宋体"/>
-                <w:b/>
-                <w:sz w:val="21"/>
-              </w:rPr>
-              <w:t>测试重点</w:t>
+              <w:t>主要交付</w:t>
             </w:r>
           </w:p>
         </w:tc>
@@ -11288,14 +11237,14 @@
         </w:trPr>
         <w:tc>
           <w:tcPr>
-            <w:tcW w:type="dxa" w:w="831"/>
+            <w:tcW w:type="dxa" w:w="997"/>
+            <w:vAlign w:val="center"/>
             <w:tcMar>
               <w:top w:w="65" w:type="dxa"/>
               <w:start w:w="80" w:type="dxa"/>
               <w:bottom w:w="65" w:type="dxa"/>
               <w:end w:w="80" w:type="dxa"/>
             </w:tcMar>
-            <w:vAlign w:val="center"/>
           </w:tcPr>
           <w:p>
             <w:pPr>
@@ -11305,6 +11254,7 @@
             <w:r>
               <w:rPr>
                 <w:rFonts w:ascii="Times New Roman" w:hAnsi="Times New Roman" w:eastAsia="宋体"/>
+                <w:b w:val="0"/>
                 <w:sz w:val="21"/>
               </w:rPr>
               <w:t>赵文彪</w:t>
@@ -11313,14 +11263,14 @@
         </w:tc>
         <w:tc>
           <w:tcPr>
-            <w:tcW w:type="dxa" w:w="1912"/>
+            <w:tcW w:type="dxa" w:w="2494"/>
+            <w:vAlign w:val="center"/>
             <w:tcMar>
               <w:top w:w="65" w:type="dxa"/>
               <w:start w:w="80" w:type="dxa"/>
               <w:bottom w:w="65" w:type="dxa"/>
               <w:end w:w="80" w:type="dxa"/>
             </w:tcMar>
-            <w:vAlign w:val="center"/>
           </w:tcPr>
           <w:p>
             <w:pPr>
@@ -11330,6 +11280,7 @@
             <w:r>
               <w:rPr>
                 <w:rFonts w:ascii="Times New Roman" w:hAnsi="Times New Roman" w:eastAsia="宋体"/>
+                <w:b w:val="0"/>
                 <w:sz w:val="21"/>
               </w:rPr>
               <w:t>统筹集成与开发工作流</w:t>
@@ -11338,14 +11289,14 @@
         </w:tc>
         <w:tc>
           <w:tcPr>
-            <w:tcW w:type="dxa" w:w="1829"/>
+            <w:tcW w:type="dxa" w:w="4821"/>
+            <w:vAlign w:val="center"/>
             <w:tcMar>
               <w:top w:w="65" w:type="dxa"/>
               <w:start w:w="80" w:type="dxa"/>
               <w:bottom w:w="65" w:type="dxa"/>
               <w:end w:w="80" w:type="dxa"/>
             </w:tcMar>
-            <w:vAlign w:val="center"/>
           </w:tcPr>
           <w:p>
             <w:pPr>
@@ -11355,59 +11306,10 @@
             <w:r>
               <w:rPr>
                 <w:rFonts w:ascii="Times New Roman" w:hAnsi="Times New Roman" w:eastAsia="宋体"/>
+                <w:b w:val="0"/>
                 <w:sz w:val="21"/>
               </w:rPr>
-              <w:t>总需求边界、进度与接口协调</w:t>
-            </w:r>
-          </w:p>
-        </w:tc>
-        <w:tc>
-          <w:tcPr>
-            <w:tcW w:type="dxa" w:w="2494"/>
-            <w:tcMar>
-              <w:top w:w="65" w:type="dxa"/>
-              <w:start w:w="80" w:type="dxa"/>
-              <w:bottom w:w="65" w:type="dxa"/>
-              <w:end w:w="80" w:type="dxa"/>
-            </w:tcMar>
-            <w:vAlign w:val="center"/>
-          </w:tcPr>
-          <w:p>
-            <w:pPr>
-              <w:spacing w:before="0" w:after="0" w:line="276" w:lineRule="auto"/>
-              <w:jc w:val="left"/>
-            </w:pPr>
-            <w:r>
-              <w:rPr>
-                <w:rFonts w:ascii="Times New Roman" w:hAnsi="Times New Roman" w:eastAsia="宋体"/>
-                <w:sz w:val="21"/>
-              </w:rPr>
-              <w:t>全局结构复核、文档统稿、部署方案</w:t>
-            </w:r>
-          </w:p>
-        </w:tc>
-        <w:tc>
-          <w:tcPr>
-            <w:tcW w:type="dxa" w:w="1246"/>
-            <w:tcMar>
-              <w:top w:w="65" w:type="dxa"/>
-              <w:start w:w="80" w:type="dxa"/>
-              <w:bottom w:w="65" w:type="dxa"/>
-              <w:end w:w="80" w:type="dxa"/>
-            </w:tcMar>
-            <w:vAlign w:val="center"/>
-          </w:tcPr>
-          <w:p>
-            <w:pPr>
-              <w:spacing w:before="0" w:after="0" w:line="276" w:lineRule="auto"/>
-              <w:jc w:val="left"/>
-            </w:pPr>
-            <w:r>
-              <w:rPr>
-                <w:rFonts w:ascii="Times New Roman" w:hAnsi="Times New Roman" w:eastAsia="宋体"/>
-                <w:sz w:val="21"/>
-              </w:rPr>
-              <w:t>集成演示、回归检查</w:t>
+              <w:t>总需求、接口协调、结构复核、文档统稿、部署验证</w:t>
             </w:r>
           </w:p>
         </w:tc>
@@ -11418,14 +11320,14 @@
         </w:trPr>
         <w:tc>
           <w:tcPr>
-            <w:tcW w:type="dxa" w:w="831"/>
+            <w:tcW w:type="dxa" w:w="997"/>
+            <w:vAlign w:val="center"/>
             <w:tcMar>
               <w:top w:w="65" w:type="dxa"/>
               <w:start w:w="80" w:type="dxa"/>
               <w:bottom w:w="65" w:type="dxa"/>
               <w:end w:w="80" w:type="dxa"/>
             </w:tcMar>
-            <w:vAlign w:val="center"/>
           </w:tcPr>
           <w:p>
             <w:pPr>
@@ -11435,6 +11337,7 @@
             <w:r>
               <w:rPr>
                 <w:rFonts w:ascii="Times New Roman" w:hAnsi="Times New Roman" w:eastAsia="宋体"/>
+                <w:b w:val="0"/>
                 <w:sz w:val="21"/>
               </w:rPr>
               <w:t>陶语涵</w:t>
@@ -11443,14 +11346,14 @@
         </w:tc>
         <w:tc>
           <w:tcPr>
-            <w:tcW w:type="dxa" w:w="1912"/>
+            <w:tcW w:type="dxa" w:w="2494"/>
+            <w:vAlign w:val="center"/>
             <w:tcMar>
               <w:top w:w="65" w:type="dxa"/>
               <w:start w:w="80" w:type="dxa"/>
               <w:bottom w:w="65" w:type="dxa"/>
               <w:end w:w="80" w:type="dxa"/>
             </w:tcMar>
-            <w:vAlign w:val="center"/>
           </w:tcPr>
           <w:p>
             <w:pPr>
@@ -11460,6 +11363,7 @@
             <w:r>
               <w:rPr>
                 <w:rFonts w:ascii="Times New Roman" w:hAnsi="Times New Roman" w:eastAsia="宋体"/>
+                <w:b w:val="0"/>
                 <w:sz w:val="21"/>
               </w:rPr>
               <w:t>笔记系统、评论点赞</w:t>
@@ -11468,14 +11372,14 @@
         </w:tc>
         <w:tc>
           <w:tcPr>
-            <w:tcW w:type="dxa" w:w="1829"/>
+            <w:tcW w:type="dxa" w:w="4821"/>
+            <w:vAlign w:val="center"/>
             <w:tcMar>
               <w:top w:w="65" w:type="dxa"/>
               <w:start w:w="80" w:type="dxa"/>
               <w:bottom w:w="65" w:type="dxa"/>
               <w:end w:w="80" w:type="dxa"/>
             </w:tcMar>
-            <w:vAlign w:val="center"/>
           </w:tcPr>
           <w:p>
             <w:pPr>
@@ -11485,59 +11389,10 @@
             <w:r>
               <w:rPr>
                 <w:rFonts w:ascii="Times New Roman" w:hAnsi="Times New Roman" w:eastAsia="宋体"/>
+                <w:b w:val="0"/>
                 <w:sz w:val="21"/>
               </w:rPr>
-              <w:t>匿名访客、注册用户；7 个用例</w:t>
-            </w:r>
-          </w:p>
-        </w:tc>
-        <w:tc>
-          <w:tcPr>
-            <w:tcW w:type="dxa" w:w="2494"/>
-            <w:tcMar>
-              <w:top w:w="65" w:type="dxa"/>
-              <w:start w:w="80" w:type="dxa"/>
-              <w:bottom w:w="65" w:type="dxa"/>
-              <w:end w:w="80" w:type="dxa"/>
-            </w:tcMar>
-            <w:vAlign w:val="center"/>
-          </w:tcPr>
-          <w:p>
-            <w:pPr>
-              <w:spacing w:before="0" w:after="0" w:line="276" w:lineRule="auto"/>
-              <w:jc w:val="left"/>
-            </w:pPr>
-            <w:r>
-              <w:rPr>
-                <w:rFonts w:ascii="Times New Roman" w:hAnsi="Times New Roman" w:eastAsia="宋体"/>
-                <w:sz w:val="21"/>
-              </w:rPr>
-              <w:t>Note/Draft/Like/Comment；类图、顺序图、状态图</w:t>
-            </w:r>
-          </w:p>
-        </w:tc>
-        <w:tc>
-          <w:tcPr>
-            <w:tcW w:type="dxa" w:w="1246"/>
-            <w:tcMar>
-              <w:top w:w="65" w:type="dxa"/>
-              <w:start w:w="80" w:type="dxa"/>
-              <w:bottom w:w="65" w:type="dxa"/>
-              <w:end w:w="80" w:type="dxa"/>
-            </w:tcMar>
-            <w:vAlign w:val="center"/>
-          </w:tcPr>
-          <w:p>
-            <w:pPr>
-              <w:spacing w:before="0" w:after="0" w:line="276" w:lineRule="auto"/>
-              <w:jc w:val="left"/>
-            </w:pPr>
-            <w:r>
-              <w:rPr>
-                <w:rFonts w:ascii="Times New Roman" w:hAnsi="Times New Roman" w:eastAsia="宋体"/>
-                <w:sz w:val="21"/>
-              </w:rPr>
-              <w:t>发布路径、AI 降级、点赞幂等</w:t>
+              <w:t>需求用例、Note/Draft/Like/Comment 设计、发布与 AI 测试</w:t>
             </w:r>
           </w:p>
         </w:tc>
@@ -11548,14 +11403,14 @@
         </w:trPr>
         <w:tc>
           <w:tcPr>
-            <w:tcW w:type="dxa" w:w="831"/>
+            <w:tcW w:type="dxa" w:w="997"/>
+            <w:vAlign w:val="center"/>
             <w:tcMar>
               <w:top w:w="65" w:type="dxa"/>
               <w:start w:w="80" w:type="dxa"/>
               <w:bottom w:w="65" w:type="dxa"/>
               <w:end w:w="80" w:type="dxa"/>
             </w:tcMar>
-            <w:vAlign w:val="center"/>
           </w:tcPr>
           <w:p>
             <w:pPr>
@@ -11565,6 +11420,7 @@
             <w:r>
               <w:rPr>
                 <w:rFonts w:ascii="Times New Roman" w:hAnsi="Times New Roman" w:eastAsia="宋体"/>
+                <w:b w:val="0"/>
                 <w:sz w:val="21"/>
               </w:rPr>
               <w:t>丁水悦</w:t>
@@ -11573,14 +11429,14 @@
         </w:tc>
         <w:tc>
           <w:tcPr>
-            <w:tcW w:type="dxa" w:w="1912"/>
+            <w:tcW w:type="dxa" w:w="2494"/>
+            <w:vAlign w:val="center"/>
             <w:tcMar>
               <w:top w:w="65" w:type="dxa"/>
               <w:start w:w="80" w:type="dxa"/>
               <w:bottom w:w="65" w:type="dxa"/>
               <w:end w:w="80" w:type="dxa"/>
             </w:tcMar>
-            <w:vAlign w:val="center"/>
           </w:tcPr>
           <w:p>
             <w:pPr>
@@ -11590,6 +11446,7 @@
             <w:r>
               <w:rPr>
                 <w:rFonts w:ascii="Times New Roman" w:hAnsi="Times New Roman" w:eastAsia="宋体"/>
+                <w:b w:val="0"/>
                 <w:sz w:val="21"/>
               </w:rPr>
               <w:t>资料库、教务学分自查</w:t>
@@ -11598,14 +11455,14 @@
         </w:tc>
         <w:tc>
           <w:tcPr>
-            <w:tcW w:type="dxa" w:w="1829"/>
+            <w:tcW w:type="dxa" w:w="4821"/>
+            <w:vAlign w:val="center"/>
             <w:tcMar>
               <w:top w:w="65" w:type="dxa"/>
               <w:start w:w="80" w:type="dxa"/>
               <w:bottom w:w="65" w:type="dxa"/>
               <w:end w:w="80" w:type="dxa"/>
             </w:tcMar>
-            <w:vAlign w:val="center"/>
           </w:tcPr>
           <w:p>
             <w:pPr>
@@ -11615,59 +11472,10 @@
             <w:r>
               <w:rPr>
                 <w:rFonts w:ascii="Times New Roman" w:hAnsi="Times New Roman" w:eastAsia="宋体"/>
+                <w:b w:val="0"/>
                 <w:sz w:val="21"/>
               </w:rPr>
-              <w:t>注册用户、管理员；8 个用例</w:t>
-            </w:r>
-          </w:p>
-        </w:tc>
-        <w:tc>
-          <w:tcPr>
-            <w:tcW w:type="dxa" w:w="2494"/>
-            <w:tcMar>
-              <w:top w:w="65" w:type="dxa"/>
-              <w:start w:w="80" w:type="dxa"/>
-              <w:bottom w:w="65" w:type="dxa"/>
-              <w:end w:w="80" w:type="dxa"/>
-            </w:tcMar>
-            <w:vAlign w:val="center"/>
-          </w:tcPr>
-          <w:p>
-            <w:pPr>
-              <w:spacing w:before="0" w:after="0" w:line="276" w:lineRule="auto"/>
-              <w:jc w:val="left"/>
-            </w:pPr>
-            <w:r>
-              <w:rPr>
-                <w:rFonts w:ascii="Times New Roman" w:hAnsi="Times New Roman" w:eastAsia="宋体"/>
-                <w:sz w:val="21"/>
-              </w:rPr>
-              <w:t>MaterialResource/File/Notice；上传与成绩单流程</w:t>
-            </w:r>
-          </w:p>
-        </w:tc>
-        <w:tc>
-          <w:tcPr>
-            <w:tcW w:type="dxa" w:w="1246"/>
-            <w:tcMar>
-              <w:top w:w="65" w:type="dxa"/>
-              <w:start w:w="80" w:type="dxa"/>
-              <w:bottom w:w="65" w:type="dxa"/>
-              <w:end w:w="80" w:type="dxa"/>
-            </w:tcMar>
-            <w:vAlign w:val="center"/>
-          </w:tcPr>
-          <w:p>
-            <w:pPr>
-              <w:spacing w:before="0" w:after="0" w:line="276" w:lineRule="auto"/>
-              <w:jc w:val="left"/>
-            </w:pPr>
-            <w:r>
-              <w:rPr>
-                <w:rFonts w:ascii="Times New Roman" w:hAnsi="Times New Roman" w:eastAsia="宋体"/>
-                <w:sz w:val="21"/>
-              </w:rPr>
-              <w:t>50MB、魔数、PDF 不落盘、owner 权限</w:t>
+              <w:t>上传与预览、成绩单中转、PDF 不落盘、owner 权限测试</w:t>
             </w:r>
           </w:p>
         </w:tc>
@@ -11678,14 +11486,14 @@
         </w:trPr>
         <w:tc>
           <w:tcPr>
-            <w:tcW w:type="dxa" w:w="831"/>
+            <w:tcW w:type="dxa" w:w="997"/>
+            <w:vAlign w:val="center"/>
             <w:tcMar>
               <w:top w:w="65" w:type="dxa"/>
               <w:start w:w="80" w:type="dxa"/>
               <w:bottom w:w="65" w:type="dxa"/>
               <w:end w:w="80" w:type="dxa"/>
             </w:tcMar>
-            <w:vAlign w:val="center"/>
           </w:tcPr>
           <w:p>
             <w:pPr>
@@ -11695,6 +11503,7 @@
             <w:r>
               <w:rPr>
                 <w:rFonts w:ascii="Times New Roman" w:hAnsi="Times New Roman" w:eastAsia="宋体"/>
+                <w:b w:val="0"/>
                 <w:sz w:val="21"/>
               </w:rPr>
               <w:t>王艺婷</w:t>
@@ -11703,14 +11512,14 @@
         </w:tc>
         <w:tc>
           <w:tcPr>
-            <w:tcW w:type="dxa" w:w="1912"/>
+            <w:tcW w:type="dxa" w:w="2494"/>
+            <w:vAlign w:val="center"/>
             <w:tcMar>
               <w:top w:w="65" w:type="dxa"/>
               <w:start w:w="80" w:type="dxa"/>
               <w:bottom w:w="65" w:type="dxa"/>
               <w:end w:w="80" w:type="dxa"/>
             </w:tcMar>
-            <w:vAlign w:val="center"/>
           </w:tcPr>
           <w:p>
             <w:pPr>
@@ -11720,6 +11529,7 @@
             <w:r>
               <w:rPr>
                 <w:rFonts w:ascii="Times New Roman" w:hAnsi="Times New Roman" w:eastAsia="宋体"/>
+                <w:b w:val="0"/>
                 <w:sz w:val="21"/>
               </w:rPr>
               <w:t>导师/院校库、CCF 会议</w:t>
@@ -11728,14 +11538,14 @@
         </w:tc>
         <w:tc>
           <w:tcPr>
-            <w:tcW w:type="dxa" w:w="1829"/>
+            <w:tcW w:type="dxa" w:w="4821"/>
+            <w:vAlign w:val="center"/>
             <w:tcMar>
               <w:top w:w="65" w:type="dxa"/>
               <w:start w:w="80" w:type="dxa"/>
               <w:bottom w:w="65" w:type="dxa"/>
               <w:end w:w="80" w:type="dxa"/>
             </w:tcMar>
-            <w:vAlign w:val="center"/>
           </w:tcPr>
           <w:p>
             <w:pPr>
@@ -11745,59 +11555,10 @@
             <w:r>
               <w:rPr>
                 <w:rFonts w:ascii="Times New Roman" w:hAnsi="Times New Roman" w:eastAsia="宋体"/>
+                <w:b w:val="0"/>
                 <w:sz w:val="21"/>
               </w:rPr>
-              <w:t>匿名访客、外部系统、管理员；7 个用例</w:t>
-            </w:r>
-          </w:p>
-        </w:tc>
-        <w:tc>
-          <w:tcPr>
-            <w:tcW w:type="dxa" w:w="2494"/>
-            <w:tcMar>
-              <w:top w:w="65" w:type="dxa"/>
-              <w:start w:w="80" w:type="dxa"/>
-              <w:bottom w:w="65" w:type="dxa"/>
-              <w:end w:w="80" w:type="dxa"/>
-            </w:tcMar>
-            <w:vAlign w:val="center"/>
-          </w:tcPr>
-          <w:p>
-            <w:pPr>
-              <w:spacing w:before="0" w:after="0" w:line="276" w:lineRule="auto"/>
-              <w:jc w:val="left"/>
-            </w:pPr>
-            <w:r>
-              <w:rPr>
-                <w:rFonts w:ascii="Times New Roman" w:hAnsi="Times New Roman" w:eastAsia="宋体"/>
-                <w:sz w:val="21"/>
-              </w:rPr>
-              <w:t>只读库模型、外部数据 E-R、爬取降级流程</w:t>
-            </w:r>
-          </w:p>
-        </w:tc>
-        <w:tc>
-          <w:tcPr>
-            <w:tcW w:type="dxa" w:w="1246"/>
-            <w:tcMar>
-              <w:top w:w="65" w:type="dxa"/>
-              <w:start w:w="80" w:type="dxa"/>
-              <w:bottom w:w="65" w:type="dxa"/>
-              <w:end w:w="80" w:type="dxa"/>
-            </w:tcMar>
-            <w:vAlign w:val="center"/>
-          </w:tcPr>
-          <w:p>
-            <w:pPr>
-              <w:spacing w:before="0" w:after="0" w:line="276" w:lineRule="auto"/>
-              <w:jc w:val="left"/>
-            </w:pPr>
-            <w:r>
-              <w:rPr>
-                <w:rFonts w:ascii="Times New Roman" w:hAnsi="Times New Roman" w:eastAsia="宋体"/>
-                <w:sz w:val="21"/>
-              </w:rPr>
-              <w:t>拼音/首字母/CJK、closed 终态、降级兜底</w:t>
+              <w:t>只读库模型、外部数据流、导师检索与会议降级测试</w:t>
             </w:r>
           </w:p>
         </w:tc>
@@ -11808,14 +11569,14 @@
         </w:trPr>
         <w:tc>
           <w:tcPr>
-            <w:tcW w:type="dxa" w:w="831"/>
+            <w:tcW w:type="dxa" w:w="997"/>
+            <w:vAlign w:val="center"/>
             <w:tcMar>
               <w:top w:w="65" w:type="dxa"/>
               <w:start w:w="80" w:type="dxa"/>
               <w:bottom w:w="65" w:type="dxa"/>
               <w:end w:w="80" w:type="dxa"/>
             </w:tcMar>
-            <w:vAlign w:val="center"/>
           </w:tcPr>
           <w:p>
             <w:pPr>
@@ -11825,6 +11586,7 @@
             <w:r>
               <w:rPr>
                 <w:rFonts w:ascii="Times New Roman" w:hAnsi="Times New Roman" w:eastAsia="宋体"/>
+                <w:b w:val="0"/>
                 <w:sz w:val="21"/>
               </w:rPr>
               <w:t>石建华</w:t>
@@ -11833,14 +11595,14 @@
         </w:tc>
         <w:tc>
           <w:tcPr>
-            <w:tcW w:type="dxa" w:w="1912"/>
+            <w:tcW w:type="dxa" w:w="2494"/>
+            <w:vAlign w:val="center"/>
             <w:tcMar>
               <w:top w:w="65" w:type="dxa"/>
               <w:start w:w="80" w:type="dxa"/>
               <w:bottom w:w="65" w:type="dxa"/>
               <w:end w:w="80" w:type="dxa"/>
             </w:tcMar>
-            <w:vAlign w:val="center"/>
           </w:tcPr>
           <w:p>
             <w:pPr>
@@ -11850,6 +11612,7 @@
             <w:r>
               <w:rPr>
                 <w:rFonts w:ascii="Times New Roman" w:hAnsi="Times New Roman" w:eastAsia="宋体"/>
+                <w:b w:val="0"/>
                 <w:sz w:val="21"/>
               </w:rPr>
               <w:t>管理后台、鉴权、班级空间</w:t>
@@ -11858,14 +11621,14 @@
         </w:tc>
         <w:tc>
           <w:tcPr>
-            <w:tcW w:type="dxa" w:w="1829"/>
+            <w:tcW w:type="dxa" w:w="4821"/>
+            <w:vAlign w:val="center"/>
             <w:tcMar>
               <w:top w:w="65" w:type="dxa"/>
               <w:start w:w="80" w:type="dxa"/>
               <w:bottom w:w="65" w:type="dxa"/>
               <w:end w:w="80" w:type="dxa"/>
             </w:tcMar>
-            <w:vAlign w:val="center"/>
           </w:tcPr>
           <w:p>
             <w:pPr>
@@ -11875,59 +11638,10 @@
             <w:r>
               <w:rPr>
                 <w:rFonts w:ascii="Times New Roman" w:hAnsi="Times New Roman" w:eastAsia="宋体"/>
+                <w:b w:val="0"/>
                 <w:sz w:val="21"/>
               </w:rPr>
-              <w:t>注册用户、管理员、超级管理员；7 个用例</w:t>
-            </w:r>
-          </w:p>
-        </w:tc>
-        <w:tc>
-          <w:tcPr>
-            <w:tcW w:type="dxa" w:w="2494"/>
-            <w:tcMar>
-              <w:top w:w="65" w:type="dxa"/>
-              <w:start w:w="80" w:type="dxa"/>
-              <w:bottom w:w="65" w:type="dxa"/>
-              <w:end w:w="80" w:type="dxa"/>
-            </w:tcMar>
-            <w:vAlign w:val="center"/>
-          </w:tcPr>
-          <w:p>
-            <w:pPr>
-              <w:spacing w:before="0" w:after="0" w:line="276" w:lineRule="auto"/>
-              <w:jc w:val="left"/>
-            </w:pPr>
-            <w:r>
-              <w:rPr>
-                <w:rFonts w:ascii="Times New Roman" w:hAnsi="Times New Roman" w:eastAsia="宋体"/>
-                <w:sz w:val="21"/>
-              </w:rPr>
-              <w:t>11 张 ORM 表、三级角色、班级/小组流程</w:t>
-            </w:r>
-          </w:p>
-        </w:tc>
-        <w:tc>
-          <w:tcPr>
-            <w:tcW w:type="dxa" w:w="1246"/>
-            <w:tcMar>
-              <w:top w:w="65" w:type="dxa"/>
-              <w:start w:w="80" w:type="dxa"/>
-              <w:bottom w:w="65" w:type="dxa"/>
-              <w:end w:w="80" w:type="dxa"/>
-            </w:tcMar>
-            <w:vAlign w:val="center"/>
-          </w:tcPr>
-          <w:p>
-            <w:pPr>
-              <w:spacing w:before="0" w:after="0" w:line="276" w:lineRule="auto"/>
-              <w:jc w:val="left"/>
-            </w:pPr>
-            <w:r>
-              <w:rPr>
-                <w:rFonts w:ascii="Times New Roman" w:hAnsi="Times New Roman" w:eastAsia="宋体"/>
-                <w:sz w:val="21"/>
-              </w:rPr>
-              <w:t>权限边界、一人一组、审批并发、硬删级联</w:t>
+              <w:t>三级角色、11 张 ORM 表、审批与硬删级联测试</w:t>
             </w:r>
           </w:p>
         </w:tc>
@@ -11936,6 +11650,7 @@
     <w:p>
       <w:pPr>
         <w:spacing w:before="0" w:after="0" w:line="360" w:lineRule="auto"/>
+        <w:ind w:firstLine="480"/>
         <w:jc w:val="left"/>
       </w:pPr>
       <w:r>
@@ -11950,6 +11665,7 @@
     <w:p>
       <w:pPr>
         <w:spacing w:before="0" w:after="0" w:line="360" w:lineRule="auto"/>
+        <w:ind w:firstLine="480"/>
         <w:jc w:val="left"/>
       </w:pPr>
       <w:r>
@@ -11964,6 +11680,7 @@
     <w:p>
       <w:pPr>
         <w:spacing w:before="0" w:after="0" w:line="360" w:lineRule="auto"/>
+        <w:ind w:firstLine="480"/>
         <w:jc w:val="left"/>
       </w:pPr>
       <w:r>
@@ -11978,6 +11695,7 @@
     <w:p>
       <w:pPr>
         <w:spacing w:before="0" w:after="0" w:line="360" w:lineRule="auto"/>
+        <w:ind w:firstLine="480"/>
         <w:jc w:val="left"/>
       </w:pPr>
       <w:r>
@@ -12007,6 +11725,7 @@
     <w:p>
       <w:pPr>
         <w:spacing w:before="0" w:after="0" w:line="360" w:lineRule="auto"/>
+        <w:ind w:firstLine="480"/>
         <w:jc w:val="left"/>
       </w:pPr>
       <w:r>
@@ -12501,6 +12220,7 @@
     <w:p>
       <w:pPr>
         <w:spacing w:before="0" w:after="0" w:line="360" w:lineRule="auto"/>
+        <w:ind w:firstLine="480"/>
         <w:jc w:val="left"/>
       </w:pPr>
       <w:r>
@@ -12530,6 +12250,7 @@
     <w:p>
       <w:pPr>
         <w:spacing w:before="0" w:after="0" w:line="360" w:lineRule="auto"/>
+        <w:ind w:firstLine="480"/>
         <w:jc w:val="left"/>
       </w:pPr>
       <w:r>
@@ -12574,6 +12295,7 @@
     <w:p>
       <w:pPr>
         <w:spacing w:before="0" w:after="0" w:line="360" w:lineRule="auto"/>
+        <w:ind w:firstLine="480"/>
         <w:jc w:val="left"/>
       </w:pPr>
       <w:r>
@@ -12603,6 +12325,7 @@
     <w:p>
       <w:pPr>
         <w:spacing w:before="0" w:after="0" w:line="360" w:lineRule="auto"/>
+        <w:ind w:firstLine="480"/>
         <w:jc w:val="left"/>
       </w:pPr>
       <w:r>
@@ -12632,6 +12355,7 @@
     <w:p>
       <w:pPr>
         <w:spacing w:before="0" w:after="0" w:line="360" w:lineRule="auto"/>
+        <w:ind w:firstLine="480"/>
         <w:jc w:val="left"/>
       </w:pPr>
       <w:r>
@@ -12661,6 +12385,7 @@
     <w:p>
       <w:pPr>
         <w:spacing w:before="0" w:after="0" w:line="360" w:lineRule="auto"/>
+        <w:ind w:firstLine="480"/>
         <w:jc w:val="left"/>
       </w:pPr>
       <w:r>

--- a/docs/course-design/赵文彪-飞跃.docx
+++ b/docs/course-design/赵文彪-飞跃.docx
@@ -657,10 +657,10 @@
       </w:tblPr>
       <w:tblGrid>
         <w:gridCol w:w="665"/>
-        <w:gridCol w:w="997"/>
+        <w:gridCol w:w="1081"/>
         <w:gridCol w:w="1496"/>
-        <w:gridCol w:w="3740"/>
-        <w:gridCol w:w="1414"/>
+        <w:gridCol w:w="3824"/>
+        <w:gridCol w:w="1247"/>
       </w:tblGrid>
       <w:tr>
         <w:trPr>
@@ -677,10 +677,11 @@
               <w:end w:w="80" w:type="dxa"/>
             </w:tcMar>
             <w:shd w:fill="EDEDED" w:val="clear"/>
+            <w:noWrap w:val="1"/>
           </w:tcPr>
           <w:p>
             <w:pPr>
-              <w:spacing w:before="0" w:after="0" w:line="276" w:lineRule="auto"/>
+              <w:spacing w:before="0" w:after="0" w:line="360" w:lineRule="auto"/>
               <w:jc w:val="center"/>
             </w:pPr>
             <w:r>
@@ -697,7 +698,7 @@
         </w:tc>
         <w:tc>
           <w:tcPr>
-            <w:tcW w:type="dxa" w:w="997"/>
+            <w:tcW w:type="dxa" w:w="1081"/>
             <w:vAlign w:val="center"/>
             <w:tcMar>
               <w:top w:w="65" w:type="dxa"/>
@@ -706,10 +707,11 @@
               <w:end w:w="80" w:type="dxa"/>
             </w:tcMar>
             <w:shd w:fill="EDEDED" w:val="clear"/>
+            <w:noWrap w:val="1"/>
           </w:tcPr>
           <w:p>
             <w:pPr>
-              <w:spacing w:before="0" w:after="0" w:line="276" w:lineRule="auto"/>
+              <w:spacing w:before="0" w:after="0" w:line="360" w:lineRule="auto"/>
               <w:jc w:val="center"/>
             </w:pPr>
             <w:r>
@@ -735,10 +737,11 @@
               <w:end w:w="80" w:type="dxa"/>
             </w:tcMar>
             <w:shd w:fill="EDEDED" w:val="clear"/>
+            <w:noWrap w:val="1"/>
           </w:tcPr>
           <w:p>
             <w:pPr>
-              <w:spacing w:before="0" w:after="0" w:line="276" w:lineRule="auto"/>
+              <w:spacing w:before="0" w:after="0" w:line="360" w:lineRule="auto"/>
               <w:jc w:val="center"/>
             </w:pPr>
             <w:r>
@@ -755,7 +758,7 @@
         </w:tc>
         <w:tc>
           <w:tcPr>
-            <w:tcW w:type="dxa" w:w="3740"/>
+            <w:tcW w:type="dxa" w:w="3824"/>
             <w:vAlign w:val="center"/>
             <w:tcMar>
               <w:top w:w="65" w:type="dxa"/>
@@ -764,10 +767,11 @@
               <w:end w:w="80" w:type="dxa"/>
             </w:tcMar>
             <w:shd w:fill="EDEDED" w:val="clear"/>
+            <w:noWrap w:val="1"/>
           </w:tcPr>
           <w:p>
             <w:pPr>
-              <w:spacing w:before="0" w:after="0" w:line="276" w:lineRule="auto"/>
+              <w:spacing w:before="0" w:after="0" w:line="360" w:lineRule="auto"/>
               <w:jc w:val="center"/>
             </w:pPr>
             <w:r>
@@ -784,7 +788,7 @@
         </w:tc>
         <w:tc>
           <w:tcPr>
-            <w:tcW w:type="dxa" w:w="1414"/>
+            <w:tcW w:type="dxa" w:w="1247"/>
             <w:vAlign w:val="center"/>
             <w:tcMar>
               <w:top w:w="65" w:type="dxa"/>
@@ -793,10 +797,11 @@
               <w:end w:w="80" w:type="dxa"/>
             </w:tcMar>
             <w:shd w:fill="EDEDED" w:val="clear"/>
+            <w:noWrap w:val="1"/>
           </w:tcPr>
           <w:p>
             <w:pPr>
-              <w:spacing w:before="0" w:after="0" w:line="276" w:lineRule="auto"/>
+              <w:spacing w:before="0" w:after="0" w:line="360" w:lineRule="auto"/>
               <w:jc w:val="center"/>
             </w:pPr>
             <w:r>
@@ -829,7 +834,7 @@
           </w:tcPr>
           <w:p>
             <w:pPr>
-              <w:spacing w:before="0" w:after="0" w:line="276" w:lineRule="auto"/>
+              <w:spacing w:before="0" w:after="0" w:line="360" w:lineRule="auto"/>
               <w:jc w:val="center"/>
             </w:pPr>
             <w:r>
@@ -846,7 +851,7 @@
         </w:tc>
         <w:tc>
           <w:tcPr>
-            <w:tcW w:type="dxa" w:w="997"/>
+            <w:tcW w:type="dxa" w:w="1081"/>
             <w:vAlign w:val="center"/>
             <w:tcMar>
               <w:top w:w="65" w:type="dxa"/>
@@ -857,7 +862,7 @@
           </w:tcPr>
           <w:p>
             <w:pPr>
-              <w:spacing w:before="0" w:after="0" w:line="276" w:lineRule="auto"/>
+              <w:spacing w:before="0" w:after="0" w:line="360" w:lineRule="auto"/>
               <w:jc w:val="center"/>
             </w:pPr>
             <w:r>
@@ -885,7 +890,7 @@
           </w:tcPr>
           <w:p>
             <w:pPr>
-              <w:spacing w:before="0" w:after="0" w:line="276" w:lineRule="auto"/>
+              <w:spacing w:before="0" w:after="0" w:line="360" w:lineRule="auto"/>
               <w:jc w:val="center"/>
             </w:pPr>
             <w:r>
@@ -901,7 +906,7 @@
         </w:tc>
         <w:tc>
           <w:tcPr>
-            <w:tcW w:type="dxa" w:w="3740"/>
+            <w:tcW w:type="dxa" w:w="3824"/>
             <w:vAlign w:val="center"/>
             <w:tcMar>
               <w:top w:w="65" w:type="dxa"/>
@@ -912,7 +917,7 @@
           </w:tcPr>
           <w:p>
             <w:pPr>
-              <w:spacing w:before="0" w:after="0" w:line="276" w:lineRule="auto"/>
+              <w:spacing w:before="0" w:after="0" w:line="360" w:lineRule="auto"/>
               <w:jc w:val="left"/>
             </w:pPr>
             <w:r>
@@ -928,7 +933,7 @@
         </w:tc>
         <w:tc>
           <w:tcPr>
-            <w:tcW w:type="dxa" w:w="1414"/>
+            <w:tcW w:type="dxa" w:w="1247"/>
             <w:vAlign w:val="center"/>
             <w:tcMar>
               <w:top w:w="65" w:type="dxa"/>
@@ -939,7 +944,7 @@
           </w:tcPr>
           <w:p>
             <w:pPr>
-              <w:spacing w:before="0" w:after="0" w:line="276" w:lineRule="auto"/>
+              <w:spacing w:before="0" w:after="0" w:line="360" w:lineRule="auto"/>
               <w:jc w:val="center"/>
             </w:pPr>
             <w:r>
@@ -971,7 +976,7 @@
           </w:tcPr>
           <w:p>
             <w:pPr>
-              <w:spacing w:before="0" w:after="0" w:line="276" w:lineRule="auto"/>
+              <w:spacing w:before="0" w:after="0" w:line="360" w:lineRule="auto"/>
               <w:jc w:val="center"/>
             </w:pPr>
             <w:r>
@@ -988,7 +993,7 @@
         </w:tc>
         <w:tc>
           <w:tcPr>
-            <w:tcW w:type="dxa" w:w="997"/>
+            <w:tcW w:type="dxa" w:w="1081"/>
             <w:vAlign w:val="center"/>
             <w:tcMar>
               <w:top w:w="65" w:type="dxa"/>
@@ -999,7 +1004,7 @@
           </w:tcPr>
           <w:p>
             <w:pPr>
-              <w:spacing w:before="0" w:after="0" w:line="276" w:lineRule="auto"/>
+              <w:spacing w:before="0" w:after="0" w:line="360" w:lineRule="auto"/>
               <w:jc w:val="center"/>
             </w:pPr>
             <w:r>
@@ -1027,7 +1032,7 @@
           </w:tcPr>
           <w:p>
             <w:pPr>
-              <w:spacing w:before="0" w:after="0" w:line="276" w:lineRule="auto"/>
+              <w:spacing w:before="0" w:after="0" w:line="360" w:lineRule="auto"/>
               <w:jc w:val="center"/>
             </w:pPr>
             <w:r>
@@ -1043,7 +1048,7 @@
         </w:tc>
         <w:tc>
           <w:tcPr>
-            <w:tcW w:type="dxa" w:w="3740"/>
+            <w:tcW w:type="dxa" w:w="3824"/>
             <w:vAlign w:val="center"/>
             <w:tcMar>
               <w:top w:w="65" w:type="dxa"/>
@@ -1054,7 +1059,7 @@
           </w:tcPr>
           <w:p>
             <w:pPr>
-              <w:spacing w:before="0" w:after="0" w:line="276" w:lineRule="auto"/>
+              <w:spacing w:before="0" w:after="0" w:line="360" w:lineRule="auto"/>
               <w:jc w:val="left"/>
             </w:pPr>
             <w:r>
@@ -1070,7 +1075,7 @@
         </w:tc>
         <w:tc>
           <w:tcPr>
-            <w:tcW w:type="dxa" w:w="1414"/>
+            <w:tcW w:type="dxa" w:w="1247"/>
             <w:vAlign w:val="center"/>
             <w:tcMar>
               <w:top w:w="65" w:type="dxa"/>
@@ -1081,7 +1086,7 @@
           </w:tcPr>
           <w:p>
             <w:pPr>
-              <w:spacing w:before="0" w:after="0" w:line="276" w:lineRule="auto"/>
+              <w:spacing w:before="0" w:after="0" w:line="360" w:lineRule="auto"/>
               <w:jc w:val="center"/>
             </w:pPr>
             <w:r>
@@ -1113,7 +1118,7 @@
           </w:tcPr>
           <w:p>
             <w:pPr>
-              <w:spacing w:before="0" w:after="0" w:line="276" w:lineRule="auto"/>
+              <w:spacing w:before="0" w:after="0" w:line="360" w:lineRule="auto"/>
               <w:jc w:val="center"/>
             </w:pPr>
             <w:r>
@@ -1130,7 +1135,7 @@
         </w:tc>
         <w:tc>
           <w:tcPr>
-            <w:tcW w:type="dxa" w:w="997"/>
+            <w:tcW w:type="dxa" w:w="1081"/>
             <w:vAlign w:val="center"/>
             <w:tcMar>
               <w:top w:w="65" w:type="dxa"/>
@@ -1141,7 +1146,7 @@
           </w:tcPr>
           <w:p>
             <w:pPr>
-              <w:spacing w:before="0" w:after="0" w:line="276" w:lineRule="auto"/>
+              <w:spacing w:before="0" w:after="0" w:line="360" w:lineRule="auto"/>
               <w:jc w:val="center"/>
             </w:pPr>
             <w:r>
@@ -1169,7 +1174,7 @@
           </w:tcPr>
           <w:p>
             <w:pPr>
-              <w:spacing w:before="0" w:after="0" w:line="276" w:lineRule="auto"/>
+              <w:spacing w:before="0" w:after="0" w:line="360" w:lineRule="auto"/>
               <w:jc w:val="center"/>
             </w:pPr>
             <w:r>
@@ -1185,7 +1190,7 @@
         </w:tc>
         <w:tc>
           <w:tcPr>
-            <w:tcW w:type="dxa" w:w="3740"/>
+            <w:tcW w:type="dxa" w:w="3824"/>
             <w:vAlign w:val="center"/>
             <w:tcMar>
               <w:top w:w="65" w:type="dxa"/>
@@ -1196,7 +1201,7 @@
           </w:tcPr>
           <w:p>
             <w:pPr>
-              <w:spacing w:before="0" w:after="0" w:line="276" w:lineRule="auto"/>
+              <w:spacing w:before="0" w:after="0" w:line="360" w:lineRule="auto"/>
               <w:jc w:val="left"/>
             </w:pPr>
             <w:r>
@@ -1212,7 +1217,7 @@
         </w:tc>
         <w:tc>
           <w:tcPr>
-            <w:tcW w:type="dxa" w:w="1414"/>
+            <w:tcW w:type="dxa" w:w="1247"/>
             <w:vAlign w:val="center"/>
             <w:tcMar>
               <w:top w:w="65" w:type="dxa"/>
@@ -1223,7 +1228,7 @@
           </w:tcPr>
           <w:p>
             <w:pPr>
-              <w:spacing w:before="0" w:after="0" w:line="276" w:lineRule="auto"/>
+              <w:spacing w:before="0" w:after="0" w:line="360" w:lineRule="auto"/>
               <w:jc w:val="center"/>
             </w:pPr>
             <w:r>
@@ -1255,7 +1260,7 @@
           </w:tcPr>
           <w:p>
             <w:pPr>
-              <w:spacing w:before="0" w:after="0" w:line="276" w:lineRule="auto"/>
+              <w:spacing w:before="0" w:after="0" w:line="360" w:lineRule="auto"/>
               <w:jc w:val="center"/>
             </w:pPr>
             <w:r>
@@ -1272,7 +1277,7 @@
         </w:tc>
         <w:tc>
           <w:tcPr>
-            <w:tcW w:type="dxa" w:w="997"/>
+            <w:tcW w:type="dxa" w:w="1081"/>
             <w:vAlign w:val="center"/>
             <w:tcMar>
               <w:top w:w="65" w:type="dxa"/>
@@ -1283,7 +1288,7 @@
           </w:tcPr>
           <w:p>
             <w:pPr>
-              <w:spacing w:before="0" w:after="0" w:line="276" w:lineRule="auto"/>
+              <w:spacing w:before="0" w:after="0" w:line="360" w:lineRule="auto"/>
               <w:jc w:val="center"/>
             </w:pPr>
             <w:r>
@@ -1311,7 +1316,7 @@
           </w:tcPr>
           <w:p>
             <w:pPr>
-              <w:spacing w:before="0" w:after="0" w:line="276" w:lineRule="auto"/>
+              <w:spacing w:before="0" w:after="0" w:line="360" w:lineRule="auto"/>
               <w:jc w:val="center"/>
             </w:pPr>
             <w:r>
@@ -1327,7 +1332,7 @@
         </w:tc>
         <w:tc>
           <w:tcPr>
-            <w:tcW w:type="dxa" w:w="3740"/>
+            <w:tcW w:type="dxa" w:w="3824"/>
             <w:vAlign w:val="center"/>
             <w:tcMar>
               <w:top w:w="65" w:type="dxa"/>
@@ -1338,7 +1343,7 @@
           </w:tcPr>
           <w:p>
             <w:pPr>
-              <w:spacing w:before="0" w:after="0" w:line="276" w:lineRule="auto"/>
+              <w:spacing w:before="0" w:after="0" w:line="360" w:lineRule="auto"/>
               <w:jc w:val="left"/>
             </w:pPr>
             <w:r>
@@ -1354,7 +1359,7 @@
         </w:tc>
         <w:tc>
           <w:tcPr>
-            <w:tcW w:type="dxa" w:w="1414"/>
+            <w:tcW w:type="dxa" w:w="1247"/>
             <w:vAlign w:val="center"/>
             <w:tcMar>
               <w:top w:w="65" w:type="dxa"/>
@@ -1365,7 +1370,7 @@
           </w:tcPr>
           <w:p>
             <w:pPr>
-              <w:spacing w:before="0" w:after="0" w:line="276" w:lineRule="auto"/>
+              <w:spacing w:before="0" w:after="0" w:line="360" w:lineRule="auto"/>
               <w:jc w:val="center"/>
             </w:pPr>
             <w:r>
@@ -1397,7 +1402,7 @@
           </w:tcPr>
           <w:p>
             <w:pPr>
-              <w:spacing w:before="0" w:after="0" w:line="276" w:lineRule="auto"/>
+              <w:spacing w:before="0" w:after="0" w:line="360" w:lineRule="auto"/>
               <w:jc w:val="center"/>
             </w:pPr>
             <w:r>
@@ -1414,7 +1419,7 @@
         </w:tc>
         <w:tc>
           <w:tcPr>
-            <w:tcW w:type="dxa" w:w="997"/>
+            <w:tcW w:type="dxa" w:w="1081"/>
             <w:vAlign w:val="center"/>
             <w:tcMar>
               <w:top w:w="65" w:type="dxa"/>
@@ -1425,7 +1430,7 @@
           </w:tcPr>
           <w:p>
             <w:pPr>
-              <w:spacing w:before="0" w:after="0" w:line="276" w:lineRule="auto"/>
+              <w:spacing w:before="0" w:after="0" w:line="360" w:lineRule="auto"/>
               <w:jc w:val="center"/>
             </w:pPr>
             <w:r>
@@ -1453,7 +1458,7 @@
           </w:tcPr>
           <w:p>
             <w:pPr>
-              <w:spacing w:before="0" w:after="0" w:line="276" w:lineRule="auto"/>
+              <w:spacing w:before="0" w:after="0" w:line="360" w:lineRule="auto"/>
               <w:jc w:val="center"/>
             </w:pPr>
             <w:r>
@@ -1469,7 +1474,7 @@
         </w:tc>
         <w:tc>
           <w:tcPr>
-            <w:tcW w:type="dxa" w:w="3740"/>
+            <w:tcW w:type="dxa" w:w="3824"/>
             <w:vAlign w:val="center"/>
             <w:tcMar>
               <w:top w:w="65" w:type="dxa"/>
@@ -1480,7 +1485,7 @@
           </w:tcPr>
           <w:p>
             <w:pPr>
-              <w:spacing w:before="0" w:after="0" w:line="276" w:lineRule="auto"/>
+              <w:spacing w:before="0" w:after="0" w:line="360" w:lineRule="auto"/>
               <w:jc w:val="left"/>
             </w:pPr>
             <w:r>
@@ -1496,7 +1501,7 @@
         </w:tc>
         <w:tc>
           <w:tcPr>
-            <w:tcW w:type="dxa" w:w="1414"/>
+            <w:tcW w:type="dxa" w:w="1247"/>
             <w:vAlign w:val="center"/>
             <w:tcMar>
               <w:top w:w="65" w:type="dxa"/>
@@ -1507,7 +1512,7 @@
           </w:tcPr>
           <w:p>
             <w:pPr>
-              <w:spacing w:before="0" w:after="0" w:line="276" w:lineRule="auto"/>
+              <w:spacing w:before="0" w:after="0" w:line="360" w:lineRule="auto"/>
               <w:jc w:val="center"/>
             </w:pPr>
             <w:r>
@@ -1539,7 +1544,7 @@
           </w:tcPr>
           <w:p>
             <w:pPr>
-              <w:spacing w:before="0" w:after="0" w:line="276" w:lineRule="auto"/>
+              <w:spacing w:before="0" w:after="0" w:line="360" w:lineRule="auto"/>
               <w:jc w:val="center"/>
             </w:pPr>
             <w:r>
@@ -1556,7 +1561,7 @@
         </w:tc>
         <w:tc>
           <w:tcPr>
-            <w:tcW w:type="dxa" w:w="997"/>
+            <w:tcW w:type="dxa" w:w="1081"/>
             <w:vAlign w:val="center"/>
             <w:tcMar>
               <w:top w:w="65" w:type="dxa"/>
@@ -1567,7 +1572,7 @@
           </w:tcPr>
           <w:p>
             <w:pPr>
-              <w:spacing w:before="0" w:after="0" w:line="276" w:lineRule="auto"/>
+              <w:spacing w:before="0" w:after="0" w:line="360" w:lineRule="auto"/>
               <w:jc w:val="center"/>
             </w:pPr>
             <w:r>
@@ -1595,7 +1600,7 @@
           </w:tcPr>
           <w:p>
             <w:pPr>
-              <w:spacing w:before="0" w:after="0" w:line="276" w:lineRule="auto"/>
+              <w:spacing w:before="0" w:after="0" w:line="360" w:lineRule="auto"/>
               <w:jc w:val="center"/>
             </w:pPr>
             <w:r>
@@ -1611,7 +1616,7 @@
         </w:tc>
         <w:tc>
           <w:tcPr>
-            <w:tcW w:type="dxa" w:w="3740"/>
+            <w:tcW w:type="dxa" w:w="3824"/>
             <w:vAlign w:val="center"/>
             <w:tcMar>
               <w:top w:w="65" w:type="dxa"/>
@@ -1622,7 +1627,7 @@
           </w:tcPr>
           <w:p>
             <w:pPr>
-              <w:spacing w:before="0" w:after="0" w:line="276" w:lineRule="auto"/>
+              <w:spacing w:before="0" w:after="0" w:line="360" w:lineRule="auto"/>
               <w:jc w:val="left"/>
             </w:pPr>
             <w:r>
@@ -1638,7 +1643,7 @@
         </w:tc>
         <w:tc>
           <w:tcPr>
-            <w:tcW w:type="dxa" w:w="1414"/>
+            <w:tcW w:type="dxa" w:w="1247"/>
             <w:vAlign w:val="center"/>
             <w:tcMar>
               <w:top w:w="65" w:type="dxa"/>
@@ -1649,7 +1654,7 @@
           </w:tcPr>
           <w:p>
             <w:pPr>
-              <w:spacing w:before="0" w:after="0" w:line="276" w:lineRule="auto"/>
+              <w:spacing w:before="0" w:after="0" w:line="360" w:lineRule="auto"/>
               <w:jc w:val="center"/>
             </w:pPr>
             <w:r>
@@ -1681,7 +1686,7 @@
           </w:tcPr>
           <w:p>
             <w:pPr>
-              <w:spacing w:before="0" w:after="0" w:line="276" w:lineRule="auto"/>
+              <w:spacing w:before="0" w:after="0" w:line="360" w:lineRule="auto"/>
               <w:jc w:val="center"/>
             </w:pPr>
             <w:r>
@@ -1698,7 +1703,7 @@
         </w:tc>
         <w:tc>
           <w:tcPr>
-            <w:tcW w:type="dxa" w:w="997"/>
+            <w:tcW w:type="dxa" w:w="1081"/>
             <w:vAlign w:val="center"/>
             <w:tcMar>
               <w:top w:w="65" w:type="dxa"/>
@@ -1709,7 +1714,7 @@
           </w:tcPr>
           <w:p>
             <w:pPr>
-              <w:spacing w:before="0" w:after="0" w:line="276" w:lineRule="auto"/>
+              <w:spacing w:before="0" w:after="0" w:line="360" w:lineRule="auto"/>
               <w:jc w:val="center"/>
             </w:pPr>
             <w:r>
@@ -1737,7 +1742,7 @@
           </w:tcPr>
           <w:p>
             <w:pPr>
-              <w:spacing w:before="0" w:after="0" w:line="276" w:lineRule="auto"/>
+              <w:spacing w:before="0" w:after="0" w:line="360" w:lineRule="auto"/>
               <w:jc w:val="center"/>
             </w:pPr>
             <w:r>
@@ -1753,7 +1758,7 @@
         </w:tc>
         <w:tc>
           <w:tcPr>
-            <w:tcW w:type="dxa" w:w="3740"/>
+            <w:tcW w:type="dxa" w:w="3824"/>
             <w:vAlign w:val="center"/>
             <w:tcMar>
               <w:top w:w="65" w:type="dxa"/>
@@ -1764,7 +1769,7 @@
           </w:tcPr>
           <w:p>
             <w:pPr>
-              <w:spacing w:before="0" w:after="0" w:line="276" w:lineRule="auto"/>
+              <w:spacing w:before="0" w:after="0" w:line="360" w:lineRule="auto"/>
               <w:jc w:val="left"/>
             </w:pPr>
             <w:r>
@@ -1780,7 +1785,7 @@
         </w:tc>
         <w:tc>
           <w:tcPr>
-            <w:tcW w:type="dxa" w:w="1414"/>
+            <w:tcW w:type="dxa" w:w="1247"/>
             <w:vAlign w:val="center"/>
             <w:tcMar>
               <w:top w:w="65" w:type="dxa"/>
@@ -1791,7 +1796,7 @@
           </w:tcPr>
           <w:p>
             <w:pPr>
-              <w:spacing w:before="0" w:after="0" w:line="276" w:lineRule="auto"/>
+              <w:spacing w:before="0" w:after="0" w:line="360" w:lineRule="auto"/>
               <w:jc w:val="center"/>
             </w:pPr>
             <w:r>
@@ -1823,7 +1828,7 @@
           </w:tcPr>
           <w:p>
             <w:pPr>
-              <w:spacing w:before="0" w:after="0" w:line="276" w:lineRule="auto"/>
+              <w:spacing w:before="0" w:after="0" w:line="360" w:lineRule="auto"/>
               <w:jc w:val="center"/>
             </w:pPr>
             <w:r>
@@ -1840,7 +1845,7 @@
         </w:tc>
         <w:tc>
           <w:tcPr>
-            <w:tcW w:type="dxa" w:w="997"/>
+            <w:tcW w:type="dxa" w:w="1081"/>
             <w:vAlign w:val="center"/>
             <w:tcMar>
               <w:top w:w="65" w:type="dxa"/>
@@ -1851,7 +1856,7 @@
           </w:tcPr>
           <w:p>
             <w:pPr>
-              <w:spacing w:before="0" w:after="0" w:line="276" w:lineRule="auto"/>
+              <w:spacing w:before="0" w:after="0" w:line="360" w:lineRule="auto"/>
               <w:jc w:val="center"/>
             </w:pPr>
             <w:r>
@@ -1879,7 +1884,7 @@
           </w:tcPr>
           <w:p>
             <w:pPr>
-              <w:spacing w:before="0" w:after="0" w:line="276" w:lineRule="auto"/>
+              <w:spacing w:before="0" w:after="0" w:line="360" w:lineRule="auto"/>
               <w:jc w:val="center"/>
             </w:pPr>
             <w:r>
@@ -1895,7 +1900,7 @@
         </w:tc>
         <w:tc>
           <w:tcPr>
-            <w:tcW w:type="dxa" w:w="3740"/>
+            <w:tcW w:type="dxa" w:w="3824"/>
             <w:vAlign w:val="center"/>
             <w:tcMar>
               <w:top w:w="65" w:type="dxa"/>
@@ -1906,7 +1911,7 @@
           </w:tcPr>
           <w:p>
             <w:pPr>
-              <w:spacing w:before="0" w:after="0" w:line="276" w:lineRule="auto"/>
+              <w:spacing w:before="0" w:after="0" w:line="360" w:lineRule="auto"/>
               <w:jc w:val="left"/>
             </w:pPr>
             <w:r>
@@ -1922,7 +1927,7 @@
         </w:tc>
         <w:tc>
           <w:tcPr>
-            <w:tcW w:type="dxa" w:w="1414"/>
+            <w:tcW w:type="dxa" w:w="1247"/>
             <w:vAlign w:val="center"/>
             <w:tcMar>
               <w:top w:w="65" w:type="dxa"/>
@@ -1933,7 +1938,7 @@
           </w:tcPr>
           <w:p>
             <w:pPr>
-              <w:spacing w:before="0" w:after="0" w:line="276" w:lineRule="auto"/>
+              <w:spacing w:before="0" w:after="0" w:line="360" w:lineRule="auto"/>
               <w:jc w:val="center"/>
             </w:pPr>
             <w:r>
@@ -1965,7 +1970,7 @@
           </w:tcPr>
           <w:p>
             <w:pPr>
-              <w:spacing w:before="0" w:after="0" w:line="276" w:lineRule="auto"/>
+              <w:spacing w:before="0" w:after="0" w:line="360" w:lineRule="auto"/>
               <w:jc w:val="center"/>
             </w:pPr>
             <w:r>
@@ -1982,7 +1987,7 @@
         </w:tc>
         <w:tc>
           <w:tcPr>
-            <w:tcW w:type="dxa" w:w="997"/>
+            <w:tcW w:type="dxa" w:w="1081"/>
             <w:vAlign w:val="center"/>
             <w:tcMar>
               <w:top w:w="65" w:type="dxa"/>
@@ -1993,7 +1998,7 @@
           </w:tcPr>
           <w:p>
             <w:pPr>
-              <w:spacing w:before="0" w:after="0" w:line="276" w:lineRule="auto"/>
+              <w:spacing w:before="0" w:after="0" w:line="360" w:lineRule="auto"/>
               <w:jc w:val="center"/>
             </w:pPr>
             <w:r>
@@ -2021,7 +2026,7 @@
           </w:tcPr>
           <w:p>
             <w:pPr>
-              <w:spacing w:before="0" w:after="0" w:line="276" w:lineRule="auto"/>
+              <w:spacing w:before="0" w:after="0" w:line="360" w:lineRule="auto"/>
               <w:jc w:val="center"/>
             </w:pPr>
             <w:r>
@@ -2037,7 +2042,7 @@
         </w:tc>
         <w:tc>
           <w:tcPr>
-            <w:tcW w:type="dxa" w:w="3740"/>
+            <w:tcW w:type="dxa" w:w="3824"/>
             <w:vAlign w:val="center"/>
             <w:tcMar>
               <w:top w:w="65" w:type="dxa"/>
@@ -2048,7 +2053,7 @@
           </w:tcPr>
           <w:p>
             <w:pPr>
-              <w:spacing w:before="0" w:after="0" w:line="276" w:lineRule="auto"/>
+              <w:spacing w:before="0" w:after="0" w:line="360" w:lineRule="auto"/>
               <w:jc w:val="left"/>
             </w:pPr>
             <w:r>
@@ -2064,7 +2069,7 @@
         </w:tc>
         <w:tc>
           <w:tcPr>
-            <w:tcW w:type="dxa" w:w="1414"/>
+            <w:tcW w:type="dxa" w:w="1247"/>
             <w:vAlign w:val="center"/>
             <w:tcMar>
               <w:top w:w="65" w:type="dxa"/>
@@ -2075,7 +2080,7 @@
           </w:tcPr>
           <w:p>
             <w:pPr>
-              <w:spacing w:before="0" w:after="0" w:line="276" w:lineRule="auto"/>
+              <w:spacing w:before="0" w:after="0" w:line="360" w:lineRule="auto"/>
               <w:jc w:val="center"/>
             </w:pPr>
             <w:r>
@@ -2107,7 +2112,7 @@
           </w:tcPr>
           <w:p>
             <w:pPr>
-              <w:spacing w:before="0" w:after="0" w:line="276" w:lineRule="auto"/>
+              <w:spacing w:before="0" w:after="0" w:line="360" w:lineRule="auto"/>
               <w:jc w:val="center"/>
             </w:pPr>
             <w:r>
@@ -2124,7 +2129,7 @@
         </w:tc>
         <w:tc>
           <w:tcPr>
-            <w:tcW w:type="dxa" w:w="997"/>
+            <w:tcW w:type="dxa" w:w="1081"/>
             <w:vAlign w:val="center"/>
             <w:tcMar>
               <w:top w:w="65" w:type="dxa"/>
@@ -2135,7 +2140,7 @@
           </w:tcPr>
           <w:p>
             <w:pPr>
-              <w:spacing w:before="0" w:after="0" w:line="276" w:lineRule="auto"/>
+              <w:spacing w:before="0" w:after="0" w:line="360" w:lineRule="auto"/>
               <w:jc w:val="center"/>
             </w:pPr>
             <w:r>
@@ -2163,7 +2168,7 @@
           </w:tcPr>
           <w:p>
             <w:pPr>
-              <w:spacing w:before="0" w:after="0" w:line="276" w:lineRule="auto"/>
+              <w:spacing w:before="0" w:after="0" w:line="360" w:lineRule="auto"/>
               <w:jc w:val="center"/>
             </w:pPr>
             <w:r>
@@ -2179,7 +2184,7 @@
         </w:tc>
         <w:tc>
           <w:tcPr>
-            <w:tcW w:type="dxa" w:w="3740"/>
+            <w:tcW w:type="dxa" w:w="3824"/>
             <w:vAlign w:val="center"/>
             <w:tcMar>
               <w:top w:w="65" w:type="dxa"/>
@@ -2190,7 +2195,7 @@
           </w:tcPr>
           <w:p>
             <w:pPr>
-              <w:spacing w:before="0" w:after="0" w:line="276" w:lineRule="auto"/>
+              <w:spacing w:before="0" w:after="0" w:line="360" w:lineRule="auto"/>
               <w:jc w:val="left"/>
             </w:pPr>
             <w:r>
@@ -2206,7 +2211,7 @@
         </w:tc>
         <w:tc>
           <w:tcPr>
-            <w:tcW w:type="dxa" w:w="1414"/>
+            <w:tcW w:type="dxa" w:w="1247"/>
             <w:vAlign w:val="center"/>
             <w:tcMar>
               <w:top w:w="65" w:type="dxa"/>
@@ -2217,7 +2222,7 @@
           </w:tcPr>
           <w:p>
             <w:pPr>
-              <w:spacing w:before="0" w:after="0" w:line="276" w:lineRule="auto"/>
+              <w:spacing w:before="0" w:after="0" w:line="360" w:lineRule="auto"/>
               <w:jc w:val="center"/>
             </w:pPr>
             <w:r>
@@ -2641,11 +2646,11 @@
         </w:tblBorders>
       </w:tblPr>
       <w:tblGrid>
-        <w:gridCol w:w="3325"/>
-        <w:gridCol w:w="997"/>
-        <w:gridCol w:w="997"/>
+        <w:gridCol w:w="1496"/>
+        <w:gridCol w:w="1496"/>
+        <w:gridCol w:w="1413"/>
         <w:gridCol w:w="1995"/>
-        <w:gridCol w:w="998"/>
+        <w:gridCol w:w="1912"/>
       </w:tblGrid>
       <w:tr>
         <w:trPr>
@@ -2653,7 +2658,7 @@
         </w:trPr>
         <w:tc>
           <w:tcPr>
-            <w:tcW w:type="dxa" w:w="3325"/>
+            <w:tcW w:type="dxa" w:w="1496"/>
             <w:tcBorders>
               <w:bottom w:val="single" w:sz="8" w:color="000000" w:space="0"/>
             </w:tcBorders>
@@ -2665,11 +2670,12 @@
               <w:end w:w="80" w:type="dxa"/>
             </w:tcMar>
             <w:shd w:fill="EDEDED" w:val="clear"/>
+            <w:noWrap w:val="1"/>
           </w:tcPr>
           <w:p>
             <w:pPr>
               <w:jc w:val="center"/>
-              <w:spacing w:beforeLines="0" w:afterLines="0" w:line="276" w:lineRule="auto" w:before="0" w:after="0"/>
+              <w:spacing w:beforeLines="0" w:afterLines="0" w:line="360" w:lineRule="auto" w:before="0" w:after="0"/>
             </w:pPr>
             <w:r>
               <w:rPr>
@@ -2683,7 +2689,7 @@
         </w:tc>
         <w:tc>
           <w:tcPr>
-            <w:tcW w:type="dxa" w:w="997"/>
+            <w:tcW w:type="dxa" w:w="1496"/>
             <w:tcBorders>
               <w:bottom w:val="single" w:sz="8" w:color="000000" w:space="0"/>
             </w:tcBorders>
@@ -2695,11 +2701,12 @@
               <w:end w:w="80" w:type="dxa"/>
             </w:tcMar>
             <w:shd w:fill="EDEDED" w:val="clear"/>
+            <w:noWrap w:val="1"/>
           </w:tcPr>
           <w:p>
             <w:pPr>
               <w:jc w:val="center"/>
-              <w:spacing w:beforeLines="0" w:afterLines="0" w:line="276" w:lineRule="auto" w:before="0" w:after="0"/>
+              <w:spacing w:beforeLines="0" w:afterLines="0" w:line="360" w:lineRule="auto" w:before="0" w:after="0"/>
             </w:pPr>
             <w:r>
               <w:rPr>
@@ -2713,7 +2720,7 @@
         </w:tc>
         <w:tc>
           <w:tcPr>
-            <w:tcW w:type="dxa" w:w="997"/>
+            <w:tcW w:type="dxa" w:w="1413"/>
             <w:tcBorders>
               <w:bottom w:val="single" w:sz="8" w:color="000000" w:space="0"/>
             </w:tcBorders>
@@ -2725,11 +2732,12 @@
               <w:end w:w="80" w:type="dxa"/>
             </w:tcMar>
             <w:shd w:fill="EDEDED" w:val="clear"/>
+            <w:noWrap w:val="1"/>
           </w:tcPr>
           <w:p>
             <w:pPr>
               <w:jc w:val="center"/>
-              <w:spacing w:beforeLines="0" w:afterLines="0" w:line="276" w:lineRule="auto" w:before="0" w:after="0"/>
+              <w:spacing w:beforeLines="0" w:afterLines="0" w:line="360" w:lineRule="auto" w:before="0" w:after="0"/>
             </w:pPr>
             <w:r>
               <w:rPr>
@@ -2755,11 +2763,12 @@
               <w:end w:w="80" w:type="dxa"/>
             </w:tcMar>
             <w:shd w:fill="EDEDED" w:val="clear"/>
+            <w:noWrap w:val="1"/>
           </w:tcPr>
           <w:p>
             <w:pPr>
               <w:jc w:val="center"/>
-              <w:spacing w:beforeLines="0" w:afterLines="0" w:line="276" w:lineRule="auto" w:before="0" w:after="0"/>
+              <w:spacing w:beforeLines="0" w:afterLines="0" w:line="360" w:lineRule="auto" w:before="0" w:after="0"/>
             </w:pPr>
             <w:r>
               <w:rPr>
@@ -2773,7 +2782,7 @@
         </w:tc>
         <w:tc>
           <w:tcPr>
-            <w:tcW w:type="dxa" w:w="998"/>
+            <w:tcW w:type="dxa" w:w="1912"/>
             <w:tcBorders>
               <w:bottom w:val="single" w:sz="8" w:color="000000" w:space="0"/>
             </w:tcBorders>
@@ -2785,11 +2794,12 @@
               <w:end w:w="80" w:type="dxa"/>
             </w:tcMar>
             <w:shd w:fill="EDEDED" w:val="clear"/>
+            <w:noWrap w:val="1"/>
           </w:tcPr>
           <w:p>
             <w:pPr>
               <w:jc w:val="center"/>
-              <w:spacing w:beforeLines="0" w:afterLines="0" w:line="276" w:lineRule="auto" w:before="0" w:after="0"/>
+              <w:spacing w:beforeLines="0" w:afterLines="0" w:line="360" w:lineRule="auto" w:before="0" w:after="0"/>
             </w:pPr>
             <w:r>
               <w:rPr>
@@ -2805,7 +2815,7 @@
       <w:tr>
         <w:tc>
           <w:tcPr>
-            <w:tcW w:type="dxa" w:w="3325"/>
+            <w:tcW w:type="dxa" w:w="1496"/>
             <w:vAlign w:val="center"/>
             <w:tcMar>
               <w:top w:w="65" w:type="dxa"/>
@@ -2817,7 +2827,7 @@
           <w:p>
             <w:pPr>
               <w:jc w:val="left"/>
-              <w:spacing w:beforeLines="0" w:afterLines="0" w:line="276" w:lineRule="auto" w:before="0" w:after="0"/>
+              <w:spacing w:beforeLines="0" w:afterLines="0" w:line="360" w:lineRule="auto" w:before="0" w:after="0"/>
             </w:pPr>
             <w:r>
               <w:rPr>
@@ -2831,7 +2841,7 @@
         </w:tc>
         <w:tc>
           <w:tcPr>
-            <w:tcW w:type="dxa" w:w="997"/>
+            <w:tcW w:type="dxa" w:w="1496"/>
             <w:vAlign w:val="center"/>
             <w:tcMar>
               <w:top w:w="65" w:type="dxa"/>
@@ -2843,7 +2853,7 @@
           <w:p>
             <w:pPr>
               <w:jc w:val="center"/>
-              <w:spacing w:beforeLines="0" w:afterLines="0" w:line="276" w:lineRule="auto" w:before="0" w:after="0"/>
+              <w:spacing w:beforeLines="0" w:afterLines="0" w:line="360" w:lineRule="auto" w:before="0" w:after="0"/>
             </w:pPr>
             <w:r>
               <w:rPr>
@@ -2857,7 +2867,7 @@
         </w:tc>
         <w:tc>
           <w:tcPr>
-            <w:tcW w:type="dxa" w:w="997"/>
+            <w:tcW w:type="dxa" w:w="1413"/>
             <w:vAlign w:val="center"/>
             <w:tcMar>
               <w:top w:w="65" w:type="dxa"/>
@@ -2869,7 +2879,7 @@
           <w:p>
             <w:pPr>
               <w:jc w:val="center"/>
-              <w:spacing w:beforeLines="0" w:afterLines="0" w:line="276" w:lineRule="auto" w:before="0" w:after="0"/>
+              <w:spacing w:beforeLines="0" w:afterLines="0" w:line="360" w:lineRule="auto" w:before="0" w:after="0"/>
             </w:pPr>
             <w:r>
               <w:rPr>
@@ -2895,7 +2905,7 @@
           <w:p>
             <w:pPr>
               <w:jc w:val="center"/>
-              <w:spacing w:beforeLines="0" w:afterLines="0" w:line="276" w:lineRule="auto" w:before="0" w:after="0"/>
+              <w:spacing w:beforeLines="0" w:afterLines="0" w:line="360" w:lineRule="auto" w:before="0" w:after="0"/>
             </w:pPr>
             <w:r>
               <w:rPr>
@@ -2909,7 +2919,7 @@
         </w:tc>
         <w:tc>
           <w:tcPr>
-            <w:tcW w:type="dxa" w:w="998"/>
+            <w:tcW w:type="dxa" w:w="1912"/>
             <w:vAlign w:val="center"/>
             <w:tcMar>
               <w:top w:w="65" w:type="dxa"/>
@@ -2921,7 +2931,7 @@
           <w:p>
             <w:pPr>
               <w:jc w:val="center"/>
-              <w:spacing w:beforeLines="0" w:afterLines="0" w:line="276" w:lineRule="auto" w:before="0" w:after="0"/>
+              <w:spacing w:beforeLines="0" w:afterLines="0" w:line="360" w:lineRule="auto" w:before="0" w:after="0"/>
             </w:pPr>
             <w:r>
               <w:rPr>
@@ -2937,7 +2947,7 @@
       <w:tr>
         <w:tc>
           <w:tcPr>
-            <w:tcW w:type="dxa" w:w="3325"/>
+            <w:tcW w:type="dxa" w:w="1496"/>
             <w:vAlign w:val="center"/>
             <w:tcMar>
               <w:top w:w="65" w:type="dxa"/>
@@ -2949,7 +2959,7 @@
           <w:p>
             <w:pPr>
               <w:jc w:val="left"/>
-              <w:spacing w:beforeLines="0" w:afterLines="0" w:line="276" w:lineRule="auto" w:before="0" w:after="0"/>
+              <w:spacing w:beforeLines="0" w:afterLines="0" w:line="360" w:lineRule="auto" w:before="0" w:after="0"/>
             </w:pPr>
             <w:r>
               <w:rPr>
@@ -2963,7 +2973,7 @@
         </w:tc>
         <w:tc>
           <w:tcPr>
-            <w:tcW w:type="dxa" w:w="997"/>
+            <w:tcW w:type="dxa" w:w="1496"/>
             <w:vAlign w:val="center"/>
             <w:tcMar>
               <w:top w:w="65" w:type="dxa"/>
@@ -2975,7 +2985,7 @@
           <w:p>
             <w:pPr>
               <w:jc w:val="center"/>
-              <w:spacing w:beforeLines="0" w:afterLines="0" w:line="276" w:lineRule="auto" w:before="0" w:after="0"/>
+              <w:spacing w:beforeLines="0" w:afterLines="0" w:line="360" w:lineRule="auto" w:before="0" w:after="0"/>
             </w:pPr>
             <w:r>
               <w:rPr>
@@ -2989,7 +2999,7 @@
         </w:tc>
         <w:tc>
           <w:tcPr>
-            <w:tcW w:type="dxa" w:w="997"/>
+            <w:tcW w:type="dxa" w:w="1413"/>
             <w:vAlign w:val="center"/>
             <w:tcMar>
               <w:top w:w="65" w:type="dxa"/>
@@ -3001,7 +3011,7 @@
           <w:p>
             <w:pPr>
               <w:jc w:val="center"/>
-              <w:spacing w:beforeLines="0" w:afterLines="0" w:line="276" w:lineRule="auto" w:before="0" w:after="0"/>
+              <w:spacing w:beforeLines="0" w:afterLines="0" w:line="360" w:lineRule="auto" w:before="0" w:after="0"/>
             </w:pPr>
             <w:r>
               <w:rPr>
@@ -3027,7 +3037,7 @@
           <w:p>
             <w:pPr>
               <w:jc w:val="center"/>
-              <w:spacing w:beforeLines="0" w:afterLines="0" w:line="276" w:lineRule="auto" w:before="0" w:after="0"/>
+              <w:spacing w:beforeLines="0" w:afterLines="0" w:line="360" w:lineRule="auto" w:before="0" w:after="0"/>
             </w:pPr>
             <w:r>
               <w:rPr>
@@ -3041,7 +3051,7 @@
         </w:tc>
         <w:tc>
           <w:tcPr>
-            <w:tcW w:type="dxa" w:w="998"/>
+            <w:tcW w:type="dxa" w:w="1912"/>
             <w:vAlign w:val="center"/>
             <w:tcMar>
               <w:top w:w="65" w:type="dxa"/>
@@ -3053,7 +3063,7 @@
           <w:p>
             <w:pPr>
               <w:jc w:val="center"/>
-              <w:spacing w:beforeLines="0" w:afterLines="0" w:line="276" w:lineRule="auto" w:before="0" w:after="0"/>
+              <w:spacing w:beforeLines="0" w:afterLines="0" w:line="360" w:lineRule="auto" w:before="0" w:after="0"/>
             </w:pPr>
             <w:r>
               <w:rPr>
@@ -3069,7 +3079,7 @@
       <w:tr>
         <w:tc>
           <w:tcPr>
-            <w:tcW w:type="dxa" w:w="3325"/>
+            <w:tcW w:type="dxa" w:w="1496"/>
             <w:vAlign w:val="center"/>
             <w:tcMar>
               <w:top w:w="65" w:type="dxa"/>
@@ -3081,7 +3091,7 @@
           <w:p>
             <w:pPr>
               <w:jc w:val="left"/>
-              <w:spacing w:beforeLines="0" w:afterLines="0" w:line="276" w:lineRule="auto" w:before="0" w:after="0"/>
+              <w:spacing w:beforeLines="0" w:afterLines="0" w:line="360" w:lineRule="auto" w:before="0" w:after="0"/>
             </w:pPr>
             <w:r>
               <w:rPr>
@@ -3095,7 +3105,7 @@
         </w:tc>
         <w:tc>
           <w:tcPr>
-            <w:tcW w:type="dxa" w:w="997"/>
+            <w:tcW w:type="dxa" w:w="1496"/>
             <w:vAlign w:val="center"/>
             <w:tcMar>
               <w:top w:w="65" w:type="dxa"/>
@@ -3107,7 +3117,7 @@
           <w:p>
             <w:pPr>
               <w:jc w:val="center"/>
-              <w:spacing w:beforeLines="0" w:afterLines="0" w:line="276" w:lineRule="auto" w:before="0" w:after="0"/>
+              <w:spacing w:beforeLines="0" w:afterLines="0" w:line="360" w:lineRule="auto" w:before="0" w:after="0"/>
             </w:pPr>
             <w:r>
               <w:rPr>
@@ -3121,7 +3131,7 @@
         </w:tc>
         <w:tc>
           <w:tcPr>
-            <w:tcW w:type="dxa" w:w="997"/>
+            <w:tcW w:type="dxa" w:w="1413"/>
             <w:vAlign w:val="center"/>
             <w:tcMar>
               <w:top w:w="65" w:type="dxa"/>
@@ -3133,7 +3143,7 @@
           <w:p>
             <w:pPr>
               <w:jc w:val="center"/>
-              <w:spacing w:beforeLines="0" w:afterLines="0" w:line="276" w:lineRule="auto" w:before="0" w:after="0"/>
+              <w:spacing w:beforeLines="0" w:afterLines="0" w:line="360" w:lineRule="auto" w:before="0" w:after="0"/>
             </w:pPr>
             <w:r>
               <w:rPr>
@@ -3159,7 +3169,7 @@
           <w:p>
             <w:pPr>
               <w:jc w:val="center"/>
-              <w:spacing w:beforeLines="0" w:afterLines="0" w:line="276" w:lineRule="auto" w:before="0" w:after="0"/>
+              <w:spacing w:beforeLines="0" w:afterLines="0" w:line="360" w:lineRule="auto" w:before="0" w:after="0"/>
             </w:pPr>
             <w:r>
               <w:rPr>
@@ -3173,7 +3183,7 @@
         </w:tc>
         <w:tc>
           <w:tcPr>
-            <w:tcW w:type="dxa" w:w="998"/>
+            <w:tcW w:type="dxa" w:w="1912"/>
             <w:vAlign w:val="center"/>
             <w:tcMar>
               <w:top w:w="65" w:type="dxa"/>
@@ -3185,7 +3195,7 @@
           <w:p>
             <w:pPr>
               <w:jc w:val="center"/>
-              <w:spacing w:beforeLines="0" w:afterLines="0" w:line="276" w:lineRule="auto" w:before="0" w:after="0"/>
+              <w:spacing w:beforeLines="0" w:afterLines="0" w:line="360" w:lineRule="auto" w:before="0" w:after="0"/>
             </w:pPr>
             <w:r>
               <w:rPr>
@@ -3201,7 +3211,7 @@
       <w:tr>
         <w:tc>
           <w:tcPr>
-            <w:tcW w:type="dxa" w:w="3325"/>
+            <w:tcW w:type="dxa" w:w="1496"/>
             <w:vAlign w:val="center"/>
             <w:tcMar>
               <w:top w:w="65" w:type="dxa"/>
@@ -3213,7 +3223,7 @@
           <w:p>
             <w:pPr>
               <w:jc w:val="left"/>
-              <w:spacing w:beforeLines="0" w:afterLines="0" w:line="276" w:lineRule="auto" w:before="0" w:after="0"/>
+              <w:spacing w:beforeLines="0" w:afterLines="0" w:line="360" w:lineRule="auto" w:before="0" w:after="0"/>
             </w:pPr>
             <w:r>
               <w:rPr>
@@ -3227,7 +3237,7 @@
         </w:tc>
         <w:tc>
           <w:tcPr>
-            <w:tcW w:type="dxa" w:w="997"/>
+            <w:tcW w:type="dxa" w:w="1496"/>
             <w:vAlign w:val="center"/>
             <w:tcMar>
               <w:top w:w="65" w:type="dxa"/>
@@ -3239,7 +3249,7 @@
           <w:p>
             <w:pPr>
               <w:jc w:val="center"/>
-              <w:spacing w:beforeLines="0" w:afterLines="0" w:line="276" w:lineRule="auto" w:before="0" w:after="0"/>
+              <w:spacing w:beforeLines="0" w:afterLines="0" w:line="360" w:lineRule="auto" w:before="0" w:after="0"/>
             </w:pPr>
             <w:r>
               <w:rPr>
@@ -3253,7 +3263,7 @@
         </w:tc>
         <w:tc>
           <w:tcPr>
-            <w:tcW w:type="dxa" w:w="997"/>
+            <w:tcW w:type="dxa" w:w="1413"/>
             <w:vAlign w:val="center"/>
             <w:tcMar>
               <w:top w:w="65" w:type="dxa"/>
@@ -3265,7 +3275,7 @@
           <w:p>
             <w:pPr>
               <w:jc w:val="center"/>
-              <w:spacing w:beforeLines="0" w:afterLines="0" w:line="276" w:lineRule="auto" w:before="0" w:after="0"/>
+              <w:spacing w:beforeLines="0" w:afterLines="0" w:line="360" w:lineRule="auto" w:before="0" w:after="0"/>
             </w:pPr>
             <w:r>
               <w:rPr>
@@ -3291,7 +3301,7 @@
           <w:p>
             <w:pPr>
               <w:jc w:val="center"/>
-              <w:spacing w:beforeLines="0" w:afterLines="0" w:line="276" w:lineRule="auto" w:before="0" w:after="0"/>
+              <w:spacing w:beforeLines="0" w:afterLines="0" w:line="360" w:lineRule="auto" w:before="0" w:after="0"/>
             </w:pPr>
             <w:r>
               <w:rPr>
@@ -3305,7 +3315,7 @@
         </w:tc>
         <w:tc>
           <w:tcPr>
-            <w:tcW w:type="dxa" w:w="998"/>
+            <w:tcW w:type="dxa" w:w="1912"/>
             <w:vAlign w:val="center"/>
             <w:tcMar>
               <w:top w:w="65" w:type="dxa"/>
@@ -3317,7 +3327,7 @@
           <w:p>
             <w:pPr>
               <w:jc w:val="center"/>
-              <w:spacing w:beforeLines="0" w:afterLines="0" w:line="276" w:lineRule="auto" w:before="0" w:after="0"/>
+              <w:spacing w:beforeLines="0" w:afterLines="0" w:line="360" w:lineRule="auto" w:before="0" w:after="0"/>
             </w:pPr>
             <w:r>
               <w:rPr>
@@ -3333,7 +3343,7 @@
       <w:tr>
         <w:tc>
           <w:tcPr>
-            <w:tcW w:type="dxa" w:w="3325"/>
+            <w:tcW w:type="dxa" w:w="1496"/>
             <w:vAlign w:val="center"/>
             <w:tcMar>
               <w:top w:w="65" w:type="dxa"/>
@@ -3345,7 +3355,7 @@
           <w:p>
             <w:pPr>
               <w:jc w:val="left"/>
-              <w:spacing w:beforeLines="0" w:afterLines="0" w:line="276" w:lineRule="auto" w:before="0" w:after="0"/>
+              <w:spacing w:beforeLines="0" w:afterLines="0" w:line="360" w:lineRule="auto" w:before="0" w:after="0"/>
             </w:pPr>
             <w:r>
               <w:rPr>
@@ -3359,7 +3369,7 @@
         </w:tc>
         <w:tc>
           <w:tcPr>
-            <w:tcW w:type="dxa" w:w="997"/>
+            <w:tcW w:type="dxa" w:w="1496"/>
             <w:vAlign w:val="center"/>
             <w:tcMar>
               <w:top w:w="65" w:type="dxa"/>
@@ -3371,7 +3381,7 @@
           <w:p>
             <w:pPr>
               <w:jc w:val="center"/>
-              <w:spacing w:beforeLines="0" w:afterLines="0" w:line="276" w:lineRule="auto" w:before="0" w:after="0"/>
+              <w:spacing w:beforeLines="0" w:afterLines="0" w:line="360" w:lineRule="auto" w:before="0" w:after="0"/>
             </w:pPr>
             <w:r>
               <w:rPr>
@@ -3385,7 +3395,7 @@
         </w:tc>
         <w:tc>
           <w:tcPr>
-            <w:tcW w:type="dxa" w:w="997"/>
+            <w:tcW w:type="dxa" w:w="1413"/>
             <w:vAlign w:val="center"/>
             <w:tcMar>
               <w:top w:w="65" w:type="dxa"/>
@@ -3397,7 +3407,7 @@
           <w:p>
             <w:pPr>
               <w:jc w:val="center"/>
-              <w:spacing w:beforeLines="0" w:afterLines="0" w:line="276" w:lineRule="auto" w:before="0" w:after="0"/>
+              <w:spacing w:beforeLines="0" w:afterLines="0" w:line="360" w:lineRule="auto" w:before="0" w:after="0"/>
             </w:pPr>
             <w:r>
               <w:rPr>
@@ -3423,7 +3433,7 @@
           <w:p>
             <w:pPr>
               <w:jc w:val="center"/>
-              <w:spacing w:beforeLines="0" w:afterLines="0" w:line="276" w:lineRule="auto" w:before="0" w:after="0"/>
+              <w:spacing w:beforeLines="0" w:afterLines="0" w:line="360" w:lineRule="auto" w:before="0" w:after="0"/>
             </w:pPr>
             <w:r>
               <w:rPr>
@@ -3437,7 +3447,7 @@
         </w:tc>
         <w:tc>
           <w:tcPr>
-            <w:tcW w:type="dxa" w:w="998"/>
+            <w:tcW w:type="dxa" w:w="1912"/>
             <w:vAlign w:val="center"/>
             <w:tcMar>
               <w:top w:w="65" w:type="dxa"/>
@@ -3449,7 +3459,7 @@
           <w:p>
             <w:pPr>
               <w:jc w:val="center"/>
-              <w:spacing w:beforeLines="0" w:afterLines="0" w:line="276" w:lineRule="auto" w:before="0" w:after="0"/>
+              <w:spacing w:beforeLines="0" w:afterLines="0" w:line="360" w:lineRule="auto" w:before="0" w:after="0"/>
             </w:pPr>
             <w:r>
               <w:rPr>
@@ -3507,9 +3517,9 @@
         </w:tblBorders>
       </w:tblPr>
       <w:tblGrid>
-        <w:gridCol w:w="1496"/>
-        <w:gridCol w:w="1496"/>
-        <w:gridCol w:w="5320"/>
+        <w:gridCol w:w="1829"/>
+        <w:gridCol w:w="1995"/>
+        <w:gridCol w:w="4488"/>
       </w:tblGrid>
       <w:tr>
         <w:trPr>
@@ -3517,7 +3527,7 @@
         </w:trPr>
         <w:tc>
           <w:tcPr>
-            <w:tcW w:type="dxa" w:w="1496"/>
+            <w:tcW w:type="dxa" w:w="1829"/>
             <w:tcBorders>
               <w:bottom w:val="single" w:sz="8" w:color="000000" w:space="0"/>
             </w:tcBorders>
@@ -3529,11 +3539,12 @@
               <w:end w:w="80" w:type="dxa"/>
             </w:tcMar>
             <w:shd w:fill="EDEDED" w:val="clear"/>
+            <w:noWrap w:val="1"/>
           </w:tcPr>
           <w:p>
             <w:pPr>
               <w:jc w:val="center"/>
-              <w:spacing w:beforeLines="0" w:afterLines="0" w:line="276" w:lineRule="auto" w:before="0" w:after="0"/>
+              <w:spacing w:beforeLines="0" w:afterLines="0" w:line="360" w:lineRule="auto" w:before="0" w:after="0"/>
             </w:pPr>
             <w:r>
               <w:rPr>
@@ -3547,7 +3558,7 @@
         </w:tc>
         <w:tc>
           <w:tcPr>
-            <w:tcW w:type="dxa" w:w="1496"/>
+            <w:tcW w:type="dxa" w:w="1995"/>
             <w:tcBorders>
               <w:bottom w:val="single" w:sz="8" w:color="000000" w:space="0"/>
             </w:tcBorders>
@@ -3559,11 +3570,12 @@
               <w:end w:w="80" w:type="dxa"/>
             </w:tcMar>
             <w:shd w:fill="EDEDED" w:val="clear"/>
+            <w:noWrap w:val="1"/>
           </w:tcPr>
           <w:p>
             <w:pPr>
               <w:jc w:val="center"/>
-              <w:spacing w:beforeLines="0" w:afterLines="0" w:line="276" w:lineRule="auto" w:before="0" w:after="0"/>
+              <w:spacing w:beforeLines="0" w:afterLines="0" w:line="360" w:lineRule="auto" w:before="0" w:after="0"/>
             </w:pPr>
             <w:r>
               <w:rPr>
@@ -3577,7 +3589,7 @@
         </w:tc>
         <w:tc>
           <w:tcPr>
-            <w:tcW w:type="dxa" w:w="5320"/>
+            <w:tcW w:type="dxa" w:w="4488"/>
             <w:tcBorders>
               <w:bottom w:val="single" w:sz="8" w:color="000000" w:space="0"/>
             </w:tcBorders>
@@ -3589,11 +3601,12 @@
               <w:end w:w="80" w:type="dxa"/>
             </w:tcMar>
             <w:shd w:fill="EDEDED" w:val="clear"/>
+            <w:noWrap w:val="1"/>
           </w:tcPr>
           <w:p>
             <w:pPr>
               <w:jc w:val="center"/>
-              <w:spacing w:beforeLines="0" w:afterLines="0" w:line="276" w:lineRule="auto" w:before="0" w:after="0"/>
+              <w:spacing w:beforeLines="0" w:afterLines="0" w:line="360" w:lineRule="auto" w:before="0" w:after="0"/>
             </w:pPr>
             <w:r>
               <w:rPr>
@@ -3609,7 +3622,7 @@
       <w:tr>
         <w:tc>
           <w:tcPr>
-            <w:tcW w:type="dxa" w:w="1496"/>
+            <w:tcW w:type="dxa" w:w="1829"/>
             <w:vAlign w:val="center"/>
             <w:tcMar>
               <w:top w:w="65" w:type="dxa"/>
@@ -3621,7 +3634,7 @@
           <w:p>
             <w:pPr>
               <w:jc w:val="center"/>
-              <w:spacing w:beforeLines="0" w:afterLines="0" w:line="276" w:lineRule="auto" w:before="0" w:after="0"/>
+              <w:spacing w:beforeLines="0" w:afterLines="0" w:line="360" w:lineRule="auto" w:before="0" w:after="0"/>
             </w:pPr>
             <w:r>
               <w:rPr>
@@ -3635,7 +3648,7 @@
         </w:tc>
         <w:tc>
           <w:tcPr>
-            <w:tcW w:type="dxa" w:w="1496"/>
+            <w:tcW w:type="dxa" w:w="1995"/>
             <w:vAlign w:val="center"/>
             <w:tcMar>
               <w:top w:w="65" w:type="dxa"/>
@@ -3647,7 +3660,7 @@
           <w:p>
             <w:pPr>
               <w:jc w:val="center"/>
-              <w:spacing w:beforeLines="0" w:afterLines="0" w:line="276" w:lineRule="auto" w:before="0" w:after="0"/>
+              <w:spacing w:beforeLines="0" w:afterLines="0" w:line="360" w:lineRule="auto" w:before="0" w:after="0"/>
             </w:pPr>
             <w:r>
               <w:rPr>
@@ -3661,7 +3674,7 @@
         </w:tc>
         <w:tc>
           <w:tcPr>
-            <w:tcW w:type="dxa" w:w="5320"/>
+            <w:tcW w:type="dxa" w:w="4488"/>
             <w:vAlign w:val="center"/>
             <w:tcMar>
               <w:top w:w="65" w:type="dxa"/>
@@ -3673,7 +3686,7 @@
           <w:p>
             <w:pPr>
               <w:jc w:val="left"/>
-              <w:spacing w:beforeLines="0" w:afterLines="0" w:line="276" w:lineRule="auto" w:before="0" w:after="0"/>
+              <w:spacing w:beforeLines="0" w:afterLines="0" w:line="360" w:lineRule="auto" w:before="0" w:after="0"/>
             </w:pPr>
             <w:r>
               <w:rPr>
@@ -3689,7 +3702,7 @@
       <w:tr>
         <w:tc>
           <w:tcPr>
-            <w:tcW w:type="dxa" w:w="1496"/>
+            <w:tcW w:type="dxa" w:w="1829"/>
             <w:vAlign w:val="center"/>
             <w:tcMar>
               <w:top w:w="65" w:type="dxa"/>
@@ -3701,7 +3714,7 @@
           <w:p>
             <w:pPr>
               <w:jc w:val="center"/>
-              <w:spacing w:beforeLines="0" w:afterLines="0" w:line="276" w:lineRule="auto" w:before="0" w:after="0"/>
+              <w:spacing w:beforeLines="0" w:afterLines="0" w:line="360" w:lineRule="auto" w:before="0" w:after="0"/>
             </w:pPr>
             <w:r>
               <w:rPr>
@@ -3715,7 +3728,7 @@
         </w:tc>
         <w:tc>
           <w:tcPr>
-            <w:tcW w:type="dxa" w:w="1496"/>
+            <w:tcW w:type="dxa" w:w="1995"/>
             <w:vAlign w:val="center"/>
             <w:tcMar>
               <w:top w:w="65" w:type="dxa"/>
@@ -3727,7 +3740,7 @@
           <w:p>
             <w:pPr>
               <w:jc w:val="center"/>
-              <w:spacing w:beforeLines="0" w:afterLines="0" w:line="276" w:lineRule="auto" w:before="0" w:after="0"/>
+              <w:spacing w:beforeLines="0" w:afterLines="0" w:line="360" w:lineRule="auto" w:before="0" w:after="0"/>
             </w:pPr>
             <w:r>
               <w:rPr>
@@ -3741,7 +3754,7 @@
         </w:tc>
         <w:tc>
           <w:tcPr>
-            <w:tcW w:type="dxa" w:w="5320"/>
+            <w:tcW w:type="dxa" w:w="4488"/>
             <w:vAlign w:val="center"/>
             <w:tcMar>
               <w:top w:w="65" w:type="dxa"/>
@@ -3753,7 +3766,7 @@
           <w:p>
             <w:pPr>
               <w:jc w:val="left"/>
-              <w:spacing w:beforeLines="0" w:afterLines="0" w:line="276" w:lineRule="auto" w:before="0" w:after="0"/>
+              <w:spacing w:beforeLines="0" w:afterLines="0" w:line="360" w:lineRule="auto" w:before="0" w:after="0"/>
             </w:pPr>
             <w:r>
               <w:rPr>
@@ -3769,7 +3782,7 @@
       <w:tr>
         <w:tc>
           <w:tcPr>
-            <w:tcW w:type="dxa" w:w="1496"/>
+            <w:tcW w:type="dxa" w:w="1829"/>
             <w:vAlign w:val="center"/>
             <w:tcMar>
               <w:top w:w="65" w:type="dxa"/>
@@ -3781,7 +3794,7 @@
           <w:p>
             <w:pPr>
               <w:jc w:val="center"/>
-              <w:spacing w:beforeLines="0" w:afterLines="0" w:line="276" w:lineRule="auto" w:before="0" w:after="0"/>
+              <w:spacing w:beforeLines="0" w:afterLines="0" w:line="360" w:lineRule="auto" w:before="0" w:after="0"/>
             </w:pPr>
             <w:r>
               <w:rPr>
@@ -3795,7 +3808,7 @@
         </w:tc>
         <w:tc>
           <w:tcPr>
-            <w:tcW w:type="dxa" w:w="1496"/>
+            <w:tcW w:type="dxa" w:w="1995"/>
             <w:vAlign w:val="center"/>
             <w:tcMar>
               <w:top w:w="65" w:type="dxa"/>
@@ -3807,7 +3820,7 @@
           <w:p>
             <w:pPr>
               <w:jc w:val="center"/>
-              <w:spacing w:beforeLines="0" w:afterLines="0" w:line="276" w:lineRule="auto" w:before="0" w:after="0"/>
+              <w:spacing w:beforeLines="0" w:afterLines="0" w:line="360" w:lineRule="auto" w:before="0" w:after="0"/>
             </w:pPr>
             <w:r>
               <w:rPr>
@@ -3821,7 +3834,7 @@
         </w:tc>
         <w:tc>
           <w:tcPr>
-            <w:tcW w:type="dxa" w:w="5320"/>
+            <w:tcW w:type="dxa" w:w="4488"/>
             <w:vAlign w:val="center"/>
             <w:tcMar>
               <w:top w:w="65" w:type="dxa"/>
@@ -3833,7 +3846,7 @@
           <w:p>
             <w:pPr>
               <w:jc w:val="left"/>
-              <w:spacing w:beforeLines="0" w:afterLines="0" w:line="276" w:lineRule="auto" w:before="0" w:after="0"/>
+              <w:spacing w:beforeLines="0" w:afterLines="0" w:line="360" w:lineRule="auto" w:before="0" w:after="0"/>
             </w:pPr>
             <w:r>
               <w:rPr>
@@ -3849,7 +3862,7 @@
       <w:tr>
         <w:tc>
           <w:tcPr>
-            <w:tcW w:type="dxa" w:w="1496"/>
+            <w:tcW w:type="dxa" w:w="1829"/>
             <w:vAlign w:val="center"/>
             <w:tcMar>
               <w:top w:w="65" w:type="dxa"/>
@@ -3861,7 +3874,7 @@
           <w:p>
             <w:pPr>
               <w:jc w:val="center"/>
-              <w:spacing w:beforeLines="0" w:afterLines="0" w:line="276" w:lineRule="auto" w:before="0" w:after="0"/>
+              <w:spacing w:beforeLines="0" w:afterLines="0" w:line="360" w:lineRule="auto" w:before="0" w:after="0"/>
             </w:pPr>
             <w:r>
               <w:rPr>
@@ -3875,7 +3888,7 @@
         </w:tc>
         <w:tc>
           <w:tcPr>
-            <w:tcW w:type="dxa" w:w="1496"/>
+            <w:tcW w:type="dxa" w:w="1995"/>
             <w:vAlign w:val="center"/>
             <w:tcMar>
               <w:top w:w="65" w:type="dxa"/>
@@ -3887,7 +3900,7 @@
           <w:p>
             <w:pPr>
               <w:jc w:val="center"/>
-              <w:spacing w:beforeLines="0" w:afterLines="0" w:line="276" w:lineRule="auto" w:before="0" w:after="0"/>
+              <w:spacing w:beforeLines="0" w:afterLines="0" w:line="360" w:lineRule="auto" w:before="0" w:after="0"/>
             </w:pPr>
             <w:r>
               <w:rPr>
@@ -3901,7 +3914,7 @@
         </w:tc>
         <w:tc>
           <w:tcPr>
-            <w:tcW w:type="dxa" w:w="5320"/>
+            <w:tcW w:type="dxa" w:w="4488"/>
             <w:vAlign w:val="center"/>
             <w:tcMar>
               <w:top w:w="65" w:type="dxa"/>
@@ -3913,7 +3926,7 @@
           <w:p>
             <w:pPr>
               <w:jc w:val="left"/>
-              <w:spacing w:beforeLines="0" w:afterLines="0" w:line="276" w:lineRule="auto" w:before="0" w:after="0"/>
+              <w:spacing w:beforeLines="0" w:afterLines="0" w:line="360" w:lineRule="auto" w:before="0" w:after="0"/>
             </w:pPr>
             <w:r>
               <w:rPr>
@@ -3929,7 +3942,7 @@
       <w:tr>
         <w:tc>
           <w:tcPr>
-            <w:tcW w:type="dxa" w:w="1496"/>
+            <w:tcW w:type="dxa" w:w="1829"/>
             <w:vAlign w:val="center"/>
             <w:tcMar>
               <w:top w:w="65" w:type="dxa"/>
@@ -3941,7 +3954,7 @@
           <w:p>
             <w:pPr>
               <w:jc w:val="center"/>
-              <w:spacing w:beforeLines="0" w:afterLines="0" w:line="276" w:lineRule="auto" w:before="0" w:after="0"/>
+              <w:spacing w:beforeLines="0" w:afterLines="0" w:line="360" w:lineRule="auto" w:before="0" w:after="0"/>
             </w:pPr>
             <w:r>
               <w:rPr>
@@ -3955,7 +3968,7 @@
         </w:tc>
         <w:tc>
           <w:tcPr>
-            <w:tcW w:type="dxa" w:w="1496"/>
+            <w:tcW w:type="dxa" w:w="1995"/>
             <w:vAlign w:val="center"/>
             <w:tcMar>
               <w:top w:w="65" w:type="dxa"/>
@@ -3967,7 +3980,7 @@
           <w:p>
             <w:pPr>
               <w:jc w:val="center"/>
-              <w:spacing w:beforeLines="0" w:afterLines="0" w:line="276" w:lineRule="auto" w:before="0" w:after="0"/>
+              <w:spacing w:beforeLines="0" w:afterLines="0" w:line="360" w:lineRule="auto" w:before="0" w:after="0"/>
             </w:pPr>
             <w:r>
               <w:rPr>
@@ -3981,7 +3994,7 @@
         </w:tc>
         <w:tc>
           <w:tcPr>
-            <w:tcW w:type="dxa" w:w="5320"/>
+            <w:tcW w:type="dxa" w:w="4488"/>
             <w:vAlign w:val="center"/>
             <w:tcMar>
               <w:top w:w="65" w:type="dxa"/>
@@ -3993,7 +4006,7 @@
           <w:p>
             <w:pPr>
               <w:jc w:val="left"/>
-              <w:spacing w:beforeLines="0" w:afterLines="0" w:line="276" w:lineRule="auto" w:before="0" w:after="0"/>
+              <w:spacing w:beforeLines="0" w:afterLines="0" w:line="360" w:lineRule="auto" w:before="0" w:after="0"/>
             </w:pPr>
             <w:r>
               <w:rPr>
@@ -4823,9 +4836,9 @@
         </w:tblBorders>
       </w:tblPr>
       <w:tblGrid>
-        <w:gridCol w:w="2161"/>
-        <w:gridCol w:w="997"/>
-        <w:gridCol w:w="5154"/>
+        <w:gridCol w:w="1829"/>
+        <w:gridCol w:w="1330"/>
+        <w:gridCol w:w="5153"/>
       </w:tblGrid>
       <w:tr>
         <w:trPr>
@@ -4833,7 +4846,7 @@
         </w:trPr>
         <w:tc>
           <w:tcPr>
-            <w:tcW w:type="dxa" w:w="2161"/>
+            <w:tcW w:type="dxa" w:w="1829"/>
             <w:tcBorders>
               <w:bottom w:val="single" w:sz="8" w:color="000000" w:space="0"/>
             </w:tcBorders>
@@ -4845,11 +4858,12 @@
               <w:end w:w="80" w:type="dxa"/>
             </w:tcMar>
             <w:shd w:fill="EDEDED" w:val="clear"/>
+            <w:noWrap w:val="1"/>
           </w:tcPr>
           <w:p>
             <w:pPr>
               <w:jc w:val="center"/>
-              <w:spacing w:beforeLines="0" w:afterLines="0" w:line="276" w:lineRule="auto" w:before="0" w:after="0"/>
+              <w:spacing w:beforeLines="0" w:afterLines="0" w:line="360" w:lineRule="auto" w:before="0" w:after="0"/>
             </w:pPr>
             <w:r>
               <w:rPr>
@@ -4863,7 +4877,7 @@
         </w:tc>
         <w:tc>
           <w:tcPr>
-            <w:tcW w:type="dxa" w:w="997"/>
+            <w:tcW w:type="dxa" w:w="1330"/>
             <w:tcBorders>
               <w:bottom w:val="single" w:sz="8" w:color="000000" w:space="0"/>
             </w:tcBorders>
@@ -4875,11 +4889,12 @@
               <w:end w:w="80" w:type="dxa"/>
             </w:tcMar>
             <w:shd w:fill="EDEDED" w:val="clear"/>
+            <w:noWrap w:val="1"/>
           </w:tcPr>
           <w:p>
             <w:pPr>
               <w:jc w:val="center"/>
-              <w:spacing w:beforeLines="0" w:afterLines="0" w:line="276" w:lineRule="auto" w:before="0" w:after="0"/>
+              <w:spacing w:beforeLines="0" w:afterLines="0" w:line="360" w:lineRule="auto" w:before="0" w:after="0"/>
             </w:pPr>
             <w:r>
               <w:rPr>
@@ -4893,7 +4908,7 @@
         </w:tc>
         <w:tc>
           <w:tcPr>
-            <w:tcW w:type="dxa" w:w="5154"/>
+            <w:tcW w:type="dxa" w:w="5153"/>
             <w:tcBorders>
               <w:bottom w:val="single" w:sz="8" w:color="000000" w:space="0"/>
             </w:tcBorders>
@@ -4905,11 +4920,12 @@
               <w:end w:w="80" w:type="dxa"/>
             </w:tcMar>
             <w:shd w:fill="EDEDED" w:val="clear"/>
+            <w:noWrap w:val="1"/>
           </w:tcPr>
           <w:p>
             <w:pPr>
               <w:jc w:val="center"/>
-              <w:spacing w:beforeLines="0" w:afterLines="0" w:line="276" w:lineRule="auto" w:before="0" w:after="0"/>
+              <w:spacing w:beforeLines="0" w:afterLines="0" w:line="360" w:lineRule="auto" w:before="0" w:after="0"/>
             </w:pPr>
             <w:r>
               <w:rPr>
@@ -4925,7 +4941,7 @@
       <w:tr>
         <w:tc>
           <w:tcPr>
-            <w:tcW w:type="dxa" w:w="2161"/>
+            <w:tcW w:type="dxa" w:w="1829"/>
             <w:vAlign w:val="center"/>
             <w:tcMar>
               <w:top w:w="65" w:type="dxa"/>
@@ -4937,7 +4953,7 @@
           <w:p>
             <w:pPr>
               <w:jc w:val="center"/>
-              <w:spacing w:beforeLines="0" w:afterLines="0" w:line="276" w:lineRule="auto" w:before="0" w:after="0"/>
+              <w:spacing w:beforeLines="0" w:afterLines="0" w:line="360" w:lineRule="auto" w:before="0" w:after="0"/>
             </w:pPr>
             <w:r>
               <w:rPr>
@@ -4951,7 +4967,7 @@
         </w:tc>
         <w:tc>
           <w:tcPr>
-            <w:tcW w:type="dxa" w:w="997"/>
+            <w:tcW w:type="dxa" w:w="1330"/>
             <w:vAlign w:val="center"/>
             <w:tcMar>
               <w:top w:w="65" w:type="dxa"/>
@@ -4963,7 +4979,7 @@
           <w:p>
             <w:pPr>
               <w:jc w:val="center"/>
-              <w:spacing w:beforeLines="0" w:afterLines="0" w:line="276" w:lineRule="auto" w:before="0" w:after="0"/>
+              <w:spacing w:beforeLines="0" w:afterLines="0" w:line="360" w:lineRule="auto" w:before="0" w:after="0"/>
             </w:pPr>
             <w:r>
               <w:rPr>
@@ -4977,7 +4993,7 @@
         </w:tc>
         <w:tc>
           <w:tcPr>
-            <w:tcW w:type="dxa" w:w="5154"/>
+            <w:tcW w:type="dxa" w:w="5153"/>
             <w:vAlign w:val="center"/>
             <w:tcMar>
               <w:top w:w="65" w:type="dxa"/>
@@ -4989,7 +5005,7 @@
           <w:p>
             <w:pPr>
               <w:jc w:val="left"/>
-              <w:spacing w:beforeLines="0" w:afterLines="0" w:line="276" w:lineRule="auto" w:before="0" w:after="0"/>
+              <w:spacing w:beforeLines="0" w:afterLines="0" w:line="360" w:lineRule="auto" w:before="0" w:after="0"/>
             </w:pPr>
             <w:r>
               <w:rPr>
@@ -5005,7 +5021,7 @@
       <w:tr>
         <w:tc>
           <w:tcPr>
-            <w:tcW w:type="dxa" w:w="2161"/>
+            <w:tcW w:type="dxa" w:w="1829"/>
             <w:vAlign w:val="center"/>
             <w:tcMar>
               <w:top w:w="65" w:type="dxa"/>
@@ -5017,7 +5033,7 @@
           <w:p>
             <w:pPr>
               <w:jc w:val="center"/>
-              <w:spacing w:beforeLines="0" w:afterLines="0" w:line="276" w:lineRule="auto" w:before="0" w:after="0"/>
+              <w:spacing w:beforeLines="0" w:afterLines="0" w:line="360" w:lineRule="auto" w:before="0" w:after="0"/>
             </w:pPr>
             <w:r>
               <w:rPr>
@@ -5031,7 +5047,7 @@
         </w:tc>
         <w:tc>
           <w:tcPr>
-            <w:tcW w:type="dxa" w:w="997"/>
+            <w:tcW w:type="dxa" w:w="1330"/>
             <w:vAlign w:val="center"/>
             <w:tcMar>
               <w:top w:w="65" w:type="dxa"/>
@@ -5043,7 +5059,7 @@
           <w:p>
             <w:pPr>
               <w:jc w:val="center"/>
-              <w:spacing w:beforeLines="0" w:afterLines="0" w:line="276" w:lineRule="auto" w:before="0" w:after="0"/>
+              <w:spacing w:beforeLines="0" w:afterLines="0" w:line="360" w:lineRule="auto" w:before="0" w:after="0"/>
             </w:pPr>
             <w:r>
               <w:rPr>
@@ -5057,7 +5073,7 @@
         </w:tc>
         <w:tc>
           <w:tcPr>
-            <w:tcW w:type="dxa" w:w="5154"/>
+            <w:tcW w:type="dxa" w:w="5153"/>
             <w:vAlign w:val="center"/>
             <w:tcMar>
               <w:top w:w="65" w:type="dxa"/>
@@ -5069,7 +5085,7 @@
           <w:p>
             <w:pPr>
               <w:jc w:val="left"/>
-              <w:spacing w:beforeLines="0" w:afterLines="0" w:line="276" w:lineRule="auto" w:before="0" w:after="0"/>
+              <w:spacing w:beforeLines="0" w:afterLines="0" w:line="360" w:lineRule="auto" w:before="0" w:after="0"/>
             </w:pPr>
             <w:r>
               <w:rPr>
@@ -5085,7 +5101,7 @@
       <w:tr>
         <w:tc>
           <w:tcPr>
-            <w:tcW w:type="dxa" w:w="2161"/>
+            <w:tcW w:type="dxa" w:w="1829"/>
             <w:vAlign w:val="center"/>
             <w:tcMar>
               <w:top w:w="65" w:type="dxa"/>
@@ -5097,7 +5113,7 @@
           <w:p>
             <w:pPr>
               <w:jc w:val="center"/>
-              <w:spacing w:beforeLines="0" w:afterLines="0" w:line="276" w:lineRule="auto" w:before="0" w:after="0"/>
+              <w:spacing w:beforeLines="0" w:afterLines="0" w:line="360" w:lineRule="auto" w:before="0" w:after="0"/>
             </w:pPr>
             <w:r>
               <w:rPr>
@@ -5111,7 +5127,7 @@
         </w:tc>
         <w:tc>
           <w:tcPr>
-            <w:tcW w:type="dxa" w:w="997"/>
+            <w:tcW w:type="dxa" w:w="1330"/>
             <w:vAlign w:val="center"/>
             <w:tcMar>
               <w:top w:w="65" w:type="dxa"/>
@@ -5123,7 +5139,7 @@
           <w:p>
             <w:pPr>
               <w:jc w:val="center"/>
-              <w:spacing w:beforeLines="0" w:afterLines="0" w:line="276" w:lineRule="auto" w:before="0" w:after="0"/>
+              <w:spacing w:beforeLines="0" w:afterLines="0" w:line="360" w:lineRule="auto" w:before="0" w:after="0"/>
             </w:pPr>
             <w:r>
               <w:rPr>
@@ -5137,7 +5153,7 @@
         </w:tc>
         <w:tc>
           <w:tcPr>
-            <w:tcW w:type="dxa" w:w="5154"/>
+            <w:tcW w:type="dxa" w:w="5153"/>
             <w:vAlign w:val="center"/>
             <w:tcMar>
               <w:top w:w="65" w:type="dxa"/>
@@ -5149,7 +5165,7 @@
           <w:p>
             <w:pPr>
               <w:jc w:val="left"/>
-              <w:spacing w:beforeLines="0" w:afterLines="0" w:line="276" w:lineRule="auto" w:before="0" w:after="0"/>
+              <w:spacing w:beforeLines="0" w:afterLines="0" w:line="360" w:lineRule="auto" w:before="0" w:after="0"/>
             </w:pPr>
             <w:r>
               <w:rPr>
@@ -5165,7 +5181,7 @@
       <w:tr>
         <w:tc>
           <w:tcPr>
-            <w:tcW w:type="dxa" w:w="2161"/>
+            <w:tcW w:type="dxa" w:w="1829"/>
             <w:vAlign w:val="center"/>
             <w:tcMar>
               <w:top w:w="65" w:type="dxa"/>
@@ -5177,7 +5193,7 @@
           <w:p>
             <w:pPr>
               <w:jc w:val="center"/>
-              <w:spacing w:beforeLines="0" w:afterLines="0" w:line="276" w:lineRule="auto" w:before="0" w:after="0"/>
+              <w:spacing w:beforeLines="0" w:afterLines="0" w:line="360" w:lineRule="auto" w:before="0" w:after="0"/>
             </w:pPr>
             <w:r>
               <w:rPr>
@@ -5191,7 +5207,7 @@
         </w:tc>
         <w:tc>
           <w:tcPr>
-            <w:tcW w:type="dxa" w:w="997"/>
+            <w:tcW w:type="dxa" w:w="1330"/>
             <w:vAlign w:val="center"/>
             <w:tcMar>
               <w:top w:w="65" w:type="dxa"/>
@@ -5203,7 +5219,7 @@
           <w:p>
             <w:pPr>
               <w:jc w:val="center"/>
-              <w:spacing w:beforeLines="0" w:afterLines="0" w:line="276" w:lineRule="auto" w:before="0" w:after="0"/>
+              <w:spacing w:beforeLines="0" w:afterLines="0" w:line="360" w:lineRule="auto" w:before="0" w:after="0"/>
             </w:pPr>
             <w:r>
               <w:rPr>
@@ -5217,7 +5233,7 @@
         </w:tc>
         <w:tc>
           <w:tcPr>
-            <w:tcW w:type="dxa" w:w="5154"/>
+            <w:tcW w:type="dxa" w:w="5153"/>
             <w:vAlign w:val="center"/>
             <w:tcMar>
               <w:top w:w="65" w:type="dxa"/>
@@ -5229,7 +5245,7 @@
           <w:p>
             <w:pPr>
               <w:jc w:val="left"/>
-              <w:spacing w:beforeLines="0" w:afterLines="0" w:line="276" w:lineRule="auto" w:before="0" w:after="0"/>
+              <w:spacing w:beforeLines="0" w:afterLines="0" w:line="360" w:lineRule="auto" w:before="0" w:after="0"/>
             </w:pPr>
             <w:r>
               <w:rPr>
@@ -5245,7 +5261,7 @@
       <w:tr>
         <w:tc>
           <w:tcPr>
-            <w:tcW w:type="dxa" w:w="2161"/>
+            <w:tcW w:type="dxa" w:w="1829"/>
             <w:vAlign w:val="center"/>
             <w:tcMar>
               <w:top w:w="65" w:type="dxa"/>
@@ -5257,7 +5273,7 @@
           <w:p>
             <w:pPr>
               <w:jc w:val="center"/>
-              <w:spacing w:beforeLines="0" w:afterLines="0" w:line="276" w:lineRule="auto" w:before="0" w:after="0"/>
+              <w:spacing w:beforeLines="0" w:afterLines="0" w:line="360" w:lineRule="auto" w:before="0" w:after="0"/>
             </w:pPr>
             <w:r>
               <w:rPr>
@@ -5271,7 +5287,7 @@
         </w:tc>
         <w:tc>
           <w:tcPr>
-            <w:tcW w:type="dxa" w:w="997"/>
+            <w:tcW w:type="dxa" w:w="1330"/>
             <w:vAlign w:val="center"/>
             <w:tcMar>
               <w:top w:w="65" w:type="dxa"/>
@@ -5283,7 +5299,7 @@
           <w:p>
             <w:pPr>
               <w:jc w:val="center"/>
-              <w:spacing w:beforeLines="0" w:afterLines="0" w:line="276" w:lineRule="auto" w:before="0" w:after="0"/>
+              <w:spacing w:beforeLines="0" w:afterLines="0" w:line="360" w:lineRule="auto" w:before="0" w:after="0"/>
             </w:pPr>
             <w:r>
               <w:rPr>
@@ -5297,7 +5313,7 @@
         </w:tc>
         <w:tc>
           <w:tcPr>
-            <w:tcW w:type="dxa" w:w="5154"/>
+            <w:tcW w:type="dxa" w:w="5153"/>
             <w:vAlign w:val="center"/>
             <w:tcMar>
               <w:top w:w="65" w:type="dxa"/>
@@ -5309,7 +5325,7 @@
           <w:p>
             <w:pPr>
               <w:jc w:val="left"/>
-              <w:spacing w:beforeLines="0" w:afterLines="0" w:line="276" w:lineRule="auto" w:before="0" w:after="0"/>
+              <w:spacing w:beforeLines="0" w:afterLines="0" w:line="360" w:lineRule="auto" w:before="0" w:after="0"/>
             </w:pPr>
             <w:r>
               <w:rPr>
@@ -6071,9 +6087,9 @@
         </w:tblBorders>
       </w:tblPr>
       <w:tblGrid>
-        <w:gridCol w:w="2494"/>
-        <w:gridCol w:w="4322"/>
-        <w:gridCol w:w="1496"/>
+        <w:gridCol w:w="2244"/>
+        <w:gridCol w:w="4073"/>
+        <w:gridCol w:w="1995"/>
       </w:tblGrid>
       <w:tr>
         <w:trPr>
@@ -6081,7 +6097,7 @@
         </w:trPr>
         <w:tc>
           <w:tcPr>
-            <w:tcW w:type="dxa" w:w="2494"/>
+            <w:tcW w:type="dxa" w:w="2244"/>
             <w:tcBorders>
               <w:bottom w:val="single" w:sz="8" w:color="000000" w:space="0"/>
             </w:tcBorders>
@@ -6093,11 +6109,12 @@
               <w:end w:w="80" w:type="dxa"/>
             </w:tcMar>
             <w:shd w:fill="EDEDED" w:val="clear"/>
+            <w:noWrap w:val="1"/>
           </w:tcPr>
           <w:p>
             <w:pPr>
               <w:jc w:val="center"/>
-              <w:spacing w:beforeLines="0" w:afterLines="0" w:line="276" w:lineRule="auto" w:before="0" w:after="0"/>
+              <w:spacing w:beforeLines="0" w:afterLines="0" w:line="360" w:lineRule="auto" w:before="0" w:after="0"/>
             </w:pPr>
             <w:r>
               <w:rPr>
@@ -6111,7 +6128,7 @@
         </w:tc>
         <w:tc>
           <w:tcPr>
-            <w:tcW w:type="dxa" w:w="4322"/>
+            <w:tcW w:type="dxa" w:w="4073"/>
             <w:tcBorders>
               <w:bottom w:val="single" w:sz="8" w:color="000000" w:space="0"/>
             </w:tcBorders>
@@ -6123,11 +6140,12 @@
               <w:end w:w="80" w:type="dxa"/>
             </w:tcMar>
             <w:shd w:fill="EDEDED" w:val="clear"/>
+            <w:noWrap w:val="1"/>
           </w:tcPr>
           <w:p>
             <w:pPr>
               <w:jc w:val="center"/>
-              <w:spacing w:beforeLines="0" w:afterLines="0" w:line="276" w:lineRule="auto" w:before="0" w:after="0"/>
+              <w:spacing w:beforeLines="0" w:afterLines="0" w:line="360" w:lineRule="auto" w:before="0" w:after="0"/>
             </w:pPr>
             <w:r>
               <w:rPr>
@@ -6141,7 +6159,7 @@
         </w:tc>
         <w:tc>
           <w:tcPr>
-            <w:tcW w:type="dxa" w:w="1496"/>
+            <w:tcW w:type="dxa" w:w="1995"/>
             <w:tcBorders>
               <w:bottom w:val="single" w:sz="8" w:color="000000" w:space="0"/>
             </w:tcBorders>
@@ -6153,11 +6171,12 @@
               <w:end w:w="80" w:type="dxa"/>
             </w:tcMar>
             <w:shd w:fill="EDEDED" w:val="clear"/>
+            <w:noWrap w:val="1"/>
           </w:tcPr>
           <w:p>
             <w:pPr>
               <w:jc w:val="center"/>
-              <w:spacing w:beforeLines="0" w:afterLines="0" w:line="276" w:lineRule="auto" w:before="0" w:after="0"/>
+              <w:spacing w:beforeLines="0" w:afterLines="0" w:line="360" w:lineRule="auto" w:before="0" w:after="0"/>
             </w:pPr>
             <w:r>
               <w:rPr>
@@ -6173,7 +6192,7 @@
       <w:tr>
         <w:tc>
           <w:tcPr>
-            <w:tcW w:type="dxa" w:w="2494"/>
+            <w:tcW w:type="dxa" w:w="2244"/>
             <w:vAlign w:val="center"/>
             <w:tcMar>
               <w:top w:w="65" w:type="dxa"/>
@@ -6185,7 +6204,7 @@
           <w:p>
             <w:pPr>
               <w:jc w:val="left"/>
-              <w:spacing w:beforeLines="0" w:afterLines="0" w:line="276" w:lineRule="auto" w:before="0" w:after="0"/>
+              <w:spacing w:beforeLines="0" w:afterLines="0" w:line="360" w:lineRule="auto" w:before="0" w:after="0"/>
             </w:pPr>
             <w:r>
               <w:rPr>
@@ -6199,7 +6218,7 @@
         </w:tc>
         <w:tc>
           <w:tcPr>
-            <w:tcW w:type="dxa" w:w="4322"/>
+            <w:tcW w:type="dxa" w:w="4073"/>
             <w:vAlign w:val="center"/>
             <w:tcMar>
               <w:top w:w="65" w:type="dxa"/>
@@ -6211,7 +6230,7 @@
           <w:p>
             <w:pPr>
               <w:jc w:val="left"/>
-              <w:spacing w:beforeLines="0" w:afterLines="0" w:line="276" w:lineRule="auto" w:before="0" w:after="0"/>
+              <w:spacing w:beforeLines="0" w:afterLines="0" w:line="360" w:lineRule="auto" w:before="0" w:after="0"/>
             </w:pPr>
             <w:r>
               <w:rPr>
@@ -6225,7 +6244,7 @@
         </w:tc>
         <w:tc>
           <w:tcPr>
-            <w:tcW w:type="dxa" w:w="1496"/>
+            <w:tcW w:type="dxa" w:w="1995"/>
             <w:vAlign w:val="center"/>
             <w:tcMar>
               <w:top w:w="65" w:type="dxa"/>
@@ -6237,7 +6256,7 @@
           <w:p>
             <w:pPr>
               <w:jc w:val="center"/>
-              <w:spacing w:beforeLines="0" w:afterLines="0" w:line="276" w:lineRule="auto" w:before="0" w:after="0"/>
+              <w:spacing w:beforeLines="0" w:afterLines="0" w:line="360" w:lineRule="auto" w:before="0" w:after="0"/>
             </w:pPr>
             <w:r>
               <w:rPr>
@@ -6253,7 +6272,7 @@
       <w:tr>
         <w:tc>
           <w:tcPr>
-            <w:tcW w:type="dxa" w:w="2494"/>
+            <w:tcW w:type="dxa" w:w="2244"/>
             <w:vAlign w:val="center"/>
             <w:tcMar>
               <w:top w:w="65" w:type="dxa"/>
@@ -6265,7 +6284,7 @@
           <w:p>
             <w:pPr>
               <w:jc w:val="left"/>
-              <w:spacing w:beforeLines="0" w:afterLines="0" w:line="276" w:lineRule="auto" w:before="0" w:after="0"/>
+              <w:spacing w:beforeLines="0" w:afterLines="0" w:line="360" w:lineRule="auto" w:before="0" w:after="0"/>
             </w:pPr>
             <w:r>
               <w:rPr>
@@ -6279,7 +6298,7 @@
         </w:tc>
         <w:tc>
           <w:tcPr>
-            <w:tcW w:type="dxa" w:w="4322"/>
+            <w:tcW w:type="dxa" w:w="4073"/>
             <w:vAlign w:val="center"/>
             <w:tcMar>
               <w:top w:w="65" w:type="dxa"/>
@@ -6291,7 +6310,7 @@
           <w:p>
             <w:pPr>
               <w:jc w:val="left"/>
-              <w:spacing w:beforeLines="0" w:afterLines="0" w:line="276" w:lineRule="auto" w:before="0" w:after="0"/>
+              <w:spacing w:beforeLines="0" w:afterLines="0" w:line="360" w:lineRule="auto" w:before="0" w:after="0"/>
             </w:pPr>
             <w:r>
               <w:rPr>
@@ -6305,7 +6324,7 @@
         </w:tc>
         <w:tc>
           <w:tcPr>
-            <w:tcW w:type="dxa" w:w="1496"/>
+            <w:tcW w:type="dxa" w:w="1995"/>
             <w:vAlign w:val="center"/>
             <w:tcMar>
               <w:top w:w="65" w:type="dxa"/>
@@ -6317,7 +6336,7 @@
           <w:p>
             <w:pPr>
               <w:jc w:val="center"/>
-              <w:spacing w:beforeLines="0" w:afterLines="0" w:line="276" w:lineRule="auto" w:before="0" w:after="0"/>
+              <w:spacing w:beforeLines="0" w:afterLines="0" w:line="360" w:lineRule="auto" w:before="0" w:after="0"/>
             </w:pPr>
             <w:r>
               <w:rPr>
@@ -6333,7 +6352,7 @@
       <w:tr>
         <w:tc>
           <w:tcPr>
-            <w:tcW w:type="dxa" w:w="2494"/>
+            <w:tcW w:type="dxa" w:w="2244"/>
             <w:vAlign w:val="center"/>
             <w:tcMar>
               <w:top w:w="65" w:type="dxa"/>
@@ -6345,7 +6364,7 @@
           <w:p>
             <w:pPr>
               <w:jc w:val="left"/>
-              <w:spacing w:beforeLines="0" w:afterLines="0" w:line="276" w:lineRule="auto" w:before="0" w:after="0"/>
+              <w:spacing w:beforeLines="0" w:afterLines="0" w:line="360" w:lineRule="auto" w:before="0" w:after="0"/>
             </w:pPr>
             <w:r>
               <w:rPr>
@@ -6359,7 +6378,7 @@
         </w:tc>
         <w:tc>
           <w:tcPr>
-            <w:tcW w:type="dxa" w:w="4322"/>
+            <w:tcW w:type="dxa" w:w="4073"/>
             <w:vAlign w:val="center"/>
             <w:tcMar>
               <w:top w:w="65" w:type="dxa"/>
@@ -6371,7 +6390,7 @@
           <w:p>
             <w:pPr>
               <w:jc w:val="left"/>
-              <w:spacing w:beforeLines="0" w:afterLines="0" w:line="276" w:lineRule="auto" w:before="0" w:after="0"/>
+              <w:spacing w:beforeLines="0" w:afterLines="0" w:line="360" w:lineRule="auto" w:before="0" w:after="0"/>
             </w:pPr>
             <w:r>
               <w:rPr>
@@ -6385,7 +6404,7 @@
         </w:tc>
         <w:tc>
           <w:tcPr>
-            <w:tcW w:type="dxa" w:w="1496"/>
+            <w:tcW w:type="dxa" w:w="1995"/>
             <w:vAlign w:val="center"/>
             <w:tcMar>
               <w:top w:w="65" w:type="dxa"/>
@@ -6397,7 +6416,7 @@
           <w:p>
             <w:pPr>
               <w:jc w:val="center"/>
-              <w:spacing w:beforeLines="0" w:afterLines="0" w:line="276" w:lineRule="auto" w:before="0" w:after="0"/>
+              <w:spacing w:beforeLines="0" w:afterLines="0" w:line="360" w:lineRule="auto" w:before="0" w:after="0"/>
             </w:pPr>
             <w:r>
               <w:rPr>
@@ -6413,7 +6432,7 @@
       <w:tr>
         <w:tc>
           <w:tcPr>
-            <w:tcW w:type="dxa" w:w="2494"/>
+            <w:tcW w:type="dxa" w:w="2244"/>
             <w:vAlign w:val="center"/>
             <w:tcMar>
               <w:top w:w="65" w:type="dxa"/>
@@ -6425,7 +6444,7 @@
           <w:p>
             <w:pPr>
               <w:jc w:val="left"/>
-              <w:spacing w:beforeLines="0" w:afterLines="0" w:line="276" w:lineRule="auto" w:before="0" w:after="0"/>
+              <w:spacing w:beforeLines="0" w:afterLines="0" w:line="360" w:lineRule="auto" w:before="0" w:after="0"/>
             </w:pPr>
             <w:r>
               <w:rPr>
@@ -6439,7 +6458,7 @@
         </w:tc>
         <w:tc>
           <w:tcPr>
-            <w:tcW w:type="dxa" w:w="4322"/>
+            <w:tcW w:type="dxa" w:w="4073"/>
             <w:vAlign w:val="center"/>
             <w:tcMar>
               <w:top w:w="65" w:type="dxa"/>
@@ -6451,7 +6470,7 @@
           <w:p>
             <w:pPr>
               <w:jc w:val="left"/>
-              <w:spacing w:beforeLines="0" w:afterLines="0" w:line="276" w:lineRule="auto" w:before="0" w:after="0"/>
+              <w:spacing w:beforeLines="0" w:afterLines="0" w:line="360" w:lineRule="auto" w:before="0" w:after="0"/>
             </w:pPr>
             <w:r>
               <w:rPr>
@@ -6465,7 +6484,7 @@
         </w:tc>
         <w:tc>
           <w:tcPr>
-            <w:tcW w:type="dxa" w:w="1496"/>
+            <w:tcW w:type="dxa" w:w="1995"/>
             <w:vAlign w:val="center"/>
             <w:tcMar>
               <w:top w:w="65" w:type="dxa"/>
@@ -6477,7 +6496,7 @@
           <w:p>
             <w:pPr>
               <w:jc w:val="center"/>
-              <w:spacing w:beforeLines="0" w:afterLines="0" w:line="276" w:lineRule="auto" w:before="0" w:after="0"/>
+              <w:spacing w:beforeLines="0" w:afterLines="0" w:line="360" w:lineRule="auto" w:before="0" w:after="0"/>
             </w:pPr>
             <w:r>
               <w:rPr>
@@ -6493,7 +6512,7 @@
       <w:tr>
         <w:tc>
           <w:tcPr>
-            <w:tcW w:type="dxa" w:w="2494"/>
+            <w:tcW w:type="dxa" w:w="2244"/>
             <w:vAlign w:val="center"/>
             <w:tcMar>
               <w:top w:w="65" w:type="dxa"/>
@@ -6505,7 +6524,7 @@
           <w:p>
             <w:pPr>
               <w:jc w:val="left"/>
-              <w:spacing w:beforeLines="0" w:afterLines="0" w:line="276" w:lineRule="auto" w:before="0" w:after="0"/>
+              <w:spacing w:beforeLines="0" w:afterLines="0" w:line="360" w:lineRule="auto" w:before="0" w:after="0"/>
             </w:pPr>
             <w:r>
               <w:rPr>
@@ -6519,7 +6538,7 @@
         </w:tc>
         <w:tc>
           <w:tcPr>
-            <w:tcW w:type="dxa" w:w="4322"/>
+            <w:tcW w:type="dxa" w:w="4073"/>
             <w:vAlign w:val="center"/>
             <w:tcMar>
               <w:top w:w="65" w:type="dxa"/>
@@ -6531,7 +6550,7 @@
           <w:p>
             <w:pPr>
               <w:jc w:val="left"/>
-              <w:spacing w:beforeLines="0" w:afterLines="0" w:line="276" w:lineRule="auto" w:before="0" w:after="0"/>
+              <w:spacing w:beforeLines="0" w:afterLines="0" w:line="360" w:lineRule="auto" w:before="0" w:after="0"/>
             </w:pPr>
             <w:r>
               <w:rPr>
@@ -6545,7 +6564,7 @@
         </w:tc>
         <w:tc>
           <w:tcPr>
-            <w:tcW w:type="dxa" w:w="1496"/>
+            <w:tcW w:type="dxa" w:w="1995"/>
             <w:vAlign w:val="center"/>
             <w:tcMar>
               <w:top w:w="65" w:type="dxa"/>
@@ -6557,7 +6576,7 @@
           <w:p>
             <w:pPr>
               <w:jc w:val="center"/>
-              <w:spacing w:beforeLines="0" w:afterLines="0" w:line="276" w:lineRule="auto" w:before="0" w:after="0"/>
+              <w:spacing w:beforeLines="0" w:afterLines="0" w:line="360" w:lineRule="auto" w:before="0" w:after="0"/>
             </w:pPr>
             <w:r>
               <w:rPr>
@@ -6573,7 +6592,7 @@
       <w:tr>
         <w:tc>
           <w:tcPr>
-            <w:tcW w:type="dxa" w:w="2494"/>
+            <w:tcW w:type="dxa" w:w="2244"/>
             <w:vAlign w:val="center"/>
             <w:tcMar>
               <w:top w:w="65" w:type="dxa"/>
@@ -6585,7 +6604,7 @@
           <w:p>
             <w:pPr>
               <w:jc w:val="left"/>
-              <w:spacing w:beforeLines="0" w:afterLines="0" w:line="276" w:lineRule="auto" w:before="0" w:after="0"/>
+              <w:spacing w:beforeLines="0" w:afterLines="0" w:line="360" w:lineRule="auto" w:before="0" w:after="0"/>
             </w:pPr>
             <w:r>
               <w:rPr>
@@ -6599,7 +6618,7 @@
         </w:tc>
         <w:tc>
           <w:tcPr>
-            <w:tcW w:type="dxa" w:w="4322"/>
+            <w:tcW w:type="dxa" w:w="4073"/>
             <w:vAlign w:val="center"/>
             <w:tcMar>
               <w:top w:w="65" w:type="dxa"/>
@@ -6611,7 +6630,7 @@
           <w:p>
             <w:pPr>
               <w:jc w:val="left"/>
-              <w:spacing w:beforeLines="0" w:afterLines="0" w:line="276" w:lineRule="auto" w:before="0" w:after="0"/>
+              <w:spacing w:beforeLines="0" w:afterLines="0" w:line="360" w:lineRule="auto" w:before="0" w:after="0"/>
             </w:pPr>
             <w:r>
               <w:rPr>
@@ -6625,7 +6644,7 @@
         </w:tc>
         <w:tc>
           <w:tcPr>
-            <w:tcW w:type="dxa" w:w="1496"/>
+            <w:tcW w:type="dxa" w:w="1995"/>
             <w:vAlign w:val="center"/>
             <w:tcMar>
               <w:top w:w="65" w:type="dxa"/>
@@ -6637,7 +6656,7 @@
           <w:p>
             <w:pPr>
               <w:jc w:val="center"/>
-              <w:spacing w:beforeLines="0" w:afterLines="0" w:line="276" w:lineRule="auto" w:before="0" w:after="0"/>
+              <w:spacing w:beforeLines="0" w:afterLines="0" w:line="360" w:lineRule="auto" w:before="0" w:after="0"/>
             </w:pPr>
             <w:r>
               <w:rPr>
@@ -7038,11 +7057,11 @@
         </w:tblBorders>
       </w:tblPr>
       <w:tblGrid>
-        <w:gridCol w:w="2327"/>
-        <w:gridCol w:w="1496"/>
+        <w:gridCol w:w="1330"/>
         <w:gridCol w:w="1662"/>
-        <w:gridCol w:w="1413"/>
-        <w:gridCol w:w="1414"/>
+        <w:gridCol w:w="1829"/>
+        <w:gridCol w:w="1662"/>
+        <w:gridCol w:w="1829"/>
       </w:tblGrid>
       <w:tr>
         <w:trPr>
@@ -7050,7 +7069,7 @@
         </w:trPr>
         <w:tc>
           <w:tcPr>
-            <w:tcW w:type="dxa" w:w="2327"/>
+            <w:tcW w:type="dxa" w:w="1330"/>
             <w:tcBorders>
               <w:bottom w:val="single" w:sz="8" w:color="000000" w:space="0"/>
             </w:tcBorders>
@@ -7062,11 +7081,12 @@
               <w:end w:w="80" w:type="dxa"/>
             </w:tcMar>
             <w:shd w:fill="EDEDED" w:val="clear"/>
+            <w:noWrap w:val="1"/>
           </w:tcPr>
           <w:p>
             <w:pPr>
               <w:jc w:val="center"/>
-              <w:spacing w:beforeLines="0" w:afterLines="0" w:line="276" w:lineRule="auto" w:before="0" w:after="0"/>
+              <w:spacing w:beforeLines="0" w:afterLines="0" w:line="360" w:lineRule="auto" w:before="0" w:after="0"/>
             </w:pPr>
             <w:r>
               <w:rPr>
@@ -7075,36 +7095,6 @@
                 <w:sz w:val="21"/>
               </w:rPr>
               <w:t>评价尺度</w:t>
-            </w:r>
-          </w:p>
-        </w:tc>
-        <w:tc>
-          <w:tcPr>
-            <w:tcW w:type="dxa" w:w="1496"/>
-            <w:tcBorders>
-              <w:bottom w:val="single" w:sz="8" w:color="000000" w:space="0"/>
-            </w:tcBorders>
-            <w:vAlign w:val="center"/>
-            <w:tcMar>
-              <w:top w:w="65" w:type="dxa"/>
-              <w:start w:w="80" w:type="dxa"/>
-              <w:bottom w:w="65" w:type="dxa"/>
-              <w:end w:w="80" w:type="dxa"/>
-            </w:tcMar>
-            <w:shd w:fill="EDEDED" w:val="clear"/>
-          </w:tcPr>
-          <w:p>
-            <w:pPr>
-              <w:jc w:val="center"/>
-              <w:spacing w:beforeLines="0" w:afterLines="0" w:line="276" w:lineRule="auto" w:before="0" w:after="0"/>
-            </w:pPr>
-            <w:r>
-              <w:rPr>
-                <w:rFonts w:ascii="Times New Roman" w:hAnsi="Times New Roman" w:eastAsia="宋体"/>
-                <w:b/>
-                <w:sz w:val="21"/>
-              </w:rPr>
-              <w:t>本方案</w:t>
             </w:r>
           </w:p>
         </w:tc>
@@ -7122,11 +7112,43 @@
               <w:end w:w="80" w:type="dxa"/>
             </w:tcMar>
             <w:shd w:fill="EDEDED" w:val="clear"/>
+            <w:noWrap w:val="1"/>
           </w:tcPr>
           <w:p>
             <w:pPr>
               <w:jc w:val="center"/>
-              <w:spacing w:beforeLines="0" w:afterLines="0" w:line="276" w:lineRule="auto" w:before="0" w:after="0"/>
+              <w:spacing w:beforeLines="0" w:afterLines="0" w:line="360" w:lineRule="auto" w:before="0" w:after="0"/>
+            </w:pPr>
+            <w:r>
+              <w:rPr>
+                <w:rFonts w:ascii="Times New Roman" w:hAnsi="Times New Roman" w:eastAsia="宋体"/>
+                <w:b/>
+                <w:sz w:val="21"/>
+              </w:rPr>
+              <w:t>本方案</w:t>
+            </w:r>
+          </w:p>
+        </w:tc>
+        <w:tc>
+          <w:tcPr>
+            <w:tcW w:type="dxa" w:w="1829"/>
+            <w:tcBorders>
+              <w:bottom w:val="single" w:sz="8" w:color="000000" w:space="0"/>
+            </w:tcBorders>
+            <w:vAlign w:val="center"/>
+            <w:tcMar>
+              <w:top w:w="65" w:type="dxa"/>
+              <w:start w:w="80" w:type="dxa"/>
+              <w:bottom w:w="65" w:type="dxa"/>
+              <w:end w:w="80" w:type="dxa"/>
+            </w:tcMar>
+            <w:shd w:fill="EDEDED" w:val="clear"/>
+            <w:noWrap w:val="1"/>
+          </w:tcPr>
+          <w:p>
+            <w:pPr>
+              <w:jc w:val="center"/>
+              <w:spacing w:beforeLines="0" w:afterLines="0" w:line="360" w:lineRule="auto" w:before="0" w:after="0"/>
             </w:pPr>
             <w:r>
               <w:rPr>
@@ -7140,7 +7162,7 @@
         </w:tc>
         <w:tc>
           <w:tcPr>
-            <w:tcW w:type="dxa" w:w="1413"/>
+            <w:tcW w:type="dxa" w:w="1662"/>
             <w:tcBorders>
               <w:bottom w:val="single" w:sz="8" w:color="000000" w:space="0"/>
             </w:tcBorders>
@@ -7152,11 +7174,12 @@
               <w:end w:w="80" w:type="dxa"/>
             </w:tcMar>
             <w:shd w:fill="EDEDED" w:val="clear"/>
+            <w:noWrap w:val="1"/>
           </w:tcPr>
           <w:p>
             <w:pPr>
               <w:jc w:val="center"/>
-              <w:spacing w:beforeLines="0" w:afterLines="0" w:line="276" w:lineRule="auto" w:before="0" w:after="0"/>
+              <w:spacing w:beforeLines="0" w:afterLines="0" w:line="360" w:lineRule="auto" w:before="0" w:after="0"/>
             </w:pPr>
             <w:r>
               <w:rPr>
@@ -7170,7 +7193,7 @@
         </w:tc>
         <w:tc>
           <w:tcPr>
-            <w:tcW w:type="dxa" w:w="1414"/>
+            <w:tcW w:type="dxa" w:w="1829"/>
             <w:tcBorders>
               <w:bottom w:val="single" w:sz="8" w:color="000000" w:space="0"/>
             </w:tcBorders>
@@ -7182,11 +7205,12 @@
               <w:end w:w="80" w:type="dxa"/>
             </w:tcMar>
             <w:shd w:fill="EDEDED" w:val="clear"/>
+            <w:noWrap w:val="1"/>
           </w:tcPr>
           <w:p>
             <w:pPr>
               <w:jc w:val="center"/>
-              <w:spacing w:beforeLines="0" w:afterLines="0" w:line="276" w:lineRule="auto" w:before="0" w:after="0"/>
+              <w:spacing w:beforeLines="0" w:afterLines="0" w:line="360" w:lineRule="auto" w:before="0" w:after="0"/>
             </w:pPr>
             <w:r>
               <w:rPr>
@@ -7202,7 +7226,7 @@
       <w:tr>
         <w:tc>
           <w:tcPr>
-            <w:tcW w:type="dxa" w:w="2327"/>
+            <w:tcW w:type="dxa" w:w="1330"/>
             <w:vAlign w:val="center"/>
             <w:tcMar>
               <w:top w:w="65" w:type="dxa"/>
@@ -7214,7 +7238,7 @@
           <w:p>
             <w:pPr>
               <w:jc w:val="left"/>
-              <w:spacing w:beforeLines="0" w:afterLines="0" w:line="276" w:lineRule="auto" w:before="0" w:after="0"/>
+              <w:spacing w:beforeLines="0" w:afterLines="0" w:line="360" w:lineRule="auto" w:before="0" w:after="0"/>
             </w:pPr>
             <w:r>
               <w:rPr>
@@ -7223,32 +7247,6 @@
                 <w:sz w:val="21"/>
               </w:rPr>
               <w:t>功能契合度</w:t>
-            </w:r>
-          </w:p>
-        </w:tc>
-        <w:tc>
-          <w:tcPr>
-            <w:tcW w:type="dxa" w:w="1496"/>
-            <w:vAlign w:val="center"/>
-            <w:tcMar>
-              <w:top w:w="65" w:type="dxa"/>
-              <w:start w:w="80" w:type="dxa"/>
-              <w:bottom w:w="65" w:type="dxa"/>
-              <w:end w:w="80" w:type="dxa"/>
-            </w:tcMar>
-          </w:tcPr>
-          <w:p>
-            <w:pPr>
-              <w:jc w:val="center"/>
-              <w:spacing w:beforeLines="0" w:afterLines="0" w:line="276" w:lineRule="auto" w:before="0" w:after="0"/>
-            </w:pPr>
-            <w:r>
-              <w:rPr>
-                <w:rFonts w:ascii="Times New Roman" w:hAnsi="Times New Roman" w:eastAsia="宋体"/>
-                <w:b w:val="0"/>
-                <w:sz w:val="21"/>
-              </w:rPr>
-              <w:t>完全契合</w:t>
             </w:r>
           </w:p>
         </w:tc>
@@ -7266,7 +7264,7 @@
           <w:p>
             <w:pPr>
               <w:jc w:val="center"/>
-              <w:spacing w:beforeLines="0" w:afterLines="0" w:line="276" w:lineRule="auto" w:before="0" w:after="0"/>
+              <w:spacing w:beforeLines="0" w:afterLines="0" w:line="360" w:lineRule="auto" w:before="0" w:after="0"/>
             </w:pPr>
             <w:r>
               <w:rPr>
@@ -7274,13 +7272,13 @@
                 <w:b w:val="0"/>
                 <w:sz w:val="21"/>
               </w:rPr>
-              <w:t>部分契合</w:t>
+              <w:t>完全契合</w:t>
             </w:r>
           </w:p>
         </w:tc>
         <w:tc>
           <w:tcPr>
-            <w:tcW w:type="dxa" w:w="1413"/>
+            <w:tcW w:type="dxa" w:w="1829"/>
             <w:vAlign w:val="center"/>
             <w:tcMar>
               <w:top w:w="65" w:type="dxa"/>
@@ -7292,7 +7290,7 @@
           <w:p>
             <w:pPr>
               <w:jc w:val="center"/>
-              <w:spacing w:beforeLines="0" w:afterLines="0" w:line="276" w:lineRule="auto" w:before="0" w:after="0"/>
+              <w:spacing w:beforeLines="0" w:afterLines="0" w:line="360" w:lineRule="auto" w:before="0" w:after="0"/>
             </w:pPr>
             <w:r>
               <w:rPr>
@@ -7300,87 +7298,7 @@
                 <w:b w:val="0"/>
                 <w:sz w:val="21"/>
               </w:rPr>
-              <w:t>不契合</w:t>
-            </w:r>
-          </w:p>
-        </w:tc>
-        <w:tc>
-          <w:tcPr>
-            <w:tcW w:type="dxa" w:w="1414"/>
-            <w:vAlign w:val="center"/>
-            <w:tcMar>
-              <w:top w:w="65" w:type="dxa"/>
-              <w:start w:w="80" w:type="dxa"/>
-              <w:bottom w:w="65" w:type="dxa"/>
-              <w:end w:w="80" w:type="dxa"/>
-            </w:tcMar>
-          </w:tcPr>
-          <w:p>
-            <w:pPr>
-              <w:jc w:val="center"/>
-              <w:spacing w:beforeLines="0" w:afterLines="0" w:line="276" w:lineRule="auto" w:before="0" w:after="0"/>
-            </w:pPr>
-            <w:r>
-              <w:rPr>
-                <w:rFonts w:ascii="Times New Roman" w:hAnsi="Times New Roman" w:eastAsia="宋体"/>
-                <w:b w:val="0"/>
-                <w:sz w:val="21"/>
-              </w:rPr>
-              <w:t>契合</w:t>
-            </w:r>
-          </w:p>
-        </w:tc>
-      </w:tr>
-      <w:tr>
-        <w:tc>
-          <w:tcPr>
-            <w:tcW w:type="dxa" w:w="2327"/>
-            <w:vAlign w:val="center"/>
-            <w:tcMar>
-              <w:top w:w="65" w:type="dxa"/>
-              <w:start w:w="80" w:type="dxa"/>
-              <w:bottom w:w="65" w:type="dxa"/>
-              <w:end w:w="80" w:type="dxa"/>
-            </w:tcMar>
-          </w:tcPr>
-          <w:p>
-            <w:pPr>
-              <w:jc w:val="left"/>
-              <w:spacing w:beforeLines="0" w:afterLines="0" w:line="276" w:lineRule="auto" w:before="0" w:after="0"/>
-            </w:pPr>
-            <w:r>
-              <w:rPr>
-                <w:rFonts w:ascii="Times New Roman" w:hAnsi="Times New Roman" w:eastAsia="宋体"/>
-                <w:b w:val="0"/>
-                <w:sz w:val="21"/>
-              </w:rPr>
-              <w:t>数据隐私</w:t>
-            </w:r>
-          </w:p>
-        </w:tc>
-        <w:tc>
-          <w:tcPr>
-            <w:tcW w:type="dxa" w:w="1496"/>
-            <w:vAlign w:val="center"/>
-            <w:tcMar>
-              <w:top w:w="65" w:type="dxa"/>
-              <w:start w:w="80" w:type="dxa"/>
-              <w:bottom w:w="65" w:type="dxa"/>
-              <w:end w:w="80" w:type="dxa"/>
-            </w:tcMar>
-          </w:tcPr>
-          <w:p>
-            <w:pPr>
-              <w:jc w:val="center"/>
-              <w:spacing w:beforeLines="0" w:afterLines="0" w:line="276" w:lineRule="auto" w:before="0" w:after="0"/>
-            </w:pPr>
-            <w:r>
-              <w:rPr>
-                <w:rFonts w:ascii="Times New Roman" w:hAnsi="Times New Roman" w:eastAsia="宋体"/>
-                <w:b w:val="0"/>
-                <w:sz w:val="21"/>
-              </w:rPr>
-              <w:t>自主可控</w:t>
+              <w:t>部分契合</w:t>
             </w:r>
           </w:p>
         </w:tc>
@@ -7398,7 +7316,113 @@
           <w:p>
             <w:pPr>
               <w:jc w:val="center"/>
-              <w:spacing w:beforeLines="0" w:afterLines="0" w:line="276" w:lineRule="auto" w:before="0" w:after="0"/>
+              <w:spacing w:beforeLines="0" w:afterLines="0" w:line="360" w:lineRule="auto" w:before="0" w:after="0"/>
+            </w:pPr>
+            <w:r>
+              <w:rPr>
+                <w:rFonts w:ascii="Times New Roman" w:hAnsi="Times New Roman" w:eastAsia="宋体"/>
+                <w:b w:val="0"/>
+                <w:sz w:val="21"/>
+              </w:rPr>
+              <w:t>不契合</w:t>
+            </w:r>
+          </w:p>
+        </w:tc>
+        <w:tc>
+          <w:tcPr>
+            <w:tcW w:type="dxa" w:w="1829"/>
+            <w:vAlign w:val="center"/>
+            <w:tcMar>
+              <w:top w:w="65" w:type="dxa"/>
+              <w:start w:w="80" w:type="dxa"/>
+              <w:bottom w:w="65" w:type="dxa"/>
+              <w:end w:w="80" w:type="dxa"/>
+            </w:tcMar>
+          </w:tcPr>
+          <w:p>
+            <w:pPr>
+              <w:jc w:val="center"/>
+              <w:spacing w:beforeLines="0" w:afterLines="0" w:line="360" w:lineRule="auto" w:before="0" w:after="0"/>
+            </w:pPr>
+            <w:r>
+              <w:rPr>
+                <w:rFonts w:ascii="Times New Roman" w:hAnsi="Times New Roman" w:eastAsia="宋体"/>
+                <w:b w:val="0"/>
+                <w:sz w:val="21"/>
+              </w:rPr>
+              <w:t>契合</w:t>
+            </w:r>
+          </w:p>
+        </w:tc>
+      </w:tr>
+      <w:tr>
+        <w:tc>
+          <w:tcPr>
+            <w:tcW w:type="dxa" w:w="1330"/>
+            <w:vAlign w:val="center"/>
+            <w:tcMar>
+              <w:top w:w="65" w:type="dxa"/>
+              <w:start w:w="80" w:type="dxa"/>
+              <w:bottom w:w="65" w:type="dxa"/>
+              <w:end w:w="80" w:type="dxa"/>
+            </w:tcMar>
+          </w:tcPr>
+          <w:p>
+            <w:pPr>
+              <w:jc w:val="left"/>
+              <w:spacing w:beforeLines="0" w:afterLines="0" w:line="360" w:lineRule="auto" w:before="0" w:after="0"/>
+            </w:pPr>
+            <w:r>
+              <w:rPr>
+                <w:rFonts w:ascii="Times New Roman" w:hAnsi="Times New Roman" w:eastAsia="宋体"/>
+                <w:b w:val="0"/>
+                <w:sz w:val="21"/>
+              </w:rPr>
+              <w:t>数据隐私</w:t>
+            </w:r>
+          </w:p>
+        </w:tc>
+        <w:tc>
+          <w:tcPr>
+            <w:tcW w:type="dxa" w:w="1662"/>
+            <w:vAlign w:val="center"/>
+            <w:tcMar>
+              <w:top w:w="65" w:type="dxa"/>
+              <w:start w:w="80" w:type="dxa"/>
+              <w:bottom w:w="65" w:type="dxa"/>
+              <w:end w:w="80" w:type="dxa"/>
+            </w:tcMar>
+          </w:tcPr>
+          <w:p>
+            <w:pPr>
+              <w:jc w:val="center"/>
+              <w:spacing w:beforeLines="0" w:afterLines="0" w:line="360" w:lineRule="auto" w:before="0" w:after="0"/>
+            </w:pPr>
+            <w:r>
+              <w:rPr>
+                <w:rFonts w:ascii="Times New Roman" w:hAnsi="Times New Roman" w:eastAsia="宋体"/>
+                <w:b w:val="0"/>
+                <w:sz w:val="21"/>
+              </w:rPr>
+              <w:t>自主可控</w:t>
+            </w:r>
+          </w:p>
+        </w:tc>
+        <w:tc>
+          <w:tcPr>
+            <w:tcW w:type="dxa" w:w="1829"/>
+            <w:vAlign w:val="center"/>
+            <w:tcMar>
+              <w:top w:w="65" w:type="dxa"/>
+              <w:start w:w="80" w:type="dxa"/>
+              <w:bottom w:w="65" w:type="dxa"/>
+              <w:end w:w="80" w:type="dxa"/>
+            </w:tcMar>
+          </w:tcPr>
+          <w:p>
+            <w:pPr>
+              <w:jc w:val="center"/>
+              <w:spacing w:beforeLines="0" w:afterLines="0" w:line="360" w:lineRule="auto" w:before="0" w:after="0"/>
             </w:pPr>
             <w:r>
               <w:rPr>
@@ -7412,7 +7436,7 @@
         </w:tc>
         <w:tc>
           <w:tcPr>
-            <w:tcW w:type="dxa" w:w="1413"/>
+            <w:tcW w:type="dxa" w:w="1662"/>
             <w:vAlign w:val="center"/>
             <w:tcMar>
               <w:top w:w="65" w:type="dxa"/>
@@ -7424,7 +7448,7 @@
           <w:p>
             <w:pPr>
               <w:jc w:val="center"/>
-              <w:spacing w:beforeLines="0" w:afterLines="0" w:line="276" w:lineRule="auto" w:before="0" w:after="0"/>
+              <w:spacing w:beforeLines="0" w:afterLines="0" w:line="360" w:lineRule="auto" w:before="0" w:after="0"/>
             </w:pPr>
             <w:r>
               <w:rPr>
@@ -7438,7 +7462,7 @@
         </w:tc>
         <w:tc>
           <w:tcPr>
-            <w:tcW w:type="dxa" w:w="1414"/>
+            <w:tcW w:type="dxa" w:w="1829"/>
             <w:vAlign w:val="center"/>
             <w:tcMar>
               <w:top w:w="65" w:type="dxa"/>
@@ -7450,7 +7474,7 @@
           <w:p>
             <w:pPr>
               <w:jc w:val="center"/>
-              <w:spacing w:beforeLines="0" w:afterLines="0" w:line="276" w:lineRule="auto" w:before="0" w:after="0"/>
+              <w:spacing w:beforeLines="0" w:afterLines="0" w:line="360" w:lineRule="auto" w:before="0" w:after="0"/>
             </w:pPr>
             <w:r>
               <w:rPr>
@@ -7466,7 +7490,7 @@
       <w:tr>
         <w:tc>
           <w:tcPr>
-            <w:tcW w:type="dxa" w:w="2327"/>
+            <w:tcW w:type="dxa" w:w="1330"/>
             <w:vAlign w:val="center"/>
             <w:tcMar>
               <w:top w:w="65" w:type="dxa"/>
@@ -7478,7 +7502,7 @@
           <w:p>
             <w:pPr>
               <w:jc w:val="left"/>
-              <w:spacing w:beforeLines="0" w:afterLines="0" w:line="276" w:lineRule="auto" w:before="0" w:after="0"/>
+              <w:spacing w:beforeLines="0" w:afterLines="0" w:line="360" w:lineRule="auto" w:before="0" w:after="0"/>
             </w:pPr>
             <w:r>
               <w:rPr>
@@ -7492,7 +7516,7 @@
         </w:tc>
         <w:tc>
           <w:tcPr>
-            <w:tcW w:type="dxa" w:w="1496"/>
+            <w:tcW w:type="dxa" w:w="1662"/>
             <w:vAlign w:val="center"/>
             <w:tcMar>
               <w:top w:w="65" w:type="dxa"/>
@@ -7504,7 +7528,165 @@
           <w:p>
             <w:pPr>
               <w:jc w:val="center"/>
-              <w:spacing w:beforeLines="0" w:afterLines="0" w:line="276" w:lineRule="auto" w:before="0" w:after="0"/>
+              <w:spacing w:beforeLines="0" w:afterLines="0" w:line="360" w:lineRule="auto" w:before="0" w:after="0"/>
+            </w:pPr>
+            <w:r>
+              <w:rPr>
+                <w:rFonts w:ascii="Times New Roman" w:hAnsi="Times New Roman" w:eastAsia="宋体"/>
+                <w:b w:val="0"/>
+                <w:sz w:val="21"/>
+              </w:rPr>
+              <w:t>低</w:t>
+            </w:r>
+          </w:p>
+        </w:tc>
+        <w:tc>
+          <w:tcPr>
+            <w:tcW w:type="dxa" w:w="1829"/>
+            <w:vAlign w:val="center"/>
+            <w:tcMar>
+              <w:top w:w="65" w:type="dxa"/>
+              <w:start w:w="80" w:type="dxa"/>
+              <w:bottom w:w="65" w:type="dxa"/>
+              <w:end w:w="80" w:type="dxa"/>
+            </w:tcMar>
+          </w:tcPr>
+          <w:p>
+            <w:pPr>
+              <w:jc w:val="center"/>
+              <w:spacing w:beforeLines="0" w:afterLines="0" w:line="360" w:lineRule="auto" w:before="0" w:after="0"/>
+            </w:pPr>
+            <w:r>
+              <w:rPr>
+                <w:rFonts w:ascii="Times New Roman" w:hAnsi="Times New Roman" w:eastAsia="宋体"/>
+                <w:b w:val="0"/>
+                <w:sz w:val="21"/>
+              </w:rPr>
+              <w:t>中（订阅）</w:t>
+            </w:r>
+          </w:p>
+        </w:tc>
+        <w:tc>
+          <w:tcPr>
+            <w:tcW w:type="dxa" w:w="1662"/>
+            <w:vAlign w:val="center"/>
+            <w:tcMar>
+              <w:top w:w="65" w:type="dxa"/>
+              <w:start w:w="80" w:type="dxa"/>
+              <w:bottom w:w="65" w:type="dxa"/>
+              <w:end w:w="80" w:type="dxa"/>
+            </w:tcMar>
+          </w:tcPr>
+          <w:p>
+            <w:pPr>
+              <w:jc w:val="center"/>
+              <w:spacing w:beforeLines="0" w:afterLines="0" w:line="360" w:lineRule="auto" w:before="0" w:after="0"/>
+            </w:pPr>
+            <w:r>
+              <w:rPr>
+                <w:rFonts w:ascii="Times New Roman" w:hAnsi="Times New Roman" w:eastAsia="宋体"/>
+                <w:b w:val="0"/>
+                <w:sz w:val="21"/>
+              </w:rPr>
+              <w:t>极低</w:t>
+            </w:r>
+          </w:p>
+        </w:tc>
+        <w:tc>
+          <w:tcPr>
+            <w:tcW w:type="dxa" w:w="1829"/>
+            <w:vAlign w:val="center"/>
+            <w:tcMar>
+              <w:top w:w="65" w:type="dxa"/>
+              <w:start w:w="80" w:type="dxa"/>
+              <w:bottom w:w="65" w:type="dxa"/>
+              <w:end w:w="80" w:type="dxa"/>
+            </w:tcMar>
+          </w:tcPr>
+          <w:p>
+            <w:pPr>
+              <w:jc w:val="center"/>
+              <w:spacing w:beforeLines="0" w:afterLines="0" w:line="360" w:lineRule="auto" w:before="0" w:after="0"/>
+            </w:pPr>
+            <w:r>
+              <w:rPr>
+                <w:rFonts w:ascii="Times New Roman" w:hAnsi="Times New Roman" w:eastAsia="宋体"/>
+                <w:b w:val="0"/>
+                <w:sz w:val="21"/>
+              </w:rPr>
+              <w:t>高</w:t>
+            </w:r>
+          </w:p>
+        </w:tc>
+      </w:tr>
+      <w:tr>
+        <w:tc>
+          <w:tcPr>
+            <w:tcW w:type="dxa" w:w="1330"/>
+            <w:vAlign w:val="center"/>
+            <w:tcMar>
+              <w:top w:w="65" w:type="dxa"/>
+              <w:start w:w="80" w:type="dxa"/>
+              <w:bottom w:w="65" w:type="dxa"/>
+              <w:end w:w="80" w:type="dxa"/>
+            </w:tcMar>
+          </w:tcPr>
+          <w:p>
+            <w:pPr>
+              <w:jc w:val="left"/>
+              <w:spacing w:beforeLines="0" w:afterLines="0" w:line="360" w:lineRule="auto" w:before="0" w:after="0"/>
+            </w:pPr>
+            <w:r>
+              <w:rPr>
+                <w:rFonts w:ascii="Times New Roman" w:hAnsi="Times New Roman" w:eastAsia="宋体"/>
+                <w:b w:val="0"/>
+                <w:sz w:val="21"/>
+              </w:rPr>
+              <w:t>可控维护</w:t>
+            </w:r>
+          </w:p>
+        </w:tc>
+        <w:tc>
+          <w:tcPr>
+            <w:tcW w:type="dxa" w:w="1662"/>
+            <w:vAlign w:val="center"/>
+            <w:tcMar>
+              <w:top w:w="65" w:type="dxa"/>
+              <w:start w:w="80" w:type="dxa"/>
+              <w:bottom w:w="65" w:type="dxa"/>
+              <w:end w:w="80" w:type="dxa"/>
+            </w:tcMar>
+          </w:tcPr>
+          <w:p>
+            <w:pPr>
+              <w:jc w:val="center"/>
+              <w:spacing w:beforeLines="0" w:afterLines="0" w:line="360" w:lineRule="auto" w:before="0" w:after="0"/>
+            </w:pPr>
+            <w:r>
+              <w:rPr>
+                <w:rFonts w:ascii="Times New Roman" w:hAnsi="Times New Roman" w:eastAsia="宋体"/>
+                <w:b w:val="0"/>
+                <w:sz w:val="21"/>
+              </w:rPr>
+              <w:t>高</w:t>
+            </w:r>
+          </w:p>
+        </w:tc>
+        <w:tc>
+          <w:tcPr>
+            <w:tcW w:type="dxa" w:w="1829"/>
+            <w:vAlign w:val="center"/>
+            <w:tcMar>
+              <w:top w:w="65" w:type="dxa"/>
+              <w:start w:w="80" w:type="dxa"/>
+              <w:bottom w:w="65" w:type="dxa"/>
+              <w:end w:w="80" w:type="dxa"/>
+            </w:tcMar>
+          </w:tcPr>
+          <w:p>
+            <w:pPr>
+              <w:jc w:val="center"/>
+              <w:spacing w:beforeLines="0" w:afterLines="0" w:line="360" w:lineRule="auto" w:before="0" w:after="0"/>
             </w:pPr>
             <w:r>
               <w:rPr>
@@ -7530,7 +7712,7 @@
           <w:p>
             <w:pPr>
               <w:jc w:val="center"/>
-              <w:spacing w:beforeLines="0" w:afterLines="0" w:line="276" w:lineRule="auto" w:before="0" w:after="0"/>
+              <w:spacing w:beforeLines="0" w:afterLines="0" w:line="360" w:lineRule="auto" w:before="0" w:after="0"/>
             </w:pPr>
             <w:r>
               <w:rPr>
@@ -7538,13 +7720,13 @@
                 <w:b w:val="0"/>
                 <w:sz w:val="21"/>
               </w:rPr>
-              <w:t>中（订阅）</w:t>
+              <w:t>中</w:t>
             </w:r>
           </w:p>
         </w:tc>
         <w:tc>
           <w:tcPr>
-            <w:tcW w:type="dxa" w:w="1413"/>
+            <w:tcW w:type="dxa" w:w="1829"/>
             <w:vAlign w:val="center"/>
             <w:tcMar>
               <w:top w:w="65" w:type="dxa"/>
@@ -7556,7 +7738,7 @@
           <w:p>
             <w:pPr>
               <w:jc w:val="center"/>
-              <w:spacing w:beforeLines="0" w:afterLines="0" w:line="276" w:lineRule="auto" w:before="0" w:after="0"/>
+              <w:spacing w:beforeLines="0" w:afterLines="0" w:line="360" w:lineRule="auto" w:before="0" w:after="0"/>
             </w:pPr>
             <w:r>
               <w:rPr>
@@ -7564,13 +7746,41 @@
                 <w:b w:val="0"/>
                 <w:sz w:val="21"/>
               </w:rPr>
-              <w:t>极低</w:t>
+              <w:t>低</w:t>
+            </w:r>
+          </w:p>
+        </w:tc>
+      </w:tr>
+      <w:tr>
+        <w:tc>
+          <w:tcPr>
+            <w:tcW w:type="dxa" w:w="1330"/>
+            <w:vAlign w:val="center"/>
+            <w:tcMar>
+              <w:top w:w="65" w:type="dxa"/>
+              <w:start w:w="80" w:type="dxa"/>
+              <w:bottom w:w="65" w:type="dxa"/>
+              <w:end w:w="80" w:type="dxa"/>
+            </w:tcMar>
+          </w:tcPr>
+          <w:p>
+            <w:pPr>
+              <w:jc w:val="left"/>
+              <w:spacing w:beforeLines="0" w:afterLines="0" w:line="360" w:lineRule="auto" w:before="0" w:after="0"/>
+            </w:pPr>
+            <w:r>
+              <w:rPr>
+                <w:rFonts w:ascii="Times New Roman" w:hAnsi="Times New Roman" w:eastAsia="宋体"/>
+                <w:b w:val="0"/>
+                <w:sz w:val="21"/>
+              </w:rPr>
+              <w:t>期限易用</w:t>
             </w:r>
           </w:p>
         </w:tc>
         <w:tc>
           <w:tcPr>
-            <w:tcW w:type="dxa" w:w="1414"/>
+            <w:tcW w:type="dxa" w:w="1662"/>
             <w:vAlign w:val="center"/>
             <w:tcMar>
               <w:top w:w="65" w:type="dxa"/>
@@ -7582,7 +7792,7 @@
           <w:p>
             <w:pPr>
               <w:jc w:val="center"/>
-              <w:spacing w:beforeLines="0" w:afterLines="0" w:line="276" w:lineRule="auto" w:before="0" w:after="0"/>
+              <w:spacing w:beforeLines="0" w:afterLines="0" w:line="360" w:lineRule="auto" w:before="0" w:after="0"/>
             </w:pPr>
             <w:r>
               <w:rPr>
@@ -7590,7 +7800,573 @@
                 <w:b w:val="0"/>
                 <w:sz w:val="21"/>
               </w:rPr>
-              <w:t>高</w:t>
+              <w:t>良</w:t>
+            </w:r>
+          </w:p>
+        </w:tc>
+        <w:tc>
+          <w:tcPr>
+            <w:tcW w:type="dxa" w:w="1829"/>
+            <w:vAlign w:val="center"/>
+            <w:tcMar>
+              <w:top w:w="65" w:type="dxa"/>
+              <w:start w:w="80" w:type="dxa"/>
+              <w:bottom w:w="65" w:type="dxa"/>
+              <w:end w:w="80" w:type="dxa"/>
+            </w:tcMar>
+          </w:tcPr>
+          <w:p>
+            <w:pPr>
+              <w:jc w:val="center"/>
+              <w:spacing w:beforeLines="0" w:afterLines="0" w:line="360" w:lineRule="auto" w:before="0" w:after="0"/>
+            </w:pPr>
+            <w:r>
+              <w:rPr>
+                <w:rFonts w:ascii="Times New Roman" w:hAnsi="Times New Roman" w:eastAsia="宋体"/>
+                <w:b w:val="0"/>
+                <w:sz w:val="21"/>
+              </w:rPr>
+              <w:t>中</w:t>
+            </w:r>
+          </w:p>
+        </w:tc>
+        <w:tc>
+          <w:tcPr>
+            <w:tcW w:type="dxa" w:w="1662"/>
+            <w:vAlign w:val="center"/>
+            <w:tcMar>
+              <w:top w:w="65" w:type="dxa"/>
+              <w:start w:w="80" w:type="dxa"/>
+              <w:bottom w:w="65" w:type="dxa"/>
+              <w:end w:w="80" w:type="dxa"/>
+            </w:tcMar>
+          </w:tcPr>
+          <w:p>
+            <w:pPr>
+              <w:jc w:val="center"/>
+              <w:spacing w:beforeLines="0" w:afterLines="0" w:line="360" w:lineRule="auto" w:before="0" w:after="0"/>
+            </w:pPr>
+            <w:r>
+              <w:rPr>
+                <w:rFonts w:ascii="Times New Roman" w:hAnsi="Times New Roman" w:eastAsia="宋体"/>
+                <w:b w:val="0"/>
+                <w:sz w:val="21"/>
+              </w:rPr>
+              <w:t>中</w:t>
+            </w:r>
+          </w:p>
+        </w:tc>
+        <w:tc>
+          <w:tcPr>
+            <w:tcW w:type="dxa" w:w="1829"/>
+            <w:vAlign w:val="center"/>
+            <w:tcMar>
+              <w:top w:w="65" w:type="dxa"/>
+              <w:start w:w="80" w:type="dxa"/>
+              <w:bottom w:w="65" w:type="dxa"/>
+              <w:end w:w="80" w:type="dxa"/>
+            </w:tcMar>
+          </w:tcPr>
+          <w:p>
+            <w:pPr>
+              <w:jc w:val="center"/>
+              <w:spacing w:beforeLines="0" w:afterLines="0" w:line="360" w:lineRule="auto" w:before="0" w:after="0"/>
+            </w:pPr>
+            <w:r>
+              <w:rPr>
+                <w:rFonts w:ascii="Times New Roman" w:hAnsi="Times New Roman" w:eastAsia="宋体"/>
+                <w:b w:val="0"/>
+                <w:sz w:val="21"/>
+              </w:rPr>
+              <w:t>差</w:t>
+            </w:r>
+          </w:p>
+        </w:tc>
+      </w:tr>
+    </w:tbl>
+    <w:p>
+      <w:pPr>
+        <w:pStyle w:val="Heading3"/>
+      </w:pPr>
+      <w:r>
+        <w:t>5.1 可选择的系统方案 1</w:t>
+      </w:r>
+    </w:p>
+    <w:p>
+      <w:pPr>
+        <w:spacing w:line="360" w:lineRule="auto"/>
+        <w:ind w:firstLineChars="200" w:firstLine="480"/>
+      </w:pPr>
+      <w:r>
+        <w:rPr>
+          <w:rFonts w:ascii="Times New Roman" w:hAnsi="Times New Roman" w:eastAsia="宋体"/>
+          <w:b w:val="0"/>
+          <w:color w:val="000000"/>
+          <w:sz w:val="24"/>
+          <w:u w:val="none"/>
+        </w:rPr>
+        <w:t>方案 1：以通用 SaaS 承载。即直接采用语雀、Notion 等成熟在线文档或知识库产品搭建经验沉淀与资料共享空间，几乎无需自行开发。逐尺度评估如下。</w:t>
+      </w:r>
+    </w:p>
+    <w:p>
+      <w:pPr>
+        <w:spacing w:line="360" w:lineRule="auto"/>
+        <w:ind w:firstLineChars="200" w:firstLine="480"/>
+      </w:pPr>
+      <w:r>
+        <w:rPr>
+          <w:rFonts w:ascii="Times New Roman" w:hAnsi="Times New Roman" w:eastAsia="宋体"/>
+          <w:b w:val="0"/>
+          <w:color w:val="000000"/>
+          <w:sz w:val="24"/>
+          <w:u w:val="none"/>
+        </w:rPr>
+        <w:t>（1）功能契合度：不契合。此类产品面向通用团队协作，无法与本校教务系统打通做成绩单一键导入与学分自查，也不承载导师、院校与 CCF 会议截稿等垂直数据；AI 辅助与社群治理只能沿用其内置能力，难以按本校场景定制。</w:t>
+      </w:r>
+    </w:p>
+    <w:p>
+      <w:pPr>
+        <w:spacing w:line="360" w:lineRule="auto"/>
+        <w:ind w:firstLineChars="200" w:firstLine="480"/>
+      </w:pPr>
+      <w:r>
+        <w:rPr>
+          <w:rFonts w:ascii="Times New Roman" w:hAnsi="Times New Roman" w:eastAsia="宋体"/>
+          <w:b w:val="0"/>
+          <w:color w:val="000000"/>
+          <w:sz w:val="24"/>
+          <w:u w:val="none"/>
+        </w:rPr>
+        <w:t>（2）成本：中等且持续。团队版按人数订阅计费，年费随用户增长而递增</w:t>
+      </w:r>
+      <w:r>
+        <w:rPr>
+          <w:rFonts w:ascii="Times New Roman" w:hAnsi="Times New Roman" w:eastAsia="宋体"/>
+          <w:b w:val="0"/>
+          <w:color w:val="000000"/>
+          <w:sz w:val="24"/>
+          <w:u w:val="none"/>
+          <w:vertAlign w:val="superscript"/>
+        </w:rPr>
+        <w:t>[8]</w:t>
+      </w:r>
+      <w:r>
+        <w:rPr>
+          <w:rFonts w:ascii="Times New Roman" w:hAnsi="Times New Roman" w:eastAsia="宋体"/>
+          <w:b w:val="0"/>
+          <w:color w:val="000000"/>
+          <w:sz w:val="24"/>
+          <w:u w:val="none"/>
+          <w:vertAlign w:val="superscript"/>
+        </w:rPr>
+        <w:t>[9]</w:t>
+      </w:r>
+      <w:r>
+        <w:rPr>
+          <w:rFonts w:ascii="Times New Roman" w:hAnsi="Times New Roman" w:eastAsia="宋体"/>
+          <w:b w:val="0"/>
+          <w:color w:val="000000"/>
+          <w:sz w:val="24"/>
+          <w:u w:val="none"/>
+        </w:rPr>
+        <w:t>，长期现金支出高于本方案的单机部署。</w:t>
+      </w:r>
+    </w:p>
+    <w:p>
+      <w:pPr>
+        <w:spacing w:line="360" w:lineRule="auto"/>
+        <w:ind w:firstLineChars="200" w:firstLine="480"/>
+      </w:pPr>
+      <w:r>
+        <w:rPr>
+          <w:rFonts w:ascii="Times New Roman" w:hAnsi="Times New Roman" w:eastAsia="宋体"/>
+          <w:b w:val="0"/>
+          <w:color w:val="000000"/>
+          <w:sz w:val="24"/>
+          <w:u w:val="none"/>
+        </w:rPr>
+        <w:t>（3）可控性：弱。数据与账号托管于第三方，导出格式、接口策略与收费方案均受其单方面调整约束，自主可控性差。</w:t>
+      </w:r>
+    </w:p>
+    <w:p>
+      <w:pPr>
+        <w:spacing w:line="360" w:lineRule="auto"/>
+        <w:ind w:firstLineChars="200" w:firstLine="480"/>
+      </w:pPr>
+      <w:r>
+        <w:rPr>
+          <w:rFonts w:ascii="Times New Roman" w:hAnsi="Times New Roman" w:eastAsia="宋体"/>
+          <w:b w:val="0"/>
+          <w:color w:val="000000"/>
+          <w:sz w:val="24"/>
+          <w:u w:val="none"/>
+        </w:rPr>
+        <w:t>（4）隐私合规：不可保证。学生教务成绩单等敏感数据若托管于第三方 SaaS，无法满足数据最小化与不落盘的合规要求。</w:t>
+      </w:r>
+    </w:p>
+    <w:p>
+      <w:pPr>
+        <w:spacing w:line="360" w:lineRule="auto"/>
+        <w:ind w:firstLineChars="200" w:firstLine="480"/>
+      </w:pPr>
+      <w:r>
+        <w:rPr>
+          <w:rFonts w:ascii="Times New Roman" w:hAnsi="Times New Roman" w:eastAsia="宋体"/>
+          <w:b w:val="0"/>
+          <w:color w:val="000000"/>
+          <w:sz w:val="24"/>
+          <w:u w:val="none"/>
+        </w:rPr>
+        <w:t>综合上述，方案 1 在功能契合度与隐私合规两项关键尺度上均不达标，故不推荐。</w:t>
+      </w:r>
+    </w:p>
+    <w:p>
+      <w:pPr>
+        <w:pStyle w:val="Heading3"/>
+      </w:pPr>
+      <w:r>
+        <w:t>5.2 可选择的系统方案 2</w:t>
+      </w:r>
+    </w:p>
+    <w:p>
+      <w:pPr>
+        <w:spacing w:line="360" w:lineRule="auto"/>
+        <w:ind w:firstLineChars="200" w:firstLine="480"/>
+      </w:pPr>
+      <w:r>
+        <w:rPr>
+          <w:rFonts w:ascii="Times New Roman" w:hAnsi="Times New Roman" w:eastAsia="宋体"/>
+          <w:b w:val="0"/>
+          <w:color w:val="000000"/>
+          <w:sz w:val="24"/>
+          <w:u w:val="none"/>
+        </w:rPr>
+        <w:t>方案 2：以纯静态站承载。即将笔记以 Markdown 源文件维护、经静态站点生成器构建后托管于 GitHub Pages</w:t>
+      </w:r>
+      <w:r>
+        <w:rPr>
+          <w:rFonts w:ascii="Times New Roman" w:hAnsi="Times New Roman" w:eastAsia="宋体"/>
+          <w:b w:val="0"/>
+          <w:color w:val="000000"/>
+          <w:sz w:val="24"/>
+          <w:u w:val="none"/>
+          <w:vertAlign w:val="superscript"/>
+        </w:rPr>
+        <w:t>[10]</w:t>
+      </w:r>
+      <w:r>
+        <w:rPr>
+          <w:rFonts w:ascii="Times New Roman" w:hAnsi="Times New Roman" w:eastAsia="宋体"/>
+          <w:b w:val="0"/>
+          <w:color w:val="000000"/>
+          <w:sz w:val="24"/>
+          <w:u w:val="none"/>
+        </w:rPr>
+        <w:t xml:space="preserve"> 等免费平台。逐尺度评估如下。</w:t>
+      </w:r>
+    </w:p>
+    <w:p>
+      <w:pPr>
+        <w:spacing w:line="360" w:lineRule="auto"/>
+        <w:ind w:firstLineChars="200" w:firstLine="480"/>
+      </w:pPr>
+      <w:r>
+        <w:rPr>
+          <w:rFonts w:ascii="Times New Roman" w:hAnsi="Times New Roman" w:eastAsia="宋体"/>
+          <w:b w:val="0"/>
+          <w:color w:val="000000"/>
+          <w:sz w:val="24"/>
+          <w:u w:val="none"/>
+        </w:rPr>
+        <w:t>（1）功能契合度：弱。静态站无账号体系、点赞与评论、文件上传与管理后台，无法支持教务成绩单导入、AI 流式辅助与会议、导师等动态数据。</w:t>
+      </w:r>
+    </w:p>
+    <w:p>
+      <w:pPr>
+        <w:spacing w:line="360" w:lineRule="auto"/>
+        <w:ind w:firstLineChars="200" w:firstLine="480"/>
+      </w:pPr>
+      <w:r>
+        <w:rPr>
+          <w:rFonts w:ascii="Times New Roman" w:hAnsi="Times New Roman" w:eastAsia="宋体"/>
+          <w:b w:val="0"/>
+          <w:color w:val="000000"/>
+          <w:sz w:val="24"/>
+          <w:u w:val="none"/>
+        </w:rPr>
+        <w:t>（2）成本：极低（近乎为零），是其唯一显著优势。</w:t>
+      </w:r>
+    </w:p>
+    <w:p>
+      <w:pPr>
+        <w:spacing w:line="360" w:lineRule="auto"/>
+        <w:ind w:firstLineChars="200" w:firstLine="480"/>
+      </w:pPr>
+      <w:r>
+        <w:rPr>
+          <w:rFonts w:ascii="Times New Roman" w:hAnsi="Times New Roman" w:eastAsia="宋体"/>
+          <w:b w:val="0"/>
+          <w:color w:val="000000"/>
+          <w:sz w:val="24"/>
+          <w:u w:val="none"/>
+        </w:rPr>
+        <w:t>（3）可控性与可维护性：中等。内容更新须走 Git 提交与构建流程，普通学生参与门槛偏高，不利于社群共建。</w:t>
+      </w:r>
+    </w:p>
+    <w:p>
+      <w:pPr>
+        <w:spacing w:line="360" w:lineRule="auto"/>
+        <w:ind w:firstLineChars="200" w:firstLine="480"/>
+      </w:pPr>
+      <w:r>
+        <w:rPr>
+          <w:rFonts w:ascii="Times New Roman" w:hAnsi="Times New Roman" w:eastAsia="宋体"/>
+          <w:b w:val="0"/>
+          <w:color w:val="000000"/>
+          <w:sz w:val="24"/>
+          <w:u w:val="none"/>
+        </w:rPr>
+        <w:t>（4）隐私：不涉及后端数据处理，但也正因缺乏后端而无法承担教务数据的受控处理。</w:t>
+      </w:r>
+    </w:p>
+    <w:p>
+      <w:pPr>
+        <w:spacing w:line="360" w:lineRule="auto"/>
+        <w:ind w:firstLineChars="200" w:firstLine="480"/>
+      </w:pPr>
+      <w:r>
+        <w:rPr>
+          <w:rFonts w:ascii="Times New Roman" w:hAnsi="Times New Roman" w:eastAsia="宋体"/>
+          <w:b w:val="0"/>
+          <w:color w:val="000000"/>
+          <w:sz w:val="24"/>
+          <w:u w:val="none"/>
+        </w:rPr>
+        <w:t>综合上述，方案 2 虽成本最低，却无法覆盖平台的核心动态能力，社群参与门槛偏高，故不推荐。</w:t>
+      </w:r>
+    </w:p>
+    <w:p>
+      <w:pPr>
+        <w:spacing w:line="360" w:lineRule="auto"/>
+        <w:ind w:firstLineChars="200" w:firstLine="480"/>
+      </w:pPr>
+      <w:r>
+        <w:rPr>
+          <w:rFonts w:ascii="Times New Roman" w:hAnsi="Times New Roman" w:eastAsia="宋体"/>
+          <w:b w:val="0"/>
+          <w:color w:val="000000"/>
+          <w:sz w:val="24"/>
+          <w:u w:val="none"/>
+        </w:rPr>
+        <w:t>此外，另有自建但采用重量级微服务、独立数据库集群的方案，其功能可完全契合，但对校级、数千量级的规模而言运维复杂度与成本明显过高，与单人或小组可长期维护的定位不符，同样不予采纳。相较之下，本报告采纳的轻量分层单体、三存储域、免费灾备方案在功能契合度、隐私可控、成本与可维护性上取得最佳平衡，综合最优。</w:t>
+      </w:r>
+    </w:p>
+    <w:p>
+      <w:pPr>
+        <w:pStyle w:val="Heading2"/>
+      </w:pPr>
+      <w:r>
+        <w:t>6 投资及效益分析</w:t>
+      </w:r>
+    </w:p>
+    <w:p>
+      <w:pPr>
+        <w:spacing w:line="360" w:lineRule="auto"/>
+        <w:ind w:firstLineChars="200" w:firstLine="480"/>
+      </w:pPr>
+      <w:r>
+        <w:rPr>
+          <w:rFonts w:ascii="Times New Roman" w:hAnsi="Times New Roman" w:eastAsia="宋体"/>
+          <w:b w:val="0"/>
+          <w:sz w:val="24"/>
+        </w:rPr>
+        <w:t>本章按立项阶段的成本估算口径测算本项目的支出、收益、收益投资比、投资回收周期与敏感性。凡可由方案确定的非金额项（如开源许可为零、灾备免费）据实列出；现金支出项因随实际用量与账单浮动，以合理区间给出并注明以实际账单为准。</w:t>
+      </w:r>
+    </w:p>
+    <w:p>
+      <w:pPr>
+        <w:pStyle w:val="Heading3"/>
+      </w:pPr>
+      <w:r>
+        <w:t>6.1 支出</w:t>
+      </w:r>
+    </w:p>
+    <w:p>
+      <w:pPr>
+        <w:spacing w:line="360" w:lineRule="auto"/>
+        <w:ind w:firstLineChars="200" w:firstLine="480"/>
+      </w:pPr>
+      <w:r>
+        <w:rPr>
+          <w:rFonts w:ascii="Times New Roman" w:hAnsi="Times New Roman" w:eastAsia="宋体"/>
+          <w:b w:val="0"/>
+          <w:sz w:val="24"/>
+        </w:rPr>
+        <w:t>本项目的现金支出集中于云服务器[11]与 DeepSeek API 按量调用[12]两项，其余软件、数据库、证书、域名子域与灾备均为零成本，如表2-4所示。其中，云服务器（VPS）为唯一运行节点，同时承载 nginx、后端与 SQLite；主域名 feiyue.selab.top 为 selab.top 的子域，不单独产生注册年费。开发人力属教学项目自筹投入、未实际支付现金薪酬，按折算工时单独列示，不计入年度现金支出。综上，本项目年度现金支出合计约 800 至 1700 元（基准约 1200 元），一次性投入以折算开发人力为主，约 6000 至 12000 元。</w:t>
+      </w:r>
+    </w:p>
+    <w:p>
+      <w:pPr>
+        <w:pStyle w:val="表题"/>
+        <w:spacing w:before="120" w:after="60"/>
+        <w:jc w:val="center"/>
+      </w:pPr>
+      <w:r>
+        <w:rPr>
+          <w:rFonts w:ascii="Times New Roman" w:hAnsi="Times New Roman" w:eastAsia="宋体"/>
+          <w:b/>
+          <w:color w:val="000000"/>
+          <w:sz w:val="21"/>
+          <w:u w:val="none"/>
+        </w:rPr>
+        <w:t>表2-4　支出估算</w:t>
+      </w:r>
+    </w:p>
+    <w:tbl>
+      <w:tblPr>
+        <w:tblW w:type="dxa" w:w="8312"/>
+        <w:tblLayout w:type="fixed"/>
+        <w:tblLook w:firstColumn="1" w:firstRow="1" w:lastColumn="0" w:lastRow="0" w:noHBand="0" w:noVBand="1" w:val="04A0"/>
+        <w:tblBorders>
+          <w:top w:val="single" w:sz="12" w:color="000000" w:space="0"/>
+          <w:bottom w:val="single" w:sz="12" w:color="000000" w:space="0"/>
+          <w:left w:val="nil"/>
+          <w:right w:val="nil"/>
+          <w:insideH w:val="nil"/>
+          <w:insideV w:val="nil"/>
+        </w:tblBorders>
+      </w:tblPr>
+      <w:tblGrid>
+        <w:gridCol w:w="1912"/>
+        <w:gridCol w:w="1330"/>
+        <w:gridCol w:w="1496"/>
+        <w:gridCol w:w="3574"/>
+      </w:tblGrid>
+      <w:tr>
+        <w:trPr>
+          <w:trHeight w:val="430" w:hRule="atLeast"/>
+        </w:trPr>
+        <w:tc>
+          <w:tcPr>
+            <w:tcW w:type="dxa" w:w="1912"/>
+            <w:tcBorders>
+              <w:bottom w:val="single" w:sz="8" w:color="000000" w:space="0"/>
+            </w:tcBorders>
+            <w:vAlign w:val="center"/>
+            <w:tcMar>
+              <w:top w:w="65" w:type="dxa"/>
+              <w:start w:w="80" w:type="dxa"/>
+              <w:bottom w:w="65" w:type="dxa"/>
+              <w:end w:w="80" w:type="dxa"/>
+            </w:tcMar>
+            <w:shd w:fill="EDEDED" w:val="clear"/>
+            <w:noWrap w:val="1"/>
+          </w:tcPr>
+          <w:p>
+            <w:pPr>
+              <w:jc w:val="center"/>
+              <w:spacing w:beforeLines="0" w:afterLines="0" w:line="360" w:lineRule="auto" w:before="0" w:after="0"/>
+            </w:pPr>
+            <w:r>
+              <w:rPr>
+                <w:rFonts w:ascii="Times New Roman" w:hAnsi="Times New Roman" w:eastAsia="宋体"/>
+                <w:b/>
+                <w:sz w:val="21"/>
+              </w:rPr>
+              <w:t>项目</w:t>
+            </w:r>
+          </w:p>
+        </w:tc>
+        <w:tc>
+          <w:tcPr>
+            <w:tcW w:type="dxa" w:w="1330"/>
+            <w:tcBorders>
+              <w:bottom w:val="single" w:sz="8" w:color="000000" w:space="0"/>
+            </w:tcBorders>
+            <w:vAlign w:val="center"/>
+            <w:tcMar>
+              <w:top w:w="65" w:type="dxa"/>
+              <w:start w:w="80" w:type="dxa"/>
+              <w:bottom w:w="65" w:type="dxa"/>
+              <w:end w:w="80" w:type="dxa"/>
+            </w:tcMar>
+            <w:shd w:fill="EDEDED" w:val="clear"/>
+            <w:noWrap w:val="1"/>
+          </w:tcPr>
+          <w:p>
+            <w:pPr>
+              <w:jc w:val="center"/>
+              <w:spacing w:beforeLines="0" w:afterLines="0" w:line="360" w:lineRule="auto" w:before="0" w:after="0"/>
+            </w:pPr>
+            <w:r>
+              <w:rPr>
+                <w:rFonts w:ascii="Times New Roman" w:hAnsi="Times New Roman" w:eastAsia="宋体"/>
+                <w:b/>
+                <w:sz w:val="21"/>
+              </w:rPr>
+              <w:t>类别</w:t>
+            </w:r>
+          </w:p>
+        </w:tc>
+        <w:tc>
+          <w:tcPr>
+            <w:tcW w:type="dxa" w:w="1496"/>
+            <w:tcBorders>
+              <w:bottom w:val="single" w:sz="8" w:color="000000" w:space="0"/>
+            </w:tcBorders>
+            <w:vAlign w:val="center"/>
+            <w:tcMar>
+              <w:top w:w="65" w:type="dxa"/>
+              <w:start w:w="80" w:type="dxa"/>
+              <w:bottom w:w="65" w:type="dxa"/>
+              <w:end w:w="80" w:type="dxa"/>
+            </w:tcMar>
+            <w:shd w:fill="EDEDED" w:val="clear"/>
+            <w:noWrap w:val="1"/>
+          </w:tcPr>
+          <w:p>
+            <w:pPr>
+              <w:jc w:val="center"/>
+              <w:spacing w:beforeLines="0" w:afterLines="0" w:line="360" w:lineRule="auto" w:before="0" w:after="0"/>
+            </w:pPr>
+            <w:r>
+              <w:rPr>
+                <w:rFonts w:ascii="Times New Roman" w:hAnsi="Times New Roman" w:eastAsia="宋体"/>
+                <w:b/>
+                <w:sz w:val="21"/>
+              </w:rPr>
+              <w:t>金额（元）</w:t>
+            </w:r>
+          </w:p>
+        </w:tc>
+        <w:tc>
+          <w:tcPr>
+            <w:tcW w:type="dxa" w:w="3574"/>
+            <w:tcBorders>
+              <w:bottom w:val="single" w:sz="8" w:color="000000" w:space="0"/>
+            </w:tcBorders>
+            <w:vAlign w:val="center"/>
+            <w:tcMar>
+              <w:top w:w="65" w:type="dxa"/>
+              <w:start w:w="80" w:type="dxa"/>
+              <w:bottom w:w="65" w:type="dxa"/>
+              <w:end w:w="80" w:type="dxa"/>
+            </w:tcMar>
+            <w:shd w:fill="EDEDED" w:val="clear"/>
+            <w:noWrap w:val="1"/>
+          </w:tcPr>
+          <w:p>
+            <w:pPr>
+              <w:jc w:val="center"/>
+              <w:spacing w:beforeLines="0" w:afterLines="0" w:line="360" w:lineRule="auto" w:before="0" w:after="0"/>
+            </w:pPr>
+            <w:r>
+              <w:rPr>
+                <w:rFonts w:ascii="Times New Roman" w:hAnsi="Times New Roman" w:eastAsia="宋体"/>
+                <w:b/>
+                <w:sz w:val="21"/>
+              </w:rPr>
+              <w:t>说明</w:t>
             </w:r>
           </w:p>
         </w:tc>
@@ -7598,7 +8374,7 @@
       <w:tr>
         <w:tc>
           <w:tcPr>
-            <w:tcW w:type="dxa" w:w="2327"/>
+            <w:tcW w:type="dxa" w:w="1912"/>
             <w:vAlign w:val="center"/>
             <w:tcMar>
               <w:top w:w="65" w:type="dxa"/>
@@ -7610,7 +8386,7 @@
           <w:p>
             <w:pPr>
               <w:jc w:val="left"/>
-              <w:spacing w:beforeLines="0" w:afterLines="0" w:line="276" w:lineRule="auto" w:before="0" w:after="0"/>
+              <w:spacing w:beforeLines="0" w:afterLines="0" w:line="360" w:lineRule="auto" w:before="0" w:after="0"/>
             </w:pPr>
             <w:r>
               <w:rPr>
@@ -7618,7 +8394,33 @@
                 <w:b w:val="0"/>
                 <w:sz w:val="21"/>
               </w:rPr>
-              <w:t>可控维护</w:t>
+              <w:t>华为云轻量 VPS</w:t>
+            </w:r>
+          </w:p>
+        </w:tc>
+        <w:tc>
+          <w:tcPr>
+            <w:tcW w:type="dxa" w:w="1330"/>
+            <w:vAlign w:val="center"/>
+            <w:tcMar>
+              <w:top w:w="65" w:type="dxa"/>
+              <w:start w:w="80" w:type="dxa"/>
+              <w:bottom w:w="65" w:type="dxa"/>
+              <w:end w:w="80" w:type="dxa"/>
+            </w:tcMar>
+          </w:tcPr>
+          <w:p>
+            <w:pPr>
+              <w:jc w:val="center"/>
+              <w:spacing w:beforeLines="0" w:afterLines="0" w:line="360" w:lineRule="auto" w:before="0" w:after="0"/>
+            </w:pPr>
+            <w:r>
+              <w:rPr>
+                <w:rFonts w:ascii="Times New Roman" w:hAnsi="Times New Roman" w:eastAsia="宋体"/>
+                <w:b w:val="0"/>
+                <w:sz w:val="21"/>
+              </w:rPr>
+              <w:t>年度</w:t>
             </w:r>
           </w:p>
         </w:tc>
@@ -7636,7 +8438,7 @@
           <w:p>
             <w:pPr>
               <w:jc w:val="center"/>
-              <w:spacing w:beforeLines="0" w:afterLines="0" w:line="276" w:lineRule="auto" w:before="0" w:after="0"/>
+              <w:spacing w:beforeLines="0" w:afterLines="0" w:line="360" w:lineRule="auto" w:before="0" w:after="0"/>
             </w:pPr>
             <w:r>
               <w:rPr>
@@ -7644,13 +8446,67 @@
                 <w:b w:val="0"/>
                 <w:sz w:val="21"/>
               </w:rPr>
-              <w:t>高</w:t>
+              <w:t>700～1200</w:t>
             </w:r>
           </w:p>
         </w:tc>
         <w:tc>
           <w:tcPr>
-            <w:tcW w:type="dxa" w:w="1662"/>
+            <w:tcW w:type="dxa" w:w="3574"/>
+            <w:vAlign w:val="center"/>
+            <w:tcMar>
+              <w:top w:w="65" w:type="dxa"/>
+              <w:start w:w="80" w:type="dxa"/>
+              <w:bottom w:w="65" w:type="dxa"/>
+              <w:end w:w="80" w:type="dxa"/>
+            </w:tcMar>
+          </w:tcPr>
+          <w:p>
+            <w:pPr>
+              <w:jc w:val="left"/>
+              <w:spacing w:beforeLines="0" w:afterLines="0" w:line="360" w:lineRule="auto" w:before="0" w:after="0"/>
+            </w:pPr>
+            <w:r>
+              <w:rPr>
+                <w:rFonts w:ascii="Times New Roman" w:hAnsi="Times New Roman" w:eastAsia="宋体"/>
+                <w:b w:val="0"/>
+                <w:sz w:val="21"/>
+              </w:rPr>
+              <w:t>nginx＋后端＋SQLite [11]</w:t>
+            </w:r>
+          </w:p>
+        </w:tc>
+      </w:tr>
+      <w:tr>
+        <w:tc>
+          <w:tcPr>
+            <w:tcW w:type="dxa" w:w="1912"/>
+            <w:vAlign w:val="center"/>
+            <w:tcMar>
+              <w:top w:w="65" w:type="dxa"/>
+              <w:start w:w="80" w:type="dxa"/>
+              <w:bottom w:w="65" w:type="dxa"/>
+              <w:end w:w="80" w:type="dxa"/>
+            </w:tcMar>
+          </w:tcPr>
+          <w:p>
+            <w:pPr>
+              <w:spacing w:before="0" w:after="0" w:line="360" w:lineRule="auto"/>
+              <w:jc w:val="left"/>
+            </w:pPr>
+            <w:r>
+              <w:rPr>
+                <w:rFonts w:ascii="Times New Roman" w:hAnsi="Times New Roman" w:eastAsia="宋体"/>
+                <w:b w:val="0"/>
+                <w:sz w:val="21"/>
+              </w:rPr>
+              <w:t>feiyue.selab.top</w:t>
+            </w:r>
+          </w:p>
+        </w:tc>
+        <w:tc>
+          <w:tcPr>
+            <w:tcW w:type="dxa" w:w="1330"/>
             <w:vAlign w:val="center"/>
             <w:tcMar>
               <w:top w:w="65" w:type="dxa"/>
@@ -7662,7 +8518,7 @@
           <w:p>
             <w:pPr>
               <w:jc w:val="center"/>
-              <w:spacing w:beforeLines="0" w:afterLines="0" w:line="276" w:lineRule="auto" w:before="0" w:after="0"/>
+              <w:spacing w:beforeLines="0" w:afterLines="0" w:line="360" w:lineRule="auto" w:before="0" w:after="0"/>
             </w:pPr>
             <w:r>
               <w:rPr>
@@ -7670,13 +8526,93 @@
                 <w:b w:val="0"/>
                 <w:sz w:val="21"/>
               </w:rPr>
-              <w:t>低</w:t>
+              <w:t>年度</w:t>
             </w:r>
           </w:p>
         </w:tc>
         <w:tc>
           <w:tcPr>
-            <w:tcW w:type="dxa" w:w="1413"/>
+            <w:tcW w:type="dxa" w:w="1496"/>
+            <w:vAlign w:val="center"/>
+            <w:tcMar>
+              <w:top w:w="65" w:type="dxa"/>
+              <w:start w:w="80" w:type="dxa"/>
+              <w:bottom w:w="65" w:type="dxa"/>
+              <w:end w:w="80" w:type="dxa"/>
+            </w:tcMar>
+          </w:tcPr>
+          <w:p>
+            <w:pPr>
+              <w:spacing w:before="0" w:after="0" w:line="360" w:lineRule="auto"/>
+              <w:jc w:val="center"/>
+            </w:pPr>
+            <w:r>
+              <w:rPr>
+                <w:rFonts w:ascii="Times New Roman" w:hAnsi="Times New Roman" w:eastAsia="宋体"/>
+                <w:b w:val="0"/>
+                <w:sz w:val="21"/>
+              </w:rPr>
+              <w:t>0</w:t>
+            </w:r>
+          </w:p>
+        </w:tc>
+        <w:tc>
+          <w:tcPr>
+            <w:tcW w:type="dxa" w:w="3574"/>
+            <w:vAlign w:val="center"/>
+            <w:tcMar>
+              <w:top w:w="65" w:type="dxa"/>
+              <w:start w:w="80" w:type="dxa"/>
+              <w:bottom w:w="65" w:type="dxa"/>
+              <w:end w:w="80" w:type="dxa"/>
+            </w:tcMar>
+          </w:tcPr>
+          <w:p>
+            <w:pPr>
+              <w:spacing w:before="0" w:after="0" w:line="360" w:lineRule="auto"/>
+              <w:jc w:val="left"/>
+            </w:pPr>
+            <w:r>
+              <w:rPr>
+                <w:rFonts w:ascii="Times New Roman" w:hAnsi="Times New Roman" w:eastAsia="宋体"/>
+                <w:b w:val="0"/>
+                <w:sz w:val="21"/>
+              </w:rPr>
+              <w:t>selab.top 子域</w:t>
+            </w:r>
+          </w:p>
+        </w:tc>
+      </w:tr>
+      <w:tr>
+        <w:tc>
+          <w:tcPr>
+            <w:tcW w:type="dxa" w:w="1912"/>
+            <w:vAlign w:val="center"/>
+            <w:tcMar>
+              <w:top w:w="65" w:type="dxa"/>
+              <w:start w:w="80" w:type="dxa"/>
+              <w:bottom w:w="65" w:type="dxa"/>
+              <w:end w:w="80" w:type="dxa"/>
+            </w:tcMar>
+          </w:tcPr>
+          <w:p>
+            <w:pPr>
+              <w:jc w:val="left"/>
+              <w:spacing w:beforeLines="0" w:afterLines="0" w:line="360" w:lineRule="auto" w:before="0" w:after="0"/>
+            </w:pPr>
+            <w:r>
+              <w:rPr>
+                <w:rFonts w:ascii="Times New Roman" w:hAnsi="Times New Roman" w:eastAsia="宋体"/>
+                <w:b w:val="0"/>
+                <w:sz w:val="21"/>
+              </w:rPr>
+              <w:t>DeepSeek API</w:t>
+            </w:r>
+          </w:p>
+        </w:tc>
+        <w:tc>
+          <w:tcPr>
+            <w:tcW w:type="dxa" w:w="1330"/>
             <w:vAlign w:val="center"/>
             <w:tcMar>
               <w:top w:w="65" w:type="dxa"/>
@@ -7688,7 +8624,7 @@
           <w:p>
             <w:pPr>
               <w:jc w:val="center"/>
-              <w:spacing w:beforeLines="0" w:afterLines="0" w:line="276" w:lineRule="auto" w:before="0" w:after="0"/>
+              <w:spacing w:beforeLines="0" w:afterLines="0" w:line="360" w:lineRule="auto" w:before="0" w:after="0"/>
             </w:pPr>
             <w:r>
               <w:rPr>
@@ -7696,61 +8632,7 @@
                 <w:b w:val="0"/>
                 <w:sz w:val="21"/>
               </w:rPr>
-              <w:t>中</w:t>
-            </w:r>
-          </w:p>
-        </w:tc>
-        <w:tc>
-          <w:tcPr>
-            <w:tcW w:type="dxa" w:w="1414"/>
-            <w:vAlign w:val="center"/>
-            <w:tcMar>
-              <w:top w:w="65" w:type="dxa"/>
-              <w:start w:w="80" w:type="dxa"/>
-              <w:bottom w:w="65" w:type="dxa"/>
-              <w:end w:w="80" w:type="dxa"/>
-            </w:tcMar>
-          </w:tcPr>
-          <w:p>
-            <w:pPr>
-              <w:jc w:val="center"/>
-              <w:spacing w:beforeLines="0" w:afterLines="0" w:line="276" w:lineRule="auto" w:before="0" w:after="0"/>
-            </w:pPr>
-            <w:r>
-              <w:rPr>
-                <w:rFonts w:ascii="Times New Roman" w:hAnsi="Times New Roman" w:eastAsia="宋体"/>
-                <w:b w:val="0"/>
-                <w:sz w:val="21"/>
-              </w:rPr>
-              <w:t>低</w:t>
-            </w:r>
-          </w:p>
-        </w:tc>
-      </w:tr>
-      <w:tr>
-        <w:tc>
-          <w:tcPr>
-            <w:tcW w:type="dxa" w:w="2327"/>
-            <w:vAlign w:val="center"/>
-            <w:tcMar>
-              <w:top w:w="65" w:type="dxa"/>
-              <w:start w:w="80" w:type="dxa"/>
-              <w:bottom w:w="65" w:type="dxa"/>
-              <w:end w:w="80" w:type="dxa"/>
-            </w:tcMar>
-          </w:tcPr>
-          <w:p>
-            <w:pPr>
-              <w:jc w:val="left"/>
-              <w:spacing w:beforeLines="0" w:afterLines="0" w:line="276" w:lineRule="auto" w:before="0" w:after="0"/>
-            </w:pPr>
-            <w:r>
-              <w:rPr>
-                <w:rFonts w:ascii="Times New Roman" w:hAnsi="Times New Roman" w:eastAsia="宋体"/>
-                <w:b w:val="0"/>
-                <w:sz w:val="21"/>
-              </w:rPr>
-              <w:t>期限易用</w:t>
+              <w:t>年度</w:t>
             </w:r>
           </w:p>
         </w:tc>
@@ -7768,861 +8650,7 @@
           <w:p>
             <w:pPr>
               <w:jc w:val="center"/>
-              <w:spacing w:beforeLines="0" w:afterLines="0" w:line="276" w:lineRule="auto" w:before="0" w:after="0"/>
-            </w:pPr>
-            <w:r>
-              <w:rPr>
-                <w:rFonts w:ascii="Times New Roman" w:hAnsi="Times New Roman" w:eastAsia="宋体"/>
-                <w:b w:val="0"/>
-                <w:sz w:val="21"/>
-              </w:rPr>
-              <w:t>良</w:t>
-            </w:r>
-          </w:p>
-        </w:tc>
-        <w:tc>
-          <w:tcPr>
-            <w:tcW w:type="dxa" w:w="1662"/>
-            <w:vAlign w:val="center"/>
-            <w:tcMar>
-              <w:top w:w="65" w:type="dxa"/>
-              <w:start w:w="80" w:type="dxa"/>
-              <w:bottom w:w="65" w:type="dxa"/>
-              <w:end w:w="80" w:type="dxa"/>
-            </w:tcMar>
-          </w:tcPr>
-          <w:p>
-            <w:pPr>
-              <w:jc w:val="center"/>
-              <w:spacing w:beforeLines="0" w:afterLines="0" w:line="276" w:lineRule="auto" w:before="0" w:after="0"/>
-            </w:pPr>
-            <w:r>
-              <w:rPr>
-                <w:rFonts w:ascii="Times New Roman" w:hAnsi="Times New Roman" w:eastAsia="宋体"/>
-                <w:b w:val="0"/>
-                <w:sz w:val="21"/>
-              </w:rPr>
-              <w:t>中</w:t>
-            </w:r>
-          </w:p>
-        </w:tc>
-        <w:tc>
-          <w:tcPr>
-            <w:tcW w:type="dxa" w:w="1413"/>
-            <w:vAlign w:val="center"/>
-            <w:tcMar>
-              <w:top w:w="65" w:type="dxa"/>
-              <w:start w:w="80" w:type="dxa"/>
-              <w:bottom w:w="65" w:type="dxa"/>
-              <w:end w:w="80" w:type="dxa"/>
-            </w:tcMar>
-          </w:tcPr>
-          <w:p>
-            <w:pPr>
-              <w:jc w:val="center"/>
-              <w:spacing w:beforeLines="0" w:afterLines="0" w:line="276" w:lineRule="auto" w:before="0" w:after="0"/>
-            </w:pPr>
-            <w:r>
-              <w:rPr>
-                <w:rFonts w:ascii="Times New Roman" w:hAnsi="Times New Roman" w:eastAsia="宋体"/>
-                <w:b w:val="0"/>
-                <w:sz w:val="21"/>
-              </w:rPr>
-              <w:t>中</w:t>
-            </w:r>
-          </w:p>
-        </w:tc>
-        <w:tc>
-          <w:tcPr>
-            <w:tcW w:type="dxa" w:w="1414"/>
-            <w:vAlign w:val="center"/>
-            <w:tcMar>
-              <w:top w:w="65" w:type="dxa"/>
-              <w:start w:w="80" w:type="dxa"/>
-              <w:bottom w:w="65" w:type="dxa"/>
-              <w:end w:w="80" w:type="dxa"/>
-            </w:tcMar>
-          </w:tcPr>
-          <w:p>
-            <w:pPr>
-              <w:jc w:val="center"/>
-              <w:spacing w:beforeLines="0" w:afterLines="0" w:line="276" w:lineRule="auto" w:before="0" w:after="0"/>
-            </w:pPr>
-            <w:r>
-              <w:rPr>
-                <w:rFonts w:ascii="Times New Roman" w:hAnsi="Times New Roman" w:eastAsia="宋体"/>
-                <w:b w:val="0"/>
-                <w:sz w:val="21"/>
-              </w:rPr>
-              <w:t>差</w:t>
-            </w:r>
-          </w:p>
-        </w:tc>
-      </w:tr>
-    </w:tbl>
-    <w:p>
-      <w:pPr>
-        <w:pStyle w:val="Heading3"/>
-      </w:pPr>
-      <w:r>
-        <w:t>5.1 可选择的系统方案 1</w:t>
-      </w:r>
-    </w:p>
-    <w:p>
-      <w:pPr>
-        <w:spacing w:line="360" w:lineRule="auto"/>
-        <w:ind w:firstLineChars="200" w:firstLine="480"/>
-      </w:pPr>
-      <w:r>
-        <w:rPr>
-          <w:rFonts w:ascii="Times New Roman" w:hAnsi="Times New Roman" w:eastAsia="宋体"/>
-          <w:b w:val="0"/>
-          <w:color w:val="000000"/>
-          <w:sz w:val="24"/>
-          <w:u w:val="none"/>
-        </w:rPr>
-        <w:t>方案 1：以通用 SaaS 承载。即直接采用语雀、Notion 等成熟在线文档或知识库产品搭建经验沉淀与资料共享空间，几乎无需自行开发。逐尺度评估如下。</w:t>
-      </w:r>
-    </w:p>
-    <w:p>
-      <w:pPr>
-        <w:spacing w:line="360" w:lineRule="auto"/>
-        <w:ind w:firstLineChars="200" w:firstLine="480"/>
-      </w:pPr>
-      <w:r>
-        <w:rPr>
-          <w:rFonts w:ascii="Times New Roman" w:hAnsi="Times New Roman" w:eastAsia="宋体"/>
-          <w:b w:val="0"/>
-          <w:color w:val="000000"/>
-          <w:sz w:val="24"/>
-          <w:u w:val="none"/>
-        </w:rPr>
-        <w:t>（1）功能契合度：不契合。此类产品面向通用团队协作，无法与本校教务系统打通做成绩单一键导入与学分自查，也不承载导师、院校与 CCF 会议截稿等垂直数据；AI 辅助与社群治理只能沿用其内置能力，难以按本校场景定制。</w:t>
-      </w:r>
-    </w:p>
-    <w:p>
-      <w:pPr>
-        <w:spacing w:line="360" w:lineRule="auto"/>
-        <w:ind w:firstLineChars="200" w:firstLine="480"/>
-      </w:pPr>
-      <w:r>
-        <w:rPr>
-          <w:rFonts w:ascii="Times New Roman" w:hAnsi="Times New Roman" w:eastAsia="宋体"/>
-          <w:b w:val="0"/>
-          <w:color w:val="000000"/>
-          <w:sz w:val="24"/>
-          <w:u w:val="none"/>
-        </w:rPr>
-        <w:t>（2）成本：中等且持续。团队版按人数订阅计费，年费随用户增长而递增</w:t>
-      </w:r>
-      <w:r>
-        <w:rPr>
-          <w:rFonts w:ascii="Times New Roman" w:hAnsi="Times New Roman" w:eastAsia="宋体"/>
-          <w:b w:val="0"/>
-          <w:color w:val="000000"/>
-          <w:sz w:val="24"/>
-          <w:u w:val="none"/>
-          <w:vertAlign w:val="superscript"/>
-        </w:rPr>
-        <w:t>[8]</w:t>
-      </w:r>
-      <w:r>
-        <w:rPr>
-          <w:rFonts w:ascii="Times New Roman" w:hAnsi="Times New Roman" w:eastAsia="宋体"/>
-          <w:b w:val="0"/>
-          <w:color w:val="000000"/>
-          <w:sz w:val="24"/>
-          <w:u w:val="none"/>
-          <w:vertAlign w:val="superscript"/>
-        </w:rPr>
-        <w:t>[9]</w:t>
-      </w:r>
-      <w:r>
-        <w:rPr>
-          <w:rFonts w:ascii="Times New Roman" w:hAnsi="Times New Roman" w:eastAsia="宋体"/>
-          <w:b w:val="0"/>
-          <w:color w:val="000000"/>
-          <w:sz w:val="24"/>
-          <w:u w:val="none"/>
-        </w:rPr>
-        <w:t>，长期现金支出高于本方案的单机部署。</w:t>
-      </w:r>
-    </w:p>
-    <w:p>
-      <w:pPr>
-        <w:spacing w:line="360" w:lineRule="auto"/>
-        <w:ind w:firstLineChars="200" w:firstLine="480"/>
-      </w:pPr>
-      <w:r>
-        <w:rPr>
-          <w:rFonts w:ascii="Times New Roman" w:hAnsi="Times New Roman" w:eastAsia="宋体"/>
-          <w:b w:val="0"/>
-          <w:color w:val="000000"/>
-          <w:sz w:val="24"/>
-          <w:u w:val="none"/>
-        </w:rPr>
-        <w:t>（3）可控性：弱。数据与账号托管于第三方，导出格式、接口策略与收费方案均受其单方面调整约束，自主可控性差。</w:t>
-      </w:r>
-    </w:p>
-    <w:p>
-      <w:pPr>
-        <w:spacing w:line="360" w:lineRule="auto"/>
-        <w:ind w:firstLineChars="200" w:firstLine="480"/>
-      </w:pPr>
-      <w:r>
-        <w:rPr>
-          <w:rFonts w:ascii="Times New Roman" w:hAnsi="Times New Roman" w:eastAsia="宋体"/>
-          <w:b w:val="0"/>
-          <w:color w:val="000000"/>
-          <w:sz w:val="24"/>
-          <w:u w:val="none"/>
-        </w:rPr>
-        <w:t>（4）隐私合规：不可保证。学生教务成绩单等敏感数据若托管于第三方 SaaS，无法满足数据最小化与不落盘的合规要求。</w:t>
-      </w:r>
-    </w:p>
-    <w:p>
-      <w:pPr>
-        <w:spacing w:line="360" w:lineRule="auto"/>
-        <w:ind w:firstLineChars="200" w:firstLine="480"/>
-      </w:pPr>
-      <w:r>
-        <w:rPr>
-          <w:rFonts w:ascii="Times New Roman" w:hAnsi="Times New Roman" w:eastAsia="宋体"/>
-          <w:b w:val="0"/>
-          <w:color w:val="000000"/>
-          <w:sz w:val="24"/>
-          <w:u w:val="none"/>
-        </w:rPr>
-        <w:t>综合上述，方案 1 在功能契合度与隐私合规两项关键尺度上均不达标，故不推荐。</w:t>
-      </w:r>
-    </w:p>
-    <w:p>
-      <w:pPr>
-        <w:pStyle w:val="Heading3"/>
-      </w:pPr>
-      <w:r>
-        <w:t>5.2 可选择的系统方案 2</w:t>
-      </w:r>
-    </w:p>
-    <w:p>
-      <w:pPr>
-        <w:spacing w:line="360" w:lineRule="auto"/>
-        <w:ind w:firstLineChars="200" w:firstLine="480"/>
-      </w:pPr>
-      <w:r>
-        <w:rPr>
-          <w:rFonts w:ascii="Times New Roman" w:hAnsi="Times New Roman" w:eastAsia="宋体"/>
-          <w:b w:val="0"/>
-          <w:color w:val="000000"/>
-          <w:sz w:val="24"/>
-          <w:u w:val="none"/>
-        </w:rPr>
-        <w:t>方案 2：以纯静态站承载。即将笔记以 Markdown 源文件维护、经静态站点生成器构建后托管于 GitHub Pages</w:t>
-      </w:r>
-      <w:r>
-        <w:rPr>
-          <w:rFonts w:ascii="Times New Roman" w:hAnsi="Times New Roman" w:eastAsia="宋体"/>
-          <w:b w:val="0"/>
-          <w:color w:val="000000"/>
-          <w:sz w:val="24"/>
-          <w:u w:val="none"/>
-          <w:vertAlign w:val="superscript"/>
-        </w:rPr>
-        <w:t>[10]</w:t>
-      </w:r>
-      <w:r>
-        <w:rPr>
-          <w:rFonts w:ascii="Times New Roman" w:hAnsi="Times New Roman" w:eastAsia="宋体"/>
-          <w:b w:val="0"/>
-          <w:color w:val="000000"/>
-          <w:sz w:val="24"/>
-          <w:u w:val="none"/>
-        </w:rPr>
-        <w:t xml:space="preserve"> 等免费平台。逐尺度评估如下。</w:t>
-      </w:r>
-    </w:p>
-    <w:p>
-      <w:pPr>
-        <w:spacing w:line="360" w:lineRule="auto"/>
-        <w:ind w:firstLineChars="200" w:firstLine="480"/>
-      </w:pPr>
-      <w:r>
-        <w:rPr>
-          <w:rFonts w:ascii="Times New Roman" w:hAnsi="Times New Roman" w:eastAsia="宋体"/>
-          <w:b w:val="0"/>
-          <w:color w:val="000000"/>
-          <w:sz w:val="24"/>
-          <w:u w:val="none"/>
-        </w:rPr>
-        <w:t>（1）功能契合度：弱。静态站无账号体系、点赞与评论、文件上传与管理后台，无法支持教务成绩单导入、AI 流式辅助与会议、导师等动态数据。</w:t>
-      </w:r>
-    </w:p>
-    <w:p>
-      <w:pPr>
-        <w:spacing w:line="360" w:lineRule="auto"/>
-        <w:ind w:firstLineChars="200" w:firstLine="480"/>
-      </w:pPr>
-      <w:r>
-        <w:rPr>
-          <w:rFonts w:ascii="Times New Roman" w:hAnsi="Times New Roman" w:eastAsia="宋体"/>
-          <w:b w:val="0"/>
-          <w:color w:val="000000"/>
-          <w:sz w:val="24"/>
-          <w:u w:val="none"/>
-        </w:rPr>
-        <w:t>（2）成本：极低（近乎为零），是其唯一显著优势。</w:t>
-      </w:r>
-    </w:p>
-    <w:p>
-      <w:pPr>
-        <w:spacing w:line="360" w:lineRule="auto"/>
-        <w:ind w:firstLineChars="200" w:firstLine="480"/>
-      </w:pPr>
-      <w:r>
-        <w:rPr>
-          <w:rFonts w:ascii="Times New Roman" w:hAnsi="Times New Roman" w:eastAsia="宋体"/>
-          <w:b w:val="0"/>
-          <w:color w:val="000000"/>
-          <w:sz w:val="24"/>
-          <w:u w:val="none"/>
-        </w:rPr>
-        <w:t>（3）可控性与可维护性：中等。内容更新须走 Git 提交与构建流程，普通学生参与门槛偏高，不利于社群共建。</w:t>
-      </w:r>
-    </w:p>
-    <w:p>
-      <w:pPr>
-        <w:spacing w:line="360" w:lineRule="auto"/>
-        <w:ind w:firstLineChars="200" w:firstLine="480"/>
-      </w:pPr>
-      <w:r>
-        <w:rPr>
-          <w:rFonts w:ascii="Times New Roman" w:hAnsi="Times New Roman" w:eastAsia="宋体"/>
-          <w:b w:val="0"/>
-          <w:color w:val="000000"/>
-          <w:sz w:val="24"/>
-          <w:u w:val="none"/>
-        </w:rPr>
-        <w:t>（4）隐私：不涉及后端数据处理，但也正因缺乏后端而无法承担教务数据的受控处理。</w:t>
-      </w:r>
-    </w:p>
-    <w:p>
-      <w:pPr>
-        <w:spacing w:line="360" w:lineRule="auto"/>
-        <w:ind w:firstLineChars="200" w:firstLine="480"/>
-      </w:pPr>
-      <w:r>
-        <w:rPr>
-          <w:rFonts w:ascii="Times New Roman" w:hAnsi="Times New Roman" w:eastAsia="宋体"/>
-          <w:b w:val="0"/>
-          <w:color w:val="000000"/>
-          <w:sz w:val="24"/>
-          <w:u w:val="none"/>
-        </w:rPr>
-        <w:t>综合上述，方案 2 虽成本最低，却无法覆盖平台的核心动态能力，社群参与门槛偏高，故不推荐。</w:t>
-      </w:r>
-    </w:p>
-    <w:p>
-      <w:pPr>
-        <w:spacing w:line="360" w:lineRule="auto"/>
-        <w:ind w:firstLineChars="200" w:firstLine="480"/>
-      </w:pPr>
-      <w:r>
-        <w:rPr>
-          <w:rFonts w:ascii="Times New Roman" w:hAnsi="Times New Roman" w:eastAsia="宋体"/>
-          <w:b w:val="0"/>
-          <w:color w:val="000000"/>
-          <w:sz w:val="24"/>
-          <w:u w:val="none"/>
-        </w:rPr>
-        <w:t>此外，另有自建但采用重量级微服务、独立数据库集群的方案，其功能可完全契合，但对校级、数千量级的规模而言运维复杂度与成本明显过高，与单人或小组可长期维护的定位不符，同样不予采纳。相较之下，本报告采纳的轻量分层单体、三存储域、免费灾备方案在功能契合度、隐私可控、成本与可维护性上取得最佳平衡，综合最优。</w:t>
-      </w:r>
-    </w:p>
-    <w:p>
-      <w:pPr>
-        <w:pStyle w:val="Heading2"/>
-      </w:pPr>
-      <w:r>
-        <w:t>6 投资及效益分析</w:t>
-      </w:r>
-    </w:p>
-    <w:p>
-      <w:pPr>
-        <w:spacing w:line="360" w:lineRule="auto"/>
-        <w:ind w:firstLineChars="200" w:firstLine="480"/>
-      </w:pPr>
-      <w:r>
-        <w:rPr>
-          <w:rFonts w:ascii="Times New Roman" w:hAnsi="Times New Roman" w:eastAsia="宋体"/>
-          <w:b w:val="0"/>
-          <w:sz w:val="24"/>
-        </w:rPr>
-        <w:t>本章按立项阶段的成本估算口径测算本项目的支出、收益、收益投资比、投资回收周期与敏感性。凡可由方案确定的非金额项（如开源许可为零、灾备免费）据实列出；现金支出项因随实际用量与账单浮动，以合理区间给出并注明以实际账单为准。</w:t>
-      </w:r>
-    </w:p>
-    <w:p>
-      <w:pPr>
-        <w:pStyle w:val="Heading3"/>
-      </w:pPr>
-      <w:r>
-        <w:t>6.1 支出</w:t>
-      </w:r>
-    </w:p>
-    <w:p>
-      <w:pPr>
-        <w:spacing w:line="360" w:lineRule="auto"/>
-        <w:ind w:firstLineChars="200" w:firstLine="480"/>
-      </w:pPr>
-      <w:r>
-        <w:rPr>
-          <w:rFonts w:ascii="Times New Roman" w:hAnsi="Times New Roman" w:eastAsia="宋体"/>
-          <w:b w:val="0"/>
-          <w:sz w:val="24"/>
-        </w:rPr>
-        <w:t>本项目的现金支出集中于云服务器[11]与 DeepSeek API 按量调用[12]两项，其余软件、数据库、证书、域名子域与灾备均为零成本，如表2-4所示。其中，云服务器（VPS）为唯一运行节点，同时承载 nginx、后端与 SQLite；主域名 feiyue.selab.top 为 selab.top 的子域，不单独产生注册年费。开发人力属教学项目自筹投入、未实际支付现金薪酬，按折算工时单独列示，不计入年度现金支出。综上，本项目年度现金支出合计约 800 至 1700 元（基准约 1200 元），一次性投入以折算开发人力为主，约 6000 至 12000 元。</w:t>
-      </w:r>
-    </w:p>
-    <w:p>
-      <w:pPr>
-        <w:pStyle w:val="表题"/>
-        <w:spacing w:before="120" w:after="60"/>
-        <w:jc w:val="center"/>
-      </w:pPr>
-      <w:r>
-        <w:rPr>
-          <w:rFonts w:ascii="Times New Roman" w:hAnsi="Times New Roman" w:eastAsia="宋体"/>
-          <w:b/>
-          <w:color w:val="000000"/>
-          <w:sz w:val="21"/>
-          <w:u w:val="none"/>
-        </w:rPr>
-        <w:t>表2-4　支出估算</w:t>
-      </w:r>
-    </w:p>
-    <w:tbl>
-      <w:tblPr>
-        <w:tblW w:type="dxa" w:w="8312"/>
-        <w:tblLayout w:type="fixed"/>
-        <w:tblLook w:firstColumn="1" w:firstRow="1" w:lastColumn="0" w:lastRow="0" w:noHBand="0" w:noVBand="1" w:val="04A0"/>
-        <w:tblBorders>
-          <w:top w:val="single" w:sz="12" w:color="000000" w:space="0"/>
-          <w:bottom w:val="single" w:sz="12" w:color="000000" w:space="0"/>
-          <w:left w:val="nil"/>
-          <w:right w:val="nil"/>
-          <w:insideH w:val="nil"/>
-          <w:insideV w:val="nil"/>
-        </w:tblBorders>
-      </w:tblPr>
-      <w:tblGrid>
-        <w:gridCol w:w="2078"/>
-        <w:gridCol w:w="831"/>
-        <w:gridCol w:w="1247"/>
-        <w:gridCol w:w="4156"/>
-      </w:tblGrid>
-      <w:tr>
-        <w:trPr>
-          <w:trHeight w:val="430" w:hRule="atLeast"/>
-        </w:trPr>
-        <w:tc>
-          <w:tcPr>
-            <w:tcW w:type="dxa" w:w="2078"/>
-            <w:tcBorders>
-              <w:bottom w:val="single" w:sz="8" w:color="000000" w:space="0"/>
-            </w:tcBorders>
-            <w:vAlign w:val="center"/>
-            <w:tcMar>
-              <w:top w:w="65" w:type="dxa"/>
-              <w:start w:w="80" w:type="dxa"/>
-              <w:bottom w:w="65" w:type="dxa"/>
-              <w:end w:w="80" w:type="dxa"/>
-            </w:tcMar>
-            <w:shd w:fill="EDEDED" w:val="clear"/>
-          </w:tcPr>
-          <w:p>
-            <w:pPr>
-              <w:jc w:val="center"/>
-              <w:spacing w:beforeLines="0" w:afterLines="0" w:line="276" w:lineRule="auto" w:before="0" w:after="0"/>
-            </w:pPr>
-            <w:r>
-              <w:rPr>
-                <w:rFonts w:ascii="Times New Roman" w:hAnsi="Times New Roman" w:eastAsia="宋体"/>
-                <w:b/>
-                <w:sz w:val="21"/>
-              </w:rPr>
-              <w:t>项目</w:t>
-            </w:r>
-          </w:p>
-        </w:tc>
-        <w:tc>
-          <w:tcPr>
-            <w:tcW w:type="dxa" w:w="831"/>
-            <w:tcBorders>
-              <w:bottom w:val="single" w:sz="8" w:color="000000" w:space="0"/>
-            </w:tcBorders>
-            <w:vAlign w:val="center"/>
-            <w:tcMar>
-              <w:top w:w="65" w:type="dxa"/>
-              <w:start w:w="80" w:type="dxa"/>
-              <w:bottom w:w="65" w:type="dxa"/>
-              <w:end w:w="80" w:type="dxa"/>
-            </w:tcMar>
-            <w:shd w:fill="EDEDED" w:val="clear"/>
-          </w:tcPr>
-          <w:p>
-            <w:pPr>
-              <w:jc w:val="center"/>
-              <w:spacing w:beforeLines="0" w:afterLines="0" w:line="276" w:lineRule="auto" w:before="0" w:after="0"/>
-            </w:pPr>
-            <w:r>
-              <w:rPr>
-                <w:rFonts w:ascii="Times New Roman" w:hAnsi="Times New Roman" w:eastAsia="宋体"/>
-                <w:b/>
-                <w:sz w:val="21"/>
-              </w:rPr>
-              <w:t>类别</w:t>
-            </w:r>
-          </w:p>
-        </w:tc>
-        <w:tc>
-          <w:tcPr>
-            <w:tcW w:type="dxa" w:w="1247"/>
-            <w:tcBorders>
-              <w:bottom w:val="single" w:sz="8" w:color="000000" w:space="0"/>
-            </w:tcBorders>
-            <w:vAlign w:val="center"/>
-            <w:tcMar>
-              <w:top w:w="65" w:type="dxa"/>
-              <w:start w:w="80" w:type="dxa"/>
-              <w:bottom w:w="65" w:type="dxa"/>
-              <w:end w:w="80" w:type="dxa"/>
-            </w:tcMar>
-            <w:shd w:fill="EDEDED" w:val="clear"/>
-          </w:tcPr>
-          <w:p>
-            <w:pPr>
-              <w:jc w:val="center"/>
-              <w:spacing w:beforeLines="0" w:afterLines="0" w:line="276" w:lineRule="auto" w:before="0" w:after="0"/>
-            </w:pPr>
-            <w:r>
-              <w:rPr>
-                <w:rFonts w:ascii="Times New Roman" w:hAnsi="Times New Roman" w:eastAsia="宋体"/>
-                <w:b/>
-                <w:sz w:val="21"/>
-              </w:rPr>
-              <w:t>金额（元）</w:t>
-            </w:r>
-          </w:p>
-        </w:tc>
-        <w:tc>
-          <w:tcPr>
-            <w:tcW w:type="dxa" w:w="4156"/>
-            <w:tcBorders>
-              <w:bottom w:val="single" w:sz="8" w:color="000000" w:space="0"/>
-            </w:tcBorders>
-            <w:vAlign w:val="center"/>
-            <w:tcMar>
-              <w:top w:w="65" w:type="dxa"/>
-              <w:start w:w="80" w:type="dxa"/>
-              <w:bottom w:w="65" w:type="dxa"/>
-              <w:end w:w="80" w:type="dxa"/>
-            </w:tcMar>
-            <w:shd w:fill="EDEDED" w:val="clear"/>
-          </w:tcPr>
-          <w:p>
-            <w:pPr>
-              <w:jc w:val="center"/>
-              <w:spacing w:beforeLines="0" w:afterLines="0" w:line="276" w:lineRule="auto" w:before="0" w:after="0"/>
-            </w:pPr>
-            <w:r>
-              <w:rPr>
-                <w:rFonts w:ascii="Times New Roman" w:hAnsi="Times New Roman" w:eastAsia="宋体"/>
-                <w:b/>
-                <w:sz w:val="21"/>
-              </w:rPr>
-              <w:t>说明</w:t>
-            </w:r>
-          </w:p>
-        </w:tc>
-      </w:tr>
-      <w:tr>
-        <w:tc>
-          <w:tcPr>
-            <w:tcW w:type="dxa" w:w="2078"/>
-            <w:vAlign w:val="center"/>
-            <w:tcMar>
-              <w:top w:w="65" w:type="dxa"/>
-              <w:start w:w="80" w:type="dxa"/>
-              <w:bottom w:w="65" w:type="dxa"/>
-              <w:end w:w="80" w:type="dxa"/>
-            </w:tcMar>
-          </w:tcPr>
-          <w:p>
-            <w:pPr>
-              <w:jc w:val="left"/>
-              <w:spacing w:beforeLines="0" w:afterLines="0" w:line="276" w:lineRule="auto" w:before="0" w:after="0"/>
-            </w:pPr>
-            <w:r>
-              <w:rPr>
-                <w:rFonts w:ascii="Times New Roman" w:hAnsi="Times New Roman" w:eastAsia="宋体"/>
-                <w:b w:val="0"/>
-                <w:sz w:val="21"/>
-              </w:rPr>
-              <w:t>华为云轻量 VPS</w:t>
-            </w:r>
-          </w:p>
-        </w:tc>
-        <w:tc>
-          <w:tcPr>
-            <w:tcW w:type="dxa" w:w="831"/>
-            <w:vAlign w:val="center"/>
-            <w:tcMar>
-              <w:top w:w="65" w:type="dxa"/>
-              <w:start w:w="80" w:type="dxa"/>
-              <w:bottom w:w="65" w:type="dxa"/>
-              <w:end w:w="80" w:type="dxa"/>
-            </w:tcMar>
-          </w:tcPr>
-          <w:p>
-            <w:pPr>
-              <w:jc w:val="center"/>
-              <w:spacing w:beforeLines="0" w:afterLines="0" w:line="276" w:lineRule="auto" w:before="0" w:after="0"/>
-            </w:pPr>
-            <w:r>
-              <w:rPr>
-                <w:rFonts w:ascii="Times New Roman" w:hAnsi="Times New Roman" w:eastAsia="宋体"/>
-                <w:b w:val="0"/>
-                <w:sz w:val="21"/>
-              </w:rPr>
-              <w:t>年度</w:t>
-            </w:r>
-          </w:p>
-        </w:tc>
-        <w:tc>
-          <w:tcPr>
-            <w:tcW w:type="dxa" w:w="1247"/>
-            <w:vAlign w:val="center"/>
-            <w:tcMar>
-              <w:top w:w="65" w:type="dxa"/>
-              <w:start w:w="80" w:type="dxa"/>
-              <w:bottom w:w="65" w:type="dxa"/>
-              <w:end w:w="80" w:type="dxa"/>
-            </w:tcMar>
-          </w:tcPr>
-          <w:p>
-            <w:pPr>
-              <w:jc w:val="center"/>
-              <w:spacing w:beforeLines="0" w:afterLines="0" w:line="276" w:lineRule="auto" w:before="0" w:after="0"/>
-            </w:pPr>
-            <w:r>
-              <w:rPr>
-                <w:rFonts w:ascii="Times New Roman" w:hAnsi="Times New Roman" w:eastAsia="宋体"/>
-                <w:b w:val="0"/>
-                <w:sz w:val="21"/>
-              </w:rPr>
-              <w:t>700～1200</w:t>
-            </w:r>
-          </w:p>
-        </w:tc>
-        <w:tc>
-          <w:tcPr>
-            <w:tcW w:type="dxa" w:w="4156"/>
-            <w:vAlign w:val="center"/>
-            <w:tcMar>
-              <w:top w:w="65" w:type="dxa"/>
-              <w:start w:w="80" w:type="dxa"/>
-              <w:bottom w:w="65" w:type="dxa"/>
-              <w:end w:w="80" w:type="dxa"/>
-            </w:tcMar>
-          </w:tcPr>
-          <w:p>
-            <w:pPr>
-              <w:jc w:val="left"/>
-              <w:spacing w:beforeLines="0" w:afterLines="0" w:line="276" w:lineRule="auto" w:before="0" w:after="0"/>
-            </w:pPr>
-            <w:r>
-              <w:rPr>
-                <w:rFonts w:ascii="Times New Roman" w:hAnsi="Times New Roman" w:eastAsia="宋体"/>
-                <w:b w:val="0"/>
-                <w:sz w:val="21"/>
-              </w:rPr>
-              <w:t>nginx＋后端＋SQLite [11]</w:t>
-            </w:r>
-          </w:p>
-        </w:tc>
-      </w:tr>
-      <w:tr>
-        <w:tc>
-          <w:tcPr>
-            <w:tcW w:type="dxa" w:w="2078"/>
-            <w:vAlign w:val="center"/>
-            <w:tcMar>
-              <w:top w:w="65" w:type="dxa"/>
-              <w:start w:w="80" w:type="dxa"/>
-              <w:bottom w:w="65" w:type="dxa"/>
-              <w:end w:w="80" w:type="dxa"/>
-            </w:tcMar>
-          </w:tcPr>
-          <w:p>
-            <w:pPr>
-              <w:spacing w:before="0" w:after="0" w:line="276" w:lineRule="auto"/>
-              <w:jc w:val="left"/>
-            </w:pPr>
-            <w:r>
-              <w:rPr>
-                <w:rFonts w:ascii="Times New Roman" w:hAnsi="Times New Roman" w:eastAsia="宋体"/>
-                <w:b w:val="0"/>
-                <w:sz w:val="21"/>
-              </w:rPr>
-              <w:t>feiyue.selab.top</w:t>
-            </w:r>
-          </w:p>
-        </w:tc>
-        <w:tc>
-          <w:tcPr>
-            <w:tcW w:type="dxa" w:w="831"/>
-            <w:vAlign w:val="center"/>
-            <w:tcMar>
-              <w:top w:w="65" w:type="dxa"/>
-              <w:start w:w="80" w:type="dxa"/>
-              <w:bottom w:w="65" w:type="dxa"/>
-              <w:end w:w="80" w:type="dxa"/>
-            </w:tcMar>
-          </w:tcPr>
-          <w:p>
-            <w:pPr>
-              <w:jc w:val="center"/>
-              <w:spacing w:beforeLines="0" w:afterLines="0" w:line="276" w:lineRule="auto" w:before="0" w:after="0"/>
-            </w:pPr>
-            <w:r>
-              <w:rPr>
-                <w:rFonts w:ascii="Times New Roman" w:hAnsi="Times New Roman" w:eastAsia="宋体"/>
-                <w:b w:val="0"/>
-                <w:sz w:val="21"/>
-              </w:rPr>
-              <w:t>年度</w:t>
-            </w:r>
-          </w:p>
-        </w:tc>
-        <w:tc>
-          <w:tcPr>
-            <w:tcW w:type="dxa" w:w="1247"/>
-            <w:vAlign w:val="center"/>
-            <w:tcMar>
-              <w:top w:w="65" w:type="dxa"/>
-              <w:start w:w="80" w:type="dxa"/>
-              <w:bottom w:w="65" w:type="dxa"/>
-              <w:end w:w="80" w:type="dxa"/>
-            </w:tcMar>
-          </w:tcPr>
-          <w:p>
-            <w:pPr>
-              <w:spacing w:before="0" w:after="0" w:line="276" w:lineRule="auto"/>
-              <w:jc w:val="center"/>
-            </w:pPr>
-            <w:r>
-              <w:rPr>
-                <w:rFonts w:ascii="Times New Roman" w:hAnsi="Times New Roman" w:eastAsia="宋体"/>
-                <w:b w:val="0"/>
-                <w:sz w:val="21"/>
-              </w:rPr>
-              <w:t>0</w:t>
-            </w:r>
-          </w:p>
-        </w:tc>
-        <w:tc>
-          <w:tcPr>
-            <w:tcW w:type="dxa" w:w="4156"/>
-            <w:vAlign w:val="center"/>
-            <w:tcMar>
-              <w:top w:w="65" w:type="dxa"/>
-              <w:start w:w="80" w:type="dxa"/>
-              <w:bottom w:w="65" w:type="dxa"/>
-              <w:end w:w="80" w:type="dxa"/>
-            </w:tcMar>
-          </w:tcPr>
-          <w:p>
-            <w:pPr>
-              <w:spacing w:before="0" w:after="0" w:line="276" w:lineRule="auto"/>
-              <w:jc w:val="left"/>
-            </w:pPr>
-            <w:r>
-              <w:rPr>
-                <w:rFonts w:ascii="Times New Roman" w:hAnsi="Times New Roman" w:eastAsia="宋体"/>
-                <w:b w:val="0"/>
-                <w:sz w:val="21"/>
-              </w:rPr>
-              <w:t>selab.top 子域</w:t>
-            </w:r>
-          </w:p>
-        </w:tc>
-      </w:tr>
-      <w:tr>
-        <w:tc>
-          <w:tcPr>
-            <w:tcW w:type="dxa" w:w="2078"/>
-            <w:vAlign w:val="center"/>
-            <w:tcMar>
-              <w:top w:w="65" w:type="dxa"/>
-              <w:start w:w="80" w:type="dxa"/>
-              <w:bottom w:w="65" w:type="dxa"/>
-              <w:end w:w="80" w:type="dxa"/>
-            </w:tcMar>
-          </w:tcPr>
-          <w:p>
-            <w:pPr>
-              <w:jc w:val="left"/>
-              <w:spacing w:beforeLines="0" w:afterLines="0" w:line="276" w:lineRule="auto" w:before="0" w:after="0"/>
-            </w:pPr>
-            <w:r>
-              <w:rPr>
-                <w:rFonts w:ascii="Times New Roman" w:hAnsi="Times New Roman" w:eastAsia="宋体"/>
-                <w:b w:val="0"/>
-                <w:sz w:val="21"/>
-              </w:rPr>
-              <w:t>DeepSeek API</w:t>
-            </w:r>
-          </w:p>
-        </w:tc>
-        <w:tc>
-          <w:tcPr>
-            <w:tcW w:type="dxa" w:w="831"/>
-            <w:vAlign w:val="center"/>
-            <w:tcMar>
-              <w:top w:w="65" w:type="dxa"/>
-              <w:start w:w="80" w:type="dxa"/>
-              <w:bottom w:w="65" w:type="dxa"/>
-              <w:end w:w="80" w:type="dxa"/>
-            </w:tcMar>
-          </w:tcPr>
-          <w:p>
-            <w:pPr>
-              <w:jc w:val="center"/>
-              <w:spacing w:beforeLines="0" w:afterLines="0" w:line="276" w:lineRule="auto" w:before="0" w:after="0"/>
-            </w:pPr>
-            <w:r>
-              <w:rPr>
-                <w:rFonts w:ascii="Times New Roman" w:hAnsi="Times New Roman" w:eastAsia="宋体"/>
-                <w:b w:val="0"/>
-                <w:sz w:val="21"/>
-              </w:rPr>
-              <w:t>年度</w:t>
-            </w:r>
-          </w:p>
-        </w:tc>
-        <w:tc>
-          <w:tcPr>
-            <w:tcW w:type="dxa" w:w="1247"/>
-            <w:vAlign w:val="center"/>
-            <w:tcMar>
-              <w:top w:w="65" w:type="dxa"/>
-              <w:start w:w="80" w:type="dxa"/>
-              <w:bottom w:w="65" w:type="dxa"/>
-              <w:end w:w="80" w:type="dxa"/>
-            </w:tcMar>
-          </w:tcPr>
-          <w:p>
-            <w:pPr>
-              <w:jc w:val="center"/>
-              <w:spacing w:beforeLines="0" w:afterLines="0" w:line="276" w:lineRule="auto" w:before="0" w:after="0"/>
+              <w:spacing w:beforeLines="0" w:afterLines="0" w:line="360" w:lineRule="auto" w:before="0" w:after="0"/>
             </w:pPr>
             <w:r>
               <w:rPr>
@@ -8636,7 +8664,7 @@
         </w:tc>
         <w:tc>
           <w:tcPr>
-            <w:tcW w:type="dxa" w:w="4156"/>
+            <w:tcW w:type="dxa" w:w="3574"/>
             <w:vAlign w:val="center"/>
             <w:tcMar>
               <w:top w:w="65" w:type="dxa"/>
@@ -8648,7 +8676,7 @@
           <w:p>
             <w:pPr>
               <w:jc w:val="left"/>
-              <w:spacing w:beforeLines="0" w:afterLines="0" w:line="276" w:lineRule="auto" w:before="0" w:after="0"/>
+              <w:spacing w:beforeLines="0" w:afterLines="0" w:line="360" w:lineRule="auto" w:before="0" w:after="0"/>
             </w:pPr>
             <w:r>
               <w:rPr>
@@ -8664,7 +8692,7 @@
       <w:tr>
         <w:tc>
           <w:tcPr>
-            <w:tcW w:type="dxa" w:w="2078"/>
+            <w:tcW w:type="dxa" w:w="1912"/>
             <w:vAlign w:val="center"/>
             <w:tcMar>
               <w:top w:w="65" w:type="dxa"/>
@@ -8676,7 +8704,7 @@
           <w:p>
             <w:pPr>
               <w:jc w:val="left"/>
-              <w:spacing w:beforeLines="0" w:afterLines="0" w:line="276" w:lineRule="auto" w:before="0" w:after="0"/>
+              <w:spacing w:beforeLines="0" w:afterLines="0" w:line="360" w:lineRule="auto" w:before="0" w:after="0"/>
             </w:pPr>
             <w:r>
               <w:rPr>
@@ -8690,7 +8718,7 @@
         </w:tc>
         <w:tc>
           <w:tcPr>
-            <w:tcW w:type="dxa" w:w="831"/>
+            <w:tcW w:type="dxa" w:w="1330"/>
             <w:vAlign w:val="center"/>
             <w:tcMar>
               <w:top w:w="65" w:type="dxa"/>
@@ -8702,7 +8730,7 @@
           <w:p>
             <w:pPr>
               <w:jc w:val="center"/>
-              <w:spacing w:beforeLines="0" w:afterLines="0" w:line="276" w:lineRule="auto" w:before="0" w:after="0"/>
+              <w:spacing w:beforeLines="0" w:afterLines="0" w:line="360" w:lineRule="auto" w:before="0" w:after="0"/>
             </w:pPr>
             <w:r>
               <w:rPr>
@@ -8716,7 +8744,7 @@
         </w:tc>
         <w:tc>
           <w:tcPr>
-            <w:tcW w:type="dxa" w:w="1247"/>
+            <w:tcW w:type="dxa" w:w="1496"/>
             <w:vAlign w:val="center"/>
             <w:tcMar>
               <w:top w:w="65" w:type="dxa"/>
@@ -8728,7 +8756,7 @@
           <w:p>
             <w:pPr>
               <w:jc w:val="center"/>
-              <w:spacing w:beforeLines="0" w:afterLines="0" w:line="276" w:lineRule="auto" w:before="0" w:after="0"/>
+              <w:spacing w:beforeLines="0" w:afterLines="0" w:line="360" w:lineRule="auto" w:before="0" w:after="0"/>
             </w:pPr>
             <w:r>
               <w:rPr>
@@ -8742,7 +8770,7 @@
         </w:tc>
         <w:tc>
           <w:tcPr>
-            <w:tcW w:type="dxa" w:w="4156"/>
+            <w:tcW w:type="dxa" w:w="3574"/>
             <w:vAlign w:val="center"/>
             <w:tcMar>
               <w:top w:w="65" w:type="dxa"/>
@@ -8754,7 +8782,7 @@
           <w:p>
             <w:pPr>
               <w:jc w:val="left"/>
-              <w:spacing w:beforeLines="0" w:afterLines="0" w:line="276" w:lineRule="auto" w:before="0" w:after="0"/>
+              <w:spacing w:beforeLines="0" w:afterLines="0" w:line="360" w:lineRule="auto" w:before="0" w:after="0"/>
             </w:pPr>
             <w:r>
               <w:rPr>
@@ -8770,7 +8798,7 @@
       <w:tr>
         <w:tc>
           <w:tcPr>
-            <w:tcW w:type="dxa" w:w="2078"/>
+            <w:tcW w:type="dxa" w:w="1912"/>
             <w:vAlign w:val="center"/>
             <w:tcMar>
               <w:top w:w="65" w:type="dxa"/>
@@ -8782,7 +8810,7 @@
           <w:p>
             <w:pPr>
               <w:jc w:val="left"/>
-              <w:spacing w:beforeLines="0" w:afterLines="0" w:line="276" w:lineRule="auto" w:before="0" w:after="0"/>
+              <w:spacing w:beforeLines="0" w:afterLines="0" w:line="360" w:lineRule="auto" w:before="0" w:after="0"/>
             </w:pPr>
             <w:r>
               <w:rPr>
@@ -8796,7 +8824,7 @@
         </w:tc>
         <w:tc>
           <w:tcPr>
-            <w:tcW w:type="dxa" w:w="831"/>
+            <w:tcW w:type="dxa" w:w="1330"/>
             <w:vAlign w:val="center"/>
             <w:tcMar>
               <w:top w:w="65" w:type="dxa"/>
@@ -8808,7 +8836,7 @@
           <w:p>
             <w:pPr>
               <w:jc w:val="center"/>
-              <w:spacing w:beforeLines="0" w:afterLines="0" w:line="276" w:lineRule="auto" w:before="0" w:after="0"/>
+              <w:spacing w:beforeLines="0" w:afterLines="0" w:line="360" w:lineRule="auto" w:before="0" w:after="0"/>
             </w:pPr>
             <w:r>
               <w:rPr>
@@ -8822,7 +8850,7 @@
         </w:tc>
         <w:tc>
           <w:tcPr>
-            <w:tcW w:type="dxa" w:w="1247"/>
+            <w:tcW w:type="dxa" w:w="1496"/>
             <w:vAlign w:val="center"/>
             <w:tcMar>
               <w:top w:w="65" w:type="dxa"/>
@@ -8834,7 +8862,7 @@
           <w:p>
             <w:pPr>
               <w:jc w:val="center"/>
-              <w:spacing w:beforeLines="0" w:afterLines="0" w:line="276" w:lineRule="auto" w:before="0" w:after="0"/>
+              <w:spacing w:beforeLines="0" w:afterLines="0" w:line="360" w:lineRule="auto" w:before="0" w:after="0"/>
             </w:pPr>
             <w:r>
               <w:rPr>
@@ -8848,7 +8876,7 @@
         </w:tc>
         <w:tc>
           <w:tcPr>
-            <w:tcW w:type="dxa" w:w="4156"/>
+            <w:tcW w:type="dxa" w:w="3574"/>
             <w:vAlign w:val="center"/>
             <w:tcMar>
               <w:top w:w="65" w:type="dxa"/>
@@ -8860,7 +8888,7 @@
           <w:p>
             <w:pPr>
               <w:jc w:val="left"/>
-              <w:spacing w:beforeLines="0" w:afterLines="0" w:line="276" w:lineRule="auto" w:before="0" w:after="0"/>
+              <w:spacing w:beforeLines="0" w:afterLines="0" w:line="360" w:lineRule="auto" w:before="0" w:after="0"/>
             </w:pPr>
             <w:r>
               <w:rPr>
@@ -8876,7 +8904,7 @@
       <w:tr>
         <w:tc>
           <w:tcPr>
-            <w:tcW w:type="dxa" w:w="2078"/>
+            <w:tcW w:type="dxa" w:w="1912"/>
             <w:vAlign w:val="center"/>
             <w:tcMar>
               <w:top w:w="65" w:type="dxa"/>
@@ -8888,7 +8916,7 @@
           <w:p>
             <w:pPr>
               <w:jc w:val="left"/>
-              <w:spacing w:beforeLines="0" w:afterLines="0" w:line="276" w:lineRule="auto" w:before="0" w:after="0"/>
+              <w:spacing w:beforeLines="0" w:afterLines="0" w:line="360" w:lineRule="auto" w:before="0" w:after="0"/>
             </w:pPr>
             <w:r>
               <w:rPr>
@@ -8902,7 +8930,7 @@
         </w:tc>
         <w:tc>
           <w:tcPr>
-            <w:tcW w:type="dxa" w:w="831"/>
+            <w:tcW w:type="dxa" w:w="1330"/>
             <w:vAlign w:val="center"/>
             <w:tcMar>
               <w:top w:w="65" w:type="dxa"/>
@@ -8914,7 +8942,7 @@
           <w:p>
             <w:pPr>
               <w:jc w:val="center"/>
-              <w:spacing w:beforeLines="0" w:afterLines="0" w:line="276" w:lineRule="auto" w:before="0" w:after="0"/>
+              <w:spacing w:beforeLines="0" w:afterLines="0" w:line="360" w:lineRule="auto" w:before="0" w:after="0"/>
             </w:pPr>
             <w:r>
               <w:rPr>
@@ -8928,7 +8956,7 @@
         </w:tc>
         <w:tc>
           <w:tcPr>
-            <w:tcW w:type="dxa" w:w="1247"/>
+            <w:tcW w:type="dxa" w:w="1496"/>
             <w:vAlign w:val="center"/>
             <w:tcMar>
               <w:top w:w="65" w:type="dxa"/>
@@ -8940,7 +8968,7 @@
           <w:p>
             <w:pPr>
               <w:jc w:val="center"/>
-              <w:spacing w:beforeLines="0" w:afterLines="0" w:line="276" w:lineRule="auto" w:before="0" w:after="0"/>
+              <w:spacing w:beforeLines="0" w:afterLines="0" w:line="360" w:lineRule="auto" w:before="0" w:after="0"/>
             </w:pPr>
             <w:r>
               <w:rPr>
@@ -8954,7 +8982,7 @@
         </w:tc>
         <w:tc>
           <w:tcPr>
-            <w:tcW w:type="dxa" w:w="4156"/>
+            <w:tcW w:type="dxa" w:w="3574"/>
             <w:vAlign w:val="center"/>
             <w:tcMar>
               <w:top w:w="65" w:type="dxa"/>
@@ -8966,7 +8994,7 @@
           <w:p>
             <w:pPr>
               <w:jc w:val="left"/>
-              <w:spacing w:beforeLines="0" w:afterLines="0" w:line="276" w:lineRule="auto" w:before="0" w:after="0"/>
+              <w:spacing w:beforeLines="0" w:afterLines="0" w:line="360" w:lineRule="auto" w:before="0" w:after="0"/>
             </w:pPr>
             <w:r>
               <w:rPr>
@@ -8982,7 +9010,7 @@
       <w:tr>
         <w:tc>
           <w:tcPr>
-            <w:tcW w:type="dxa" w:w="2078"/>
+            <w:tcW w:type="dxa" w:w="1912"/>
             <w:vAlign w:val="center"/>
             <w:tcMar>
               <w:top w:w="65" w:type="dxa"/>
@@ -8994,7 +9022,7 @@
           <w:p>
             <w:pPr>
               <w:jc w:val="left"/>
-              <w:spacing w:beforeLines="0" w:afterLines="0" w:line="276" w:lineRule="auto" w:before="0" w:after="0"/>
+              <w:spacing w:beforeLines="0" w:afterLines="0" w:line="360" w:lineRule="auto" w:before="0" w:after="0"/>
             </w:pPr>
             <w:r>
               <w:rPr>
@@ -9008,7 +9036,7 @@
         </w:tc>
         <w:tc>
           <w:tcPr>
-            <w:tcW w:type="dxa" w:w="831"/>
+            <w:tcW w:type="dxa" w:w="1330"/>
             <w:vAlign w:val="center"/>
             <w:tcMar>
               <w:top w:w="65" w:type="dxa"/>
@@ -9020,7 +9048,7 @@
           <w:p>
             <w:pPr>
               <w:jc w:val="center"/>
-              <w:spacing w:beforeLines="0" w:afterLines="0" w:line="276" w:lineRule="auto" w:before="0" w:after="0"/>
+              <w:spacing w:beforeLines="0" w:afterLines="0" w:line="360" w:lineRule="auto" w:before="0" w:after="0"/>
             </w:pPr>
             <w:r>
               <w:rPr>
@@ -9034,7 +9062,7 @@
         </w:tc>
         <w:tc>
           <w:tcPr>
-            <w:tcW w:type="dxa" w:w="1247"/>
+            <w:tcW w:type="dxa" w:w="1496"/>
             <w:vAlign w:val="center"/>
             <w:tcMar>
               <w:top w:w="65" w:type="dxa"/>
@@ -9046,7 +9074,7 @@
           <w:p>
             <w:pPr>
               <w:jc w:val="center"/>
-              <w:spacing w:beforeLines="0" w:afterLines="0" w:line="276" w:lineRule="auto" w:before="0" w:after="0"/>
+              <w:spacing w:beforeLines="0" w:afterLines="0" w:line="360" w:lineRule="auto" w:before="0" w:after="0"/>
             </w:pPr>
             <w:r>
               <w:rPr>
@@ -9060,7 +9088,7 @@
         </w:tc>
         <w:tc>
           <w:tcPr>
-            <w:tcW w:type="dxa" w:w="4156"/>
+            <w:tcW w:type="dxa" w:w="3574"/>
             <w:vAlign w:val="center"/>
             <w:tcMar>
               <w:top w:w="65" w:type="dxa"/>
@@ -9072,7 +9100,7 @@
           <w:p>
             <w:pPr>
               <w:jc w:val="left"/>
-              <w:spacing w:beforeLines="0" w:afterLines="0" w:line="276" w:lineRule="auto" w:before="0" w:after="0"/>
+              <w:spacing w:beforeLines="0" w:afterLines="0" w:line="360" w:lineRule="auto" w:before="0" w:after="0"/>
             </w:pPr>
             <w:r>
               <w:rPr>
@@ -9088,7 +9116,7 @@
       <w:tr>
         <w:tc>
           <w:tcPr>
-            <w:tcW w:type="dxa" w:w="2078"/>
+            <w:tcW w:type="dxa" w:w="1912"/>
             <w:vAlign w:val="center"/>
             <w:tcMar>
               <w:top w:w="65" w:type="dxa"/>
@@ -9100,7 +9128,7 @@
           <w:p>
             <w:pPr>
               <w:jc w:val="left"/>
-              <w:spacing w:beforeLines="0" w:afterLines="0" w:line="276" w:lineRule="auto" w:before="0" w:after="0"/>
+              <w:spacing w:beforeLines="0" w:afterLines="0" w:line="360" w:lineRule="auto" w:before="0" w:after="0"/>
             </w:pPr>
             <w:r>
               <w:rPr>
@@ -9114,7 +9142,7 @@
         </w:tc>
         <w:tc>
           <w:tcPr>
-            <w:tcW w:type="dxa" w:w="831"/>
+            <w:tcW w:type="dxa" w:w="1330"/>
             <w:vAlign w:val="center"/>
             <w:tcMar>
               <w:top w:w="65" w:type="dxa"/>
@@ -9126,7 +9154,7 @@
           <w:p>
             <w:pPr>
               <w:jc w:val="center"/>
-              <w:spacing w:beforeLines="0" w:afterLines="0" w:line="276" w:lineRule="auto" w:before="0" w:after="0"/>
+              <w:spacing w:beforeLines="0" w:afterLines="0" w:line="360" w:lineRule="auto" w:before="0" w:after="0"/>
             </w:pPr>
             <w:r>
               <w:rPr>
@@ -9140,7 +9168,7 @@
         </w:tc>
         <w:tc>
           <w:tcPr>
-            <w:tcW w:type="dxa" w:w="1247"/>
+            <w:tcW w:type="dxa" w:w="1496"/>
             <w:vAlign w:val="center"/>
             <w:tcMar>
               <w:top w:w="65" w:type="dxa"/>
@@ -9152,7 +9180,7 @@
           <w:p>
             <w:pPr>
               <w:jc w:val="center"/>
-              <w:spacing w:beforeLines="0" w:afterLines="0" w:line="276" w:lineRule="auto" w:before="0" w:after="0"/>
+              <w:spacing w:beforeLines="0" w:afterLines="0" w:line="360" w:lineRule="auto" w:before="0" w:after="0"/>
             </w:pPr>
             <w:r>
               <w:rPr>
@@ -9166,7 +9194,7 @@
         </w:tc>
         <w:tc>
           <w:tcPr>
-            <w:tcW w:type="dxa" w:w="4156"/>
+            <w:tcW w:type="dxa" w:w="3574"/>
             <w:vAlign w:val="center"/>
             <w:tcMar>
               <w:top w:w="65" w:type="dxa"/>
@@ -9177,7 +9205,7 @@
           </w:tcPr>
           <w:p>
             <w:pPr>
-              <w:spacing w:before="0" w:after="0" w:line="276" w:lineRule="auto"/>
+              <w:spacing w:before="0" w:after="0" w:line="360" w:lineRule="auto"/>
               <w:jc w:val="left"/>
             </w:pPr>
             <w:r>
@@ -9487,11 +9515,11 @@
       </w:tblPr>
       <w:tblGrid>
         <w:gridCol w:w="997"/>
-        <w:gridCol w:w="2660"/>
-        <w:gridCol w:w="1164"/>
-        <w:gridCol w:w="1164"/>
-        <w:gridCol w:w="1164"/>
-        <w:gridCol w:w="1163"/>
+        <w:gridCol w:w="1829"/>
+        <w:gridCol w:w="1330"/>
+        <w:gridCol w:w="1330"/>
+        <w:gridCol w:w="1413"/>
+        <w:gridCol w:w="1413"/>
       </w:tblGrid>
       <w:tr>
         <w:trPr>
@@ -9511,11 +9539,12 @@
               <w:end w:w="80" w:type="dxa"/>
             </w:tcMar>
             <w:shd w:fill="EDEDED" w:val="clear"/>
+            <w:noWrap w:val="1"/>
           </w:tcPr>
           <w:p>
             <w:pPr>
               <w:jc w:val="center"/>
-              <w:spacing w:beforeLines="0" w:afterLines="0" w:line="276" w:lineRule="auto" w:before="0" w:after="0"/>
+              <w:spacing w:beforeLines="0" w:afterLines="0" w:line="360" w:lineRule="auto" w:before="0" w:after="0"/>
             </w:pPr>
             <w:r>
               <w:rPr>
@@ -9529,7 +9558,7 @@
         </w:tc>
         <w:tc>
           <w:tcPr>
-            <w:tcW w:type="dxa" w:w="2660"/>
+            <w:tcW w:type="dxa" w:w="1829"/>
             <w:tcBorders>
               <w:bottom w:val="single" w:sz="8" w:color="000000" w:space="0"/>
             </w:tcBorders>
@@ -9541,11 +9570,12 @@
               <w:end w:w="80" w:type="dxa"/>
             </w:tcMar>
             <w:shd w:fill="EDEDED" w:val="clear"/>
+            <w:noWrap w:val="1"/>
           </w:tcPr>
           <w:p>
             <w:pPr>
               <w:jc w:val="center"/>
-              <w:spacing w:beforeLines="0" w:afterLines="0" w:line="276" w:lineRule="auto" w:before="0" w:after="0"/>
+              <w:spacing w:beforeLines="0" w:afterLines="0" w:line="360" w:lineRule="auto" w:before="0" w:after="0"/>
             </w:pPr>
             <w:r>
               <w:rPr>
@@ -9559,7 +9589,7 @@
         </w:tc>
         <w:tc>
           <w:tcPr>
-            <w:tcW w:type="dxa" w:w="1164"/>
+            <w:tcW w:type="dxa" w:w="1330"/>
             <w:tcBorders>
               <w:bottom w:val="single" w:sz="8" w:color="000000" w:space="0"/>
             </w:tcBorders>
@@ -9571,11 +9601,12 @@
               <w:end w:w="80" w:type="dxa"/>
             </w:tcMar>
             <w:shd w:fill="EDEDED" w:val="clear"/>
+            <w:noWrap w:val="1"/>
           </w:tcPr>
           <w:p>
             <w:pPr>
               <w:jc w:val="center"/>
-              <w:spacing w:beforeLines="0" w:afterLines="0" w:line="276" w:lineRule="auto" w:before="0" w:after="0"/>
+              <w:spacing w:beforeLines="0" w:afterLines="0" w:line="360" w:lineRule="auto" w:before="0" w:after="0"/>
             </w:pPr>
             <w:r>
               <w:rPr>
@@ -9589,7 +9620,7 @@
         </w:tc>
         <w:tc>
           <w:tcPr>
-            <w:tcW w:type="dxa" w:w="1164"/>
+            <w:tcW w:type="dxa" w:w="1330"/>
             <w:tcBorders>
               <w:bottom w:val="single" w:sz="8" w:color="000000" w:space="0"/>
             </w:tcBorders>
@@ -9601,11 +9632,12 @@
               <w:end w:w="80" w:type="dxa"/>
             </w:tcMar>
             <w:shd w:fill="EDEDED" w:val="clear"/>
+            <w:noWrap w:val="1"/>
           </w:tcPr>
           <w:p>
             <w:pPr>
               <w:jc w:val="center"/>
-              <w:spacing w:beforeLines="0" w:afterLines="0" w:line="276" w:lineRule="auto" w:before="0" w:after="0"/>
+              <w:spacing w:beforeLines="0" w:afterLines="0" w:line="360" w:lineRule="auto" w:before="0" w:after="0"/>
             </w:pPr>
             <w:r>
               <w:rPr>
@@ -9619,7 +9651,7 @@
         </w:tc>
         <w:tc>
           <w:tcPr>
-            <w:tcW w:type="dxa" w:w="1164"/>
+            <w:tcW w:type="dxa" w:w="1413"/>
             <w:tcBorders>
               <w:bottom w:val="single" w:sz="8" w:color="000000" w:space="0"/>
             </w:tcBorders>
@@ -9631,11 +9663,12 @@
               <w:end w:w="80" w:type="dxa"/>
             </w:tcMar>
             <w:shd w:fill="EDEDED" w:val="clear"/>
+            <w:noWrap w:val="1"/>
           </w:tcPr>
           <w:p>
             <w:pPr>
               <w:jc w:val="center"/>
-              <w:spacing w:beforeLines="0" w:afterLines="0" w:line="276" w:lineRule="auto" w:before="0" w:after="0"/>
+              <w:spacing w:beforeLines="0" w:afterLines="0" w:line="360" w:lineRule="auto" w:before="0" w:after="0"/>
             </w:pPr>
             <w:r>
               <w:rPr>
@@ -9649,7 +9682,7 @@
         </w:tc>
         <w:tc>
           <w:tcPr>
-            <w:tcW w:type="dxa" w:w="1163"/>
+            <w:tcW w:type="dxa" w:w="1413"/>
             <w:tcBorders>
               <w:bottom w:val="single" w:sz="8" w:color="000000" w:space="0"/>
             </w:tcBorders>
@@ -9661,11 +9694,12 @@
               <w:end w:w="80" w:type="dxa"/>
             </w:tcMar>
             <w:shd w:fill="EDEDED" w:val="clear"/>
+            <w:noWrap w:val="1"/>
           </w:tcPr>
           <w:p>
             <w:pPr>
               <w:jc w:val="center"/>
-              <w:spacing w:beforeLines="0" w:afterLines="0" w:line="276" w:lineRule="auto" w:before="0" w:after="0"/>
+              <w:spacing w:beforeLines="0" w:afterLines="0" w:line="360" w:lineRule="auto" w:before="0" w:after="0"/>
             </w:pPr>
             <w:r>
               <w:rPr>
@@ -9693,7 +9727,7 @@
           <w:p>
             <w:pPr>
               <w:jc w:val="center"/>
-              <w:spacing w:beforeLines="0" w:afterLines="0" w:line="276" w:lineRule="auto" w:before="0" w:after="0"/>
+              <w:spacing w:beforeLines="0" w:afterLines="0" w:line="360" w:lineRule="auto" w:before="0" w:after="0"/>
             </w:pPr>
             <w:r>
               <w:rPr>
@@ -9707,7 +9741,7 @@
         </w:tc>
         <w:tc>
           <w:tcPr>
-            <w:tcW w:type="dxa" w:w="2660"/>
+            <w:tcW w:type="dxa" w:w="1829"/>
             <w:vAlign w:val="center"/>
             <w:tcMar>
               <w:top w:w="65" w:type="dxa"/>
@@ -9719,7 +9753,7 @@
           <w:p>
             <w:pPr>
               <w:jc w:val="left"/>
-              <w:spacing w:beforeLines="0" w:afterLines="0" w:line="276" w:lineRule="auto" w:before="0" w:after="0"/>
+              <w:spacing w:beforeLines="0" w:afterLines="0" w:line="360" w:lineRule="auto" w:before="0" w:after="0"/>
             </w:pPr>
             <w:r>
               <w:rPr>
@@ -9733,7 +9767,7 @@
         </w:tc>
         <w:tc>
           <w:tcPr>
-            <w:tcW w:type="dxa" w:w="1164"/>
+            <w:tcW w:type="dxa" w:w="1330"/>
             <w:vAlign w:val="center"/>
             <w:tcMar>
               <w:top w:w="65" w:type="dxa"/>
@@ -9745,7 +9779,7 @@
           <w:p>
             <w:pPr>
               <w:jc w:val="center"/>
-              <w:spacing w:beforeLines="0" w:afterLines="0" w:line="276" w:lineRule="auto" w:before="0" w:after="0"/>
+              <w:spacing w:beforeLines="0" w:afterLines="0" w:line="360" w:lineRule="auto" w:before="0" w:after="0"/>
             </w:pPr>
             <w:r>
               <w:rPr>
@@ -9759,7 +9793,7 @@
         </w:tc>
         <w:tc>
           <w:tcPr>
-            <w:tcW w:type="dxa" w:w="1164"/>
+            <w:tcW w:type="dxa" w:w="1330"/>
             <w:vAlign w:val="center"/>
             <w:tcMar>
               <w:top w:w="65" w:type="dxa"/>
@@ -9771,7 +9805,7 @@
           <w:p>
             <w:pPr>
               <w:jc w:val="center"/>
-              <w:spacing w:beforeLines="0" w:afterLines="0" w:line="276" w:lineRule="auto" w:before="0" w:after="0"/>
+              <w:spacing w:beforeLines="0" w:afterLines="0" w:line="360" w:lineRule="auto" w:before="0" w:after="0"/>
             </w:pPr>
             <w:r>
               <w:rPr>
@@ -9785,7 +9819,7 @@
         </w:tc>
         <w:tc>
           <w:tcPr>
-            <w:tcW w:type="dxa" w:w="1164"/>
+            <w:tcW w:type="dxa" w:w="1413"/>
             <w:vAlign w:val="center"/>
             <w:tcMar>
               <w:top w:w="65" w:type="dxa"/>
@@ -9797,7 +9831,7 @@
           <w:p>
             <w:pPr>
               <w:jc w:val="center"/>
-              <w:spacing w:beforeLines="0" w:afterLines="0" w:line="276" w:lineRule="auto" w:before="0" w:after="0"/>
+              <w:spacing w:beforeLines="0" w:afterLines="0" w:line="360" w:lineRule="auto" w:before="0" w:after="0"/>
             </w:pPr>
             <w:r>
               <w:rPr>
@@ -9811,7 +9845,7 @@
         </w:tc>
         <w:tc>
           <w:tcPr>
-            <w:tcW w:type="dxa" w:w="1163"/>
+            <w:tcW w:type="dxa" w:w="1413"/>
             <w:vAlign w:val="center"/>
             <w:tcMar>
               <w:top w:w="65" w:type="dxa"/>
@@ -9823,7 +9857,7 @@
           <w:p>
             <w:pPr>
               <w:jc w:val="center"/>
-              <w:spacing w:beforeLines="0" w:afterLines="0" w:line="276" w:lineRule="auto" w:before="0" w:after="0"/>
+              <w:spacing w:beforeLines="0" w:afterLines="0" w:line="360" w:lineRule="auto" w:before="0" w:after="0"/>
             </w:pPr>
             <w:r>
               <w:rPr>
@@ -9851,7 +9885,7 @@
           <w:p>
             <w:pPr>
               <w:jc w:val="center"/>
-              <w:spacing w:beforeLines="0" w:afterLines="0" w:line="276" w:lineRule="auto" w:before="0" w:after="0"/>
+              <w:spacing w:beforeLines="0" w:afterLines="0" w:line="360" w:lineRule="auto" w:before="0" w:after="0"/>
             </w:pPr>
             <w:r>
               <w:rPr>
@@ -9865,7 +9899,7 @@
         </w:tc>
         <w:tc>
           <w:tcPr>
-            <w:tcW w:type="dxa" w:w="2660"/>
+            <w:tcW w:type="dxa" w:w="1829"/>
             <w:vAlign w:val="center"/>
             <w:tcMar>
               <w:top w:w="65" w:type="dxa"/>
@@ -9877,7 +9911,7 @@
           <w:p>
             <w:pPr>
               <w:jc w:val="left"/>
-              <w:spacing w:beforeLines="0" w:afterLines="0" w:line="276" w:lineRule="auto" w:before="0" w:after="0"/>
+              <w:spacing w:beforeLines="0" w:afterLines="0" w:line="360" w:lineRule="auto" w:before="0" w:after="0"/>
             </w:pPr>
             <w:r>
               <w:rPr>
@@ -9891,7 +9925,7 @@
         </w:tc>
         <w:tc>
           <w:tcPr>
-            <w:tcW w:type="dxa" w:w="1164"/>
+            <w:tcW w:type="dxa" w:w="1330"/>
             <w:vAlign w:val="center"/>
             <w:tcMar>
               <w:top w:w="65" w:type="dxa"/>
@@ -9903,7 +9937,7 @@
           <w:p>
             <w:pPr>
               <w:jc w:val="center"/>
-              <w:spacing w:beforeLines="0" w:afterLines="0" w:line="276" w:lineRule="auto" w:before="0" w:after="0"/>
+              <w:spacing w:beforeLines="0" w:afterLines="0" w:line="360" w:lineRule="auto" w:before="0" w:after="0"/>
             </w:pPr>
             <w:r>
               <w:rPr>
@@ -9917,7 +9951,7 @@
         </w:tc>
         <w:tc>
           <w:tcPr>
-            <w:tcW w:type="dxa" w:w="1164"/>
+            <w:tcW w:type="dxa" w:w="1330"/>
             <w:vAlign w:val="center"/>
             <w:tcMar>
               <w:top w:w="65" w:type="dxa"/>
@@ -9929,7 +9963,7 @@
           <w:p>
             <w:pPr>
               <w:jc w:val="center"/>
-              <w:spacing w:beforeLines="0" w:afterLines="0" w:line="276" w:lineRule="auto" w:before="0" w:after="0"/>
+              <w:spacing w:beforeLines="0" w:afterLines="0" w:line="360" w:lineRule="auto" w:before="0" w:after="0"/>
             </w:pPr>
             <w:r>
               <w:rPr>
@@ -9943,7 +9977,7 @@
         </w:tc>
         <w:tc>
           <w:tcPr>
-            <w:tcW w:type="dxa" w:w="1164"/>
+            <w:tcW w:type="dxa" w:w="1413"/>
             <w:vAlign w:val="center"/>
             <w:tcMar>
               <w:top w:w="65" w:type="dxa"/>
@@ -9955,7 +9989,7 @@
           <w:p>
             <w:pPr>
               <w:jc w:val="center"/>
-              <w:spacing w:beforeLines="0" w:afterLines="0" w:line="276" w:lineRule="auto" w:before="0" w:after="0"/>
+              <w:spacing w:beforeLines="0" w:afterLines="0" w:line="360" w:lineRule="auto" w:before="0" w:after="0"/>
             </w:pPr>
             <w:r>
               <w:rPr>
@@ -9969,7 +10003,7 @@
         </w:tc>
         <w:tc>
           <w:tcPr>
-            <w:tcW w:type="dxa" w:w="1163"/>
+            <w:tcW w:type="dxa" w:w="1413"/>
             <w:vAlign w:val="center"/>
             <w:tcMar>
               <w:top w:w="65" w:type="dxa"/>
@@ -9981,7 +10015,7 @@
           <w:p>
             <w:pPr>
               <w:jc w:val="center"/>
-              <w:spacing w:beforeLines="0" w:afterLines="0" w:line="276" w:lineRule="auto" w:before="0" w:after="0"/>
+              <w:spacing w:beforeLines="0" w:afterLines="0" w:line="360" w:lineRule="auto" w:before="0" w:after="0"/>
             </w:pPr>
             <w:r>
               <w:rPr>
@@ -10009,7 +10043,7 @@
           <w:p>
             <w:pPr>
               <w:jc w:val="center"/>
-              <w:spacing w:beforeLines="0" w:afterLines="0" w:line="276" w:lineRule="auto" w:before="0" w:after="0"/>
+              <w:spacing w:beforeLines="0" w:afterLines="0" w:line="360" w:lineRule="auto" w:before="0" w:after="0"/>
             </w:pPr>
             <w:r>
               <w:rPr>
@@ -10023,7 +10057,7 @@
         </w:tc>
         <w:tc>
           <w:tcPr>
-            <w:tcW w:type="dxa" w:w="2660"/>
+            <w:tcW w:type="dxa" w:w="1829"/>
             <w:vAlign w:val="center"/>
             <w:tcMar>
               <w:top w:w="65" w:type="dxa"/>
@@ -10035,7 +10069,7 @@
           <w:p>
             <w:pPr>
               <w:jc w:val="left"/>
-              <w:spacing w:beforeLines="0" w:afterLines="0" w:line="276" w:lineRule="auto" w:before="0" w:after="0"/>
+              <w:spacing w:beforeLines="0" w:afterLines="0" w:line="360" w:lineRule="auto" w:before="0" w:after="0"/>
             </w:pPr>
             <w:r>
               <w:rPr>
@@ -10049,7 +10083,7 @@
         </w:tc>
         <w:tc>
           <w:tcPr>
-            <w:tcW w:type="dxa" w:w="1164"/>
+            <w:tcW w:type="dxa" w:w="1330"/>
             <w:vAlign w:val="center"/>
             <w:tcMar>
               <w:top w:w="65" w:type="dxa"/>
@@ -10061,7 +10095,7 @@
           <w:p>
             <w:pPr>
               <w:jc w:val="center"/>
-              <w:spacing w:beforeLines="0" w:afterLines="0" w:line="276" w:lineRule="auto" w:before="0" w:after="0"/>
+              <w:spacing w:beforeLines="0" w:afterLines="0" w:line="360" w:lineRule="auto" w:before="0" w:after="0"/>
             </w:pPr>
             <w:r>
               <w:rPr>
@@ -10075,7 +10109,7 @@
         </w:tc>
         <w:tc>
           <w:tcPr>
-            <w:tcW w:type="dxa" w:w="1164"/>
+            <w:tcW w:type="dxa" w:w="1330"/>
             <w:vAlign w:val="center"/>
             <w:tcMar>
               <w:top w:w="65" w:type="dxa"/>
@@ -10087,7 +10121,7 @@
           <w:p>
             <w:pPr>
               <w:jc w:val="center"/>
-              <w:spacing w:beforeLines="0" w:afterLines="0" w:line="276" w:lineRule="auto" w:before="0" w:after="0"/>
+              <w:spacing w:beforeLines="0" w:afterLines="0" w:line="360" w:lineRule="auto" w:before="0" w:after="0"/>
             </w:pPr>
             <w:r>
               <w:rPr>
@@ -10101,7 +10135,7 @@
         </w:tc>
         <w:tc>
           <w:tcPr>
-            <w:tcW w:type="dxa" w:w="1164"/>
+            <w:tcW w:type="dxa" w:w="1413"/>
             <w:vAlign w:val="center"/>
             <w:tcMar>
               <w:top w:w="65" w:type="dxa"/>
@@ -10113,7 +10147,7 @@
           <w:p>
             <w:pPr>
               <w:jc w:val="center"/>
-              <w:spacing w:beforeLines="0" w:afterLines="0" w:line="276" w:lineRule="auto" w:before="0" w:after="0"/>
+              <w:spacing w:beforeLines="0" w:afterLines="0" w:line="360" w:lineRule="auto" w:before="0" w:after="0"/>
             </w:pPr>
             <w:r>
               <w:rPr>
@@ -10127,7 +10161,7 @@
         </w:tc>
         <w:tc>
           <w:tcPr>
-            <w:tcW w:type="dxa" w:w="1163"/>
+            <w:tcW w:type="dxa" w:w="1413"/>
             <w:vAlign w:val="center"/>
             <w:tcMar>
               <w:top w:w="65" w:type="dxa"/>
@@ -10139,7 +10173,7 @@
           <w:p>
             <w:pPr>
               <w:jc w:val="center"/>
-              <w:spacing w:beforeLines="0" w:afterLines="0" w:line="276" w:lineRule="auto" w:before="0" w:after="0"/>
+              <w:spacing w:beforeLines="0" w:afterLines="0" w:line="360" w:lineRule="auto" w:before="0" w:after="0"/>
             </w:pPr>
             <w:r>
               <w:rPr>
@@ -10167,7 +10201,7 @@
           <w:p>
             <w:pPr>
               <w:jc w:val="center"/>
-              <w:spacing w:beforeLines="0" w:afterLines="0" w:line="276" w:lineRule="auto" w:before="0" w:after="0"/>
+              <w:spacing w:beforeLines="0" w:afterLines="0" w:line="360" w:lineRule="auto" w:before="0" w:after="0"/>
             </w:pPr>
             <w:r>
               <w:rPr>
@@ -10181,7 +10215,7 @@
         </w:tc>
         <w:tc>
           <w:tcPr>
-            <w:tcW w:type="dxa" w:w="2660"/>
+            <w:tcW w:type="dxa" w:w="1829"/>
             <w:vAlign w:val="center"/>
             <w:tcMar>
               <w:top w:w="65" w:type="dxa"/>
@@ -10193,7 +10227,7 @@
           <w:p>
             <w:pPr>
               <w:jc w:val="left"/>
-              <w:spacing w:beforeLines="0" w:afterLines="0" w:line="276" w:lineRule="auto" w:before="0" w:after="0"/>
+              <w:spacing w:beforeLines="0" w:afterLines="0" w:line="360" w:lineRule="auto" w:before="0" w:after="0"/>
             </w:pPr>
             <w:r>
               <w:rPr>
@@ -10207,7 +10241,7 @@
         </w:tc>
         <w:tc>
           <w:tcPr>
-            <w:tcW w:type="dxa" w:w="1164"/>
+            <w:tcW w:type="dxa" w:w="1330"/>
             <w:vAlign w:val="center"/>
             <w:tcMar>
               <w:top w:w="65" w:type="dxa"/>
@@ -10219,7 +10253,7 @@
           <w:p>
             <w:pPr>
               <w:jc w:val="center"/>
-              <w:spacing w:beforeLines="0" w:afterLines="0" w:line="276" w:lineRule="auto" w:before="0" w:after="0"/>
+              <w:spacing w:beforeLines="0" w:afterLines="0" w:line="360" w:lineRule="auto" w:before="0" w:after="0"/>
             </w:pPr>
             <w:r>
               <w:rPr>
@@ -10233,7 +10267,7 @@
         </w:tc>
         <w:tc>
           <w:tcPr>
-            <w:tcW w:type="dxa" w:w="1164"/>
+            <w:tcW w:type="dxa" w:w="1330"/>
             <w:vAlign w:val="center"/>
             <w:tcMar>
               <w:top w:w="65" w:type="dxa"/>
@@ -10245,7 +10279,7 @@
           <w:p>
             <w:pPr>
               <w:jc w:val="center"/>
-              <w:spacing w:beforeLines="0" w:afterLines="0" w:line="276" w:lineRule="auto" w:before="0" w:after="0"/>
+              <w:spacing w:beforeLines="0" w:afterLines="0" w:line="360" w:lineRule="auto" w:before="0" w:after="0"/>
             </w:pPr>
             <w:r>
               <w:rPr>
@@ -10259,7 +10293,7 @@
         </w:tc>
         <w:tc>
           <w:tcPr>
-            <w:tcW w:type="dxa" w:w="1164"/>
+            <w:tcW w:type="dxa" w:w="1413"/>
             <w:vAlign w:val="center"/>
             <w:tcMar>
               <w:top w:w="65" w:type="dxa"/>
@@ -10271,7 +10305,7 @@
           <w:p>
             <w:pPr>
               <w:jc w:val="center"/>
-              <w:spacing w:beforeLines="0" w:afterLines="0" w:line="276" w:lineRule="auto" w:before="0" w:after="0"/>
+              <w:spacing w:beforeLines="0" w:afterLines="0" w:line="360" w:lineRule="auto" w:before="0" w:after="0"/>
             </w:pPr>
             <w:r>
               <w:rPr>
@@ -10285,7 +10319,7 @@
         </w:tc>
         <w:tc>
           <w:tcPr>
-            <w:tcW w:type="dxa" w:w="1163"/>
+            <w:tcW w:type="dxa" w:w="1413"/>
             <w:vAlign w:val="center"/>
             <w:tcMar>
               <w:top w:w="65" w:type="dxa"/>
@@ -10297,7 +10331,7 @@
           <w:p>
             <w:pPr>
               <w:jc w:val="center"/>
-              <w:spacing w:beforeLines="0" w:afterLines="0" w:line="276" w:lineRule="auto" w:before="0" w:after="0"/>
+              <w:spacing w:beforeLines="0" w:afterLines="0" w:line="360" w:lineRule="auto" w:before="0" w:after="0"/>
             </w:pPr>
             <w:r>
               <w:rPr>
@@ -10325,7 +10359,7 @@
           <w:p>
             <w:pPr>
               <w:jc w:val="center"/>
-              <w:spacing w:beforeLines="0" w:afterLines="0" w:line="276" w:lineRule="auto" w:before="0" w:after="0"/>
+              <w:spacing w:beforeLines="0" w:afterLines="0" w:line="360" w:lineRule="auto" w:before="0" w:after="0"/>
             </w:pPr>
             <w:r>
               <w:rPr>
@@ -10339,7 +10373,7 @@
         </w:tc>
         <w:tc>
           <w:tcPr>
-            <w:tcW w:type="dxa" w:w="2660"/>
+            <w:tcW w:type="dxa" w:w="1829"/>
             <w:vAlign w:val="center"/>
             <w:tcMar>
               <w:top w:w="65" w:type="dxa"/>
@@ -10351,7 +10385,7 @@
           <w:p>
             <w:pPr>
               <w:jc w:val="left"/>
-              <w:spacing w:beforeLines="0" w:afterLines="0" w:line="276" w:lineRule="auto" w:before="0" w:after="0"/>
+              <w:spacing w:beforeLines="0" w:afterLines="0" w:line="360" w:lineRule="auto" w:before="0" w:after="0"/>
             </w:pPr>
             <w:r>
               <w:rPr>
@@ -10365,7 +10399,7 @@
         </w:tc>
         <w:tc>
           <w:tcPr>
-            <w:tcW w:type="dxa" w:w="1164"/>
+            <w:tcW w:type="dxa" w:w="1330"/>
             <w:vAlign w:val="center"/>
             <w:tcMar>
               <w:top w:w="65" w:type="dxa"/>
@@ -10377,7 +10411,7 @@
           <w:p>
             <w:pPr>
               <w:jc w:val="center"/>
-              <w:spacing w:beforeLines="0" w:afterLines="0" w:line="276" w:lineRule="auto" w:before="0" w:after="0"/>
+              <w:spacing w:beforeLines="0" w:afterLines="0" w:line="360" w:lineRule="auto" w:before="0" w:after="0"/>
             </w:pPr>
             <w:r>
               <w:rPr>
@@ -10391,7 +10425,7 @@
         </w:tc>
         <w:tc>
           <w:tcPr>
-            <w:tcW w:type="dxa" w:w="1164"/>
+            <w:tcW w:type="dxa" w:w="1330"/>
             <w:vAlign w:val="center"/>
             <w:tcMar>
               <w:top w:w="65" w:type="dxa"/>
@@ -10403,7 +10437,7 @@
           <w:p>
             <w:pPr>
               <w:jc w:val="center"/>
-              <w:spacing w:beforeLines="0" w:afterLines="0" w:line="276" w:lineRule="auto" w:before="0" w:after="0"/>
+              <w:spacing w:beforeLines="0" w:afterLines="0" w:line="360" w:lineRule="auto" w:before="0" w:after="0"/>
             </w:pPr>
             <w:r>
               <w:rPr>
@@ -10417,7 +10451,7 @@
         </w:tc>
         <w:tc>
           <w:tcPr>
-            <w:tcW w:type="dxa" w:w="1164"/>
+            <w:tcW w:type="dxa" w:w="1413"/>
             <w:vAlign w:val="center"/>
             <w:tcMar>
               <w:top w:w="65" w:type="dxa"/>
@@ -10429,7 +10463,7 @@
           <w:p>
             <w:pPr>
               <w:jc w:val="center"/>
-              <w:spacing w:beforeLines="0" w:afterLines="0" w:line="276" w:lineRule="auto" w:before="0" w:after="0"/>
+              <w:spacing w:beforeLines="0" w:afterLines="0" w:line="360" w:lineRule="auto" w:before="0" w:after="0"/>
             </w:pPr>
             <w:r>
               <w:rPr>
@@ -10443,7 +10477,7 @@
         </w:tc>
         <w:tc>
           <w:tcPr>
-            <w:tcW w:type="dxa" w:w="1163"/>
+            <w:tcW w:type="dxa" w:w="1413"/>
             <w:vAlign w:val="center"/>
             <w:tcMar>
               <w:top w:w="65" w:type="dxa"/>
@@ -10455,7 +10489,7 @@
           <w:p>
             <w:pPr>
               <w:jc w:val="center"/>
-              <w:spacing w:beforeLines="0" w:afterLines="0" w:line="276" w:lineRule="auto" w:before="0" w:after="0"/>
+              <w:spacing w:beforeLines="0" w:afterLines="0" w:line="360" w:lineRule="auto" w:before="0" w:after="0"/>
             </w:pPr>
             <w:r>
               <w:rPr>
@@ -11132,9 +11166,9 @@
         </w:tblBorders>
       </w:tblPr>
       <w:tblGrid>
-        <w:gridCol w:w="997"/>
+        <w:gridCol w:w="1081"/>
         <w:gridCol w:w="2494"/>
-        <w:gridCol w:w="4821"/>
+        <w:gridCol w:w="4738"/>
       </w:tblGrid>
       <w:tr>
         <w:trPr>
@@ -11142,7 +11176,7 @@
         </w:trPr>
         <w:tc>
           <w:tcPr>
-            <w:tcW w:type="dxa" w:w="997"/>
+            <w:tcW w:type="dxa" w:w="1081"/>
             <w:vAlign w:val="center"/>
             <w:tcMar>
               <w:top w:w="65" w:type="dxa"/>
@@ -11154,10 +11188,11 @@
             <w:tcBorders>
               <w:bottom w:val="single" w:sz="8" w:color="000000" w:space="0"/>
             </w:tcBorders>
+            <w:noWrap w:val="1"/>
           </w:tcPr>
           <w:p>
             <w:pPr>
-              <w:spacing w:before="0" w:after="0" w:line="276" w:lineRule="auto"/>
+              <w:spacing w:before="0" w:after="0" w:line="360" w:lineRule="auto"/>
               <w:jc w:val="center"/>
             </w:pPr>
             <w:r>
@@ -11184,10 +11219,11 @@
             <w:tcBorders>
               <w:bottom w:val="single" w:sz="8" w:color="000000" w:space="0"/>
             </w:tcBorders>
+            <w:noWrap w:val="1"/>
           </w:tcPr>
           <w:p>
             <w:pPr>
-              <w:spacing w:before="0" w:after="0" w:line="276" w:lineRule="auto"/>
+              <w:spacing w:before="0" w:after="0" w:line="360" w:lineRule="auto"/>
               <w:jc w:val="center"/>
             </w:pPr>
             <w:r>
@@ -11202,7 +11238,7 @@
         </w:tc>
         <w:tc>
           <w:tcPr>
-            <w:tcW w:type="dxa" w:w="4821"/>
+            <w:tcW w:type="dxa" w:w="4738"/>
             <w:vAlign w:val="center"/>
             <w:tcMar>
               <w:top w:w="65" w:type="dxa"/>
@@ -11214,10 +11250,11 @@
             <w:tcBorders>
               <w:bottom w:val="single" w:sz="8" w:color="000000" w:space="0"/>
             </w:tcBorders>
+            <w:noWrap w:val="1"/>
           </w:tcPr>
           <w:p>
             <w:pPr>
-              <w:spacing w:before="0" w:after="0" w:line="276" w:lineRule="auto"/>
+              <w:spacing w:before="0" w:after="0" w:line="360" w:lineRule="auto"/>
               <w:jc w:val="center"/>
             </w:pPr>
             <w:r>
@@ -11237,7 +11274,7 @@
         </w:trPr>
         <w:tc>
           <w:tcPr>
-            <w:tcW w:type="dxa" w:w="997"/>
+            <w:tcW w:type="dxa" w:w="1081"/>
             <w:vAlign w:val="center"/>
             <w:tcMar>
               <w:top w:w="65" w:type="dxa"/>
@@ -11248,7 +11285,7 @@
           </w:tcPr>
           <w:p>
             <w:pPr>
-              <w:spacing w:before="0" w:after="0" w:line="276" w:lineRule="auto"/>
+              <w:spacing w:before="0" w:after="0" w:line="360" w:lineRule="auto"/>
               <w:jc w:val="center"/>
             </w:pPr>
             <w:r>
@@ -11274,7 +11311,7 @@
           </w:tcPr>
           <w:p>
             <w:pPr>
-              <w:spacing w:before="0" w:after="0" w:line="276" w:lineRule="auto"/>
+              <w:spacing w:before="0" w:after="0" w:line="360" w:lineRule="auto"/>
               <w:jc w:val="left"/>
             </w:pPr>
             <w:r>
@@ -11289,7 +11326,7 @@
         </w:tc>
         <w:tc>
           <w:tcPr>
-            <w:tcW w:type="dxa" w:w="4821"/>
+            <w:tcW w:type="dxa" w:w="4738"/>
             <w:vAlign w:val="center"/>
             <w:tcMar>
               <w:top w:w="65" w:type="dxa"/>
@@ -11300,7 +11337,7 @@
           </w:tcPr>
           <w:p>
             <w:pPr>
-              <w:spacing w:before="0" w:after="0" w:line="276" w:lineRule="auto"/>
+              <w:spacing w:before="0" w:after="0" w:line="360" w:lineRule="auto"/>
               <w:jc w:val="left"/>
             </w:pPr>
             <w:r>
@@ -11320,7 +11357,7 @@
         </w:trPr>
         <w:tc>
           <w:tcPr>
-            <w:tcW w:type="dxa" w:w="997"/>
+            <w:tcW w:type="dxa" w:w="1081"/>
             <w:vAlign w:val="center"/>
             <w:tcMar>
               <w:top w:w="65" w:type="dxa"/>
@@ -11331,7 +11368,7 @@
           </w:tcPr>
           <w:p>
             <w:pPr>
-              <w:spacing w:before="0" w:after="0" w:line="276" w:lineRule="auto"/>
+              <w:spacing w:before="0" w:after="0" w:line="360" w:lineRule="auto"/>
               <w:jc w:val="center"/>
             </w:pPr>
             <w:r>
@@ -11357,7 +11394,7 @@
           </w:tcPr>
           <w:p>
             <w:pPr>
-              <w:spacing w:before="0" w:after="0" w:line="276" w:lineRule="auto"/>
+              <w:spacing w:before="0" w:after="0" w:line="360" w:lineRule="auto"/>
               <w:jc w:val="left"/>
             </w:pPr>
             <w:r>
@@ -11372,7 +11409,7 @@
         </w:tc>
         <w:tc>
           <w:tcPr>
-            <w:tcW w:type="dxa" w:w="4821"/>
+            <w:tcW w:type="dxa" w:w="4738"/>
             <w:vAlign w:val="center"/>
             <w:tcMar>
               <w:top w:w="65" w:type="dxa"/>
@@ -11383,7 +11420,7 @@
           </w:tcPr>
           <w:p>
             <w:pPr>
-              <w:spacing w:before="0" w:after="0" w:line="276" w:lineRule="auto"/>
+              <w:spacing w:before="0" w:after="0" w:line="360" w:lineRule="auto"/>
               <w:jc w:val="left"/>
             </w:pPr>
             <w:r>
@@ -11403,7 +11440,7 @@
         </w:trPr>
         <w:tc>
           <w:tcPr>
-            <w:tcW w:type="dxa" w:w="997"/>
+            <w:tcW w:type="dxa" w:w="1081"/>
             <w:vAlign w:val="center"/>
             <w:tcMar>
               <w:top w:w="65" w:type="dxa"/>
@@ -11414,7 +11451,7 @@
           </w:tcPr>
           <w:p>
             <w:pPr>
-              <w:spacing w:before="0" w:after="0" w:line="276" w:lineRule="auto"/>
+              <w:spacing w:before="0" w:after="0" w:line="360" w:lineRule="auto"/>
               <w:jc w:val="center"/>
             </w:pPr>
             <w:r>
@@ -11440,7 +11477,7 @@
           </w:tcPr>
           <w:p>
             <w:pPr>
-              <w:spacing w:before="0" w:after="0" w:line="276" w:lineRule="auto"/>
+              <w:spacing w:before="0" w:after="0" w:line="360" w:lineRule="auto"/>
               <w:jc w:val="left"/>
             </w:pPr>
             <w:r>
@@ -11455,7 +11492,7 @@
         </w:tc>
         <w:tc>
           <w:tcPr>
-            <w:tcW w:type="dxa" w:w="4821"/>
+            <w:tcW w:type="dxa" w:w="4738"/>
             <w:vAlign w:val="center"/>
             <w:tcMar>
               <w:top w:w="65" w:type="dxa"/>
@@ -11466,7 +11503,7 @@
           </w:tcPr>
           <w:p>
             <w:pPr>
-              <w:spacing w:before="0" w:after="0" w:line="276" w:lineRule="auto"/>
+              <w:spacing w:before="0" w:after="0" w:line="360" w:lineRule="auto"/>
               <w:jc w:val="left"/>
             </w:pPr>
             <w:r>
@@ -11486,7 +11523,7 @@
         </w:trPr>
         <w:tc>
           <w:tcPr>
-            <w:tcW w:type="dxa" w:w="997"/>
+            <w:tcW w:type="dxa" w:w="1081"/>
             <w:vAlign w:val="center"/>
             <w:tcMar>
               <w:top w:w="65" w:type="dxa"/>
@@ -11497,7 +11534,7 @@
           </w:tcPr>
           <w:p>
             <w:pPr>
-              <w:spacing w:before="0" w:after="0" w:line="276" w:lineRule="auto"/>
+              <w:spacing w:before="0" w:after="0" w:line="360" w:lineRule="auto"/>
               <w:jc w:val="center"/>
             </w:pPr>
             <w:r>
@@ -11523,7 +11560,7 @@
           </w:tcPr>
           <w:p>
             <w:pPr>
-              <w:spacing w:before="0" w:after="0" w:line="276" w:lineRule="auto"/>
+              <w:spacing w:before="0" w:after="0" w:line="360" w:lineRule="auto"/>
               <w:jc w:val="left"/>
             </w:pPr>
             <w:r>
@@ -11538,7 +11575,7 @@
         </w:tc>
         <w:tc>
           <w:tcPr>
-            <w:tcW w:type="dxa" w:w="4821"/>
+            <w:tcW w:type="dxa" w:w="4738"/>
             <w:vAlign w:val="center"/>
             <w:tcMar>
               <w:top w:w="65" w:type="dxa"/>
@@ -11549,7 +11586,7 @@
           </w:tcPr>
           <w:p>
             <w:pPr>
-              <w:spacing w:before="0" w:after="0" w:line="276" w:lineRule="auto"/>
+              <w:spacing w:before="0" w:after="0" w:line="360" w:lineRule="auto"/>
               <w:jc w:val="left"/>
             </w:pPr>
             <w:r>
@@ -11569,7 +11606,7 @@
         </w:trPr>
         <w:tc>
           <w:tcPr>
-            <w:tcW w:type="dxa" w:w="997"/>
+            <w:tcW w:type="dxa" w:w="1081"/>
             <w:vAlign w:val="center"/>
             <w:tcMar>
               <w:top w:w="65" w:type="dxa"/>
@@ -11580,7 +11617,7 @@
           </w:tcPr>
           <w:p>
             <w:pPr>
-              <w:spacing w:before="0" w:after="0" w:line="276" w:lineRule="auto"/>
+              <w:spacing w:before="0" w:after="0" w:line="360" w:lineRule="auto"/>
               <w:jc w:val="center"/>
             </w:pPr>
             <w:r>
@@ -11606,7 +11643,7 @@
           </w:tcPr>
           <w:p>
             <w:pPr>
-              <w:spacing w:before="0" w:after="0" w:line="276" w:lineRule="auto"/>
+              <w:spacing w:before="0" w:after="0" w:line="360" w:lineRule="auto"/>
               <w:jc w:val="left"/>
             </w:pPr>
             <w:r>
@@ -11621,7 +11658,7 @@
         </w:tc>
         <w:tc>
           <w:tcPr>
-            <w:tcW w:type="dxa" w:w="4821"/>
+            <w:tcW w:type="dxa" w:w="4738"/>
             <w:vAlign w:val="center"/>
             <w:tcMar>
               <w:top w:w="65" w:type="dxa"/>
@@ -11632,7 +11669,7 @@
           </w:tcPr>
           <w:p>
             <w:pPr>
-              <w:spacing w:before="0" w:after="0" w:line="276" w:lineRule="auto"/>
+              <w:spacing w:before="0" w:after="0" w:line="360" w:lineRule="auto"/>
               <w:jc w:val="left"/>
             </w:pPr>
             <w:r>
@@ -11782,9 +11819,9 @@
         </w:tblBorders>
       </w:tblPr>
       <w:tblGrid>
-        <w:gridCol w:w="1164"/>
-        <w:gridCol w:w="4821"/>
-        <w:gridCol w:w="2327"/>
+        <w:gridCol w:w="1413"/>
+        <w:gridCol w:w="3907"/>
+        <w:gridCol w:w="2992"/>
       </w:tblGrid>
       <w:tr>
         <w:trPr>
@@ -11792,7 +11829,7 @@
         </w:trPr>
         <w:tc>
           <w:tcPr>
-            <w:tcW w:type="dxa" w:w="1164"/>
+            <w:tcW w:type="dxa" w:w="1413"/>
             <w:tcMar>
               <w:top w:w="65" w:type="dxa"/>
               <w:start w:w="80" w:type="dxa"/>
@@ -11804,10 +11841,11 @@
             <w:tcBorders>
               <w:bottom w:val="single" w:sz="8" w:color="000000" w:space="0"/>
             </w:tcBorders>
+            <w:noWrap w:val="1"/>
           </w:tcPr>
           <w:p>
             <w:pPr>
-              <w:spacing w:before="0" w:after="0" w:line="276" w:lineRule="auto"/>
+              <w:spacing w:before="0" w:after="0" w:line="360" w:lineRule="auto"/>
               <w:jc w:val="center"/>
             </w:pPr>
             <w:r>
@@ -11822,7 +11860,7 @@
         </w:tc>
         <w:tc>
           <w:tcPr>
-            <w:tcW w:type="dxa" w:w="4821"/>
+            <w:tcW w:type="dxa" w:w="3907"/>
             <w:tcMar>
               <w:top w:w="65" w:type="dxa"/>
               <w:start w:w="80" w:type="dxa"/>
@@ -11834,10 +11872,11 @@
             <w:tcBorders>
               <w:bottom w:val="single" w:sz="8" w:color="000000" w:space="0"/>
             </w:tcBorders>
+            <w:noWrap w:val="1"/>
           </w:tcPr>
           <w:p>
             <w:pPr>
-              <w:spacing w:before="0" w:after="0" w:line="276" w:lineRule="auto"/>
+              <w:spacing w:before="0" w:after="0" w:line="360" w:lineRule="auto"/>
               <w:jc w:val="center"/>
             </w:pPr>
             <w:r>
@@ -11852,7 +11891,7 @@
         </w:tc>
         <w:tc>
           <w:tcPr>
-            <w:tcW w:type="dxa" w:w="2327"/>
+            <w:tcW w:type="dxa" w:w="2992"/>
             <w:tcMar>
               <w:top w:w="65" w:type="dxa"/>
               <w:start w:w="80" w:type="dxa"/>
@@ -11864,10 +11903,11 @@
             <w:tcBorders>
               <w:bottom w:val="single" w:sz="8" w:color="000000" w:space="0"/>
             </w:tcBorders>
+            <w:noWrap w:val="1"/>
           </w:tcPr>
           <w:p>
             <w:pPr>
-              <w:spacing w:before="0" w:after="0" w:line="276" w:lineRule="auto"/>
+              <w:spacing w:before="0" w:after="0" w:line="360" w:lineRule="auto"/>
               <w:jc w:val="center"/>
             </w:pPr>
             <w:r>
@@ -11887,7 +11927,7 @@
         </w:trPr>
         <w:tc>
           <w:tcPr>
-            <w:tcW w:type="dxa" w:w="1164"/>
+            <w:tcW w:type="dxa" w:w="1413"/>
             <w:tcMar>
               <w:top w:w="65" w:type="dxa"/>
               <w:start w:w="80" w:type="dxa"/>
@@ -11898,7 +11938,7 @@
           </w:tcPr>
           <w:p>
             <w:pPr>
-              <w:spacing w:before="0" w:after="0" w:line="276" w:lineRule="auto"/>
+              <w:spacing w:before="0" w:after="0" w:line="360" w:lineRule="auto"/>
               <w:jc w:val="center"/>
             </w:pPr>
             <w:r>
@@ -11912,7 +11952,7 @@
         </w:tc>
         <w:tc>
           <w:tcPr>
-            <w:tcW w:type="dxa" w:w="4821"/>
+            <w:tcW w:type="dxa" w:w="3907"/>
             <w:tcMar>
               <w:top w:w="65" w:type="dxa"/>
               <w:start w:w="80" w:type="dxa"/>
@@ -11923,7 +11963,7 @@
           </w:tcPr>
           <w:p>
             <w:pPr>
-              <w:spacing w:before="0" w:after="0" w:line="276" w:lineRule="auto"/>
+              <w:spacing w:before="0" w:after="0" w:line="360" w:lineRule="auto"/>
               <w:jc w:val="left"/>
             </w:pPr>
             <w:r>
@@ -11937,7 +11977,7 @@
         </w:tc>
         <w:tc>
           <w:tcPr>
-            <w:tcW w:type="dxa" w:w="2327"/>
+            <w:tcW w:type="dxa" w:w="2992"/>
             <w:tcMar>
               <w:top w:w="65" w:type="dxa"/>
               <w:start w:w="80" w:type="dxa"/>
@@ -11948,7 +11988,7 @@
           </w:tcPr>
           <w:p>
             <w:pPr>
-              <w:spacing w:before="0" w:after="0" w:line="276" w:lineRule="auto"/>
+              <w:spacing w:before="0" w:after="0" w:line="360" w:lineRule="auto"/>
               <w:jc w:val="left"/>
             </w:pPr>
             <w:r>
@@ -11967,7 +12007,7 @@
         </w:trPr>
         <w:tc>
           <w:tcPr>
-            <w:tcW w:type="dxa" w:w="1164"/>
+            <w:tcW w:type="dxa" w:w="1413"/>
             <w:tcMar>
               <w:top w:w="65" w:type="dxa"/>
               <w:start w:w="80" w:type="dxa"/>
@@ -11978,7 +12018,7 @@
           </w:tcPr>
           <w:p>
             <w:pPr>
-              <w:spacing w:before="0" w:after="0" w:line="276" w:lineRule="auto"/>
+              <w:spacing w:before="0" w:after="0" w:line="360" w:lineRule="auto"/>
               <w:jc w:val="center"/>
             </w:pPr>
             <w:r>
@@ -11992,7 +12032,7 @@
         </w:tc>
         <w:tc>
           <w:tcPr>
-            <w:tcW w:type="dxa" w:w="4821"/>
+            <w:tcW w:type="dxa" w:w="3907"/>
             <w:tcMar>
               <w:top w:w="65" w:type="dxa"/>
               <w:start w:w="80" w:type="dxa"/>
@@ -12003,7 +12043,7 @@
           </w:tcPr>
           <w:p>
             <w:pPr>
-              <w:spacing w:before="0" w:after="0" w:line="276" w:lineRule="auto"/>
+              <w:spacing w:before="0" w:after="0" w:line="360" w:lineRule="auto"/>
               <w:jc w:val="left"/>
             </w:pPr>
             <w:r>
@@ -12017,7 +12057,7 @@
         </w:tc>
         <w:tc>
           <w:tcPr>
-            <w:tcW w:type="dxa" w:w="2327"/>
+            <w:tcW w:type="dxa" w:w="2992"/>
             <w:tcMar>
               <w:top w:w="65" w:type="dxa"/>
               <w:start w:w="80" w:type="dxa"/>
@@ -12028,7 +12068,7 @@
           </w:tcPr>
           <w:p>
             <w:pPr>
-              <w:spacing w:before="0" w:after="0" w:line="276" w:lineRule="auto"/>
+              <w:spacing w:before="0" w:after="0" w:line="360" w:lineRule="auto"/>
               <w:jc w:val="left"/>
             </w:pPr>
             <w:r>
@@ -12047,7 +12087,7 @@
         </w:trPr>
         <w:tc>
           <w:tcPr>
-            <w:tcW w:type="dxa" w:w="1164"/>
+            <w:tcW w:type="dxa" w:w="1413"/>
             <w:tcMar>
               <w:top w:w="65" w:type="dxa"/>
               <w:start w:w="80" w:type="dxa"/>
@@ -12058,7 +12098,7 @@
           </w:tcPr>
           <w:p>
             <w:pPr>
-              <w:spacing w:before="0" w:after="0" w:line="276" w:lineRule="auto"/>
+              <w:spacing w:before="0" w:after="0" w:line="360" w:lineRule="auto"/>
               <w:jc w:val="center"/>
             </w:pPr>
             <w:r>
@@ -12072,7 +12112,7 @@
         </w:tc>
         <w:tc>
           <w:tcPr>
-            <w:tcW w:type="dxa" w:w="4821"/>
+            <w:tcW w:type="dxa" w:w="3907"/>
             <w:tcMar>
               <w:top w:w="65" w:type="dxa"/>
               <w:start w:w="80" w:type="dxa"/>
@@ -12083,7 +12123,7 @@
           </w:tcPr>
           <w:p>
             <w:pPr>
-              <w:spacing w:before="0" w:after="0" w:line="276" w:lineRule="auto"/>
+              <w:spacing w:before="0" w:after="0" w:line="360" w:lineRule="auto"/>
               <w:jc w:val="left"/>
             </w:pPr>
             <w:r>
@@ -12097,7 +12137,7 @@
         </w:tc>
         <w:tc>
           <w:tcPr>
-            <w:tcW w:type="dxa" w:w="2327"/>
+            <w:tcW w:type="dxa" w:w="2992"/>
             <w:tcMar>
               <w:top w:w="65" w:type="dxa"/>
               <w:start w:w="80" w:type="dxa"/>
@@ -12108,7 +12148,7 @@
           </w:tcPr>
           <w:p>
             <w:pPr>
-              <w:spacing w:before="0" w:after="0" w:line="276" w:lineRule="auto"/>
+              <w:spacing w:before="0" w:after="0" w:line="360" w:lineRule="auto"/>
               <w:jc w:val="left"/>
             </w:pPr>
             <w:r>
@@ -12127,7 +12167,7 @@
         </w:trPr>
         <w:tc>
           <w:tcPr>
-            <w:tcW w:type="dxa" w:w="1164"/>
+            <w:tcW w:type="dxa" w:w="1413"/>
             <w:tcMar>
               <w:top w:w="65" w:type="dxa"/>
               <w:start w:w="80" w:type="dxa"/>
@@ -12138,7 +12178,7 @@
           </w:tcPr>
           <w:p>
             <w:pPr>
-              <w:spacing w:before="0" w:after="0" w:line="276" w:lineRule="auto"/>
+              <w:spacing w:before="0" w:after="0" w:line="360" w:lineRule="auto"/>
               <w:jc w:val="center"/>
             </w:pPr>
             <w:r>
@@ -12152,7 +12192,7 @@
         </w:tc>
         <w:tc>
           <w:tcPr>
-            <w:tcW w:type="dxa" w:w="4821"/>
+            <w:tcW w:type="dxa" w:w="3907"/>
             <w:tcMar>
               <w:top w:w="65" w:type="dxa"/>
               <w:start w:w="80" w:type="dxa"/>
@@ -12163,7 +12203,7 @@
           </w:tcPr>
           <w:p>
             <w:pPr>
-              <w:spacing w:before="0" w:after="0" w:line="276" w:lineRule="auto"/>
+              <w:spacing w:before="0" w:after="0" w:line="360" w:lineRule="auto"/>
               <w:jc w:val="left"/>
             </w:pPr>
             <w:r>
@@ -12177,7 +12217,7 @@
         </w:tc>
         <w:tc>
           <w:tcPr>
-            <w:tcW w:type="dxa" w:w="2327"/>
+            <w:tcW w:type="dxa" w:w="2992"/>
             <w:tcMar>
               <w:top w:w="65" w:type="dxa"/>
               <w:start w:w="80" w:type="dxa"/>
@@ -12188,7 +12228,7 @@
           </w:tcPr>
           <w:p>
             <w:pPr>
-              <w:spacing w:before="0" w:after="0" w:line="276" w:lineRule="auto"/>
+              <w:spacing w:before="0" w:after="0" w:line="360" w:lineRule="auto"/>
               <w:jc w:val="left"/>
             </w:pPr>
             <w:r>
